--- a/WebContent/docx/淋巴瘤129基因报告-单样本-苏州市立医院.docx
+++ b/WebContent/docx/淋巴瘤129基因报告-单样本-苏州市立医院.docx
@@ -2469,13 +2469,13 @@
           <w:cols w:space="0" w:num="1"/>
         </w:sectPr>
       </w:pPr>
-      <w:bookmarkStart w:id="0" w:name="_Toc24178_WPSOffice_Level1"/>
-      <w:bookmarkStart w:id="1" w:name="_Toc21669"/>
+      <w:bookmarkStart w:id="0" w:name="_Toc21669"/>
+      <w:bookmarkStart w:id="1" w:name="_Toc24178_WPSOffice_Level1"/>
       <w:bookmarkStart w:id="2" w:name="_Toc30143_WPSOffice_Level1"/>
-      <w:bookmarkStart w:id="3" w:name="_Toc13806"/>
-      <w:bookmarkStart w:id="4" w:name="_Toc21009_WPSOffice_Level1"/>
-      <w:bookmarkStart w:id="5" w:name="_Toc3619"/>
-      <w:bookmarkStart w:id="6" w:name="_Toc10906"/>
+      <w:bookmarkStart w:id="3" w:name="_Toc21009_WPSOffice_Level1"/>
+      <w:bookmarkStart w:id="4" w:name="_Toc3619"/>
+      <w:bookmarkStart w:id="5" w:name="_Toc10906"/>
+      <w:bookmarkStart w:id="6" w:name="_Toc13806"/>
     </w:p>
     <w:p>
       <w:pPr>
@@ -3379,12 +3379,12 @@
         </w:rPr>
       </w:pPr>
       <w:bookmarkStart w:id="8" w:name="_Toc7021_WPSOffice_Level1"/>
-      <w:bookmarkStart w:id="9" w:name="_Toc31917"/>
-      <w:bookmarkStart w:id="10" w:name="_Toc17451"/>
-      <w:bookmarkStart w:id="11" w:name="_Toc11015_WPSOffice_Level1"/>
-      <w:bookmarkStart w:id="12" w:name="_Toc18062_WPSOffice_Level1"/>
-      <w:bookmarkStart w:id="13" w:name="_Toc29943"/>
-      <w:bookmarkStart w:id="14" w:name="_Toc26731"/>
+      <w:bookmarkStart w:id="9" w:name="_Toc29943"/>
+      <w:bookmarkStart w:id="10" w:name="_Toc26731"/>
+      <w:bookmarkStart w:id="11" w:name="_Toc17451"/>
+      <w:bookmarkStart w:id="12" w:name="_Toc11015_WPSOffice_Level1"/>
+      <w:bookmarkStart w:id="13" w:name="_Toc31917"/>
+      <w:bookmarkStart w:id="14" w:name="_Toc18062_WPSOffice_Level1"/>
       <w:bookmarkStart w:id="15" w:name="_Toc3823"/>
       <w:r>
         <w:rPr>
@@ -3657,13 +3657,13 @@
         </w:rPr>
       </w:pPr>
       <w:bookmarkStart w:id="17" w:name="_Toc149837253"/>
-      <w:bookmarkStart w:id="18" w:name="_Toc2887"/>
-      <w:bookmarkStart w:id="19" w:name="_Toc94"/>
-      <w:bookmarkStart w:id="20" w:name="_Toc23052"/>
-      <w:bookmarkStart w:id="21" w:name="_Toc18058"/>
-      <w:bookmarkStart w:id="22" w:name="_Toc25920"/>
-      <w:bookmarkStart w:id="23" w:name="_Toc23369_WPSOffice_Level1"/>
-      <w:bookmarkStart w:id="24" w:name="_Toc16576"/>
+      <w:bookmarkStart w:id="18" w:name="_Toc94"/>
+      <w:bookmarkStart w:id="19" w:name="_Toc2887"/>
+      <w:bookmarkStart w:id="20" w:name="_Toc25920"/>
+      <w:bookmarkStart w:id="21" w:name="_Toc16576"/>
+      <w:bookmarkStart w:id="22" w:name="_Toc23369_WPSOffice_Level1"/>
+      <w:bookmarkStart w:id="23" w:name="_Toc23052"/>
+      <w:bookmarkStart w:id="24" w:name="_Toc18058"/>
       <w:bookmarkStart w:id="25" w:name="_Toc6221_WPSOffice_Level1"/>
       <w:r>
         <w:rPr>
@@ -3715,9 +3715,9 @@
           <w:lang w:eastAsia="zh-CN" w:bidi="ar"/>
         </w:rPr>
       </w:pPr>
-      <w:bookmarkStart w:id="26" w:name="_Toc2043"/>
+      <w:bookmarkStart w:id="26" w:name="_Toc149837254"/>
       <w:bookmarkStart w:id="27" w:name="_Toc689"/>
-      <w:bookmarkStart w:id="28" w:name="_Toc149837254"/>
+      <w:bookmarkStart w:id="28" w:name="_Toc2043"/>
       <w:r>
         <w:rPr>
           <w:rFonts w:hint="eastAsia"/>
@@ -5077,7 +5077,7 @@
           <w:rFonts w:hint="eastAsia" w:ascii="Times New Roman" w:hAnsi="Times New Roman" w:eastAsia="微软雅黑" w:cs="Times New Roman"/>
           <w:sz w:val="18"/>
           <w:szCs w:val="18"/>
-          <w:lang w:eastAsia="zh-CN"/>
+          <w:lang w:eastAsia="zh-CN" w:bidi="ar"/>
         </w:rPr>
       </w:pPr>
       <w:r>
@@ -5085,7 +5085,7 @@
           <w:rFonts w:ascii="Times New Roman" w:hAnsi="Times New Roman" w:eastAsia="微软雅黑" w:cs="Times New Roman"/>
           <w:sz w:val="18"/>
           <w:szCs w:val="18"/>
-          <w:lang w:eastAsia="zh-CN"/>
+          <w:lang w:eastAsia="zh-CN" w:bidi="ar"/>
         </w:rPr>
         <w:t>本报告只对本次采集样本负责，如有疑问，请在7个工作日内与我们联系。</w:t>
       </w:r>
@@ -5094,7 +5094,7 @@
           <w:rFonts w:hint="eastAsia" w:ascii="Times New Roman" w:hAnsi="Times New Roman" w:eastAsia="微软雅黑" w:cs="Times New Roman"/>
           <w:sz w:val="18"/>
           <w:szCs w:val="18"/>
-          <w:lang w:eastAsia="zh-CN"/>
+          <w:lang w:eastAsia="zh-CN" w:bidi="ar"/>
         </w:rPr>
         <w:t xml:space="preserve">{% if testedby == </w:t>
       </w:r>
@@ -5103,7 +5103,7 @@
           <w:rFonts w:ascii="Times New Roman" w:hAnsi="Times New Roman" w:eastAsia="微软雅黑" w:cs="Times New Roman"/>
           <w:sz w:val="18"/>
           <w:szCs w:val="18"/>
-          <w:lang w:eastAsia="zh-CN"/>
+          <w:lang w:eastAsia="zh-CN" w:bidi="ar"/>
         </w:rPr>
         <w:t>“</w:t>
       </w:r>
@@ -5112,7 +5112,7 @@
           <w:rFonts w:hint="eastAsia" w:ascii="Times New Roman" w:hAnsi="Times New Roman" w:eastAsia="微软雅黑" w:cs="Times New Roman"/>
           <w:sz w:val="18"/>
           <w:szCs w:val="18"/>
-          <w:lang w:eastAsia="zh-CN"/>
+          <w:lang w:eastAsia="zh-CN" w:bidi="ar"/>
         </w:rPr>
         <w:t>1</w:t>
       </w:r>
@@ -5121,7 +5121,7 @@
           <w:rFonts w:ascii="Times New Roman" w:hAnsi="Times New Roman" w:eastAsia="微软雅黑" w:cs="Times New Roman"/>
           <w:sz w:val="18"/>
           <w:szCs w:val="18"/>
-          <w:lang w:eastAsia="zh-CN"/>
+          <w:lang w:eastAsia="zh-CN" w:bidi="ar"/>
         </w:rPr>
         <w:t>”</w:t>
       </w:r>
@@ -5130,7 +5130,7 @@
           <w:rFonts w:hint="eastAsia" w:ascii="Times New Roman" w:hAnsi="Times New Roman" w:eastAsia="微软雅黑" w:cs="Times New Roman"/>
           <w:sz w:val="18"/>
           <w:szCs w:val="18"/>
-          <w:lang w:eastAsia="zh-CN"/>
+          <w:lang w:eastAsia="zh-CN" w:bidi="ar"/>
         </w:rPr>
         <w:t xml:space="preserve"> %}</w:t>
       </w:r>
@@ -5145,522 +5145,6 @@
     <w:p>
       <w:pPr>
         <w:rPr>
-          <w:lang w:eastAsia="zh-CN"/>
-        </w:rPr>
-      </w:pPr>
-    </w:p>
-    <w:tbl>
-      <w:tblPr>
-        <w:tblStyle w:val="33"/>
-        <w:tblW w:w="9066" w:type="dxa"/>
-        <w:jc w:val="right"/>
-        <w:tblLayout w:type="fixed"/>
-        <w:tblCellMar>
-          <w:top w:w="0" w:type="dxa"/>
-          <w:left w:w="0" w:type="dxa"/>
-          <w:bottom w:w="0" w:type="dxa"/>
-          <w:right w:w="0" w:type="dxa"/>
-        </w:tblCellMar>
-      </w:tblPr>
-      <w:tblGrid>
-        <w:gridCol w:w="1272"/>
-        <w:gridCol w:w="2306"/>
-        <w:gridCol w:w="1373"/>
-        <w:gridCol w:w="1640"/>
-        <w:gridCol w:w="2475"/>
-      </w:tblGrid>
-      <w:tr>
-        <w:trPr>
-          <w:trHeight w:val="441" w:hRule="exact"/>
-          <w:jc w:val="right"/>
-        </w:trPr>
-        <w:tc>
-          <w:tcPr>
-            <w:tcW w:w="1272" w:type="dxa"/>
-            <w:vAlign w:val="center"/>
-          </w:tcPr>
-          <w:p>
-            <w:pPr>
-              <w:pStyle w:val="21"/>
-              <w:spacing w:before="13"/>
-              <w:ind w:left="13" w:right="95"/>
-              <w:jc w:val="both"/>
-              <w:rPr>
-                <w:rFonts w:ascii="Times New Roman" w:hAnsi="Times New Roman" w:cs="Times New Roman"/>
-                <w:b/>
-                <w:sz w:val="24"/>
-                <w:szCs w:val="24"/>
-              </w:rPr>
-            </w:pPr>
-            <w:r>
-              <w:rPr>
-                <w:rFonts w:ascii="Times New Roman" w:hAnsi="Times New Roman" w:cs="Times New Roman"/>
-                <w:b/>
-                <w:sz w:val="24"/>
-                <w:szCs w:val="24"/>
-              </w:rPr>
-              <w:t>检测人：</w:t>
-            </w:r>
-          </w:p>
-        </w:tc>
-        <w:tc>
-          <w:tcPr>
-            <w:tcW w:w="2306" w:type="dxa"/>
-            <w:vAlign w:val="center"/>
-          </w:tcPr>
-          <w:p>
-            <w:pPr>
-              <w:pStyle w:val="21"/>
-              <w:spacing w:before="13"/>
-              <w:jc w:val="both"/>
-              <w:rPr>
-                <w:rFonts w:ascii="Times New Roman" w:hAnsi="Times New Roman" w:cs="Times New Roman"/>
-                <w:b/>
-                <w:sz w:val="24"/>
-                <w:szCs w:val="24"/>
-              </w:rPr>
-            </w:pPr>
-            <w:r>
-              <w:rPr>
-                <w:sz w:val="18"/>
-              </w:rPr>
-              <mc:AlternateContent>
-                <mc:Choice Requires="wpg">
-                  <w:drawing>
-                    <wp:anchor distT="0" distB="0" distL="114300" distR="114300" simplePos="0" relativeHeight="251664384" behindDoc="0" locked="0" layoutInCell="1" allowOverlap="1">
-                      <wp:simplePos x="0" y="0"/>
-                      <wp:positionH relativeFrom="column">
-                        <wp:posOffset>-366395</wp:posOffset>
-                      </wp:positionH>
-                      <wp:positionV relativeFrom="paragraph">
-                        <wp:posOffset>-487680</wp:posOffset>
-                      </wp:positionV>
-                      <wp:extent cx="1442085" cy="1442085"/>
-                      <wp:effectExtent l="0" t="0" r="5715" b="5715"/>
-                      <wp:wrapNone/>
-                      <wp:docPr id="8" name="组合 8"/>
-                      <wp:cNvGraphicFramePr/>
-                      <a:graphic xmlns:a="http://schemas.openxmlformats.org/drawingml/2006/main">
-                        <a:graphicData uri="http://schemas.microsoft.com/office/word/2010/wordprocessingGroup">
-                          <wpg:wgp>
-                            <wpg:cNvGrpSpPr/>
-                            <wpg:grpSpPr>
-                              <a:xfrm>
-                                <a:off x="0" y="0"/>
-                                <a:ext cx="1442085" cy="1442085"/>
-                                <a:chOff x="3757" y="89141"/>
-                                <a:chExt cx="2271" cy="2271"/>
-                              </a:xfrm>
-                            </wpg:grpSpPr>
-                            <pic:pic xmlns:pic="http://schemas.openxmlformats.org/drawingml/2006/picture">
-                              <pic:nvPicPr>
-                                <pic:cNvPr id="18" name="图片 8"/>
-                                <pic:cNvPicPr>
-                                  <a:picLocks noChangeAspect="1" noChangeArrowheads="1"/>
-                                </pic:cNvPicPr>
-                              </pic:nvPicPr>
-                              <pic:blipFill>
-                                <a:blip r:embed="rId9">
-                                  <a:extLst>
-                                    <a:ext uri="{28A0092B-C50C-407E-A947-70E740481C1C}">
-                                      <a14:useLocalDpi xmlns:a14="http://schemas.microsoft.com/office/drawing/2010/main" val="0"/>
-                                    </a:ext>
-                                  </a:extLst>
-                                </a:blip>
-                                <a:srcRect/>
-                                <a:stretch>
-                                  <a:fillRect/>
-                                </a:stretch>
-                              </pic:blipFill>
-                              <pic:spPr>
-                                <a:xfrm>
-                                  <a:off x="3757" y="89141"/>
-                                  <a:ext cx="2271" cy="2271"/>
-                                </a:xfrm>
-                                <a:prstGeom prst="rect">
-                                  <a:avLst/>
-                                </a:prstGeom>
-                                <a:noFill/>
-                                <a:ln>
-                                  <a:noFill/>
-                                </a:ln>
-                              </pic:spPr>
-                            </pic:pic>
-                            <pic:pic xmlns:pic="http://schemas.openxmlformats.org/drawingml/2006/picture">
-                              <pic:nvPicPr>
-                                <pic:cNvPr id="30" name="图片 30" descr="微信图片_20220215110121"/>
-                                <pic:cNvPicPr>
-                                  <a:picLocks noChangeAspect="1"/>
-                                </pic:cNvPicPr>
-                              </pic:nvPicPr>
-                              <pic:blipFill>
-                                <a:blip r:embed="rId10">
-                                  <a:clrChange>
-                                    <a:clrFrom>
-                                      <a:srgbClr val="A09D98">
-                                        <a:alpha val="100000"/>
-                                      </a:srgbClr>
-                                    </a:clrFrom>
-                                    <a:clrTo>
-                                      <a:srgbClr val="A09D98">
-                                        <a:alpha val="100000"/>
-                                        <a:alpha val="0"/>
-                                      </a:srgbClr>
-                                    </a:clrTo>
-                                  </a:clrChange>
-                                  <a:biLevel thresh="50000"/>
-                                </a:blip>
-                                <a:stretch>
-                                  <a:fillRect/>
-                                </a:stretch>
-                              </pic:blipFill>
-                              <pic:spPr>
-                                <a:xfrm>
-                                  <a:off x="4304" y="89723"/>
-                                  <a:ext cx="1234" cy="715"/>
-                                </a:xfrm>
-                                <a:prstGeom prst="rect">
-                                  <a:avLst/>
-                                </a:prstGeom>
-                              </pic:spPr>
-                            </pic:pic>
-                          </wpg:wgp>
-                        </a:graphicData>
-                      </a:graphic>
-                    </wp:anchor>
-                  </w:drawing>
-                </mc:Choice>
-                <mc:Fallback>
-                  <w:pict>
-                    <v:group id="_x0000_s1026" o:spid="_x0000_s1026" o:spt="203" style="position:absolute;left:0pt;margin-left:-28.85pt;margin-top:-38.4pt;height:113.55pt;width:113.55pt;z-index:251664384;mso-width-relative:page;mso-height-relative:page;" coordorigin="3757,89141" coordsize="2271,2271" o:gfxdata="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">
-                      <o:lock v:ext="edit" aspectratio="f"/>
-                      <v:shape id="图片 8" o:spid="_x0000_s1026" o:spt="75" type="#_x0000_t75" style="position:absolute;left:3757;top:89141;height:2271;width:2271;" filled="f" o:preferrelative="t" stroked="f" coordsize="21600,21600" o:gfxdata="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">
-                        <v:fill on="f" focussize="0,0"/>
-                        <v:stroke on="f"/>
-                        <v:imagedata r:id="rId9" o:title=""/>
-                        <o:lock v:ext="edit" aspectratio="t"/>
-                      </v:shape>
-                      <v:shape id="_x0000_s1026" o:spid="_x0000_s1026" o:spt="75" alt="微信图片_20220215110121" type="#_x0000_t75" style="position:absolute;left:4304;top:89723;height:715;width:1234;" filled="f" o:preferrelative="t" stroked="f" coordsize="21600,21600" o:gfxdata="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">
-                        <v:fill on="f" focussize="0,0"/>
-                        <v:stroke on="f"/>
-                        <v:imagedata r:id="rId10" grayscale="t" bilevel="t" chromakey="#A09D98" o:title=""/>
-                        <o:lock v:ext="edit" aspectratio="t"/>
-                      </v:shape>
-                    </v:group>
-                  </w:pict>
-                </mc:Fallback>
-              </mc:AlternateContent>
-            </w:r>
-          </w:p>
-        </w:tc>
-        <w:tc>
-          <w:tcPr>
-            <w:tcW w:w="1373" w:type="dxa"/>
-            <w:vAlign w:val="center"/>
-          </w:tcPr>
-          <w:p>
-            <w:pPr>
-              <w:pStyle w:val="21"/>
-              <w:spacing w:before="13"/>
-              <w:jc w:val="both"/>
-              <w:rPr>
-                <w:rFonts w:ascii="Times New Roman" w:hAnsi="Times New Roman" w:cs="Times New Roman"/>
-                <w:b/>
-                <w:sz w:val="24"/>
-                <w:szCs w:val="24"/>
-              </w:rPr>
-            </w:pPr>
-            <w:r>
-              <w:rPr>
-                <w:rFonts w:hint="eastAsia" w:ascii="Times New Roman" w:hAnsi="Times New Roman" w:cs="Times New Roman"/>
-                <w:b/>
-                <w:sz w:val="24"/>
-                <w:szCs w:val="24"/>
-                <w:lang w:val="en-US" w:eastAsia="zh-CN"/>
-              </w:rPr>
-              <w:t>报告医生</w:t>
-            </w:r>
-            <w:r>
-              <w:rPr>
-                <w:rFonts w:ascii="Times New Roman" w:hAnsi="Times New Roman" w:cs="Times New Roman"/>
-                <w:b/>
-                <w:sz w:val="24"/>
-                <w:szCs w:val="24"/>
-                <w:lang w:eastAsia="zh-CN"/>
-              </w:rPr>
-              <w:t>：</w:t>
-            </w:r>
-          </w:p>
-        </w:tc>
-        <w:tc>
-          <w:tcPr>
-            <w:tcW w:w="1640" w:type="dxa"/>
-            <w:vAlign w:val="center"/>
-          </w:tcPr>
-          <w:p>
-            <w:pPr>
-              <w:pStyle w:val="21"/>
-              <w:spacing w:before="13"/>
-              <w:ind w:right="15"/>
-              <w:jc w:val="both"/>
-              <w:rPr>
-                <w:rFonts w:ascii="Times New Roman" w:hAnsi="Times New Roman" w:cs="Times New Roman"/>
-                <w:b/>
-                <w:sz w:val="24"/>
-                <w:szCs w:val="24"/>
-              </w:rPr>
-            </w:pPr>
-          </w:p>
-        </w:tc>
-        <w:tc>
-          <w:tcPr>
-            <w:tcW w:w="2475" w:type="dxa"/>
-            <w:vAlign w:val="center"/>
-          </w:tcPr>
-          <w:p>
-            <w:pPr>
-              <w:pStyle w:val="21"/>
-              <w:spacing w:before="13"/>
-              <w:ind w:right="15"/>
-              <w:jc w:val="both"/>
-              <w:rPr>
-                <w:rFonts w:hint="eastAsia" w:ascii="Times New Roman" w:hAnsi="Times New Roman" w:eastAsia="宋体" w:cs="Times New Roman"/>
-                <w:b/>
-                <w:sz w:val="24"/>
-                <w:szCs w:val="24"/>
-                <w:lang w:val="en-US" w:eastAsia="zh-CN"/>
-              </w:rPr>
-            </w:pPr>
-            <w:r>
-              <w:rPr>
-                <w:rFonts w:hint="eastAsia" w:ascii="Times New Roman" w:hAnsi="Times New Roman" w:cs="Times New Roman"/>
-                <w:b/>
-                <w:sz w:val="24"/>
-                <w:szCs w:val="24"/>
-                <w:lang w:val="en-US" w:eastAsia="zh-CN"/>
-              </w:rPr>
-              <w:t>审核医生：</w:t>
-            </w:r>
-          </w:p>
-        </w:tc>
-      </w:tr>
-      <w:tr>
-        <w:tblPrEx>
-          <w:tblCellMar>
-            <w:top w:w="0" w:type="dxa"/>
-            <w:left w:w="0" w:type="dxa"/>
-            <w:bottom w:w="0" w:type="dxa"/>
-            <w:right w:w="0" w:type="dxa"/>
-          </w:tblCellMar>
-        </w:tblPrEx>
-        <w:trPr>
-          <w:trHeight w:val="457" w:hRule="exact"/>
-          <w:jc w:val="right"/>
-        </w:trPr>
-        <w:tc>
-          <w:tcPr>
-            <w:tcW w:w="1272" w:type="dxa"/>
-            <w:vAlign w:val="center"/>
-          </w:tcPr>
-          <w:p>
-            <w:pPr>
-              <w:pStyle w:val="21"/>
-              <w:spacing w:line="341" w:lineRule="exact"/>
-              <w:ind w:left="13" w:right="165"/>
-              <w:jc w:val="both"/>
-              <w:rPr>
-                <w:rFonts w:ascii="Times New Roman" w:hAnsi="Times New Roman" w:cs="Times New Roman"/>
-                <w:b/>
-                <w:sz w:val="24"/>
-                <w:szCs w:val="24"/>
-              </w:rPr>
-            </w:pPr>
-            <w:r>
-              <w:rPr>
-                <w:rFonts w:ascii="Times New Roman" w:hAnsi="Times New Roman" w:cs="Times New Roman"/>
-                <w:b/>
-                <w:sz w:val="24"/>
-                <w:szCs w:val="24"/>
-              </w:rPr>
-              <w:t>日</w:t>
-            </w:r>
-            <w:r>
-              <w:rPr>
-                <w:rFonts w:ascii="Times New Roman" w:hAnsi="Times New Roman" w:cs="Times New Roman"/>
-                <w:b/>
-                <w:sz w:val="24"/>
-                <w:szCs w:val="24"/>
-                <w:lang w:eastAsia="zh-CN"/>
-              </w:rPr>
-              <w:t xml:space="preserve">  </w:t>
-            </w:r>
-            <w:r>
-              <w:rPr>
-                <w:rFonts w:ascii="Times New Roman" w:hAnsi="Times New Roman" w:cs="Times New Roman"/>
-                <w:b/>
-                <w:sz w:val="24"/>
-                <w:szCs w:val="24"/>
-              </w:rPr>
-              <w:t>期：</w:t>
-            </w:r>
-          </w:p>
-        </w:tc>
-        <w:tc>
-          <w:tcPr>
-            <w:tcW w:w="2306" w:type="dxa"/>
-            <w:vAlign w:val="center"/>
-          </w:tcPr>
-          <w:p>
-            <w:pPr>
-              <w:pStyle w:val="21"/>
-              <w:spacing w:line="363" w:lineRule="exact"/>
-              <w:jc w:val="both"/>
-              <w:rPr>
-                <w:rFonts w:ascii="Times New Roman" w:hAnsi="Times New Roman" w:cs="Times New Roman"/>
-                <w:sz w:val="24"/>
-                <w:szCs w:val="24"/>
-              </w:rPr>
-            </w:pPr>
-            <w:r>
-              <w:rPr>
-                <w:rFonts w:ascii="Times New Roman" w:hAnsi="Times New Roman" w:cs="Times New Roman"/>
-                <w:kern w:val="2"/>
-                <w:sz w:val="24"/>
-                <w:szCs w:val="24"/>
-                <w:lang w:eastAsia="zh-CN"/>
-              </w:rPr>
-              <w:t>{{ reportdate }}</w:t>
-            </w:r>
-          </w:p>
-        </w:tc>
-        <w:tc>
-          <w:tcPr>
-            <w:tcW w:w="1373" w:type="dxa"/>
-            <w:vAlign w:val="center"/>
-          </w:tcPr>
-          <w:p>
-            <w:pPr>
-              <w:pStyle w:val="21"/>
-              <w:spacing w:line="341" w:lineRule="exact"/>
-              <w:jc w:val="both"/>
-              <w:rPr>
-                <w:rFonts w:ascii="Times New Roman" w:hAnsi="Times New Roman" w:cs="Times New Roman"/>
-                <w:b/>
-                <w:sz w:val="24"/>
-                <w:szCs w:val="24"/>
-              </w:rPr>
-            </w:pPr>
-          </w:p>
-        </w:tc>
-        <w:tc>
-          <w:tcPr>
-            <w:tcW w:w="1640" w:type="dxa"/>
-            <w:vAlign w:val="center"/>
-          </w:tcPr>
-          <w:p>
-            <w:pPr>
-              <w:pStyle w:val="21"/>
-              <w:spacing w:line="363" w:lineRule="exact"/>
-              <w:ind w:right="15"/>
-              <w:jc w:val="both"/>
-              <w:rPr>
-                <w:rFonts w:ascii="Times New Roman" w:hAnsi="Times New Roman" w:cs="Times New Roman"/>
-                <w:sz w:val="24"/>
-                <w:szCs w:val="24"/>
-              </w:rPr>
-            </w:pPr>
-          </w:p>
-        </w:tc>
-        <w:tc>
-          <w:tcPr>
-            <w:tcW w:w="2475" w:type="dxa"/>
-            <w:vAlign w:val="center"/>
-          </w:tcPr>
-          <w:p>
-            <w:pPr>
-              <w:pStyle w:val="21"/>
-              <w:spacing w:line="363" w:lineRule="exact"/>
-              <w:ind w:right="15"/>
-              <w:jc w:val="both"/>
-              <w:rPr>
-                <w:rFonts w:ascii="Times New Roman" w:hAnsi="Times New Roman" w:cs="Times New Roman"/>
-                <w:kern w:val="2"/>
-                <w:sz w:val="24"/>
-                <w:szCs w:val="24"/>
-                <w:lang w:eastAsia="zh-CN"/>
-              </w:rPr>
-            </w:pPr>
-          </w:p>
-        </w:tc>
-      </w:tr>
-    </w:tbl>
-    <w:p>
-      <w:pPr>
-        <w:rPr>
-          <w:rFonts w:ascii="Times New Roman" w:hAnsi="Times New Roman" w:eastAsia="微软雅黑" w:cs="Times New Roman"/>
-          <w:sz w:val="24"/>
-          <w:szCs w:val="24"/>
-          <w:lang w:eastAsia="zh-CN"/>
-        </w:rPr>
-      </w:pPr>
-      <w:r>
-        <w:rPr>
-          <w:rFonts w:hint="eastAsia" w:ascii="Times New Roman" w:hAnsi="Times New Roman" w:eastAsia="微软雅黑" w:cs="Times New Roman"/>
-          <w:sz w:val="24"/>
-          <w:szCs w:val="24"/>
-          <w:lang w:eastAsia="zh-CN"/>
-        </w:rPr>
-        <w:t xml:space="preserve">{% endif %}{% if testedby == </w:t>
-      </w:r>
-      <w:r>
-        <w:rPr>
-          <w:rFonts w:ascii="Times New Roman" w:hAnsi="Times New Roman" w:eastAsia="微软雅黑" w:cs="Times New Roman"/>
-          <w:sz w:val="24"/>
-          <w:szCs w:val="24"/>
-          <w:lang w:eastAsia="zh-CN"/>
-        </w:rPr>
-        <w:t>“</w:t>
-      </w:r>
-      <w:r>
-        <w:rPr>
-          <w:rFonts w:hint="eastAsia" w:ascii="Times New Roman" w:hAnsi="Times New Roman" w:eastAsia="微软雅黑" w:cs="Times New Roman"/>
-          <w:sz w:val="24"/>
-          <w:szCs w:val="24"/>
-          <w:lang w:eastAsia="zh-CN"/>
-        </w:rPr>
-        <w:t>2</w:t>
-      </w:r>
-      <w:r>
-        <w:rPr>
-          <w:rFonts w:ascii="Times New Roman" w:hAnsi="Times New Roman" w:eastAsia="微软雅黑" w:cs="Times New Roman"/>
-          <w:sz w:val="24"/>
-          <w:szCs w:val="24"/>
-          <w:lang w:eastAsia="zh-CN"/>
-        </w:rPr>
-        <w:t>”</w:t>
-      </w:r>
-      <w:r>
-        <w:rPr>
-          <w:rFonts w:hint="eastAsia" w:ascii="Times New Roman" w:hAnsi="Times New Roman" w:eastAsia="微软雅黑" w:cs="Times New Roman"/>
-          <w:sz w:val="24"/>
-          <w:szCs w:val="24"/>
-          <w:lang w:eastAsia="zh-CN"/>
-        </w:rPr>
-        <w:t xml:space="preserve"> %}</w:t>
-      </w:r>
-    </w:p>
-    <w:p>
-      <w:pPr>
-        <w:rPr>
-          <w:sz w:val="24"/>
-          <w:lang w:eastAsia="zh-CN"/>
-        </w:rPr>
-      </w:pPr>
-    </w:p>
-    <w:p>
-      <w:pPr>
-        <w:rPr>
-          <w:sz w:val="24"/>
           <w:lang w:eastAsia="zh-CN"/>
         </w:rPr>
       </w:pPr>
@@ -5744,6 +5228,123 @@
                 <w:szCs w:val="24"/>
               </w:rPr>
             </w:pPr>
+            <w:r>
+              <w:rPr>
+                <w:sz w:val="22"/>
+              </w:rPr>
+              <mc:AlternateContent>
+                <mc:Choice Requires="wpg">
+                  <w:drawing>
+                    <wp:anchor distT="0" distB="0" distL="114300" distR="114300" simplePos="0" relativeHeight="251664384" behindDoc="0" locked="0" layoutInCell="1" allowOverlap="1">
+                      <wp:simplePos x="0" y="0"/>
+                      <wp:positionH relativeFrom="column">
+                        <wp:posOffset>-149860</wp:posOffset>
+                      </wp:positionH>
+                      <wp:positionV relativeFrom="paragraph">
+                        <wp:posOffset>-505460</wp:posOffset>
+                      </wp:positionV>
+                      <wp:extent cx="1442720" cy="1442720"/>
+                      <wp:effectExtent l="0" t="0" r="5080" b="5080"/>
+                      <wp:wrapNone/>
+                      <wp:docPr id="6" name="组合 6"/>
+                      <wp:cNvGraphicFramePr/>
+                      <a:graphic xmlns:a="http://schemas.openxmlformats.org/drawingml/2006/main">
+                        <a:graphicData uri="http://schemas.microsoft.com/office/word/2010/wordprocessingGroup">
+                          <wpg:wgp>
+                            <wpg:cNvGrpSpPr/>
+                            <wpg:grpSpPr>
+                              <a:xfrm>
+                                <a:off x="0" y="0"/>
+                                <a:ext cx="1442720" cy="1442720"/>
+                                <a:chOff x="20702" y="14472"/>
+                                <a:chExt cx="2272" cy="2272"/>
+                              </a:xfrm>
+                            </wpg:grpSpPr>
+                            <pic:pic xmlns:pic="http://schemas.openxmlformats.org/drawingml/2006/picture">
+                              <pic:nvPicPr>
+                                <pic:cNvPr id="7" name="图片 15" descr="c9514d16fd70679bf0495aeebb03c72d_compress"/>
+                                <pic:cNvPicPr>
+                                  <a:picLocks noChangeAspect="1"/>
+                                </pic:cNvPicPr>
+                              </pic:nvPicPr>
+                              <pic:blipFill>
+                                <a:blip r:embed="rId9"/>
+                                <a:srcRect l="21003" t="56913" r="27176" b="26386"/>
+                                <a:stretch>
+                                  <a:fillRect/>
+                                </a:stretch>
+                              </pic:blipFill>
+                              <pic:spPr>
+                                <a:xfrm>
+                                  <a:off x="21019" y="15216"/>
+                                  <a:ext cx="1550" cy="475"/>
+                                </a:xfrm>
+                                <a:prstGeom prst="rect">
+                                  <a:avLst/>
+                                </a:prstGeom>
+                              </pic:spPr>
+                            </pic:pic>
+                            <pic:pic xmlns:pic="http://schemas.openxmlformats.org/drawingml/2006/picture">
+                              <pic:nvPicPr>
+                                <pic:cNvPr id="18" name="图片 25"/>
+                                <pic:cNvPicPr>
+                                  <a:picLocks noChangeAspect="1" noChangeArrowheads="1"/>
+                                </pic:cNvPicPr>
+                              </pic:nvPicPr>
+                              <pic:blipFill>
+                                <a:blip r:embed="rId10">
+                                  <a:extLst>
+                                    <a:ext uri="{28A0092B-C50C-407E-A947-70E740481C1C}">
+                                      <a14:useLocalDpi xmlns:a14="http://schemas.microsoft.com/office/drawing/2010/main" val="0"/>
+                                    </a:ext>
+                                  </a:extLst>
+                                </a:blip>
+                                <a:srcRect/>
+                                <a:stretch>
+                                  <a:fillRect/>
+                                </a:stretch>
+                              </pic:blipFill>
+                              <pic:spPr>
+                                <a:xfrm>
+                                  <a:off x="20702" y="14472"/>
+                                  <a:ext cx="2273" cy="2273"/>
+                                </a:xfrm>
+                                <a:prstGeom prst="rect">
+                                  <a:avLst/>
+                                </a:prstGeom>
+                                <a:noFill/>
+                                <a:ln>
+                                  <a:noFill/>
+                                </a:ln>
+                              </pic:spPr>
+                            </pic:pic>
+                          </wpg:wgp>
+                        </a:graphicData>
+                      </a:graphic>
+                    </wp:anchor>
+                  </w:drawing>
+                </mc:Choice>
+                <mc:Fallback>
+                  <w:pict>
+                    <v:group id="_x0000_s1026" o:spid="_x0000_s1026" o:spt="203" style="position:absolute;left:0pt;margin-left:-11.8pt;margin-top:-39.8pt;height:113.6pt;width:113.6pt;z-index:251664384;mso-width-relative:page;mso-height-relative:page;" coordorigin="20702,14472" coordsize="2272,2272" o:gfxdata="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">
+                      <o:lock v:ext="edit" aspectratio="f"/>
+                      <v:shape id="图片 15" o:spid="_x0000_s1026" o:spt="75" alt="c9514d16fd70679bf0495aeebb03c72d_compress" type="#_x0000_t75" style="position:absolute;left:21019;top:15216;height:475;width:1550;" filled="f" o:preferrelative="t" stroked="f" coordsize="21600,21600" o:gfxdata="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">
+                        <v:fill on="f" focussize="0,0"/>
+                        <v:stroke on="f"/>
+                        <v:imagedata r:id="rId9" cropleft="13765f" croptop="37299f" cropright="17810f" cropbottom="17292f" o:title=""/>
+                        <o:lock v:ext="edit" aspectratio="t"/>
+                      </v:shape>
+                      <v:shape id="图片 25" o:spid="_x0000_s1026" o:spt="75" type="#_x0000_t75" style="position:absolute;left:20702;top:14472;height:2273;width:2273;" filled="f" o:preferrelative="t" stroked="f" coordsize="21600,21600" o:gfxdata="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">
+                        <v:fill on="f" focussize="0,0"/>
+                        <v:stroke on="f"/>
+                        <v:imagedata r:id="rId10" o:title=""/>
+                        <o:lock v:ext="edit" aspectratio="t"/>
+                      </v:shape>
+                    </v:group>
+                  </w:pict>
+                </mc:Fallback>
+              </mc:AlternateContent>
+            </w:r>
           </w:p>
         </w:tc>
         <w:tc>
@@ -5990,12 +5591,30 @@
     <w:p>
       <w:pPr>
         <w:rPr>
+          <w:rFonts w:hint="eastAsia" w:ascii="Times New Roman" w:hAnsi="Times New Roman" w:eastAsia="微软雅黑" w:cs="Times New Roman"/>
+          <w:sz w:val="24"/>
+          <w:szCs w:val="24"/>
+          <w:lang w:eastAsia="zh-CN"/>
+        </w:rPr>
+      </w:pPr>
+      <w:r>
+        <w:rPr>
+          <w:rFonts w:hint="eastAsia" w:ascii="Times New Roman" w:hAnsi="Times New Roman" w:eastAsia="微软雅黑" w:cs="Times New Roman"/>
+          <w:sz w:val="24"/>
+          <w:szCs w:val="24"/>
+          <w:lang w:eastAsia="zh-CN"/>
+        </w:rPr>
+        <w:t xml:space="preserve">{% endif %}{% if testedby == </w:t>
+      </w:r>
+      <w:r>
+        <w:rPr>
           <w:rFonts w:ascii="Times New Roman" w:hAnsi="Times New Roman" w:eastAsia="微软雅黑" w:cs="Times New Roman"/>
           <w:sz w:val="24"/>
           <w:szCs w:val="24"/>
           <w:lang w:eastAsia="zh-CN"/>
         </w:rPr>
-      </w:pPr>
+        <w:t>“</w:t>
+      </w:r>
       <w:r>
         <w:rPr>
           <w:rFonts w:hint="eastAsia" w:ascii="Times New Roman" w:hAnsi="Times New Roman" w:eastAsia="微软雅黑" w:cs="Times New Roman"/>
@@ -6003,25 +5622,7 @@
           <w:szCs w:val="24"/>
           <w:lang w:eastAsia="zh-CN"/>
         </w:rPr>
-        <w:t xml:space="preserve">{% endif %}{% if testedby == </w:t>
-      </w:r>
-      <w:r>
-        <w:rPr>
-          <w:rFonts w:ascii="Times New Roman" w:hAnsi="Times New Roman" w:eastAsia="微软雅黑" w:cs="Times New Roman"/>
-          <w:sz w:val="24"/>
-          <w:szCs w:val="24"/>
-          <w:lang w:eastAsia="zh-CN"/>
-        </w:rPr>
-        <w:t>“</w:t>
-      </w:r>
-      <w:r>
-        <w:rPr>
-          <w:rFonts w:hint="eastAsia" w:ascii="Times New Roman" w:hAnsi="Times New Roman" w:eastAsia="微软雅黑" w:cs="Times New Roman"/>
-          <w:sz w:val="24"/>
-          <w:szCs w:val="24"/>
-          <w:lang w:eastAsia="zh-CN"/>
-        </w:rPr>
-        <w:t>3</w:t>
+        <w:t>2</w:t>
       </w:r>
       <w:r>
         <w:rPr>
@@ -6045,7 +5646,7 @@
     <w:p>
       <w:pPr>
         <w:rPr>
-          <w:rFonts w:ascii="Times New Roman" w:hAnsi="Times New Roman" w:eastAsia="微软雅黑" w:cs="Times New Roman"/>
+          <w:rFonts w:hint="eastAsia" w:ascii="Times New Roman" w:hAnsi="Times New Roman" w:eastAsia="微软雅黑" w:cs="Times New Roman"/>
           <w:sz w:val="24"/>
           <w:szCs w:val="24"/>
           <w:lang w:eastAsia="zh-CN"/>
@@ -6055,7 +5656,9 @@
     <w:p>
       <w:pPr>
         <w:rPr>
+          <w:rFonts w:hint="eastAsia" w:ascii="Times New Roman" w:hAnsi="Times New Roman" w:eastAsia="微软雅黑" w:cs="Times New Roman"/>
           <w:sz w:val="24"/>
+          <w:szCs w:val="24"/>
           <w:lang w:eastAsia="zh-CN"/>
         </w:rPr>
       </w:pPr>
@@ -6141,23 +5744,23 @@
             </w:pPr>
             <w:r>
               <w:rPr>
-                <w:sz w:val="24"/>
+                <w:sz w:val="22"/>
               </w:rPr>
               <mc:AlternateContent>
                 <mc:Choice Requires="wpg">
                   <w:drawing>
-                    <wp:anchor distT="0" distB="0" distL="114300" distR="114300" simplePos="0" relativeHeight="251662336" behindDoc="0" locked="0" layoutInCell="1" allowOverlap="1">
+                    <wp:anchor distT="0" distB="0" distL="114300" distR="114300" simplePos="0" relativeHeight="251665408" behindDoc="0" locked="0" layoutInCell="1" allowOverlap="1">
                       <wp:simplePos x="0" y="0"/>
                       <wp:positionH relativeFrom="column">
-                        <wp:posOffset>-388620</wp:posOffset>
+                        <wp:posOffset>-181610</wp:posOffset>
                       </wp:positionH>
                       <wp:positionV relativeFrom="paragraph">
-                        <wp:posOffset>-462915</wp:posOffset>
+                        <wp:posOffset>-455295</wp:posOffset>
                       </wp:positionV>
-                      <wp:extent cx="1443355" cy="1475740"/>
-                      <wp:effectExtent l="0" t="0" r="4445" b="2540"/>
+                      <wp:extent cx="1442720" cy="1442720"/>
+                      <wp:effectExtent l="0" t="0" r="5080" b="5080"/>
                       <wp:wrapNone/>
-                      <wp:docPr id="14" name="组合 14"/>
+                      <wp:docPr id="9" name="组合 9"/>
                       <wp:cNvGraphicFramePr/>
                       <a:graphic xmlns:a="http://schemas.openxmlformats.org/drawingml/2006/main">
                         <a:graphicData uri="http://schemas.microsoft.com/office/word/2010/wordprocessingGroup">
@@ -6166,47 +5769,44 @@
                             <wpg:grpSpPr>
                               <a:xfrm>
                                 <a:off x="0" y="0"/>
-                                <a:ext cx="1443355" cy="1475740"/>
-                                <a:chOff x="3722" y="92738"/>
-                                <a:chExt cx="2273" cy="2273"/>
+                                <a:ext cx="1442720" cy="1442720"/>
+                                <a:chOff x="14555" y="19046"/>
+                                <a:chExt cx="2272" cy="2272"/>
                               </a:xfrm>
                             </wpg:grpSpPr>
                             <pic:pic xmlns:pic="http://schemas.openxmlformats.org/drawingml/2006/picture">
                               <pic:nvPicPr>
-                                <pic:cNvPr id="22" name="图片 59" descr="图片1"/>
+                                <pic:cNvPr id="19" name="图片 1" descr="24f613a0-66be-430b-9e80-270d3393fac5"/>
                                 <pic:cNvPicPr>
                                   <a:picLocks noChangeAspect="1"/>
                                 </pic:cNvPicPr>
                               </pic:nvPicPr>
                               <pic:blipFill>
-                                <a:blip r:embed="rId11">
-                                  <a:biLevel thresh="50000"/>
-                                </a:blip>
-                                <a:srcRect l="7865" t="11797" r="5322" b="19074"/>
+                                <a:blip r:embed="rId11"/>
+                                <a:srcRect l="43292" t="26660" r="21693" b="24394"/>
                                 <a:stretch>
                                   <a:fillRect/>
                                 </a:stretch>
                               </pic:blipFill>
                               <pic:spPr>
-                                <a:xfrm>
-                                  <a:off x="4057" y="93343"/>
-                                  <a:ext cx="1468" cy="627"/>
+                                <a:xfrm rot="16200000">
+                                  <a:off x="15453" y="19290"/>
+                                  <a:ext cx="506" cy="1327"/>
                                 </a:xfrm>
                                 <a:prstGeom prst="rect">
                                   <a:avLst/>
                                 </a:prstGeom>
-                                <a:noFill/>
                               </pic:spPr>
                             </pic:pic>
                             <pic:pic xmlns:pic="http://schemas.openxmlformats.org/drawingml/2006/picture">
                               <pic:nvPicPr>
-                                <pic:cNvPr id="107" name="图片 23"/>
+                                <pic:cNvPr id="31" name="图片 25"/>
                                 <pic:cNvPicPr>
                                   <a:picLocks noChangeAspect="1" noChangeArrowheads="1"/>
                                 </pic:cNvPicPr>
                               </pic:nvPicPr>
                               <pic:blipFill>
-                                <a:blip r:embed="rId9">
+                                <a:blip r:embed="rId10">
                                   <a:extLst>
                                     <a:ext uri="{28A0092B-C50C-407E-A947-70E740481C1C}">
                                       <a14:useLocalDpi xmlns:a14="http://schemas.microsoft.com/office/drawing/2010/main" val="0"/>
@@ -6220,7 +5820,7 @@
                               </pic:blipFill>
                               <pic:spPr>
                                 <a:xfrm>
-                                  <a:off x="3722" y="92738"/>
+                                  <a:off x="14555" y="19046"/>
                                   <a:ext cx="2273" cy="2273"/>
                                 </a:xfrm>
                                 <a:prstGeom prst="rect">
@@ -6240,18 +5840,18 @@
                 </mc:Choice>
                 <mc:Fallback>
                   <w:pict>
-                    <v:group id="_x0000_s1026" o:spid="_x0000_s1026" o:spt="203" style="position:absolute;left:0pt;margin-left:-30.6pt;margin-top:-36.45pt;height:116.2pt;width:113.65pt;z-index:251662336;mso-width-relative:page;mso-height-relative:page;" coordorigin="3722,92738" coordsize="2273,2273" o:gfxdata="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">
+                    <v:group id="_x0000_s1026" o:spid="_x0000_s1026" o:spt="203" style="position:absolute;left:0pt;margin-left:-14.3pt;margin-top:-35.85pt;height:113.6pt;width:113.6pt;z-index:251665408;mso-width-relative:page;mso-height-relative:page;" coordorigin="14555,19046" coordsize="2272,2272" o:gfxdata="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">
                       <o:lock v:ext="edit" aspectratio="f"/>
-                      <v:shape id="图片 59" o:spid="_x0000_s1026" o:spt="75" alt="图片1" type="#_x0000_t75" style="position:absolute;left:4057;top:93343;height:627;width:1468;" filled="f" o:preferrelative="t" stroked="f" coordsize="21600,21600" o:gfxdata="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">
+                      <v:shape id="图片 1" o:spid="_x0000_s1026" o:spt="75" alt="24f613a0-66be-430b-9e80-270d3393fac5" type="#_x0000_t75" style="position:absolute;left:15453;top:19290;height:1327;width:506;rotation:-5898240f;" filled="f" o:preferrelative="t" stroked="f" coordsize="21600,21600" o:gfxdata="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">
                         <v:fill on="f" focussize="0,0"/>
                         <v:stroke on="f"/>
-                        <v:imagedata r:id="rId11" cropleft="5154f" croptop="7731f" cropright="3488f" cropbottom="12500f" grayscale="t" bilevel="t" o:title=""/>
+                        <v:imagedata r:id="rId11" cropleft="28372f" croptop="17472f" cropright="14217f" cropbottom="15987f" o:title=""/>
                         <o:lock v:ext="edit" aspectratio="t"/>
                       </v:shape>
-                      <v:shape id="图片 23" o:spid="_x0000_s1026" o:spt="75" type="#_x0000_t75" style="position:absolute;left:3722;top:92738;height:2273;width:2273;" filled="f" o:preferrelative="t" stroked="f" coordsize="21600,21600" o:gfxdata="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">
+                      <v:shape id="图片 25" o:spid="_x0000_s1026" o:spt="75" type="#_x0000_t75" style="position:absolute;left:14555;top:19046;height:2273;width:2273;" filled="f" o:preferrelative="t" stroked="f" coordsize="21600,21600" o:gfxdata="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">
                         <v:fill on="f" focussize="0,0"/>
                         <v:stroke on="f"/>
-                        <v:imagedata r:id="rId9" o:title=""/>
+                        <v:imagedata r:id="rId10" o:title=""/>
                         <o:lock v:ext="edit" aspectratio="t"/>
                       </v:shape>
                     </v:group>
@@ -6536,7 +6136,7 @@
           <w:szCs w:val="24"/>
           <w:lang w:eastAsia="zh-CN"/>
         </w:rPr>
-        <w:t>4</w:t>
+        <w:t>3</w:t>
       </w:r>
       <w:r>
         <w:rPr>
@@ -6570,9 +6170,7 @@
     <w:p>
       <w:pPr>
         <w:rPr>
-          <w:rFonts w:ascii="Times New Roman" w:hAnsi="Times New Roman" w:eastAsia="微软雅黑" w:cs="Times New Roman"/>
           <w:sz w:val="24"/>
-          <w:szCs w:val="24"/>
           <w:lang w:eastAsia="zh-CN"/>
         </w:rPr>
       </w:pPr>
@@ -6663,18 +6261,18 @@
               <mc:AlternateContent>
                 <mc:Choice Requires="wpg">
                   <w:drawing>
-                    <wp:anchor distT="0" distB="0" distL="114300" distR="114300" simplePos="0" relativeHeight="251661312" behindDoc="0" locked="0" layoutInCell="1" allowOverlap="1">
+                    <wp:anchor distT="0" distB="0" distL="114300" distR="114300" simplePos="0" relativeHeight="251662336" behindDoc="0" locked="0" layoutInCell="1" allowOverlap="1">
                       <wp:simplePos x="0" y="0"/>
                       <wp:positionH relativeFrom="column">
-                        <wp:posOffset>-521335</wp:posOffset>
+                        <wp:posOffset>-388620</wp:posOffset>
                       </wp:positionH>
                       <wp:positionV relativeFrom="paragraph">
-                        <wp:posOffset>-472440</wp:posOffset>
+                        <wp:posOffset>-462915</wp:posOffset>
                       </wp:positionV>
-                      <wp:extent cx="1443355" cy="1443355"/>
-                      <wp:effectExtent l="0" t="0" r="4445" b="4445"/>
+                      <wp:extent cx="1443355" cy="1475740"/>
+                      <wp:effectExtent l="0" t="0" r="4445" b="2540"/>
                       <wp:wrapNone/>
-                      <wp:docPr id="13" name="组合 13"/>
+                      <wp:docPr id="10" name="组合 10"/>
                       <wp:cNvGraphicFramePr/>
                       <a:graphic xmlns:a="http://schemas.openxmlformats.org/drawingml/2006/main">
                         <a:graphicData uri="http://schemas.microsoft.com/office/word/2010/wordprocessingGroup">
@@ -6683,61 +6281,47 @@
                             <wpg:grpSpPr>
                               <a:xfrm>
                                 <a:off x="0" y="0"/>
-                                <a:ext cx="1443355" cy="1443355"/>
-                                <a:chOff x="3513" y="94449"/>
+                                <a:ext cx="1443355" cy="1475740"/>
+                                <a:chOff x="3722" y="92738"/>
                                 <a:chExt cx="2273" cy="2273"/>
                               </a:xfrm>
                             </wpg:grpSpPr>
                             <pic:pic xmlns:pic="http://schemas.openxmlformats.org/drawingml/2006/picture">
                               <pic:nvPicPr>
-                                <pic:cNvPr id="110" name="图片 29" descr="IMG_256"/>
+                                <pic:cNvPr id="22" name="图片 59" descr="图片1"/>
                                 <pic:cNvPicPr>
                                   <a:picLocks noChangeAspect="1"/>
                                 </pic:cNvPicPr>
                               </pic:nvPicPr>
                               <pic:blipFill>
                                 <a:blip r:embed="rId12">
-                                  <a:clrChange>
-                                    <a:clrFrom>
-                                      <a:srgbClr val="FFFFFF">
-                                        <a:alpha val="100000"/>
-                                      </a:srgbClr>
-                                    </a:clrFrom>
-                                    <a:clrTo>
-                                      <a:srgbClr val="FFFFFF">
-                                        <a:alpha val="100000"/>
-                                        <a:alpha val="0"/>
-                                      </a:srgbClr>
-                                    </a:clrTo>
-                                  </a:clrChange>
+                                  <a:biLevel thresh="50000"/>
                                 </a:blip>
+                                <a:srcRect l="7865" t="11797" r="5322" b="19074"/>
                                 <a:stretch>
                                   <a:fillRect/>
                                 </a:stretch>
                               </pic:blipFill>
                               <pic:spPr>
                                 <a:xfrm>
-                                  <a:off x="4208" y="95052"/>
-                                  <a:ext cx="975" cy="570"/>
+                                  <a:off x="4057" y="93343"/>
+                                  <a:ext cx="1468" cy="627"/>
                                 </a:xfrm>
                                 <a:prstGeom prst="rect">
                                   <a:avLst/>
                                 </a:prstGeom>
                                 <a:noFill/>
-                                <a:ln w="9525">
-                                  <a:noFill/>
-                                </a:ln>
                               </pic:spPr>
                             </pic:pic>
                             <pic:pic xmlns:pic="http://schemas.openxmlformats.org/drawingml/2006/picture">
                               <pic:nvPicPr>
-                                <pic:cNvPr id="33" name="图片 25"/>
+                                <pic:cNvPr id="107" name="图片 23"/>
                                 <pic:cNvPicPr>
                                   <a:picLocks noChangeAspect="1" noChangeArrowheads="1"/>
                                 </pic:cNvPicPr>
                               </pic:nvPicPr>
                               <pic:blipFill>
-                                <a:blip r:embed="rId9">
+                                <a:blip r:embed="rId10">
                                   <a:extLst>
                                     <a:ext uri="{28A0092B-C50C-407E-A947-70E740481C1C}">
                                       <a14:useLocalDpi xmlns:a14="http://schemas.microsoft.com/office/drawing/2010/main" val="0"/>
@@ -6751,7 +6335,7 @@
                               </pic:blipFill>
                               <pic:spPr>
                                 <a:xfrm>
-                                  <a:off x="3513" y="94449"/>
+                                  <a:off x="3722" y="92738"/>
                                   <a:ext cx="2273" cy="2273"/>
                                 </a:xfrm>
                                 <a:prstGeom prst="rect">
@@ -6771,18 +6355,18 @@
                 </mc:Choice>
                 <mc:Fallback>
                   <w:pict>
-                    <v:group id="_x0000_s1026" o:spid="_x0000_s1026" o:spt="203" style="position:absolute;left:0pt;margin-left:-41.05pt;margin-top:-37.2pt;height:113.65pt;width:113.65pt;z-index:251661312;mso-width-relative:page;mso-height-relative:page;" coordorigin="3513,94449" coordsize="2273,2273" o:gfxdata="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">
+                    <v:group id="_x0000_s1026" o:spid="_x0000_s1026" o:spt="203" style="position:absolute;left:0pt;margin-left:-30.6pt;margin-top:-36.45pt;height:116.2pt;width:113.65pt;z-index:251662336;mso-width-relative:page;mso-height-relative:page;" coordorigin="3722,92738" coordsize="2273,2273" o:gfxdata="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">
                       <o:lock v:ext="edit" aspectratio="f"/>
-                      <v:shape id="图片 29" o:spid="_x0000_s1026" o:spt="75" alt="IMG_256" type="#_x0000_t75" style="position:absolute;left:4208;top:95052;height:570;width:975;" filled="f" o:preferrelative="t" stroked="f" coordsize="21600,21600" o:gfxdata="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">
+                      <v:shape id="图片 59" o:spid="_x0000_s1026" o:spt="75" alt="图片1" type="#_x0000_t75" style="position:absolute;left:4057;top:93343;height:627;width:1468;" filled="f" o:preferrelative="t" stroked="f" coordsize="21600,21600" o:gfxdata="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">
                         <v:fill on="f" focussize="0,0"/>
                         <v:stroke on="f"/>
-                        <v:imagedata r:id="rId12" chromakey="#FFFFFF" o:title=""/>
+                        <v:imagedata r:id="rId12" cropleft="5154f" croptop="7731f" cropright="3488f" cropbottom="12500f" grayscale="t" bilevel="t" o:title=""/>
                         <o:lock v:ext="edit" aspectratio="t"/>
                       </v:shape>
-                      <v:shape id="图片 25" o:spid="_x0000_s1026" o:spt="75" type="#_x0000_t75" style="position:absolute;left:3513;top:94449;height:2273;width:2273;" filled="f" o:preferrelative="t" stroked="f" coordsize="21600,21600" o:gfxdata="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">
+                      <v:shape id="图片 23" o:spid="_x0000_s1026" o:spt="75" type="#_x0000_t75" style="position:absolute;left:3722;top:92738;height:2273;width:2273;" filled="f" o:preferrelative="t" stroked="f" coordsize="21600,21600" o:gfxdata="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">
                         <v:fill on="f" focussize="0,0"/>
                         <v:stroke on="f"/>
-                        <v:imagedata r:id="rId9" o:title=""/>
+                        <v:imagedata r:id="rId10" o:title=""/>
                         <o:lock v:ext="edit" aspectratio="t"/>
                       </v:shape>
                     </v:group>
@@ -7067,7 +6651,7 @@
           <w:szCs w:val="24"/>
           <w:lang w:eastAsia="zh-CN"/>
         </w:rPr>
-        <w:t>5</w:t>
+        <w:t>4</w:t>
       </w:r>
       <w:r>
         <w:rPr>
@@ -7091,6 +6675,9 @@
     <w:p>
       <w:pPr>
         <w:rPr>
+          <w:rFonts w:ascii="Times New Roman" w:hAnsi="Times New Roman" w:eastAsia="微软雅黑" w:cs="Times New Roman"/>
+          <w:sz w:val="24"/>
+          <w:szCs w:val="24"/>
           <w:lang w:eastAsia="zh-CN"/>
         </w:rPr>
       </w:pPr>
@@ -7098,6 +6685,9 @@
     <w:p>
       <w:pPr>
         <w:rPr>
+          <w:rFonts w:ascii="Times New Roman" w:hAnsi="Times New Roman" w:eastAsia="微软雅黑" w:cs="Times New Roman"/>
+          <w:sz w:val="24"/>
+          <w:szCs w:val="24"/>
           <w:lang w:eastAsia="zh-CN"/>
         </w:rPr>
       </w:pPr>
@@ -7181,6 +6771,140 @@
                 <w:szCs w:val="24"/>
               </w:rPr>
             </w:pPr>
+            <w:r>
+              <w:rPr>
+                <w:sz w:val="24"/>
+              </w:rPr>
+              <mc:AlternateContent>
+                <mc:Choice Requires="wpg">
+                  <w:drawing>
+                    <wp:anchor distT="0" distB="0" distL="114300" distR="114300" simplePos="0" relativeHeight="251661312" behindDoc="0" locked="0" layoutInCell="1" allowOverlap="1">
+                      <wp:simplePos x="0" y="0"/>
+                      <wp:positionH relativeFrom="column">
+                        <wp:posOffset>-521335</wp:posOffset>
+                      </wp:positionH>
+                      <wp:positionV relativeFrom="paragraph">
+                        <wp:posOffset>-472440</wp:posOffset>
+                      </wp:positionV>
+                      <wp:extent cx="1443355" cy="1443355"/>
+                      <wp:effectExtent l="0" t="0" r="4445" b="4445"/>
+                      <wp:wrapNone/>
+                      <wp:docPr id="11" name="组合 11"/>
+                      <wp:cNvGraphicFramePr/>
+                      <a:graphic xmlns:a="http://schemas.openxmlformats.org/drawingml/2006/main">
+                        <a:graphicData uri="http://schemas.microsoft.com/office/word/2010/wordprocessingGroup">
+                          <wpg:wgp>
+                            <wpg:cNvGrpSpPr/>
+                            <wpg:grpSpPr>
+                              <a:xfrm>
+                                <a:off x="0" y="0"/>
+                                <a:ext cx="1443355" cy="1443355"/>
+                                <a:chOff x="3513" y="94449"/>
+                                <a:chExt cx="2273" cy="2273"/>
+                              </a:xfrm>
+                            </wpg:grpSpPr>
+                            <pic:pic xmlns:pic="http://schemas.openxmlformats.org/drawingml/2006/picture">
+                              <pic:nvPicPr>
+                                <pic:cNvPr id="110" name="图片 29" descr="IMG_256"/>
+                                <pic:cNvPicPr>
+                                  <a:picLocks noChangeAspect="1"/>
+                                </pic:cNvPicPr>
+                              </pic:nvPicPr>
+                              <pic:blipFill>
+                                <a:blip r:embed="rId13">
+                                  <a:clrChange>
+                                    <a:clrFrom>
+                                      <a:srgbClr val="FFFFFF">
+                                        <a:alpha val="100000"/>
+                                      </a:srgbClr>
+                                    </a:clrFrom>
+                                    <a:clrTo>
+                                      <a:srgbClr val="FFFFFF">
+                                        <a:alpha val="100000"/>
+                                        <a:alpha val="0"/>
+                                      </a:srgbClr>
+                                    </a:clrTo>
+                                  </a:clrChange>
+                                </a:blip>
+                                <a:stretch>
+                                  <a:fillRect/>
+                                </a:stretch>
+                              </pic:blipFill>
+                              <pic:spPr>
+                                <a:xfrm>
+                                  <a:off x="4208" y="95052"/>
+                                  <a:ext cx="975" cy="570"/>
+                                </a:xfrm>
+                                <a:prstGeom prst="rect">
+                                  <a:avLst/>
+                                </a:prstGeom>
+                                <a:noFill/>
+                                <a:ln w="9525">
+                                  <a:noFill/>
+                                </a:ln>
+                              </pic:spPr>
+                            </pic:pic>
+                            <pic:pic xmlns:pic="http://schemas.openxmlformats.org/drawingml/2006/picture">
+                              <pic:nvPicPr>
+                                <pic:cNvPr id="12" name="图片 25"/>
+                                <pic:cNvPicPr>
+                                  <a:picLocks noChangeAspect="1" noChangeArrowheads="1"/>
+                                </pic:cNvPicPr>
+                              </pic:nvPicPr>
+                              <pic:blipFill>
+                                <a:blip r:embed="rId10">
+                                  <a:extLst>
+                                    <a:ext uri="{28A0092B-C50C-407E-A947-70E740481C1C}">
+                                      <a14:useLocalDpi xmlns:a14="http://schemas.microsoft.com/office/drawing/2010/main" val="0"/>
+                                    </a:ext>
+                                  </a:extLst>
+                                </a:blip>
+                                <a:srcRect/>
+                                <a:stretch>
+                                  <a:fillRect/>
+                                </a:stretch>
+                              </pic:blipFill>
+                              <pic:spPr>
+                                <a:xfrm>
+                                  <a:off x="3513" y="94449"/>
+                                  <a:ext cx="2273" cy="2273"/>
+                                </a:xfrm>
+                                <a:prstGeom prst="rect">
+                                  <a:avLst/>
+                                </a:prstGeom>
+                                <a:noFill/>
+                                <a:ln>
+                                  <a:noFill/>
+                                </a:ln>
+                              </pic:spPr>
+                            </pic:pic>
+                          </wpg:wgp>
+                        </a:graphicData>
+                      </a:graphic>
+                    </wp:anchor>
+                  </w:drawing>
+                </mc:Choice>
+                <mc:Fallback>
+                  <w:pict>
+                    <v:group id="_x0000_s1026" o:spid="_x0000_s1026" o:spt="203" style="position:absolute;left:0pt;margin-left:-41.05pt;margin-top:-37.2pt;height:113.65pt;width:113.65pt;z-index:251661312;mso-width-relative:page;mso-height-relative:page;" coordorigin="3513,94449" coordsize="2273,2273" o:gfxdata="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">
+                      <o:lock v:ext="edit" aspectratio="f"/>
+                      <v:shape id="图片 29" o:spid="_x0000_s1026" o:spt="75" alt="IMG_256" type="#_x0000_t75" style="position:absolute;left:4208;top:95052;height:570;width:975;" filled="f" o:preferrelative="t" stroked="f" coordsize="21600,21600" o:gfxdata="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">
+                        <v:fill on="f" focussize="0,0"/>
+                        <v:stroke on="f"/>
+                        <v:imagedata r:id="rId13" chromakey="#FFFFFF" o:title=""/>
+                        <o:lock v:ext="edit" aspectratio="t"/>
+                      </v:shape>
+                      <v:shape id="图片 25" o:spid="_x0000_s1026" o:spt="75" type="#_x0000_t75" style="position:absolute;left:3513;top:94449;height:2273;width:2273;" filled="f" o:preferrelative="t" stroked="f" coordsize="21600,21600" o:gfxdata="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">
+                        <v:fill on="f" focussize="0,0"/>
+                        <v:stroke on="f"/>
+                        <v:imagedata r:id="rId10" o:title=""/>
+                        <o:lock v:ext="edit" aspectratio="t"/>
+                      </v:shape>
+                    </v:group>
+                  </w:pict>
+                </mc:Fallback>
+              </mc:AlternateContent>
+            </w:r>
           </w:p>
         </w:tc>
         <w:tc>
@@ -7458,7 +7182,7 @@
           <w:szCs w:val="24"/>
           <w:lang w:eastAsia="zh-CN"/>
         </w:rPr>
-        <w:t>6</w:t>
+        <w:t>5</w:t>
       </w:r>
       <w:r>
         <w:rPr>
@@ -7482,9 +7206,6 @@
     <w:p>
       <w:pPr>
         <w:rPr>
-          <w:rFonts w:ascii="Times New Roman" w:hAnsi="Times New Roman" w:eastAsia="微软雅黑" w:cs="Times New Roman"/>
-          <w:sz w:val="24"/>
-          <w:szCs w:val="24"/>
           <w:lang w:eastAsia="zh-CN"/>
         </w:rPr>
       </w:pPr>
@@ -7492,9 +7213,6 @@
     <w:p>
       <w:pPr>
         <w:rPr>
-          <w:rFonts w:ascii="Times New Roman" w:hAnsi="Times New Roman" w:eastAsia="微软雅黑" w:cs="Times New Roman"/>
-          <w:sz w:val="24"/>
-          <w:szCs w:val="24"/>
           <w:lang w:eastAsia="zh-CN"/>
         </w:rPr>
       </w:pPr>
@@ -7578,141 +7296,6 @@
                 <w:szCs w:val="24"/>
               </w:rPr>
             </w:pPr>
-            <w:r>
-              <w:rPr>
-                <w:sz w:val="24"/>
-              </w:rPr>
-              <mc:AlternateContent>
-                <mc:Choice Requires="wpg">
-                  <w:drawing>
-                    <wp:anchor distT="0" distB="0" distL="114300" distR="114300" simplePos="0" relativeHeight="251663360" behindDoc="0" locked="0" layoutInCell="1" allowOverlap="1">
-                      <wp:simplePos x="0" y="0"/>
-                      <wp:positionH relativeFrom="column">
-                        <wp:posOffset>-563245</wp:posOffset>
-                      </wp:positionH>
-                      <wp:positionV relativeFrom="paragraph">
-                        <wp:posOffset>-597535</wp:posOffset>
-                      </wp:positionV>
-                      <wp:extent cx="1443355" cy="1443355"/>
-                      <wp:effectExtent l="0" t="0" r="4445" b="4445"/>
-                      <wp:wrapNone/>
-                      <wp:docPr id="15" name="组合 15"/>
-                      <wp:cNvGraphicFramePr/>
-                      <a:graphic xmlns:a="http://schemas.openxmlformats.org/drawingml/2006/main">
-                        <a:graphicData uri="http://schemas.microsoft.com/office/word/2010/wordprocessingGroup">
-                          <wpg:wgp>
-                            <wpg:cNvGrpSpPr/>
-                            <wpg:grpSpPr>
-                              <a:xfrm>
-                                <a:off x="0" y="0"/>
-                                <a:ext cx="1443355" cy="1443355"/>
-                                <a:chOff x="3447" y="97780"/>
-                                <a:chExt cx="2273" cy="2273"/>
-                              </a:xfrm>
-                            </wpg:grpSpPr>
-                            <pic:pic xmlns:pic="http://schemas.openxmlformats.org/drawingml/2006/picture">
-                              <pic:nvPicPr>
-                                <pic:cNvPr id="50" name="图片 1" descr="IMG_256"/>
-                                <pic:cNvPicPr>
-                                  <a:picLocks noChangeAspect="1"/>
-                                </pic:cNvPicPr>
-                              </pic:nvPicPr>
-                              <pic:blipFill>
-                                <a:blip r:embed="rId13">
-                                  <a:clrChange>
-                                    <a:clrFrom>
-                                      <a:srgbClr val="AAA9A5">
-                                        <a:alpha val="100000"/>
-                                      </a:srgbClr>
-                                    </a:clrFrom>
-                                    <a:clrTo>
-                                      <a:srgbClr val="AAA9A5">
-                                        <a:alpha val="100000"/>
-                                        <a:alpha val="0"/>
-                                      </a:srgbClr>
-                                    </a:clrTo>
-                                  </a:clrChange>
-                                </a:blip>
-                                <a:srcRect l="27431" t="30452" r="31962" b="18126"/>
-                                <a:stretch>
-                                  <a:fillRect/>
-                                </a:stretch>
-                              </pic:blipFill>
-                              <pic:spPr>
-                                <a:xfrm>
-                                  <a:off x="4190" y="98395"/>
-                                  <a:ext cx="781" cy="989"/>
-                                </a:xfrm>
-                                <a:prstGeom prst="rect">
-                                  <a:avLst/>
-                                </a:prstGeom>
-                                <a:noFill/>
-                                <a:ln w="9525">
-                                  <a:noFill/>
-                                </a:ln>
-                              </pic:spPr>
-                            </pic:pic>
-                            <pic:pic xmlns:pic="http://schemas.openxmlformats.org/drawingml/2006/picture">
-                              <pic:nvPicPr>
-                                <pic:cNvPr id="11" name="图片 25"/>
-                                <pic:cNvPicPr>
-                                  <a:picLocks noChangeAspect="1" noChangeArrowheads="1"/>
-                                </pic:cNvPicPr>
-                              </pic:nvPicPr>
-                              <pic:blipFill>
-                                <a:blip r:embed="rId9">
-                                  <a:extLst>
-                                    <a:ext uri="{28A0092B-C50C-407E-A947-70E740481C1C}">
-                                      <a14:useLocalDpi xmlns:a14="http://schemas.microsoft.com/office/drawing/2010/main" val="0"/>
-                                    </a:ext>
-                                  </a:extLst>
-                                </a:blip>
-                                <a:srcRect/>
-                                <a:stretch>
-                                  <a:fillRect/>
-                                </a:stretch>
-                              </pic:blipFill>
-                              <pic:spPr>
-                                <a:xfrm>
-                                  <a:off x="3447" y="97780"/>
-                                  <a:ext cx="2273" cy="2273"/>
-                                </a:xfrm>
-                                <a:prstGeom prst="rect">
-                                  <a:avLst/>
-                                </a:prstGeom>
-                                <a:noFill/>
-                                <a:ln>
-                                  <a:noFill/>
-                                </a:ln>
-                              </pic:spPr>
-                            </pic:pic>
-                          </wpg:wgp>
-                        </a:graphicData>
-                      </a:graphic>
-                    </wp:anchor>
-                  </w:drawing>
-                </mc:Choice>
-                <mc:Fallback>
-                  <w:pict>
-                    <v:group id="_x0000_s1026" o:spid="_x0000_s1026" o:spt="203" style="position:absolute;left:0pt;margin-left:-44.35pt;margin-top:-47.05pt;height:113.65pt;width:113.65pt;z-index:251663360;mso-width-relative:page;mso-height-relative:page;" coordorigin="3447,97780" coordsize="2273,2273" o:gfxdata="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">
-                      <o:lock v:ext="edit" aspectratio="f"/>
-                      <v:shape id="图片 1" o:spid="_x0000_s1026" o:spt="75" alt="IMG_256" type="#_x0000_t75" style="position:absolute;left:4190;top:98395;height:989;width:781;" filled="f" o:preferrelative="t" stroked="f" coordsize="21600,21600" o:gfxdata="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">
-                        <v:fill on="f" focussize="0,0"/>
-                        <v:stroke on="f"/>
-                        <v:imagedata r:id="rId13" cropleft="17977f" croptop="19957f" cropright="20947f" cropbottom="11879f" chromakey="#AAA9A5" o:title=""/>
-                        <o:lock v:ext="edit" aspectratio="t"/>
-                      </v:shape>
-                      <v:shape id="图片 25" o:spid="_x0000_s1026" o:spt="75" type="#_x0000_t75" style="position:absolute;left:3447;top:97780;height:2273;width:2273;" filled="f" o:preferrelative="t" stroked="f" coordsize="21600,21600" o:gfxdata="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">
-                        <v:fill on="f" focussize="0,0"/>
-                        <v:stroke on="f"/>
-                        <v:imagedata r:id="rId9" o:title=""/>
-                        <o:lock v:ext="edit" aspectratio="t"/>
-                      </v:shape>
-                    </v:group>
-                  </w:pict>
-                </mc:Fallback>
-              </mc:AlternateContent>
-            </w:r>
           </w:p>
         </w:tc>
         <w:tc>
@@ -7959,12 +7542,30 @@
     <w:p>
       <w:pPr>
         <w:rPr>
+          <w:rFonts w:ascii="Times New Roman" w:hAnsi="Times New Roman" w:eastAsia="微软雅黑" w:cs="Times New Roman"/>
+          <w:sz w:val="24"/>
+          <w:szCs w:val="24"/>
+          <w:lang w:eastAsia="zh-CN"/>
+        </w:rPr>
+      </w:pPr>
+      <w:r>
+        <w:rPr>
           <w:rFonts w:hint="eastAsia" w:ascii="Times New Roman" w:hAnsi="Times New Roman" w:eastAsia="微软雅黑" w:cs="Times New Roman"/>
           <w:sz w:val="24"/>
           <w:szCs w:val="24"/>
           <w:lang w:eastAsia="zh-CN"/>
         </w:rPr>
-      </w:pPr>
+        <w:t xml:space="preserve">{% endif %}{% if testedby == </w:t>
+      </w:r>
+      <w:r>
+        <w:rPr>
+          <w:rFonts w:ascii="Times New Roman" w:hAnsi="Times New Roman" w:eastAsia="微软雅黑" w:cs="Times New Roman"/>
+          <w:sz w:val="24"/>
+          <w:szCs w:val="24"/>
+          <w:lang w:eastAsia="zh-CN"/>
+        </w:rPr>
+        <w:t>“</w:t>
+      </w:r>
       <w:r>
         <w:rPr>
           <w:rFonts w:hint="eastAsia" w:ascii="Times New Roman" w:hAnsi="Times New Roman" w:eastAsia="微软雅黑" w:cs="Times New Roman"/>
@@ -7972,8 +7573,399 @@
           <w:szCs w:val="24"/>
           <w:lang w:eastAsia="zh-CN"/>
         </w:rPr>
+        <w:t>6</w:t>
+      </w:r>
+      <w:r>
+        <w:rPr>
+          <w:rFonts w:ascii="Times New Roman" w:hAnsi="Times New Roman" w:eastAsia="微软雅黑" w:cs="Times New Roman"/>
+          <w:sz w:val="24"/>
+          <w:szCs w:val="24"/>
+          <w:lang w:eastAsia="zh-CN"/>
+        </w:rPr>
+        <w:t>”</w:t>
+      </w:r>
+      <w:r>
+        <w:rPr>
+          <w:rFonts w:hint="eastAsia" w:ascii="Times New Roman" w:hAnsi="Times New Roman" w:eastAsia="微软雅黑" w:cs="Times New Roman"/>
+          <w:sz w:val="24"/>
+          <w:szCs w:val="24"/>
+          <w:lang w:eastAsia="zh-CN"/>
+        </w:rPr>
+        <w:t xml:space="preserve"> %}</w:t>
+      </w:r>
+    </w:p>
+    <w:p>
+      <w:pPr>
+        <w:rPr>
+          <w:rFonts w:ascii="Times New Roman" w:hAnsi="Times New Roman" w:eastAsia="微软雅黑" w:cs="Times New Roman"/>
+          <w:sz w:val="24"/>
+          <w:szCs w:val="24"/>
+          <w:lang w:eastAsia="zh-CN"/>
+        </w:rPr>
+      </w:pPr>
+    </w:p>
+    <w:p>
+      <w:pPr>
+        <w:rPr>
+          <w:rFonts w:ascii="Times New Roman" w:hAnsi="Times New Roman" w:eastAsia="微软雅黑" w:cs="Times New Roman"/>
+          <w:sz w:val="24"/>
+          <w:szCs w:val="24"/>
+          <w:lang w:eastAsia="zh-CN"/>
+        </w:rPr>
+      </w:pPr>
+    </w:p>
+    <w:tbl>
+      <w:tblPr>
+        <w:tblStyle w:val="33"/>
+        <w:tblW w:w="9066" w:type="dxa"/>
+        <w:jc w:val="right"/>
+        <w:tblLayout w:type="fixed"/>
+        <w:tblCellMar>
+          <w:top w:w="0" w:type="dxa"/>
+          <w:left w:w="0" w:type="dxa"/>
+          <w:bottom w:w="0" w:type="dxa"/>
+          <w:right w:w="0" w:type="dxa"/>
+        </w:tblCellMar>
+      </w:tblPr>
+      <w:tblGrid>
+        <w:gridCol w:w="1272"/>
+        <w:gridCol w:w="2306"/>
+        <w:gridCol w:w="1373"/>
+        <w:gridCol w:w="1640"/>
+        <w:gridCol w:w="2475"/>
+      </w:tblGrid>
+      <w:tr>
+        <w:tblPrEx>
+          <w:tblCellMar>
+            <w:top w:w="0" w:type="dxa"/>
+            <w:left w:w="0" w:type="dxa"/>
+            <w:bottom w:w="0" w:type="dxa"/>
+            <w:right w:w="0" w:type="dxa"/>
+          </w:tblCellMar>
+        </w:tblPrEx>
+        <w:trPr>
+          <w:trHeight w:val="441" w:hRule="exact"/>
+          <w:jc w:val="right"/>
+        </w:trPr>
+        <w:tc>
+          <w:tcPr>
+            <w:tcW w:w="1272" w:type="dxa"/>
+            <w:vAlign w:val="center"/>
+          </w:tcPr>
+          <w:p>
+            <w:pPr>
+              <w:pStyle w:val="21"/>
+              <w:spacing w:before="13"/>
+              <w:ind w:left="13" w:right="95"/>
+              <w:jc w:val="both"/>
+              <w:rPr>
+                <w:rFonts w:ascii="Times New Roman" w:hAnsi="Times New Roman" w:cs="Times New Roman"/>
+                <w:b/>
+                <w:sz w:val="24"/>
+                <w:szCs w:val="24"/>
+              </w:rPr>
+            </w:pPr>
+            <w:r>
+              <w:rPr>
+                <w:rFonts w:ascii="Times New Roman" w:hAnsi="Times New Roman" w:cs="Times New Roman"/>
+                <w:b/>
+                <w:sz w:val="24"/>
+                <w:szCs w:val="24"/>
+              </w:rPr>
+              <w:t>检测人：</w:t>
+            </w:r>
+          </w:p>
+        </w:tc>
+        <w:tc>
+          <w:tcPr>
+            <w:tcW w:w="2306" w:type="dxa"/>
+            <w:vAlign w:val="center"/>
+          </w:tcPr>
+          <w:p>
+            <w:pPr>
+              <w:pStyle w:val="21"/>
+              <w:spacing w:before="13"/>
+              <w:jc w:val="both"/>
+              <w:rPr>
+                <w:rFonts w:ascii="Times New Roman" w:hAnsi="Times New Roman" w:cs="Times New Roman"/>
+                <w:b/>
+                <w:sz w:val="24"/>
+                <w:szCs w:val="24"/>
+              </w:rPr>
+            </w:pPr>
+          </w:p>
+        </w:tc>
+        <w:tc>
+          <w:tcPr>
+            <w:tcW w:w="1373" w:type="dxa"/>
+            <w:vAlign w:val="center"/>
+          </w:tcPr>
+          <w:p>
+            <w:pPr>
+              <w:pStyle w:val="21"/>
+              <w:spacing w:before="13"/>
+              <w:jc w:val="both"/>
+              <w:rPr>
+                <w:rFonts w:ascii="Times New Roman" w:hAnsi="Times New Roman" w:cs="Times New Roman"/>
+                <w:b/>
+                <w:sz w:val="24"/>
+                <w:szCs w:val="24"/>
+              </w:rPr>
+            </w:pPr>
+            <w:r>
+              <w:rPr>
+                <w:rFonts w:hint="eastAsia" w:ascii="Times New Roman" w:hAnsi="Times New Roman" w:cs="Times New Roman"/>
+                <w:b/>
+                <w:sz w:val="24"/>
+                <w:szCs w:val="24"/>
+                <w:lang w:val="en-US" w:eastAsia="zh-CN"/>
+              </w:rPr>
+              <w:t>报告医生</w:t>
+            </w:r>
+            <w:r>
+              <w:rPr>
+                <w:rFonts w:ascii="Times New Roman" w:hAnsi="Times New Roman" w:cs="Times New Roman"/>
+                <w:b/>
+                <w:sz w:val="24"/>
+                <w:szCs w:val="24"/>
+                <w:lang w:eastAsia="zh-CN"/>
+              </w:rPr>
+              <w:t>：</w:t>
+            </w:r>
+          </w:p>
+        </w:tc>
+        <w:tc>
+          <w:tcPr>
+            <w:tcW w:w="1640" w:type="dxa"/>
+            <w:vAlign w:val="center"/>
+          </w:tcPr>
+          <w:p>
+            <w:pPr>
+              <w:pStyle w:val="21"/>
+              <w:spacing w:before="13"/>
+              <w:ind w:right="15"/>
+              <w:jc w:val="both"/>
+              <w:rPr>
+                <w:rFonts w:ascii="Times New Roman" w:hAnsi="Times New Roman" w:cs="Times New Roman"/>
+                <w:b/>
+                <w:sz w:val="24"/>
+                <w:szCs w:val="24"/>
+              </w:rPr>
+            </w:pPr>
+          </w:p>
+        </w:tc>
+        <w:tc>
+          <w:tcPr>
+            <w:tcW w:w="2475" w:type="dxa"/>
+            <w:vAlign w:val="center"/>
+          </w:tcPr>
+          <w:p>
+            <w:pPr>
+              <w:pStyle w:val="21"/>
+              <w:spacing w:before="13"/>
+              <w:ind w:right="15"/>
+              <w:jc w:val="both"/>
+              <w:rPr>
+                <w:rFonts w:hint="eastAsia" w:ascii="Times New Roman" w:hAnsi="Times New Roman" w:eastAsia="宋体" w:cs="Times New Roman"/>
+                <w:b/>
+                <w:sz w:val="24"/>
+                <w:szCs w:val="24"/>
+                <w:lang w:val="en-US" w:eastAsia="zh-CN"/>
+              </w:rPr>
+            </w:pPr>
+            <w:r>
+              <w:rPr>
+                <w:rFonts w:hint="eastAsia" w:ascii="Times New Roman" w:hAnsi="Times New Roman" w:cs="Times New Roman"/>
+                <w:b/>
+                <w:sz w:val="24"/>
+                <w:szCs w:val="24"/>
+                <w:lang w:val="en-US" w:eastAsia="zh-CN"/>
+              </w:rPr>
+              <w:t>审核医生：</w:t>
+            </w:r>
+          </w:p>
+        </w:tc>
+      </w:tr>
+      <w:tr>
+        <w:tblPrEx>
+          <w:tblCellMar>
+            <w:top w:w="0" w:type="dxa"/>
+            <w:left w:w="0" w:type="dxa"/>
+            <w:bottom w:w="0" w:type="dxa"/>
+            <w:right w:w="0" w:type="dxa"/>
+          </w:tblCellMar>
+        </w:tblPrEx>
+        <w:trPr>
+          <w:trHeight w:val="457" w:hRule="exact"/>
+          <w:jc w:val="right"/>
+        </w:trPr>
+        <w:tc>
+          <w:tcPr>
+            <w:tcW w:w="1272" w:type="dxa"/>
+            <w:vAlign w:val="center"/>
+          </w:tcPr>
+          <w:p>
+            <w:pPr>
+              <w:pStyle w:val="21"/>
+              <w:spacing w:line="341" w:lineRule="exact"/>
+              <w:ind w:left="13" w:right="165"/>
+              <w:jc w:val="both"/>
+              <w:rPr>
+                <w:rFonts w:ascii="Times New Roman" w:hAnsi="Times New Roman" w:cs="Times New Roman"/>
+                <w:b/>
+                <w:sz w:val="24"/>
+                <w:szCs w:val="24"/>
+              </w:rPr>
+            </w:pPr>
+            <w:r>
+              <w:rPr>
+                <w:rFonts w:ascii="Times New Roman" w:hAnsi="Times New Roman" w:cs="Times New Roman"/>
+                <w:b/>
+                <w:sz w:val="24"/>
+                <w:szCs w:val="24"/>
+              </w:rPr>
+              <w:t>日</w:t>
+            </w:r>
+            <w:r>
+              <w:rPr>
+                <w:rFonts w:ascii="Times New Roman" w:hAnsi="Times New Roman" w:cs="Times New Roman"/>
+                <w:b/>
+                <w:sz w:val="24"/>
+                <w:szCs w:val="24"/>
+                <w:lang w:eastAsia="zh-CN"/>
+              </w:rPr>
+              <w:t xml:space="preserve">  </w:t>
+            </w:r>
+            <w:r>
+              <w:rPr>
+                <w:rFonts w:ascii="Times New Roman" w:hAnsi="Times New Roman" w:cs="Times New Roman"/>
+                <w:b/>
+                <w:sz w:val="24"/>
+                <w:szCs w:val="24"/>
+              </w:rPr>
+              <w:t>期：</w:t>
+            </w:r>
+          </w:p>
+        </w:tc>
+        <w:tc>
+          <w:tcPr>
+            <w:tcW w:w="2306" w:type="dxa"/>
+            <w:vAlign w:val="center"/>
+          </w:tcPr>
+          <w:p>
+            <w:pPr>
+              <w:pStyle w:val="21"/>
+              <w:spacing w:line="363" w:lineRule="exact"/>
+              <w:jc w:val="both"/>
+              <w:rPr>
+                <w:rFonts w:ascii="Times New Roman" w:hAnsi="Times New Roman" w:cs="Times New Roman"/>
+                <w:sz w:val="24"/>
+                <w:szCs w:val="24"/>
+              </w:rPr>
+            </w:pPr>
+            <w:r>
+              <w:rPr>
+                <w:rFonts w:ascii="Times New Roman" w:hAnsi="Times New Roman" w:cs="Times New Roman"/>
+                <w:kern w:val="2"/>
+                <w:sz w:val="24"/>
+                <w:szCs w:val="24"/>
+                <w:lang w:eastAsia="zh-CN"/>
+              </w:rPr>
+              <w:t>{{ reportdate }}</w:t>
+            </w:r>
+          </w:p>
+        </w:tc>
+        <w:tc>
+          <w:tcPr>
+            <w:tcW w:w="1373" w:type="dxa"/>
+            <w:vAlign w:val="center"/>
+          </w:tcPr>
+          <w:p>
+            <w:pPr>
+              <w:pStyle w:val="21"/>
+              <w:spacing w:line="341" w:lineRule="exact"/>
+              <w:jc w:val="both"/>
+              <w:rPr>
+                <w:rFonts w:ascii="Times New Roman" w:hAnsi="Times New Roman" w:cs="Times New Roman"/>
+                <w:b/>
+                <w:sz w:val="24"/>
+                <w:szCs w:val="24"/>
+              </w:rPr>
+            </w:pPr>
+          </w:p>
+        </w:tc>
+        <w:tc>
+          <w:tcPr>
+            <w:tcW w:w="1640" w:type="dxa"/>
+            <w:vAlign w:val="center"/>
+          </w:tcPr>
+          <w:p>
+            <w:pPr>
+              <w:pStyle w:val="21"/>
+              <w:spacing w:line="363" w:lineRule="exact"/>
+              <w:ind w:right="15"/>
+              <w:jc w:val="both"/>
+              <w:rPr>
+                <w:rFonts w:ascii="Times New Roman" w:hAnsi="Times New Roman" w:cs="Times New Roman"/>
+                <w:sz w:val="24"/>
+                <w:szCs w:val="24"/>
+              </w:rPr>
+            </w:pPr>
+          </w:p>
+        </w:tc>
+        <w:tc>
+          <w:tcPr>
+            <w:tcW w:w="2475" w:type="dxa"/>
+            <w:vAlign w:val="center"/>
+          </w:tcPr>
+          <w:p>
+            <w:pPr>
+              <w:pStyle w:val="21"/>
+              <w:spacing w:line="363" w:lineRule="exact"/>
+              <w:ind w:right="15"/>
+              <w:jc w:val="both"/>
+              <w:rPr>
+                <w:rFonts w:ascii="Times New Roman" w:hAnsi="Times New Roman" w:cs="Times New Roman"/>
+                <w:kern w:val="2"/>
+                <w:sz w:val="24"/>
+                <w:szCs w:val="24"/>
+                <w:lang w:eastAsia="zh-CN"/>
+              </w:rPr>
+            </w:pPr>
+          </w:p>
+        </w:tc>
+      </w:tr>
+    </w:tbl>
+    <w:p>
+      <w:pPr>
+        <w:rPr>
+          <w:rFonts w:hint="eastAsia" w:ascii="Times New Roman" w:hAnsi="Times New Roman" w:eastAsia="微软雅黑" w:cs="Times New Roman"/>
+          <w:sz w:val="24"/>
+          <w:szCs w:val="24"/>
+          <w:lang w:eastAsia="zh-CN"/>
+        </w:rPr>
+      </w:pPr>
+      <w:r>
+        <w:rPr>
+          <w:rFonts w:hint="eastAsia" w:ascii="Times New Roman" w:hAnsi="Times New Roman" w:eastAsia="微软雅黑" w:cs="Times New Roman"/>
+          <w:sz w:val="24"/>
+          <w:szCs w:val="24"/>
+          <w:lang w:eastAsia="zh-CN"/>
+        </w:rPr>
         <w:t>{% endif %}</w:t>
       </w:r>
+    </w:p>
+    <w:p>
+      <w:pPr>
+        <w:rPr>
+          <w:rFonts w:hint="eastAsia" w:ascii="Times New Roman" w:hAnsi="Times New Roman" w:eastAsia="微软雅黑" w:cs="Times New Roman"/>
+          <w:sz w:val="24"/>
+          <w:szCs w:val="24"/>
+          <w:lang w:eastAsia="zh-CN"/>
+        </w:rPr>
+      </w:pPr>
+      <w:bookmarkStart w:id="107" w:name="_GoBack"/>
+      <w:bookmarkEnd w:id="107"/>
     </w:p>
     <w:p>
       <w:pPr>
@@ -7991,8 +7983,6 @@
           <w:lang w:eastAsia="zh-CN"/>
         </w:rPr>
       </w:pPr>
-      <w:bookmarkStart w:id="107" w:name="_GoBack"/>
-      <w:bookmarkEnd w:id="107"/>
       <w:r>
         <w:rPr>
           <w:rFonts w:hint="eastAsia" w:eastAsia="宋体"/>
@@ -8045,12 +8035,12 @@
           </w14:shadow>
         </w:rPr>
       </w:pPr>
-      <w:bookmarkStart w:id="29" w:name="_Toc20136_WPSOffice_Level1"/>
-      <w:bookmarkStart w:id="30" w:name="_Toc5980"/>
-      <w:bookmarkStart w:id="31" w:name="_Toc2781"/>
-      <w:bookmarkStart w:id="32" w:name="_Toc11794"/>
-      <w:bookmarkStart w:id="33" w:name="_Toc24235"/>
-      <w:bookmarkStart w:id="34" w:name="_Toc19898_WPSOffice_Level1"/>
+      <w:bookmarkStart w:id="29" w:name="_Toc24235"/>
+      <w:bookmarkStart w:id="30" w:name="_Toc2781"/>
+      <w:bookmarkStart w:id="31" w:name="_Toc19898_WPSOffice_Level1"/>
+      <w:bookmarkStart w:id="32" w:name="_Toc5980"/>
+      <w:bookmarkStart w:id="33" w:name="_Toc20136_WPSOffice_Level1"/>
+      <w:bookmarkStart w:id="34" w:name="_Toc11794"/>
       <w:bookmarkStart w:id="35" w:name="_Toc22132"/>
       <w:r>
         <w:rPr>
@@ -8092,9 +8082,9 @@
         </w:rPr>
       </w:pPr>
       <w:bookmarkStart w:id="36" w:name="_Toc26774"/>
-      <w:bookmarkStart w:id="37" w:name="_Toc29970"/>
-      <w:bookmarkStart w:id="38" w:name="_Toc149826007"/>
-      <w:bookmarkStart w:id="39" w:name="_Toc149832732"/>
+      <w:bookmarkStart w:id="37" w:name="_Toc149832732"/>
+      <w:bookmarkStart w:id="38" w:name="_Toc29970"/>
+      <w:bookmarkStart w:id="39" w:name="_Toc149826007"/>
       <w:bookmarkStart w:id="40" w:name="_Toc19748"/>
       <w:r>
         <w:rPr>
@@ -8313,6 +8303,12 @@
             <w:insideH w:val="single" w:color="A4A4A4" w:sz="4" w:space="0"/>
             <w:insideV w:val="single" w:color="A4A4A4" w:sz="4" w:space="0"/>
           </w:tblBorders>
+          <w:tblCellMar>
+            <w:top w:w="0" w:type="dxa"/>
+            <w:left w:w="0" w:type="dxa"/>
+            <w:bottom w:w="0" w:type="dxa"/>
+            <w:right w:w="0" w:type="dxa"/>
+          </w:tblCellMar>
         </w:tblPrEx>
         <w:trPr>
           <w:trHeight w:val="510" w:hRule="atLeast"/>
@@ -8818,6 +8814,12 @@
             <w:insideH w:val="single" w:color="A4A4A4" w:sz="4" w:space="0"/>
             <w:insideV w:val="single" w:color="A4A4A4" w:sz="4" w:space="0"/>
           </w:tblBorders>
+          <w:tblCellMar>
+            <w:top w:w="0" w:type="dxa"/>
+            <w:left w:w="0" w:type="dxa"/>
+            <w:bottom w:w="0" w:type="dxa"/>
+            <w:right w:w="0" w:type="dxa"/>
+          </w:tblCellMar>
         </w:tblPrEx>
         <w:trPr>
           <w:trHeight w:val="797" w:hRule="atLeast"/>
@@ -15570,13 +15572,13 @@
           <w:lang w:eastAsia="zh-CN"/>
         </w:rPr>
       </w:pPr>
-      <w:bookmarkStart w:id="44" w:name="_Toc23903"/>
-      <w:bookmarkStart w:id="45" w:name="_Toc11395"/>
-      <w:bookmarkStart w:id="46" w:name="_Toc32443_WPSOffice_Level1"/>
-      <w:bookmarkStart w:id="47" w:name="_Toc25727"/>
-      <w:bookmarkStart w:id="48" w:name="_Toc180"/>
-      <w:bookmarkStart w:id="49" w:name="_Toc23846_WPSOffice_Level1"/>
-      <w:bookmarkStart w:id="50" w:name="_Toc4331_WPSOffice_Level1"/>
+      <w:bookmarkStart w:id="44" w:name="_Toc32443_WPSOffice_Level1"/>
+      <w:bookmarkStart w:id="45" w:name="_Toc23903"/>
+      <w:bookmarkStart w:id="46" w:name="_Toc11395"/>
+      <w:bookmarkStart w:id="47" w:name="_Toc4331_WPSOffice_Level1"/>
+      <w:bookmarkStart w:id="48" w:name="_Toc23846_WPSOffice_Level1"/>
+      <w:bookmarkStart w:id="49" w:name="_Toc25727"/>
+      <w:bookmarkStart w:id="50" w:name="_Toc180"/>
       <w:r>
         <w:rPr>
           <w:rFonts w:hint="eastAsia" w:ascii="Times New Roman" w:hAnsi="Times New Roman" w:eastAsia="微软雅黑" w:cs="Times New Roman"/>
@@ -15716,12 +15718,6 @@
             <w:insideH w:val="dotted" w:color="033F86" w:sz="4" w:space="0"/>
             <w:insideV w:val="dotted" w:color="033F86" w:sz="4" w:space="0"/>
           </w:tblBorders>
-          <w:tblCellMar>
-            <w:top w:w="0" w:type="dxa"/>
-            <w:left w:w="108" w:type="dxa"/>
-            <w:bottom w:w="0" w:type="dxa"/>
-            <w:right w:w="108" w:type="dxa"/>
-          </w:tblCellMar>
         </w:tblPrEx>
         <w:trPr>
           <w:jc w:val="center"/>
@@ -16821,6 +16817,12 @@
             <w:insideH w:val="none" w:color="auto" w:sz="0" w:space="0"/>
             <w:insideV w:val="none" w:color="auto" w:sz="0" w:space="0"/>
           </w:tblBorders>
+          <w:tblCellMar>
+            <w:top w:w="0" w:type="dxa"/>
+            <w:left w:w="113" w:type="dxa"/>
+            <w:bottom w:w="0" w:type="dxa"/>
+            <w:right w:w="113" w:type="dxa"/>
+          </w:tblCellMar>
         </w:tblPrEx>
         <w:trPr>
           <w:trHeight w:val="1984" w:hRule="atLeast"/>
@@ -18786,9 +18788,9 @@
         </w:rPr>
       </w:pPr>
       <w:bookmarkStart w:id="56" w:name="_Toc17813"/>
-      <w:bookmarkStart w:id="57" w:name="_Toc149832737"/>
-      <w:bookmarkStart w:id="58" w:name="_Toc8516"/>
-      <w:bookmarkStart w:id="59" w:name="_Toc149826013"/>
+      <w:bookmarkStart w:id="57" w:name="_Toc149826013"/>
+      <w:bookmarkStart w:id="58" w:name="_Toc149832737"/>
+      <w:bookmarkStart w:id="59" w:name="_Toc8516"/>
       <w:r>
         <w:rPr>
           <w:rFonts w:hint="eastAsia"/>
@@ -23555,6 +23557,12 @@
             <w:insideH w:val="dotted" w:color="45A3A7" w:sz="4" w:space="0"/>
             <w:insideV w:val="dotted" w:color="45A3A7" w:sz="4" w:space="0"/>
           </w:tblBorders>
+          <w:tblCellMar>
+            <w:top w:w="0" w:type="dxa"/>
+            <w:left w:w="108" w:type="dxa"/>
+            <w:bottom w:w="0" w:type="dxa"/>
+            <w:right w:w="108" w:type="dxa"/>
+          </w:tblCellMar>
         </w:tblPrEx>
         <w:trPr>
           <w:trHeight w:val="329" w:hRule="atLeast"/>
@@ -28445,13 +28453,13 @@
           </w14:shadow>
         </w:rPr>
       </w:pPr>
-      <w:bookmarkStart w:id="61" w:name="_Toc27302"/>
-      <w:bookmarkStart w:id="62" w:name="_Toc13698"/>
+      <w:bookmarkStart w:id="61" w:name="_Toc28240"/>
+      <w:bookmarkStart w:id="62" w:name="_Toc11588"/>
       <w:bookmarkStart w:id="63" w:name="_Toc21764_WPSOffice_Level1"/>
-      <w:bookmarkStart w:id="64" w:name="_Toc28240"/>
+      <w:bookmarkStart w:id="64" w:name="_Toc13196_WPSOffice_Level1"/>
       <w:bookmarkStart w:id="65" w:name="_Toc1707_WPSOffice_Level1"/>
-      <w:bookmarkStart w:id="66" w:name="_Toc13196_WPSOffice_Level1"/>
-      <w:bookmarkStart w:id="67" w:name="_Toc11588"/>
+      <w:bookmarkStart w:id="66" w:name="_Toc27302"/>
+      <w:bookmarkStart w:id="67" w:name="_Toc13698"/>
       <w:bookmarkStart w:id="68" w:name="_Toc2004"/>
       <w:r>
         <w:rPr>
@@ -28492,11 +28500,11 @@
           <w:lang w:eastAsia="zh-CN"/>
         </w:rPr>
       </w:pPr>
-      <w:bookmarkStart w:id="69" w:name="_Toc25190"/>
-      <w:bookmarkStart w:id="70" w:name="_Toc24085_WPSOffice_Level1"/>
-      <w:bookmarkStart w:id="71" w:name="_Toc3674"/>
-      <w:bookmarkStart w:id="72" w:name="_Toc27853"/>
-      <w:bookmarkStart w:id="73" w:name="_Toc14255_WPSOffice_Level1"/>
+      <w:bookmarkStart w:id="69" w:name="_Toc27853"/>
+      <w:bookmarkStart w:id="70" w:name="_Toc3674"/>
+      <w:bookmarkStart w:id="71" w:name="_Toc25190"/>
+      <w:bookmarkStart w:id="72" w:name="_Toc14255_WPSOffice_Level1"/>
+      <w:bookmarkStart w:id="73" w:name="_Toc24085_WPSOffice_Level1"/>
       <w:bookmarkStart w:id="74" w:name="_Toc15840_WPSOffice_Level1"/>
       <w:r>
         <w:rPr>
@@ -31074,14 +31082,14 @@
           <w:lang w:eastAsia="zh-CN"/>
         </w:rPr>
       </w:pPr>
-      <w:bookmarkStart w:id="75" w:name="_Toc22484_WPSOffice_Level1"/>
-      <w:bookmarkStart w:id="76" w:name="_Toc7549"/>
+      <w:bookmarkStart w:id="75" w:name="_Toc28910_WPSOffice_Level1"/>
+      <w:bookmarkStart w:id="76" w:name="_Toc11722"/>
       <w:bookmarkStart w:id="77" w:name="_Toc4222"/>
-      <w:bookmarkStart w:id="78" w:name="_Toc19099"/>
-      <w:bookmarkStart w:id="79" w:name="_Toc16368_WPSOffice_Level1"/>
-      <w:bookmarkStart w:id="80" w:name="_Toc26865"/>
-      <w:bookmarkStart w:id="81" w:name="_Toc28910_WPSOffice_Level1"/>
-      <w:bookmarkStart w:id="82" w:name="_Toc11722"/>
+      <w:bookmarkStart w:id="78" w:name="_Toc16368_WPSOffice_Level1"/>
+      <w:bookmarkStart w:id="79" w:name="_Toc7549"/>
+      <w:bookmarkStart w:id="80" w:name="_Toc19099"/>
+      <w:bookmarkStart w:id="81" w:name="_Toc22484_WPSOffice_Level1"/>
+      <w:bookmarkStart w:id="82" w:name="_Toc26865"/>
       <w:r>
         <w:rPr>
           <w:rFonts w:hint="eastAsia"/>
@@ -31100,12 +31108,12 @@
       <w:bookmarkEnd w:id="81"/>
       <w:bookmarkEnd w:id="82"/>
       <w:bookmarkStart w:id="83" w:name="_Toc19280_WPSOffice_Level2"/>
-      <w:bookmarkStart w:id="84" w:name="_Toc31515_WPSOffice_Level2"/>
-      <w:bookmarkStart w:id="85" w:name="_Toc6931_WPSOffice_Level2"/>
+      <w:bookmarkStart w:id="84" w:name="_Toc17111_WPSOffice_Level2"/>
+      <w:bookmarkStart w:id="85" w:name="_Toc11193_WPSOffice_Level2"/>
       <w:bookmarkStart w:id="86" w:name="_Toc6304_WPSOffice_Level2"/>
-      <w:bookmarkStart w:id="87" w:name="_Toc3488_WPSOffice_Level2"/>
-      <w:bookmarkStart w:id="88" w:name="_Toc11193_WPSOffice_Level2"/>
-      <w:bookmarkStart w:id="89" w:name="_Toc17111_WPSOffice_Level2"/>
+      <w:bookmarkStart w:id="87" w:name="_Toc6931_WPSOffice_Level2"/>
+      <w:bookmarkStart w:id="88" w:name="_Toc3488_WPSOffice_Level2"/>
+      <w:bookmarkStart w:id="89" w:name="_Toc31515_WPSOffice_Level2"/>
       <w:bookmarkStart w:id="90" w:name="_Toc28454_WPSOffice_Level1"/>
     </w:p>
     <w:bookmarkEnd w:id="83"/>
@@ -31193,8 +31201,8 @@
               </w:rPr>
             </w:pPr>
             <w:bookmarkStart w:id="91" w:name="_Toc26985_WPSOffice_Level1"/>
-            <w:bookmarkStart w:id="92" w:name="_Toc5476"/>
-            <w:bookmarkStart w:id="93" w:name="_Toc20170_WPSOffice_Level1"/>
+            <w:bookmarkStart w:id="92" w:name="_Toc20170_WPSOffice_Level1"/>
+            <w:bookmarkStart w:id="93" w:name="_Toc5476"/>
             <w:r>
               <w:rPr>
                 <w:rFonts w:ascii="Times New Roman" w:hAnsi="Times New Roman" w:eastAsia="微软雅黑" w:cs="Times New Roman"/>
@@ -31629,9 +31637,9 @@
           <w:lang w:eastAsia="zh-CN"/>
         </w:rPr>
       </w:pPr>
-      <w:bookmarkStart w:id="94" w:name="_Toc3409"/>
-      <w:bookmarkStart w:id="95" w:name="_Toc15114"/>
-      <w:bookmarkStart w:id="96" w:name="_Toc10441"/>
+      <w:bookmarkStart w:id="94" w:name="_Toc15114"/>
+      <w:bookmarkStart w:id="95" w:name="_Toc10441"/>
+      <w:bookmarkStart w:id="96" w:name="_Toc3409"/>
       <w:bookmarkStart w:id="97" w:name="_Toc9322"/>
       <w:r>
         <w:rPr>
@@ -31851,15 +31859,15 @@
           <w:lang w:eastAsia="zh-CN"/>
         </w:rPr>
       </w:pPr>
-      <w:bookmarkStart w:id="98" w:name="_Toc31320"/>
-      <w:bookmarkStart w:id="99" w:name="_Toc21649"/>
+      <w:bookmarkStart w:id="98" w:name="_Toc21649"/>
+      <w:bookmarkStart w:id="99" w:name="_Toc31320"/>
       <w:bookmarkStart w:id="100" w:name="_Toc21361"/>
-      <w:bookmarkStart w:id="101" w:name="_Toc22623"/>
+      <w:bookmarkStart w:id="101" w:name="_Toc19584_WPSOffice_Level1"/>
       <w:bookmarkStart w:id="102" w:name="_Toc17792_WPSOffice_Level2"/>
-      <w:bookmarkStart w:id="103" w:name="_Toc14611_WPSOffice_Level1"/>
-      <w:bookmarkStart w:id="104" w:name="_Toc13275"/>
-      <w:bookmarkStart w:id="105" w:name="_Toc22162_WPSOffice_Level1"/>
-      <w:bookmarkStart w:id="106" w:name="_Toc19584_WPSOffice_Level1"/>
+      <w:bookmarkStart w:id="103" w:name="_Toc22162_WPSOffice_Level1"/>
+      <w:bookmarkStart w:id="104" w:name="_Toc22623"/>
+      <w:bookmarkStart w:id="105" w:name="_Toc14611_WPSOffice_Level1"/>
+      <w:bookmarkStart w:id="106" w:name="_Toc13275"/>
       <w:r>
         <w:rPr>
           <w:rFonts w:hint="eastAsia"/>
@@ -33255,7 +33263,7 @@
         <w:lang w:eastAsia="zh-CN"/>
       </w:rPr>
       <w:drawing>
-        <wp:anchor distT="0" distB="0" distL="0" distR="0" simplePos="0" relativeHeight="251664384" behindDoc="0" locked="0" layoutInCell="1" allowOverlap="1">
+        <wp:anchor distT="0" distB="0" distL="0" distR="0" simplePos="0" relativeHeight="251663360" behindDoc="0" locked="0" layoutInCell="1" allowOverlap="1">
           <wp:simplePos x="0" y="0"/>
           <wp:positionH relativeFrom="column">
             <wp:posOffset>4538980</wp:posOffset>
@@ -33415,7 +33423,7 @@
         <w:lang w:eastAsia="zh-CN"/>
       </w:rPr>
       <w:drawing>
-        <wp:anchor distT="0" distB="0" distL="0" distR="0" simplePos="0" relativeHeight="251665408" behindDoc="0" locked="0" layoutInCell="1" allowOverlap="1">
+        <wp:anchor distT="0" distB="0" distL="0" distR="0" simplePos="0" relativeHeight="251664384" behindDoc="0" locked="0" layoutInCell="1" allowOverlap="1">
           <wp:simplePos x="0" y="0"/>
           <wp:positionH relativeFrom="column">
             <wp:posOffset>4582795</wp:posOffset>
@@ -35649,7 +35657,6 @@
     <customSectPr/>
     <customSectPr/>
     <customSectPr/>
-    <customSectPr/>
   </customSectProps>
   <customShpExts>
     <customShpInfo spid="_x0000_s1026" textRotate="1"/>

--- a/WebContent/docx/淋巴瘤129基因报告-单样本-苏州市立医院.docx
+++ b/WebContent/docx/淋巴瘤129基因报告-单样本-苏州市立医院.docx
@@ -2469,13 +2469,13 @@
           <w:cols w:space="0" w:num="1"/>
         </w:sectPr>
       </w:pPr>
-      <w:bookmarkStart w:id="0" w:name="_Toc21669"/>
-      <w:bookmarkStart w:id="1" w:name="_Toc24178_WPSOffice_Level1"/>
+      <w:bookmarkStart w:id="0" w:name="_Toc24178_WPSOffice_Level1"/>
+      <w:bookmarkStart w:id="1" w:name="_Toc21669"/>
       <w:bookmarkStart w:id="2" w:name="_Toc30143_WPSOffice_Level1"/>
-      <w:bookmarkStart w:id="3" w:name="_Toc21009_WPSOffice_Level1"/>
-      <w:bookmarkStart w:id="4" w:name="_Toc3619"/>
-      <w:bookmarkStart w:id="5" w:name="_Toc10906"/>
-      <w:bookmarkStart w:id="6" w:name="_Toc13806"/>
+      <w:bookmarkStart w:id="3" w:name="_Toc13806"/>
+      <w:bookmarkStart w:id="4" w:name="_Toc21009_WPSOffice_Level1"/>
+      <w:bookmarkStart w:id="5" w:name="_Toc3619"/>
+      <w:bookmarkStart w:id="6" w:name="_Toc10906"/>
     </w:p>
     <w:p>
       <w:pPr>
@@ -3379,12 +3379,12 @@
         </w:rPr>
       </w:pPr>
       <w:bookmarkStart w:id="8" w:name="_Toc7021_WPSOffice_Level1"/>
-      <w:bookmarkStart w:id="9" w:name="_Toc29943"/>
-      <w:bookmarkStart w:id="10" w:name="_Toc26731"/>
-      <w:bookmarkStart w:id="11" w:name="_Toc17451"/>
-      <w:bookmarkStart w:id="12" w:name="_Toc11015_WPSOffice_Level1"/>
-      <w:bookmarkStart w:id="13" w:name="_Toc31917"/>
-      <w:bookmarkStart w:id="14" w:name="_Toc18062_WPSOffice_Level1"/>
+      <w:bookmarkStart w:id="9" w:name="_Toc31917"/>
+      <w:bookmarkStart w:id="10" w:name="_Toc17451"/>
+      <w:bookmarkStart w:id="11" w:name="_Toc11015_WPSOffice_Level1"/>
+      <w:bookmarkStart w:id="12" w:name="_Toc18062_WPSOffice_Level1"/>
+      <w:bookmarkStart w:id="13" w:name="_Toc29943"/>
+      <w:bookmarkStart w:id="14" w:name="_Toc26731"/>
       <w:bookmarkStart w:id="15" w:name="_Toc3823"/>
       <w:r>
         <w:rPr>
@@ -3657,13 +3657,13 @@
         </w:rPr>
       </w:pPr>
       <w:bookmarkStart w:id="17" w:name="_Toc149837253"/>
-      <w:bookmarkStart w:id="18" w:name="_Toc94"/>
-      <w:bookmarkStart w:id="19" w:name="_Toc2887"/>
-      <w:bookmarkStart w:id="20" w:name="_Toc25920"/>
-      <w:bookmarkStart w:id="21" w:name="_Toc16576"/>
-      <w:bookmarkStart w:id="22" w:name="_Toc23369_WPSOffice_Level1"/>
-      <w:bookmarkStart w:id="23" w:name="_Toc23052"/>
-      <w:bookmarkStart w:id="24" w:name="_Toc18058"/>
+      <w:bookmarkStart w:id="18" w:name="_Toc2887"/>
+      <w:bookmarkStart w:id="19" w:name="_Toc94"/>
+      <w:bookmarkStart w:id="20" w:name="_Toc23052"/>
+      <w:bookmarkStart w:id="21" w:name="_Toc18058"/>
+      <w:bookmarkStart w:id="22" w:name="_Toc25920"/>
+      <w:bookmarkStart w:id="23" w:name="_Toc23369_WPSOffice_Level1"/>
+      <w:bookmarkStart w:id="24" w:name="_Toc16576"/>
       <w:bookmarkStart w:id="25" w:name="_Toc6221_WPSOffice_Level1"/>
       <w:r>
         <w:rPr>
@@ -3715,9 +3715,9 @@
           <w:lang w:eastAsia="zh-CN" w:bidi="ar"/>
         </w:rPr>
       </w:pPr>
-      <w:bookmarkStart w:id="26" w:name="_Toc149837254"/>
+      <w:bookmarkStart w:id="26" w:name="_Toc2043"/>
       <w:bookmarkStart w:id="27" w:name="_Toc689"/>
-      <w:bookmarkStart w:id="28" w:name="_Toc2043"/>
+      <w:bookmarkStart w:id="28" w:name="_Toc149837254"/>
       <w:r>
         <w:rPr>
           <w:rFonts w:hint="eastAsia"/>
@@ -5077,7 +5077,7 @@
           <w:rFonts w:hint="eastAsia" w:ascii="Times New Roman" w:hAnsi="Times New Roman" w:eastAsia="微软雅黑" w:cs="Times New Roman"/>
           <w:sz w:val="18"/>
           <w:szCs w:val="18"/>
-          <w:lang w:eastAsia="zh-CN" w:bidi="ar"/>
+          <w:lang w:eastAsia="zh-CN"/>
         </w:rPr>
       </w:pPr>
       <w:r>
@@ -5085,7 +5085,7 @@
           <w:rFonts w:ascii="Times New Roman" w:hAnsi="Times New Roman" w:eastAsia="微软雅黑" w:cs="Times New Roman"/>
           <w:sz w:val="18"/>
           <w:szCs w:val="18"/>
-          <w:lang w:eastAsia="zh-CN" w:bidi="ar"/>
+          <w:lang w:eastAsia="zh-CN"/>
         </w:rPr>
         <w:t>本报告只对本次采集样本负责，如有疑问，请在7个工作日内与我们联系。</w:t>
       </w:r>
@@ -5094,7 +5094,7 @@
           <w:rFonts w:hint="eastAsia" w:ascii="Times New Roman" w:hAnsi="Times New Roman" w:eastAsia="微软雅黑" w:cs="Times New Roman"/>
           <w:sz w:val="18"/>
           <w:szCs w:val="18"/>
-          <w:lang w:eastAsia="zh-CN" w:bidi="ar"/>
+          <w:lang w:eastAsia="zh-CN"/>
         </w:rPr>
         <w:t xml:space="preserve">{% if testedby == </w:t>
       </w:r>
@@ -5103,7 +5103,7 @@
           <w:rFonts w:ascii="Times New Roman" w:hAnsi="Times New Roman" w:eastAsia="微软雅黑" w:cs="Times New Roman"/>
           <w:sz w:val="18"/>
           <w:szCs w:val="18"/>
-          <w:lang w:eastAsia="zh-CN" w:bidi="ar"/>
+          <w:lang w:eastAsia="zh-CN"/>
         </w:rPr>
         <w:t>“</w:t>
       </w:r>
@@ -5112,7 +5112,7 @@
           <w:rFonts w:hint="eastAsia" w:ascii="Times New Roman" w:hAnsi="Times New Roman" w:eastAsia="微软雅黑" w:cs="Times New Roman"/>
           <w:sz w:val="18"/>
           <w:szCs w:val="18"/>
-          <w:lang w:eastAsia="zh-CN" w:bidi="ar"/>
+          <w:lang w:eastAsia="zh-CN"/>
         </w:rPr>
         <w:t>1</w:t>
       </w:r>
@@ -5121,7 +5121,7 @@
           <w:rFonts w:ascii="Times New Roman" w:hAnsi="Times New Roman" w:eastAsia="微软雅黑" w:cs="Times New Roman"/>
           <w:sz w:val="18"/>
           <w:szCs w:val="18"/>
-          <w:lang w:eastAsia="zh-CN" w:bidi="ar"/>
+          <w:lang w:eastAsia="zh-CN"/>
         </w:rPr>
         <w:t>”</w:t>
       </w:r>
@@ -5130,7 +5130,7 @@
           <w:rFonts w:hint="eastAsia" w:ascii="Times New Roman" w:hAnsi="Times New Roman" w:eastAsia="微软雅黑" w:cs="Times New Roman"/>
           <w:sz w:val="18"/>
           <w:szCs w:val="18"/>
-          <w:lang w:eastAsia="zh-CN" w:bidi="ar"/>
+          <w:lang w:eastAsia="zh-CN"/>
         </w:rPr>
         <w:t xml:space="preserve"> %}</w:t>
       </w:r>
@@ -5145,6 +5145,522 @@
     <w:p>
       <w:pPr>
         <w:rPr>
+          <w:lang w:eastAsia="zh-CN"/>
+        </w:rPr>
+      </w:pPr>
+    </w:p>
+    <w:tbl>
+      <w:tblPr>
+        <w:tblStyle w:val="33"/>
+        <w:tblW w:w="9066" w:type="dxa"/>
+        <w:jc w:val="right"/>
+        <w:tblLayout w:type="fixed"/>
+        <w:tblCellMar>
+          <w:top w:w="0" w:type="dxa"/>
+          <w:left w:w="0" w:type="dxa"/>
+          <w:bottom w:w="0" w:type="dxa"/>
+          <w:right w:w="0" w:type="dxa"/>
+        </w:tblCellMar>
+      </w:tblPr>
+      <w:tblGrid>
+        <w:gridCol w:w="1272"/>
+        <w:gridCol w:w="2306"/>
+        <w:gridCol w:w="1373"/>
+        <w:gridCol w:w="1640"/>
+        <w:gridCol w:w="2475"/>
+      </w:tblGrid>
+      <w:tr>
+        <w:trPr>
+          <w:trHeight w:val="441" w:hRule="exact"/>
+          <w:jc w:val="right"/>
+        </w:trPr>
+        <w:tc>
+          <w:tcPr>
+            <w:tcW w:w="1272" w:type="dxa"/>
+            <w:vAlign w:val="center"/>
+          </w:tcPr>
+          <w:p>
+            <w:pPr>
+              <w:pStyle w:val="21"/>
+              <w:spacing w:before="13"/>
+              <w:ind w:left="13" w:right="95"/>
+              <w:jc w:val="both"/>
+              <w:rPr>
+                <w:rFonts w:ascii="Times New Roman" w:hAnsi="Times New Roman" w:cs="Times New Roman"/>
+                <w:b/>
+                <w:sz w:val="24"/>
+                <w:szCs w:val="24"/>
+              </w:rPr>
+            </w:pPr>
+            <w:r>
+              <w:rPr>
+                <w:rFonts w:ascii="Times New Roman" w:hAnsi="Times New Roman" w:cs="Times New Roman"/>
+                <w:b/>
+                <w:sz w:val="24"/>
+                <w:szCs w:val="24"/>
+              </w:rPr>
+              <w:t>检测人：</w:t>
+            </w:r>
+          </w:p>
+        </w:tc>
+        <w:tc>
+          <w:tcPr>
+            <w:tcW w:w="2306" w:type="dxa"/>
+            <w:vAlign w:val="center"/>
+          </w:tcPr>
+          <w:p>
+            <w:pPr>
+              <w:pStyle w:val="21"/>
+              <w:spacing w:before="13"/>
+              <w:jc w:val="both"/>
+              <w:rPr>
+                <w:rFonts w:ascii="Times New Roman" w:hAnsi="Times New Roman" w:cs="Times New Roman"/>
+                <w:b/>
+                <w:sz w:val="24"/>
+                <w:szCs w:val="24"/>
+              </w:rPr>
+            </w:pPr>
+            <w:r>
+              <w:rPr>
+                <w:sz w:val="18"/>
+              </w:rPr>
+              <mc:AlternateContent>
+                <mc:Choice Requires="wpg">
+                  <w:drawing>
+                    <wp:anchor distT="0" distB="0" distL="114300" distR="114300" simplePos="0" relativeHeight="251664384" behindDoc="0" locked="0" layoutInCell="1" allowOverlap="1">
+                      <wp:simplePos x="0" y="0"/>
+                      <wp:positionH relativeFrom="column">
+                        <wp:posOffset>-366395</wp:posOffset>
+                      </wp:positionH>
+                      <wp:positionV relativeFrom="paragraph">
+                        <wp:posOffset>-487680</wp:posOffset>
+                      </wp:positionV>
+                      <wp:extent cx="1442085" cy="1442085"/>
+                      <wp:effectExtent l="0" t="0" r="5715" b="5715"/>
+                      <wp:wrapNone/>
+                      <wp:docPr id="8" name="组合 8"/>
+                      <wp:cNvGraphicFramePr/>
+                      <a:graphic xmlns:a="http://schemas.openxmlformats.org/drawingml/2006/main">
+                        <a:graphicData uri="http://schemas.microsoft.com/office/word/2010/wordprocessingGroup">
+                          <wpg:wgp>
+                            <wpg:cNvGrpSpPr/>
+                            <wpg:grpSpPr>
+                              <a:xfrm>
+                                <a:off x="0" y="0"/>
+                                <a:ext cx="1442085" cy="1442085"/>
+                                <a:chOff x="3757" y="89141"/>
+                                <a:chExt cx="2271" cy="2271"/>
+                              </a:xfrm>
+                            </wpg:grpSpPr>
+                            <pic:pic xmlns:pic="http://schemas.openxmlformats.org/drawingml/2006/picture">
+                              <pic:nvPicPr>
+                                <pic:cNvPr id="18" name="图片 8"/>
+                                <pic:cNvPicPr>
+                                  <a:picLocks noChangeAspect="1" noChangeArrowheads="1"/>
+                                </pic:cNvPicPr>
+                              </pic:nvPicPr>
+                              <pic:blipFill>
+                                <a:blip r:embed="rId9">
+                                  <a:extLst>
+                                    <a:ext uri="{28A0092B-C50C-407E-A947-70E740481C1C}">
+                                      <a14:useLocalDpi xmlns:a14="http://schemas.microsoft.com/office/drawing/2010/main" val="0"/>
+                                    </a:ext>
+                                  </a:extLst>
+                                </a:blip>
+                                <a:srcRect/>
+                                <a:stretch>
+                                  <a:fillRect/>
+                                </a:stretch>
+                              </pic:blipFill>
+                              <pic:spPr>
+                                <a:xfrm>
+                                  <a:off x="3757" y="89141"/>
+                                  <a:ext cx="2271" cy="2271"/>
+                                </a:xfrm>
+                                <a:prstGeom prst="rect">
+                                  <a:avLst/>
+                                </a:prstGeom>
+                                <a:noFill/>
+                                <a:ln>
+                                  <a:noFill/>
+                                </a:ln>
+                              </pic:spPr>
+                            </pic:pic>
+                            <pic:pic xmlns:pic="http://schemas.openxmlformats.org/drawingml/2006/picture">
+                              <pic:nvPicPr>
+                                <pic:cNvPr id="30" name="图片 30" descr="微信图片_20220215110121"/>
+                                <pic:cNvPicPr>
+                                  <a:picLocks noChangeAspect="1"/>
+                                </pic:cNvPicPr>
+                              </pic:nvPicPr>
+                              <pic:blipFill>
+                                <a:blip r:embed="rId10">
+                                  <a:clrChange>
+                                    <a:clrFrom>
+                                      <a:srgbClr val="A09D98">
+                                        <a:alpha val="100000"/>
+                                      </a:srgbClr>
+                                    </a:clrFrom>
+                                    <a:clrTo>
+                                      <a:srgbClr val="A09D98">
+                                        <a:alpha val="100000"/>
+                                        <a:alpha val="0"/>
+                                      </a:srgbClr>
+                                    </a:clrTo>
+                                  </a:clrChange>
+                                  <a:biLevel thresh="50000"/>
+                                </a:blip>
+                                <a:stretch>
+                                  <a:fillRect/>
+                                </a:stretch>
+                              </pic:blipFill>
+                              <pic:spPr>
+                                <a:xfrm>
+                                  <a:off x="4304" y="89723"/>
+                                  <a:ext cx="1234" cy="715"/>
+                                </a:xfrm>
+                                <a:prstGeom prst="rect">
+                                  <a:avLst/>
+                                </a:prstGeom>
+                              </pic:spPr>
+                            </pic:pic>
+                          </wpg:wgp>
+                        </a:graphicData>
+                      </a:graphic>
+                    </wp:anchor>
+                  </w:drawing>
+                </mc:Choice>
+                <mc:Fallback>
+                  <w:pict>
+                    <v:group id="_x0000_s1026" o:spid="_x0000_s1026" o:spt="203" style="position:absolute;left:0pt;margin-left:-28.85pt;margin-top:-38.4pt;height:113.55pt;width:113.55pt;z-index:251664384;mso-width-relative:page;mso-height-relative:page;" coordorigin="3757,89141" coordsize="2271,2271" o:gfxdata="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">
+                      <o:lock v:ext="edit" aspectratio="f"/>
+                      <v:shape id="图片 8" o:spid="_x0000_s1026" o:spt="75" type="#_x0000_t75" style="position:absolute;left:3757;top:89141;height:2271;width:2271;" filled="f" o:preferrelative="t" stroked="f" coordsize="21600,21600" o:gfxdata="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">
+                        <v:fill on="f" focussize="0,0"/>
+                        <v:stroke on="f"/>
+                        <v:imagedata r:id="rId9" o:title=""/>
+                        <o:lock v:ext="edit" aspectratio="t"/>
+                      </v:shape>
+                      <v:shape id="_x0000_s1026" o:spid="_x0000_s1026" o:spt="75" alt="微信图片_20220215110121" type="#_x0000_t75" style="position:absolute;left:4304;top:89723;height:715;width:1234;" filled="f" o:preferrelative="t" stroked="f" coordsize="21600,21600" o:gfxdata="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">
+                        <v:fill on="f" focussize="0,0"/>
+                        <v:stroke on="f"/>
+                        <v:imagedata r:id="rId10" grayscale="t" bilevel="t" chromakey="#A09D98" o:title=""/>
+                        <o:lock v:ext="edit" aspectratio="t"/>
+                      </v:shape>
+                    </v:group>
+                  </w:pict>
+                </mc:Fallback>
+              </mc:AlternateContent>
+            </w:r>
+          </w:p>
+        </w:tc>
+        <w:tc>
+          <w:tcPr>
+            <w:tcW w:w="1373" w:type="dxa"/>
+            <w:vAlign w:val="center"/>
+          </w:tcPr>
+          <w:p>
+            <w:pPr>
+              <w:pStyle w:val="21"/>
+              <w:spacing w:before="13"/>
+              <w:jc w:val="both"/>
+              <w:rPr>
+                <w:rFonts w:ascii="Times New Roman" w:hAnsi="Times New Roman" w:cs="Times New Roman"/>
+                <w:b/>
+                <w:sz w:val="24"/>
+                <w:szCs w:val="24"/>
+              </w:rPr>
+            </w:pPr>
+            <w:r>
+              <w:rPr>
+                <w:rFonts w:hint="eastAsia" w:ascii="Times New Roman" w:hAnsi="Times New Roman" w:cs="Times New Roman"/>
+                <w:b/>
+                <w:sz w:val="24"/>
+                <w:szCs w:val="24"/>
+                <w:lang w:val="en-US" w:eastAsia="zh-CN"/>
+              </w:rPr>
+              <w:t>报告医生</w:t>
+            </w:r>
+            <w:r>
+              <w:rPr>
+                <w:rFonts w:ascii="Times New Roman" w:hAnsi="Times New Roman" w:cs="Times New Roman"/>
+                <w:b/>
+                <w:sz w:val="24"/>
+                <w:szCs w:val="24"/>
+                <w:lang w:eastAsia="zh-CN"/>
+              </w:rPr>
+              <w:t>：</w:t>
+            </w:r>
+          </w:p>
+        </w:tc>
+        <w:tc>
+          <w:tcPr>
+            <w:tcW w:w="1640" w:type="dxa"/>
+            <w:vAlign w:val="center"/>
+          </w:tcPr>
+          <w:p>
+            <w:pPr>
+              <w:pStyle w:val="21"/>
+              <w:spacing w:before="13"/>
+              <w:ind w:right="15"/>
+              <w:jc w:val="both"/>
+              <w:rPr>
+                <w:rFonts w:ascii="Times New Roman" w:hAnsi="Times New Roman" w:cs="Times New Roman"/>
+                <w:b/>
+                <w:sz w:val="24"/>
+                <w:szCs w:val="24"/>
+              </w:rPr>
+            </w:pPr>
+          </w:p>
+        </w:tc>
+        <w:tc>
+          <w:tcPr>
+            <w:tcW w:w="2475" w:type="dxa"/>
+            <w:vAlign w:val="center"/>
+          </w:tcPr>
+          <w:p>
+            <w:pPr>
+              <w:pStyle w:val="21"/>
+              <w:spacing w:before="13"/>
+              <w:ind w:right="15"/>
+              <w:jc w:val="both"/>
+              <w:rPr>
+                <w:rFonts w:hint="eastAsia" w:ascii="Times New Roman" w:hAnsi="Times New Roman" w:eastAsia="宋体" w:cs="Times New Roman"/>
+                <w:b/>
+                <w:sz w:val="24"/>
+                <w:szCs w:val="24"/>
+                <w:lang w:val="en-US" w:eastAsia="zh-CN"/>
+              </w:rPr>
+            </w:pPr>
+            <w:r>
+              <w:rPr>
+                <w:rFonts w:hint="eastAsia" w:ascii="Times New Roman" w:hAnsi="Times New Roman" w:cs="Times New Roman"/>
+                <w:b/>
+                <w:sz w:val="24"/>
+                <w:szCs w:val="24"/>
+                <w:lang w:val="en-US" w:eastAsia="zh-CN"/>
+              </w:rPr>
+              <w:t>审核医生：</w:t>
+            </w:r>
+          </w:p>
+        </w:tc>
+      </w:tr>
+      <w:tr>
+        <w:tblPrEx>
+          <w:tblCellMar>
+            <w:top w:w="0" w:type="dxa"/>
+            <w:left w:w="0" w:type="dxa"/>
+            <w:bottom w:w="0" w:type="dxa"/>
+            <w:right w:w="0" w:type="dxa"/>
+          </w:tblCellMar>
+        </w:tblPrEx>
+        <w:trPr>
+          <w:trHeight w:val="457" w:hRule="exact"/>
+          <w:jc w:val="right"/>
+        </w:trPr>
+        <w:tc>
+          <w:tcPr>
+            <w:tcW w:w="1272" w:type="dxa"/>
+            <w:vAlign w:val="center"/>
+          </w:tcPr>
+          <w:p>
+            <w:pPr>
+              <w:pStyle w:val="21"/>
+              <w:spacing w:line="341" w:lineRule="exact"/>
+              <w:ind w:left="13" w:right="165"/>
+              <w:jc w:val="both"/>
+              <w:rPr>
+                <w:rFonts w:ascii="Times New Roman" w:hAnsi="Times New Roman" w:cs="Times New Roman"/>
+                <w:b/>
+                <w:sz w:val="24"/>
+                <w:szCs w:val="24"/>
+              </w:rPr>
+            </w:pPr>
+            <w:r>
+              <w:rPr>
+                <w:rFonts w:ascii="Times New Roman" w:hAnsi="Times New Roman" w:cs="Times New Roman"/>
+                <w:b/>
+                <w:sz w:val="24"/>
+                <w:szCs w:val="24"/>
+              </w:rPr>
+              <w:t>日</w:t>
+            </w:r>
+            <w:r>
+              <w:rPr>
+                <w:rFonts w:ascii="Times New Roman" w:hAnsi="Times New Roman" w:cs="Times New Roman"/>
+                <w:b/>
+                <w:sz w:val="24"/>
+                <w:szCs w:val="24"/>
+                <w:lang w:eastAsia="zh-CN"/>
+              </w:rPr>
+              <w:t xml:space="preserve">  </w:t>
+            </w:r>
+            <w:r>
+              <w:rPr>
+                <w:rFonts w:ascii="Times New Roman" w:hAnsi="Times New Roman" w:cs="Times New Roman"/>
+                <w:b/>
+                <w:sz w:val="24"/>
+                <w:szCs w:val="24"/>
+              </w:rPr>
+              <w:t>期：</w:t>
+            </w:r>
+          </w:p>
+        </w:tc>
+        <w:tc>
+          <w:tcPr>
+            <w:tcW w:w="2306" w:type="dxa"/>
+            <w:vAlign w:val="center"/>
+          </w:tcPr>
+          <w:p>
+            <w:pPr>
+              <w:pStyle w:val="21"/>
+              <w:spacing w:line="363" w:lineRule="exact"/>
+              <w:jc w:val="both"/>
+              <w:rPr>
+                <w:rFonts w:ascii="Times New Roman" w:hAnsi="Times New Roman" w:cs="Times New Roman"/>
+                <w:sz w:val="24"/>
+                <w:szCs w:val="24"/>
+              </w:rPr>
+            </w:pPr>
+            <w:r>
+              <w:rPr>
+                <w:rFonts w:ascii="Times New Roman" w:hAnsi="Times New Roman" w:cs="Times New Roman"/>
+                <w:kern w:val="2"/>
+                <w:sz w:val="24"/>
+                <w:szCs w:val="24"/>
+                <w:lang w:eastAsia="zh-CN"/>
+              </w:rPr>
+              <w:t>{{ reportdate }}</w:t>
+            </w:r>
+          </w:p>
+        </w:tc>
+        <w:tc>
+          <w:tcPr>
+            <w:tcW w:w="1373" w:type="dxa"/>
+            <w:vAlign w:val="center"/>
+          </w:tcPr>
+          <w:p>
+            <w:pPr>
+              <w:pStyle w:val="21"/>
+              <w:spacing w:line="341" w:lineRule="exact"/>
+              <w:jc w:val="both"/>
+              <w:rPr>
+                <w:rFonts w:ascii="Times New Roman" w:hAnsi="Times New Roman" w:cs="Times New Roman"/>
+                <w:b/>
+                <w:sz w:val="24"/>
+                <w:szCs w:val="24"/>
+              </w:rPr>
+            </w:pPr>
+          </w:p>
+        </w:tc>
+        <w:tc>
+          <w:tcPr>
+            <w:tcW w:w="1640" w:type="dxa"/>
+            <w:vAlign w:val="center"/>
+          </w:tcPr>
+          <w:p>
+            <w:pPr>
+              <w:pStyle w:val="21"/>
+              <w:spacing w:line="363" w:lineRule="exact"/>
+              <w:ind w:right="15"/>
+              <w:jc w:val="both"/>
+              <w:rPr>
+                <w:rFonts w:ascii="Times New Roman" w:hAnsi="Times New Roman" w:cs="Times New Roman"/>
+                <w:sz w:val="24"/>
+                <w:szCs w:val="24"/>
+              </w:rPr>
+            </w:pPr>
+          </w:p>
+        </w:tc>
+        <w:tc>
+          <w:tcPr>
+            <w:tcW w:w="2475" w:type="dxa"/>
+            <w:vAlign w:val="center"/>
+          </w:tcPr>
+          <w:p>
+            <w:pPr>
+              <w:pStyle w:val="21"/>
+              <w:spacing w:line="363" w:lineRule="exact"/>
+              <w:ind w:right="15"/>
+              <w:jc w:val="both"/>
+              <w:rPr>
+                <w:rFonts w:ascii="Times New Roman" w:hAnsi="Times New Roman" w:cs="Times New Roman"/>
+                <w:kern w:val="2"/>
+                <w:sz w:val="24"/>
+                <w:szCs w:val="24"/>
+                <w:lang w:eastAsia="zh-CN"/>
+              </w:rPr>
+            </w:pPr>
+          </w:p>
+        </w:tc>
+      </w:tr>
+    </w:tbl>
+    <w:p>
+      <w:pPr>
+        <w:rPr>
+          <w:rFonts w:ascii="Times New Roman" w:hAnsi="Times New Roman" w:eastAsia="微软雅黑" w:cs="Times New Roman"/>
+          <w:sz w:val="24"/>
+          <w:szCs w:val="24"/>
+          <w:lang w:eastAsia="zh-CN"/>
+        </w:rPr>
+      </w:pPr>
+      <w:r>
+        <w:rPr>
+          <w:rFonts w:hint="eastAsia" w:ascii="Times New Roman" w:hAnsi="Times New Roman" w:eastAsia="微软雅黑" w:cs="Times New Roman"/>
+          <w:sz w:val="24"/>
+          <w:szCs w:val="24"/>
+          <w:lang w:eastAsia="zh-CN"/>
+        </w:rPr>
+        <w:t xml:space="preserve">{% endif %}{% if testedby == </w:t>
+      </w:r>
+      <w:r>
+        <w:rPr>
+          <w:rFonts w:ascii="Times New Roman" w:hAnsi="Times New Roman" w:eastAsia="微软雅黑" w:cs="Times New Roman"/>
+          <w:sz w:val="24"/>
+          <w:szCs w:val="24"/>
+          <w:lang w:eastAsia="zh-CN"/>
+        </w:rPr>
+        <w:t>“</w:t>
+      </w:r>
+      <w:r>
+        <w:rPr>
+          <w:rFonts w:hint="eastAsia" w:ascii="Times New Roman" w:hAnsi="Times New Roman" w:eastAsia="微软雅黑" w:cs="Times New Roman"/>
+          <w:sz w:val="24"/>
+          <w:szCs w:val="24"/>
+          <w:lang w:eastAsia="zh-CN"/>
+        </w:rPr>
+        <w:t>2</w:t>
+      </w:r>
+      <w:r>
+        <w:rPr>
+          <w:rFonts w:ascii="Times New Roman" w:hAnsi="Times New Roman" w:eastAsia="微软雅黑" w:cs="Times New Roman"/>
+          <w:sz w:val="24"/>
+          <w:szCs w:val="24"/>
+          <w:lang w:eastAsia="zh-CN"/>
+        </w:rPr>
+        <w:t>”</w:t>
+      </w:r>
+      <w:r>
+        <w:rPr>
+          <w:rFonts w:hint="eastAsia" w:ascii="Times New Roman" w:hAnsi="Times New Roman" w:eastAsia="微软雅黑" w:cs="Times New Roman"/>
+          <w:sz w:val="24"/>
+          <w:szCs w:val="24"/>
+          <w:lang w:eastAsia="zh-CN"/>
+        </w:rPr>
+        <w:t xml:space="preserve"> %}</w:t>
+      </w:r>
+    </w:p>
+    <w:p>
+      <w:pPr>
+        <w:rPr>
+          <w:sz w:val="24"/>
+          <w:lang w:eastAsia="zh-CN"/>
+        </w:rPr>
+      </w:pPr>
+    </w:p>
+    <w:p>
+      <w:pPr>
+        <w:rPr>
+          <w:sz w:val="24"/>
           <w:lang w:eastAsia="zh-CN"/>
         </w:rPr>
       </w:pPr>
@@ -5228,123 +5744,6 @@
                 <w:szCs w:val="24"/>
               </w:rPr>
             </w:pPr>
-            <w:r>
-              <w:rPr>
-                <w:sz w:val="22"/>
-              </w:rPr>
-              <mc:AlternateContent>
-                <mc:Choice Requires="wpg">
-                  <w:drawing>
-                    <wp:anchor distT="0" distB="0" distL="114300" distR="114300" simplePos="0" relativeHeight="251664384" behindDoc="0" locked="0" layoutInCell="1" allowOverlap="1">
-                      <wp:simplePos x="0" y="0"/>
-                      <wp:positionH relativeFrom="column">
-                        <wp:posOffset>-149860</wp:posOffset>
-                      </wp:positionH>
-                      <wp:positionV relativeFrom="paragraph">
-                        <wp:posOffset>-505460</wp:posOffset>
-                      </wp:positionV>
-                      <wp:extent cx="1442720" cy="1442720"/>
-                      <wp:effectExtent l="0" t="0" r="5080" b="5080"/>
-                      <wp:wrapNone/>
-                      <wp:docPr id="6" name="组合 6"/>
-                      <wp:cNvGraphicFramePr/>
-                      <a:graphic xmlns:a="http://schemas.openxmlformats.org/drawingml/2006/main">
-                        <a:graphicData uri="http://schemas.microsoft.com/office/word/2010/wordprocessingGroup">
-                          <wpg:wgp>
-                            <wpg:cNvGrpSpPr/>
-                            <wpg:grpSpPr>
-                              <a:xfrm>
-                                <a:off x="0" y="0"/>
-                                <a:ext cx="1442720" cy="1442720"/>
-                                <a:chOff x="20702" y="14472"/>
-                                <a:chExt cx="2272" cy="2272"/>
-                              </a:xfrm>
-                            </wpg:grpSpPr>
-                            <pic:pic xmlns:pic="http://schemas.openxmlformats.org/drawingml/2006/picture">
-                              <pic:nvPicPr>
-                                <pic:cNvPr id="7" name="图片 15" descr="c9514d16fd70679bf0495aeebb03c72d_compress"/>
-                                <pic:cNvPicPr>
-                                  <a:picLocks noChangeAspect="1"/>
-                                </pic:cNvPicPr>
-                              </pic:nvPicPr>
-                              <pic:blipFill>
-                                <a:blip r:embed="rId9"/>
-                                <a:srcRect l="21003" t="56913" r="27176" b="26386"/>
-                                <a:stretch>
-                                  <a:fillRect/>
-                                </a:stretch>
-                              </pic:blipFill>
-                              <pic:spPr>
-                                <a:xfrm>
-                                  <a:off x="21019" y="15216"/>
-                                  <a:ext cx="1550" cy="475"/>
-                                </a:xfrm>
-                                <a:prstGeom prst="rect">
-                                  <a:avLst/>
-                                </a:prstGeom>
-                              </pic:spPr>
-                            </pic:pic>
-                            <pic:pic xmlns:pic="http://schemas.openxmlformats.org/drawingml/2006/picture">
-                              <pic:nvPicPr>
-                                <pic:cNvPr id="18" name="图片 25"/>
-                                <pic:cNvPicPr>
-                                  <a:picLocks noChangeAspect="1" noChangeArrowheads="1"/>
-                                </pic:cNvPicPr>
-                              </pic:nvPicPr>
-                              <pic:blipFill>
-                                <a:blip r:embed="rId10">
-                                  <a:extLst>
-                                    <a:ext uri="{28A0092B-C50C-407E-A947-70E740481C1C}">
-                                      <a14:useLocalDpi xmlns:a14="http://schemas.microsoft.com/office/drawing/2010/main" val="0"/>
-                                    </a:ext>
-                                  </a:extLst>
-                                </a:blip>
-                                <a:srcRect/>
-                                <a:stretch>
-                                  <a:fillRect/>
-                                </a:stretch>
-                              </pic:blipFill>
-                              <pic:spPr>
-                                <a:xfrm>
-                                  <a:off x="20702" y="14472"/>
-                                  <a:ext cx="2273" cy="2273"/>
-                                </a:xfrm>
-                                <a:prstGeom prst="rect">
-                                  <a:avLst/>
-                                </a:prstGeom>
-                                <a:noFill/>
-                                <a:ln>
-                                  <a:noFill/>
-                                </a:ln>
-                              </pic:spPr>
-                            </pic:pic>
-                          </wpg:wgp>
-                        </a:graphicData>
-                      </a:graphic>
-                    </wp:anchor>
-                  </w:drawing>
-                </mc:Choice>
-                <mc:Fallback>
-                  <w:pict>
-                    <v:group id="_x0000_s1026" o:spid="_x0000_s1026" o:spt="203" style="position:absolute;left:0pt;margin-left:-11.8pt;margin-top:-39.8pt;height:113.6pt;width:113.6pt;z-index:251664384;mso-width-relative:page;mso-height-relative:page;" coordorigin="20702,14472" coordsize="2272,2272" o:gfxdata="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">
-                      <o:lock v:ext="edit" aspectratio="f"/>
-                      <v:shape id="图片 15" o:spid="_x0000_s1026" o:spt="75" alt="c9514d16fd70679bf0495aeebb03c72d_compress" type="#_x0000_t75" style="position:absolute;left:21019;top:15216;height:475;width:1550;" filled="f" o:preferrelative="t" stroked="f" coordsize="21600,21600" o:gfxdata="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">
-                        <v:fill on="f" focussize="0,0"/>
-                        <v:stroke on="f"/>
-                        <v:imagedata r:id="rId9" cropleft="13765f" croptop="37299f" cropright="17810f" cropbottom="17292f" o:title=""/>
-                        <o:lock v:ext="edit" aspectratio="t"/>
-                      </v:shape>
-                      <v:shape id="图片 25" o:spid="_x0000_s1026" o:spt="75" type="#_x0000_t75" style="position:absolute;left:20702;top:14472;height:2273;width:2273;" filled="f" o:preferrelative="t" stroked="f" coordsize="21600,21600" o:gfxdata="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">
-                        <v:fill on="f" focussize="0,0"/>
-                        <v:stroke on="f"/>
-                        <v:imagedata r:id="rId10" o:title=""/>
-                        <o:lock v:ext="edit" aspectratio="t"/>
-                      </v:shape>
-                    </v:group>
-                  </w:pict>
-                </mc:Fallback>
-              </mc:AlternateContent>
-            </w:r>
           </w:p>
         </w:tc>
         <w:tc>
@@ -5591,12 +5990,30 @@
     <w:p>
       <w:pPr>
         <w:rPr>
+          <w:rFonts w:ascii="Times New Roman" w:hAnsi="Times New Roman" w:eastAsia="微软雅黑" w:cs="Times New Roman"/>
+          <w:sz w:val="24"/>
+          <w:szCs w:val="24"/>
+          <w:lang w:eastAsia="zh-CN"/>
+        </w:rPr>
+      </w:pPr>
+      <w:r>
+        <w:rPr>
           <w:rFonts w:hint="eastAsia" w:ascii="Times New Roman" w:hAnsi="Times New Roman" w:eastAsia="微软雅黑" w:cs="Times New Roman"/>
           <w:sz w:val="24"/>
           <w:szCs w:val="24"/>
           <w:lang w:eastAsia="zh-CN"/>
         </w:rPr>
-      </w:pPr>
+        <w:t xml:space="preserve">{% endif %}{% if testedby == </w:t>
+      </w:r>
+      <w:r>
+        <w:rPr>
+          <w:rFonts w:ascii="Times New Roman" w:hAnsi="Times New Roman" w:eastAsia="微软雅黑" w:cs="Times New Roman"/>
+          <w:sz w:val="24"/>
+          <w:szCs w:val="24"/>
+          <w:lang w:eastAsia="zh-CN"/>
+        </w:rPr>
+        <w:t>“</w:t>
+      </w:r>
       <w:r>
         <w:rPr>
           <w:rFonts w:hint="eastAsia" w:ascii="Times New Roman" w:hAnsi="Times New Roman" w:eastAsia="微软雅黑" w:cs="Times New Roman"/>
@@ -5604,25 +6021,7 @@
           <w:szCs w:val="24"/>
           <w:lang w:eastAsia="zh-CN"/>
         </w:rPr>
-        <w:t xml:space="preserve">{% endif %}{% if testedby == </w:t>
-      </w:r>
-      <w:r>
-        <w:rPr>
-          <w:rFonts w:ascii="Times New Roman" w:hAnsi="Times New Roman" w:eastAsia="微软雅黑" w:cs="Times New Roman"/>
-          <w:sz w:val="24"/>
-          <w:szCs w:val="24"/>
-          <w:lang w:eastAsia="zh-CN"/>
-        </w:rPr>
-        <w:t>“</w:t>
-      </w:r>
-      <w:r>
-        <w:rPr>
-          <w:rFonts w:hint="eastAsia" w:ascii="Times New Roman" w:hAnsi="Times New Roman" w:eastAsia="微软雅黑" w:cs="Times New Roman"/>
-          <w:sz w:val="24"/>
-          <w:szCs w:val="24"/>
-          <w:lang w:eastAsia="zh-CN"/>
-        </w:rPr>
-        <w:t>2</w:t>
+        <w:t>3</w:t>
       </w:r>
       <w:r>
         <w:rPr>
@@ -5646,7 +6045,7 @@
     <w:p>
       <w:pPr>
         <w:rPr>
-          <w:rFonts w:hint="eastAsia" w:ascii="Times New Roman" w:hAnsi="Times New Roman" w:eastAsia="微软雅黑" w:cs="Times New Roman"/>
+          <w:rFonts w:ascii="Times New Roman" w:hAnsi="Times New Roman" w:eastAsia="微软雅黑" w:cs="Times New Roman"/>
           <w:sz w:val="24"/>
           <w:szCs w:val="24"/>
           <w:lang w:eastAsia="zh-CN"/>
@@ -5656,9 +6055,7 @@
     <w:p>
       <w:pPr>
         <w:rPr>
-          <w:rFonts w:hint="eastAsia" w:ascii="Times New Roman" w:hAnsi="Times New Roman" w:eastAsia="微软雅黑" w:cs="Times New Roman"/>
           <w:sz w:val="24"/>
-          <w:szCs w:val="24"/>
           <w:lang w:eastAsia="zh-CN"/>
         </w:rPr>
       </w:pPr>
@@ -5744,23 +6141,23 @@
             </w:pPr>
             <w:r>
               <w:rPr>
-                <w:sz w:val="22"/>
+                <w:sz w:val="24"/>
               </w:rPr>
               <mc:AlternateContent>
                 <mc:Choice Requires="wpg">
                   <w:drawing>
-                    <wp:anchor distT="0" distB="0" distL="114300" distR="114300" simplePos="0" relativeHeight="251665408" behindDoc="0" locked="0" layoutInCell="1" allowOverlap="1">
+                    <wp:anchor distT="0" distB="0" distL="114300" distR="114300" simplePos="0" relativeHeight="251662336" behindDoc="0" locked="0" layoutInCell="1" allowOverlap="1">
                       <wp:simplePos x="0" y="0"/>
                       <wp:positionH relativeFrom="column">
-                        <wp:posOffset>-181610</wp:posOffset>
+                        <wp:posOffset>-388620</wp:posOffset>
                       </wp:positionH>
                       <wp:positionV relativeFrom="paragraph">
-                        <wp:posOffset>-455295</wp:posOffset>
+                        <wp:posOffset>-462915</wp:posOffset>
                       </wp:positionV>
-                      <wp:extent cx="1442720" cy="1442720"/>
-                      <wp:effectExtent l="0" t="0" r="5080" b="5080"/>
+                      <wp:extent cx="1443355" cy="1475740"/>
+                      <wp:effectExtent l="0" t="0" r="4445" b="2540"/>
                       <wp:wrapNone/>
-                      <wp:docPr id="9" name="组合 9"/>
+                      <wp:docPr id="14" name="组合 14"/>
                       <wp:cNvGraphicFramePr/>
                       <a:graphic xmlns:a="http://schemas.openxmlformats.org/drawingml/2006/main">
                         <a:graphicData uri="http://schemas.microsoft.com/office/word/2010/wordprocessingGroup">
@@ -5769,44 +6166,47 @@
                             <wpg:grpSpPr>
                               <a:xfrm>
                                 <a:off x="0" y="0"/>
-                                <a:ext cx="1442720" cy="1442720"/>
-                                <a:chOff x="14555" y="19046"/>
-                                <a:chExt cx="2272" cy="2272"/>
+                                <a:ext cx="1443355" cy="1475740"/>
+                                <a:chOff x="3722" y="92738"/>
+                                <a:chExt cx="2273" cy="2273"/>
                               </a:xfrm>
                             </wpg:grpSpPr>
                             <pic:pic xmlns:pic="http://schemas.openxmlformats.org/drawingml/2006/picture">
                               <pic:nvPicPr>
-                                <pic:cNvPr id="19" name="图片 1" descr="24f613a0-66be-430b-9e80-270d3393fac5"/>
+                                <pic:cNvPr id="22" name="图片 59" descr="图片1"/>
                                 <pic:cNvPicPr>
                                   <a:picLocks noChangeAspect="1"/>
                                 </pic:cNvPicPr>
                               </pic:nvPicPr>
                               <pic:blipFill>
-                                <a:blip r:embed="rId11"/>
-                                <a:srcRect l="43292" t="26660" r="21693" b="24394"/>
+                                <a:blip r:embed="rId11">
+                                  <a:biLevel thresh="50000"/>
+                                </a:blip>
+                                <a:srcRect l="7865" t="11797" r="5322" b="19074"/>
                                 <a:stretch>
                                   <a:fillRect/>
                                 </a:stretch>
                               </pic:blipFill>
                               <pic:spPr>
-                                <a:xfrm rot="16200000">
-                                  <a:off x="15453" y="19290"/>
-                                  <a:ext cx="506" cy="1327"/>
+                                <a:xfrm>
+                                  <a:off x="4057" y="93343"/>
+                                  <a:ext cx="1468" cy="627"/>
                                 </a:xfrm>
                                 <a:prstGeom prst="rect">
                                   <a:avLst/>
                                 </a:prstGeom>
+                                <a:noFill/>
                               </pic:spPr>
                             </pic:pic>
                             <pic:pic xmlns:pic="http://schemas.openxmlformats.org/drawingml/2006/picture">
                               <pic:nvPicPr>
-                                <pic:cNvPr id="31" name="图片 25"/>
+                                <pic:cNvPr id="107" name="图片 23"/>
                                 <pic:cNvPicPr>
                                   <a:picLocks noChangeAspect="1" noChangeArrowheads="1"/>
                                 </pic:cNvPicPr>
                               </pic:nvPicPr>
                               <pic:blipFill>
-                                <a:blip r:embed="rId10">
+                                <a:blip r:embed="rId9">
                                   <a:extLst>
                                     <a:ext uri="{28A0092B-C50C-407E-A947-70E740481C1C}">
                                       <a14:useLocalDpi xmlns:a14="http://schemas.microsoft.com/office/drawing/2010/main" val="0"/>
@@ -5820,7 +6220,7 @@
                               </pic:blipFill>
                               <pic:spPr>
                                 <a:xfrm>
-                                  <a:off x="14555" y="19046"/>
+                                  <a:off x="3722" y="92738"/>
                                   <a:ext cx="2273" cy="2273"/>
                                 </a:xfrm>
                                 <a:prstGeom prst="rect">
@@ -5840,18 +6240,18 @@
                 </mc:Choice>
                 <mc:Fallback>
                   <w:pict>
-                    <v:group id="_x0000_s1026" o:spid="_x0000_s1026" o:spt="203" style="position:absolute;left:0pt;margin-left:-14.3pt;margin-top:-35.85pt;height:113.6pt;width:113.6pt;z-index:251665408;mso-width-relative:page;mso-height-relative:page;" coordorigin="14555,19046" coordsize="2272,2272" o:gfxdata="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">
+                    <v:group id="_x0000_s1026" o:spid="_x0000_s1026" o:spt="203" style="position:absolute;left:0pt;margin-left:-30.6pt;margin-top:-36.45pt;height:116.2pt;width:113.65pt;z-index:251662336;mso-width-relative:page;mso-height-relative:page;" coordorigin="3722,92738" coordsize="2273,2273" o:gfxdata="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">
                       <o:lock v:ext="edit" aspectratio="f"/>
-                      <v:shape id="图片 1" o:spid="_x0000_s1026" o:spt="75" alt="24f613a0-66be-430b-9e80-270d3393fac5" type="#_x0000_t75" style="position:absolute;left:15453;top:19290;height:1327;width:506;rotation:-5898240f;" filled="f" o:preferrelative="t" stroked="f" coordsize="21600,21600" o:gfxdata="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">
+                      <v:shape id="图片 59" o:spid="_x0000_s1026" o:spt="75" alt="图片1" type="#_x0000_t75" style="position:absolute;left:4057;top:93343;height:627;width:1468;" filled="f" o:preferrelative="t" stroked="f" coordsize="21600,21600" o:gfxdata="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">
                         <v:fill on="f" focussize="0,0"/>
                         <v:stroke on="f"/>
-                        <v:imagedata r:id="rId11" cropleft="28372f" croptop="17472f" cropright="14217f" cropbottom="15987f" o:title=""/>
+                        <v:imagedata r:id="rId11" cropleft="5154f" croptop="7731f" cropright="3488f" cropbottom="12500f" grayscale="t" bilevel="t" o:title=""/>
                         <o:lock v:ext="edit" aspectratio="t"/>
                       </v:shape>
-                      <v:shape id="图片 25" o:spid="_x0000_s1026" o:spt="75" type="#_x0000_t75" style="position:absolute;left:14555;top:19046;height:2273;width:2273;" filled="f" o:preferrelative="t" stroked="f" coordsize="21600,21600" o:gfxdata="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">
+                      <v:shape id="图片 23" o:spid="_x0000_s1026" o:spt="75" type="#_x0000_t75" style="position:absolute;left:3722;top:92738;height:2273;width:2273;" filled="f" o:preferrelative="t" stroked="f" coordsize="21600,21600" o:gfxdata="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">
                         <v:fill on="f" focussize="0,0"/>
                         <v:stroke on="f"/>
-                        <v:imagedata r:id="rId10" o:title=""/>
+                        <v:imagedata r:id="rId9" o:title=""/>
                         <o:lock v:ext="edit" aspectratio="t"/>
                       </v:shape>
                     </v:group>
@@ -6136,7 +6536,7 @@
           <w:szCs w:val="24"/>
           <w:lang w:eastAsia="zh-CN"/>
         </w:rPr>
-        <w:t>3</w:t>
+        <w:t>4</w:t>
       </w:r>
       <w:r>
         <w:rPr>
@@ -6170,7 +6570,9 @@
     <w:p>
       <w:pPr>
         <w:rPr>
+          <w:rFonts w:ascii="Times New Roman" w:hAnsi="Times New Roman" w:eastAsia="微软雅黑" w:cs="Times New Roman"/>
           <w:sz w:val="24"/>
+          <w:szCs w:val="24"/>
           <w:lang w:eastAsia="zh-CN"/>
         </w:rPr>
       </w:pPr>
@@ -6261,18 +6663,18 @@
               <mc:AlternateContent>
                 <mc:Choice Requires="wpg">
                   <w:drawing>
-                    <wp:anchor distT="0" distB="0" distL="114300" distR="114300" simplePos="0" relativeHeight="251662336" behindDoc="0" locked="0" layoutInCell="1" allowOverlap="1">
+                    <wp:anchor distT="0" distB="0" distL="114300" distR="114300" simplePos="0" relativeHeight="251661312" behindDoc="0" locked="0" layoutInCell="1" allowOverlap="1">
                       <wp:simplePos x="0" y="0"/>
                       <wp:positionH relativeFrom="column">
-                        <wp:posOffset>-388620</wp:posOffset>
+                        <wp:posOffset>-521335</wp:posOffset>
                       </wp:positionH>
                       <wp:positionV relativeFrom="paragraph">
-                        <wp:posOffset>-462915</wp:posOffset>
+                        <wp:posOffset>-472440</wp:posOffset>
                       </wp:positionV>
-                      <wp:extent cx="1443355" cy="1475740"/>
-                      <wp:effectExtent l="0" t="0" r="4445" b="2540"/>
+                      <wp:extent cx="1443355" cy="1443355"/>
+                      <wp:effectExtent l="0" t="0" r="4445" b="4445"/>
                       <wp:wrapNone/>
-                      <wp:docPr id="10" name="组合 10"/>
+                      <wp:docPr id="13" name="组合 13"/>
                       <wp:cNvGraphicFramePr/>
                       <a:graphic xmlns:a="http://schemas.openxmlformats.org/drawingml/2006/main">
                         <a:graphicData uri="http://schemas.microsoft.com/office/word/2010/wordprocessingGroup">
@@ -6281,47 +6683,61 @@
                             <wpg:grpSpPr>
                               <a:xfrm>
                                 <a:off x="0" y="0"/>
-                                <a:ext cx="1443355" cy="1475740"/>
-                                <a:chOff x="3722" y="92738"/>
+                                <a:ext cx="1443355" cy="1443355"/>
+                                <a:chOff x="3513" y="94449"/>
                                 <a:chExt cx="2273" cy="2273"/>
                               </a:xfrm>
                             </wpg:grpSpPr>
                             <pic:pic xmlns:pic="http://schemas.openxmlformats.org/drawingml/2006/picture">
                               <pic:nvPicPr>
-                                <pic:cNvPr id="22" name="图片 59" descr="图片1"/>
+                                <pic:cNvPr id="110" name="图片 29" descr="IMG_256"/>
                                 <pic:cNvPicPr>
                                   <a:picLocks noChangeAspect="1"/>
                                 </pic:cNvPicPr>
                               </pic:nvPicPr>
                               <pic:blipFill>
                                 <a:blip r:embed="rId12">
-                                  <a:biLevel thresh="50000"/>
+                                  <a:clrChange>
+                                    <a:clrFrom>
+                                      <a:srgbClr val="FFFFFF">
+                                        <a:alpha val="100000"/>
+                                      </a:srgbClr>
+                                    </a:clrFrom>
+                                    <a:clrTo>
+                                      <a:srgbClr val="FFFFFF">
+                                        <a:alpha val="100000"/>
+                                        <a:alpha val="0"/>
+                                      </a:srgbClr>
+                                    </a:clrTo>
+                                  </a:clrChange>
                                 </a:blip>
-                                <a:srcRect l="7865" t="11797" r="5322" b="19074"/>
                                 <a:stretch>
                                   <a:fillRect/>
                                 </a:stretch>
                               </pic:blipFill>
                               <pic:spPr>
                                 <a:xfrm>
-                                  <a:off x="4057" y="93343"/>
-                                  <a:ext cx="1468" cy="627"/>
+                                  <a:off x="4208" y="95052"/>
+                                  <a:ext cx="975" cy="570"/>
                                 </a:xfrm>
                                 <a:prstGeom prst="rect">
                                   <a:avLst/>
                                 </a:prstGeom>
                                 <a:noFill/>
+                                <a:ln w="9525">
+                                  <a:noFill/>
+                                </a:ln>
                               </pic:spPr>
                             </pic:pic>
                             <pic:pic xmlns:pic="http://schemas.openxmlformats.org/drawingml/2006/picture">
                               <pic:nvPicPr>
-                                <pic:cNvPr id="107" name="图片 23"/>
+                                <pic:cNvPr id="33" name="图片 25"/>
                                 <pic:cNvPicPr>
                                   <a:picLocks noChangeAspect="1" noChangeArrowheads="1"/>
                                 </pic:cNvPicPr>
                               </pic:nvPicPr>
                               <pic:blipFill>
-                                <a:blip r:embed="rId10">
+                                <a:blip r:embed="rId9">
                                   <a:extLst>
                                     <a:ext uri="{28A0092B-C50C-407E-A947-70E740481C1C}">
                                       <a14:useLocalDpi xmlns:a14="http://schemas.microsoft.com/office/drawing/2010/main" val="0"/>
@@ -6335,7 +6751,7 @@
                               </pic:blipFill>
                               <pic:spPr>
                                 <a:xfrm>
-                                  <a:off x="3722" y="92738"/>
+                                  <a:off x="3513" y="94449"/>
                                   <a:ext cx="2273" cy="2273"/>
                                 </a:xfrm>
                                 <a:prstGeom prst="rect">
@@ -6355,18 +6771,18 @@
                 </mc:Choice>
                 <mc:Fallback>
                   <w:pict>
-                    <v:group id="_x0000_s1026" o:spid="_x0000_s1026" o:spt="203" style="position:absolute;left:0pt;margin-left:-30.6pt;margin-top:-36.45pt;height:116.2pt;width:113.65pt;z-index:251662336;mso-width-relative:page;mso-height-relative:page;" coordorigin="3722,92738" coordsize="2273,2273" o:gfxdata="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">
+                    <v:group id="_x0000_s1026" o:spid="_x0000_s1026" o:spt="203" style="position:absolute;left:0pt;margin-left:-41.05pt;margin-top:-37.2pt;height:113.65pt;width:113.65pt;z-index:251661312;mso-width-relative:page;mso-height-relative:page;" coordorigin="3513,94449" coordsize="2273,2273" o:gfxdata="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">
                       <o:lock v:ext="edit" aspectratio="f"/>
-                      <v:shape id="图片 59" o:spid="_x0000_s1026" o:spt="75" alt="图片1" type="#_x0000_t75" style="position:absolute;left:4057;top:93343;height:627;width:1468;" filled="f" o:preferrelative="t" stroked="f" coordsize="21600,21600" o:gfxdata="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">
+                      <v:shape id="图片 29" o:spid="_x0000_s1026" o:spt="75" alt="IMG_256" type="#_x0000_t75" style="position:absolute;left:4208;top:95052;height:570;width:975;" filled="f" o:preferrelative="t" stroked="f" coordsize="21600,21600" o:gfxdata="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">
                         <v:fill on="f" focussize="0,0"/>
                         <v:stroke on="f"/>
-                        <v:imagedata r:id="rId12" cropleft="5154f" croptop="7731f" cropright="3488f" cropbottom="12500f" grayscale="t" bilevel="t" o:title=""/>
+                        <v:imagedata r:id="rId12" chromakey="#FFFFFF" o:title=""/>
                         <o:lock v:ext="edit" aspectratio="t"/>
                       </v:shape>
-                      <v:shape id="图片 23" o:spid="_x0000_s1026" o:spt="75" type="#_x0000_t75" style="position:absolute;left:3722;top:92738;height:2273;width:2273;" filled="f" o:preferrelative="t" stroked="f" coordsize="21600,21600" o:gfxdata="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">
+                      <v:shape id="图片 25" o:spid="_x0000_s1026" o:spt="75" type="#_x0000_t75" style="position:absolute;left:3513;top:94449;height:2273;width:2273;" filled="f" o:preferrelative="t" stroked="f" coordsize="21600,21600" o:gfxdata="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">
                         <v:fill on="f" focussize="0,0"/>
                         <v:stroke on="f"/>
-                        <v:imagedata r:id="rId10" o:title=""/>
+                        <v:imagedata r:id="rId9" o:title=""/>
                         <o:lock v:ext="edit" aspectratio="t"/>
                       </v:shape>
                     </v:group>
@@ -6651,7 +7067,7 @@
           <w:szCs w:val="24"/>
           <w:lang w:eastAsia="zh-CN"/>
         </w:rPr>
-        <w:t>4</w:t>
+        <w:t>5</w:t>
       </w:r>
       <w:r>
         <w:rPr>
@@ -6675,9 +7091,6 @@
     <w:p>
       <w:pPr>
         <w:rPr>
-          <w:rFonts w:ascii="Times New Roman" w:hAnsi="Times New Roman" w:eastAsia="微软雅黑" w:cs="Times New Roman"/>
-          <w:sz w:val="24"/>
-          <w:szCs w:val="24"/>
           <w:lang w:eastAsia="zh-CN"/>
         </w:rPr>
       </w:pPr>
@@ -6685,9 +7098,6 @@
     <w:p>
       <w:pPr>
         <w:rPr>
-          <w:rFonts w:ascii="Times New Roman" w:hAnsi="Times New Roman" w:eastAsia="微软雅黑" w:cs="Times New Roman"/>
-          <w:sz w:val="24"/>
-          <w:szCs w:val="24"/>
           <w:lang w:eastAsia="zh-CN"/>
         </w:rPr>
       </w:pPr>
@@ -6771,140 +7181,6 @@
                 <w:szCs w:val="24"/>
               </w:rPr>
             </w:pPr>
-            <w:r>
-              <w:rPr>
-                <w:sz w:val="24"/>
-              </w:rPr>
-              <mc:AlternateContent>
-                <mc:Choice Requires="wpg">
-                  <w:drawing>
-                    <wp:anchor distT="0" distB="0" distL="114300" distR="114300" simplePos="0" relativeHeight="251661312" behindDoc="0" locked="0" layoutInCell="1" allowOverlap="1">
-                      <wp:simplePos x="0" y="0"/>
-                      <wp:positionH relativeFrom="column">
-                        <wp:posOffset>-521335</wp:posOffset>
-                      </wp:positionH>
-                      <wp:positionV relativeFrom="paragraph">
-                        <wp:posOffset>-472440</wp:posOffset>
-                      </wp:positionV>
-                      <wp:extent cx="1443355" cy="1443355"/>
-                      <wp:effectExtent l="0" t="0" r="4445" b="4445"/>
-                      <wp:wrapNone/>
-                      <wp:docPr id="11" name="组合 11"/>
-                      <wp:cNvGraphicFramePr/>
-                      <a:graphic xmlns:a="http://schemas.openxmlformats.org/drawingml/2006/main">
-                        <a:graphicData uri="http://schemas.microsoft.com/office/word/2010/wordprocessingGroup">
-                          <wpg:wgp>
-                            <wpg:cNvGrpSpPr/>
-                            <wpg:grpSpPr>
-                              <a:xfrm>
-                                <a:off x="0" y="0"/>
-                                <a:ext cx="1443355" cy="1443355"/>
-                                <a:chOff x="3513" y="94449"/>
-                                <a:chExt cx="2273" cy="2273"/>
-                              </a:xfrm>
-                            </wpg:grpSpPr>
-                            <pic:pic xmlns:pic="http://schemas.openxmlformats.org/drawingml/2006/picture">
-                              <pic:nvPicPr>
-                                <pic:cNvPr id="110" name="图片 29" descr="IMG_256"/>
-                                <pic:cNvPicPr>
-                                  <a:picLocks noChangeAspect="1"/>
-                                </pic:cNvPicPr>
-                              </pic:nvPicPr>
-                              <pic:blipFill>
-                                <a:blip r:embed="rId13">
-                                  <a:clrChange>
-                                    <a:clrFrom>
-                                      <a:srgbClr val="FFFFFF">
-                                        <a:alpha val="100000"/>
-                                      </a:srgbClr>
-                                    </a:clrFrom>
-                                    <a:clrTo>
-                                      <a:srgbClr val="FFFFFF">
-                                        <a:alpha val="100000"/>
-                                        <a:alpha val="0"/>
-                                      </a:srgbClr>
-                                    </a:clrTo>
-                                  </a:clrChange>
-                                </a:blip>
-                                <a:stretch>
-                                  <a:fillRect/>
-                                </a:stretch>
-                              </pic:blipFill>
-                              <pic:spPr>
-                                <a:xfrm>
-                                  <a:off x="4208" y="95052"/>
-                                  <a:ext cx="975" cy="570"/>
-                                </a:xfrm>
-                                <a:prstGeom prst="rect">
-                                  <a:avLst/>
-                                </a:prstGeom>
-                                <a:noFill/>
-                                <a:ln w="9525">
-                                  <a:noFill/>
-                                </a:ln>
-                              </pic:spPr>
-                            </pic:pic>
-                            <pic:pic xmlns:pic="http://schemas.openxmlformats.org/drawingml/2006/picture">
-                              <pic:nvPicPr>
-                                <pic:cNvPr id="12" name="图片 25"/>
-                                <pic:cNvPicPr>
-                                  <a:picLocks noChangeAspect="1" noChangeArrowheads="1"/>
-                                </pic:cNvPicPr>
-                              </pic:nvPicPr>
-                              <pic:blipFill>
-                                <a:blip r:embed="rId10">
-                                  <a:extLst>
-                                    <a:ext uri="{28A0092B-C50C-407E-A947-70E740481C1C}">
-                                      <a14:useLocalDpi xmlns:a14="http://schemas.microsoft.com/office/drawing/2010/main" val="0"/>
-                                    </a:ext>
-                                  </a:extLst>
-                                </a:blip>
-                                <a:srcRect/>
-                                <a:stretch>
-                                  <a:fillRect/>
-                                </a:stretch>
-                              </pic:blipFill>
-                              <pic:spPr>
-                                <a:xfrm>
-                                  <a:off x="3513" y="94449"/>
-                                  <a:ext cx="2273" cy="2273"/>
-                                </a:xfrm>
-                                <a:prstGeom prst="rect">
-                                  <a:avLst/>
-                                </a:prstGeom>
-                                <a:noFill/>
-                                <a:ln>
-                                  <a:noFill/>
-                                </a:ln>
-                              </pic:spPr>
-                            </pic:pic>
-                          </wpg:wgp>
-                        </a:graphicData>
-                      </a:graphic>
-                    </wp:anchor>
-                  </w:drawing>
-                </mc:Choice>
-                <mc:Fallback>
-                  <w:pict>
-                    <v:group id="_x0000_s1026" o:spid="_x0000_s1026" o:spt="203" style="position:absolute;left:0pt;margin-left:-41.05pt;margin-top:-37.2pt;height:113.65pt;width:113.65pt;z-index:251661312;mso-width-relative:page;mso-height-relative:page;" coordorigin="3513,94449" coordsize="2273,2273" o:gfxdata="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">
-                      <o:lock v:ext="edit" aspectratio="f"/>
-                      <v:shape id="图片 29" o:spid="_x0000_s1026" o:spt="75" alt="IMG_256" type="#_x0000_t75" style="position:absolute;left:4208;top:95052;height:570;width:975;" filled="f" o:preferrelative="t" stroked="f" coordsize="21600,21600" o:gfxdata="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">
-                        <v:fill on="f" focussize="0,0"/>
-                        <v:stroke on="f"/>
-                        <v:imagedata r:id="rId13" chromakey="#FFFFFF" o:title=""/>
-                        <o:lock v:ext="edit" aspectratio="t"/>
-                      </v:shape>
-                      <v:shape id="图片 25" o:spid="_x0000_s1026" o:spt="75" type="#_x0000_t75" style="position:absolute;left:3513;top:94449;height:2273;width:2273;" filled="f" o:preferrelative="t" stroked="f" coordsize="21600,21600" o:gfxdata="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">
-                        <v:fill on="f" focussize="0,0"/>
-                        <v:stroke on="f"/>
-                        <v:imagedata r:id="rId10" o:title=""/>
-                        <o:lock v:ext="edit" aspectratio="t"/>
-                      </v:shape>
-                    </v:group>
-                  </w:pict>
-                </mc:Fallback>
-              </mc:AlternateContent>
-            </w:r>
           </w:p>
         </w:tc>
         <w:tc>
@@ -7182,7 +7458,7 @@
           <w:szCs w:val="24"/>
           <w:lang w:eastAsia="zh-CN"/>
         </w:rPr>
-        <w:t>5</w:t>
+        <w:t>6</w:t>
       </w:r>
       <w:r>
         <w:rPr>
@@ -7206,6 +7482,9 @@
     <w:p>
       <w:pPr>
         <w:rPr>
+          <w:rFonts w:ascii="Times New Roman" w:hAnsi="Times New Roman" w:eastAsia="微软雅黑" w:cs="Times New Roman"/>
+          <w:sz w:val="24"/>
+          <w:szCs w:val="24"/>
           <w:lang w:eastAsia="zh-CN"/>
         </w:rPr>
       </w:pPr>
@@ -7213,6 +7492,9 @@
     <w:p>
       <w:pPr>
         <w:rPr>
+          <w:rFonts w:ascii="Times New Roman" w:hAnsi="Times New Roman" w:eastAsia="微软雅黑" w:cs="Times New Roman"/>
+          <w:sz w:val="24"/>
+          <w:szCs w:val="24"/>
           <w:lang w:eastAsia="zh-CN"/>
         </w:rPr>
       </w:pPr>
@@ -7296,6 +7578,141 @@
                 <w:szCs w:val="24"/>
               </w:rPr>
             </w:pPr>
+            <w:r>
+              <w:rPr>
+                <w:sz w:val="24"/>
+              </w:rPr>
+              <mc:AlternateContent>
+                <mc:Choice Requires="wpg">
+                  <w:drawing>
+                    <wp:anchor distT="0" distB="0" distL="114300" distR="114300" simplePos="0" relativeHeight="251663360" behindDoc="0" locked="0" layoutInCell="1" allowOverlap="1">
+                      <wp:simplePos x="0" y="0"/>
+                      <wp:positionH relativeFrom="column">
+                        <wp:posOffset>-563245</wp:posOffset>
+                      </wp:positionH>
+                      <wp:positionV relativeFrom="paragraph">
+                        <wp:posOffset>-597535</wp:posOffset>
+                      </wp:positionV>
+                      <wp:extent cx="1443355" cy="1443355"/>
+                      <wp:effectExtent l="0" t="0" r="4445" b="4445"/>
+                      <wp:wrapNone/>
+                      <wp:docPr id="15" name="组合 15"/>
+                      <wp:cNvGraphicFramePr/>
+                      <a:graphic xmlns:a="http://schemas.openxmlformats.org/drawingml/2006/main">
+                        <a:graphicData uri="http://schemas.microsoft.com/office/word/2010/wordprocessingGroup">
+                          <wpg:wgp>
+                            <wpg:cNvGrpSpPr/>
+                            <wpg:grpSpPr>
+                              <a:xfrm>
+                                <a:off x="0" y="0"/>
+                                <a:ext cx="1443355" cy="1443355"/>
+                                <a:chOff x="3447" y="97780"/>
+                                <a:chExt cx="2273" cy="2273"/>
+                              </a:xfrm>
+                            </wpg:grpSpPr>
+                            <pic:pic xmlns:pic="http://schemas.openxmlformats.org/drawingml/2006/picture">
+                              <pic:nvPicPr>
+                                <pic:cNvPr id="50" name="图片 1" descr="IMG_256"/>
+                                <pic:cNvPicPr>
+                                  <a:picLocks noChangeAspect="1"/>
+                                </pic:cNvPicPr>
+                              </pic:nvPicPr>
+                              <pic:blipFill>
+                                <a:blip r:embed="rId13">
+                                  <a:clrChange>
+                                    <a:clrFrom>
+                                      <a:srgbClr val="AAA9A5">
+                                        <a:alpha val="100000"/>
+                                      </a:srgbClr>
+                                    </a:clrFrom>
+                                    <a:clrTo>
+                                      <a:srgbClr val="AAA9A5">
+                                        <a:alpha val="100000"/>
+                                        <a:alpha val="0"/>
+                                      </a:srgbClr>
+                                    </a:clrTo>
+                                  </a:clrChange>
+                                </a:blip>
+                                <a:srcRect l="27431" t="30452" r="31962" b="18126"/>
+                                <a:stretch>
+                                  <a:fillRect/>
+                                </a:stretch>
+                              </pic:blipFill>
+                              <pic:spPr>
+                                <a:xfrm>
+                                  <a:off x="4190" y="98395"/>
+                                  <a:ext cx="781" cy="989"/>
+                                </a:xfrm>
+                                <a:prstGeom prst="rect">
+                                  <a:avLst/>
+                                </a:prstGeom>
+                                <a:noFill/>
+                                <a:ln w="9525">
+                                  <a:noFill/>
+                                </a:ln>
+                              </pic:spPr>
+                            </pic:pic>
+                            <pic:pic xmlns:pic="http://schemas.openxmlformats.org/drawingml/2006/picture">
+                              <pic:nvPicPr>
+                                <pic:cNvPr id="11" name="图片 25"/>
+                                <pic:cNvPicPr>
+                                  <a:picLocks noChangeAspect="1" noChangeArrowheads="1"/>
+                                </pic:cNvPicPr>
+                              </pic:nvPicPr>
+                              <pic:blipFill>
+                                <a:blip r:embed="rId9">
+                                  <a:extLst>
+                                    <a:ext uri="{28A0092B-C50C-407E-A947-70E740481C1C}">
+                                      <a14:useLocalDpi xmlns:a14="http://schemas.microsoft.com/office/drawing/2010/main" val="0"/>
+                                    </a:ext>
+                                  </a:extLst>
+                                </a:blip>
+                                <a:srcRect/>
+                                <a:stretch>
+                                  <a:fillRect/>
+                                </a:stretch>
+                              </pic:blipFill>
+                              <pic:spPr>
+                                <a:xfrm>
+                                  <a:off x="3447" y="97780"/>
+                                  <a:ext cx="2273" cy="2273"/>
+                                </a:xfrm>
+                                <a:prstGeom prst="rect">
+                                  <a:avLst/>
+                                </a:prstGeom>
+                                <a:noFill/>
+                                <a:ln>
+                                  <a:noFill/>
+                                </a:ln>
+                              </pic:spPr>
+                            </pic:pic>
+                          </wpg:wgp>
+                        </a:graphicData>
+                      </a:graphic>
+                    </wp:anchor>
+                  </w:drawing>
+                </mc:Choice>
+                <mc:Fallback>
+                  <w:pict>
+                    <v:group id="_x0000_s1026" o:spid="_x0000_s1026" o:spt="203" style="position:absolute;left:0pt;margin-left:-44.35pt;margin-top:-47.05pt;height:113.65pt;width:113.65pt;z-index:251663360;mso-width-relative:page;mso-height-relative:page;" coordorigin="3447,97780" coordsize="2273,2273" o:gfxdata="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">
+                      <o:lock v:ext="edit" aspectratio="f"/>
+                      <v:shape id="图片 1" o:spid="_x0000_s1026" o:spt="75" alt="IMG_256" type="#_x0000_t75" style="position:absolute;left:4190;top:98395;height:989;width:781;" filled="f" o:preferrelative="t" stroked="f" coordsize="21600,21600" o:gfxdata="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">
+                        <v:fill on="f" focussize="0,0"/>
+                        <v:stroke on="f"/>
+                        <v:imagedata r:id="rId13" cropleft="17977f" croptop="19957f" cropright="20947f" cropbottom="11879f" chromakey="#AAA9A5" o:title=""/>
+                        <o:lock v:ext="edit" aspectratio="t"/>
+                      </v:shape>
+                      <v:shape id="图片 25" o:spid="_x0000_s1026" o:spt="75" type="#_x0000_t75" style="position:absolute;left:3447;top:97780;height:2273;width:2273;" filled="f" o:preferrelative="t" stroked="f" coordsize="21600,21600" o:gfxdata="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">
+                        <v:fill on="f" focussize="0,0"/>
+                        <v:stroke on="f"/>
+                        <v:imagedata r:id="rId9" o:title=""/>
+                        <o:lock v:ext="edit" aspectratio="t"/>
+                      </v:shape>
+                    </v:group>
+                  </w:pict>
+                </mc:Fallback>
+              </mc:AlternateContent>
+            </w:r>
           </w:p>
         </w:tc>
         <w:tc>
@@ -7542,30 +7959,12 @@
     <w:p>
       <w:pPr>
         <w:rPr>
-          <w:rFonts w:ascii="Times New Roman" w:hAnsi="Times New Roman" w:eastAsia="微软雅黑" w:cs="Times New Roman"/>
-          <w:sz w:val="24"/>
-          <w:szCs w:val="24"/>
-          <w:lang w:eastAsia="zh-CN"/>
-        </w:rPr>
-      </w:pPr>
-      <w:r>
-        <w:rPr>
           <w:rFonts w:hint="eastAsia" w:ascii="Times New Roman" w:hAnsi="Times New Roman" w:eastAsia="微软雅黑" w:cs="Times New Roman"/>
           <w:sz w:val="24"/>
           <w:szCs w:val="24"/>
           <w:lang w:eastAsia="zh-CN"/>
         </w:rPr>
-        <w:t xml:space="preserve">{% endif %}{% if testedby == </w:t>
-      </w:r>
-      <w:r>
-        <w:rPr>
-          <w:rFonts w:ascii="Times New Roman" w:hAnsi="Times New Roman" w:eastAsia="微软雅黑" w:cs="Times New Roman"/>
-          <w:sz w:val="24"/>
-          <w:szCs w:val="24"/>
-          <w:lang w:eastAsia="zh-CN"/>
-        </w:rPr>
-        <w:t>“</w:t>
-      </w:r>
+      </w:pPr>
       <w:r>
         <w:rPr>
           <w:rFonts w:hint="eastAsia" w:ascii="Times New Roman" w:hAnsi="Times New Roman" w:eastAsia="微软雅黑" w:cs="Times New Roman"/>
@@ -7573,399 +7972,8 @@
           <w:szCs w:val="24"/>
           <w:lang w:eastAsia="zh-CN"/>
         </w:rPr>
-        <w:t>6</w:t>
-      </w:r>
-      <w:r>
-        <w:rPr>
-          <w:rFonts w:ascii="Times New Roman" w:hAnsi="Times New Roman" w:eastAsia="微软雅黑" w:cs="Times New Roman"/>
-          <w:sz w:val="24"/>
-          <w:szCs w:val="24"/>
-          <w:lang w:eastAsia="zh-CN"/>
-        </w:rPr>
-        <w:t>”</w:t>
-      </w:r>
-      <w:r>
-        <w:rPr>
-          <w:rFonts w:hint="eastAsia" w:ascii="Times New Roman" w:hAnsi="Times New Roman" w:eastAsia="微软雅黑" w:cs="Times New Roman"/>
-          <w:sz w:val="24"/>
-          <w:szCs w:val="24"/>
-          <w:lang w:eastAsia="zh-CN"/>
-        </w:rPr>
-        <w:t xml:space="preserve"> %}</w:t>
-      </w:r>
-    </w:p>
-    <w:p>
-      <w:pPr>
-        <w:rPr>
-          <w:rFonts w:ascii="Times New Roman" w:hAnsi="Times New Roman" w:eastAsia="微软雅黑" w:cs="Times New Roman"/>
-          <w:sz w:val="24"/>
-          <w:szCs w:val="24"/>
-          <w:lang w:eastAsia="zh-CN"/>
-        </w:rPr>
-      </w:pPr>
-    </w:p>
-    <w:p>
-      <w:pPr>
-        <w:rPr>
-          <w:rFonts w:ascii="Times New Roman" w:hAnsi="Times New Roman" w:eastAsia="微软雅黑" w:cs="Times New Roman"/>
-          <w:sz w:val="24"/>
-          <w:szCs w:val="24"/>
-          <w:lang w:eastAsia="zh-CN"/>
-        </w:rPr>
-      </w:pPr>
-    </w:p>
-    <w:tbl>
-      <w:tblPr>
-        <w:tblStyle w:val="33"/>
-        <w:tblW w:w="9066" w:type="dxa"/>
-        <w:jc w:val="right"/>
-        <w:tblLayout w:type="fixed"/>
-        <w:tblCellMar>
-          <w:top w:w="0" w:type="dxa"/>
-          <w:left w:w="0" w:type="dxa"/>
-          <w:bottom w:w="0" w:type="dxa"/>
-          <w:right w:w="0" w:type="dxa"/>
-        </w:tblCellMar>
-      </w:tblPr>
-      <w:tblGrid>
-        <w:gridCol w:w="1272"/>
-        <w:gridCol w:w="2306"/>
-        <w:gridCol w:w="1373"/>
-        <w:gridCol w:w="1640"/>
-        <w:gridCol w:w="2475"/>
-      </w:tblGrid>
-      <w:tr>
-        <w:tblPrEx>
-          <w:tblCellMar>
-            <w:top w:w="0" w:type="dxa"/>
-            <w:left w:w="0" w:type="dxa"/>
-            <w:bottom w:w="0" w:type="dxa"/>
-            <w:right w:w="0" w:type="dxa"/>
-          </w:tblCellMar>
-        </w:tblPrEx>
-        <w:trPr>
-          <w:trHeight w:val="441" w:hRule="exact"/>
-          <w:jc w:val="right"/>
-        </w:trPr>
-        <w:tc>
-          <w:tcPr>
-            <w:tcW w:w="1272" w:type="dxa"/>
-            <w:vAlign w:val="center"/>
-          </w:tcPr>
-          <w:p>
-            <w:pPr>
-              <w:pStyle w:val="21"/>
-              <w:spacing w:before="13"/>
-              <w:ind w:left="13" w:right="95"/>
-              <w:jc w:val="both"/>
-              <w:rPr>
-                <w:rFonts w:ascii="Times New Roman" w:hAnsi="Times New Roman" w:cs="Times New Roman"/>
-                <w:b/>
-                <w:sz w:val="24"/>
-                <w:szCs w:val="24"/>
-              </w:rPr>
-            </w:pPr>
-            <w:r>
-              <w:rPr>
-                <w:rFonts w:ascii="Times New Roman" w:hAnsi="Times New Roman" w:cs="Times New Roman"/>
-                <w:b/>
-                <w:sz w:val="24"/>
-                <w:szCs w:val="24"/>
-              </w:rPr>
-              <w:t>检测人：</w:t>
-            </w:r>
-          </w:p>
-        </w:tc>
-        <w:tc>
-          <w:tcPr>
-            <w:tcW w:w="2306" w:type="dxa"/>
-            <w:vAlign w:val="center"/>
-          </w:tcPr>
-          <w:p>
-            <w:pPr>
-              <w:pStyle w:val="21"/>
-              <w:spacing w:before="13"/>
-              <w:jc w:val="both"/>
-              <w:rPr>
-                <w:rFonts w:ascii="Times New Roman" w:hAnsi="Times New Roman" w:cs="Times New Roman"/>
-                <w:b/>
-                <w:sz w:val="24"/>
-                <w:szCs w:val="24"/>
-              </w:rPr>
-            </w:pPr>
-          </w:p>
-        </w:tc>
-        <w:tc>
-          <w:tcPr>
-            <w:tcW w:w="1373" w:type="dxa"/>
-            <w:vAlign w:val="center"/>
-          </w:tcPr>
-          <w:p>
-            <w:pPr>
-              <w:pStyle w:val="21"/>
-              <w:spacing w:before="13"/>
-              <w:jc w:val="both"/>
-              <w:rPr>
-                <w:rFonts w:ascii="Times New Roman" w:hAnsi="Times New Roman" w:cs="Times New Roman"/>
-                <w:b/>
-                <w:sz w:val="24"/>
-                <w:szCs w:val="24"/>
-              </w:rPr>
-            </w:pPr>
-            <w:r>
-              <w:rPr>
-                <w:rFonts w:hint="eastAsia" w:ascii="Times New Roman" w:hAnsi="Times New Roman" w:cs="Times New Roman"/>
-                <w:b/>
-                <w:sz w:val="24"/>
-                <w:szCs w:val="24"/>
-                <w:lang w:val="en-US" w:eastAsia="zh-CN"/>
-              </w:rPr>
-              <w:t>报告医生</w:t>
-            </w:r>
-            <w:r>
-              <w:rPr>
-                <w:rFonts w:ascii="Times New Roman" w:hAnsi="Times New Roman" w:cs="Times New Roman"/>
-                <w:b/>
-                <w:sz w:val="24"/>
-                <w:szCs w:val="24"/>
-                <w:lang w:eastAsia="zh-CN"/>
-              </w:rPr>
-              <w:t>：</w:t>
-            </w:r>
-          </w:p>
-        </w:tc>
-        <w:tc>
-          <w:tcPr>
-            <w:tcW w:w="1640" w:type="dxa"/>
-            <w:vAlign w:val="center"/>
-          </w:tcPr>
-          <w:p>
-            <w:pPr>
-              <w:pStyle w:val="21"/>
-              <w:spacing w:before="13"/>
-              <w:ind w:right="15"/>
-              <w:jc w:val="both"/>
-              <w:rPr>
-                <w:rFonts w:ascii="Times New Roman" w:hAnsi="Times New Roman" w:cs="Times New Roman"/>
-                <w:b/>
-                <w:sz w:val="24"/>
-                <w:szCs w:val="24"/>
-              </w:rPr>
-            </w:pPr>
-          </w:p>
-        </w:tc>
-        <w:tc>
-          <w:tcPr>
-            <w:tcW w:w="2475" w:type="dxa"/>
-            <w:vAlign w:val="center"/>
-          </w:tcPr>
-          <w:p>
-            <w:pPr>
-              <w:pStyle w:val="21"/>
-              <w:spacing w:before="13"/>
-              <w:ind w:right="15"/>
-              <w:jc w:val="both"/>
-              <w:rPr>
-                <w:rFonts w:hint="eastAsia" w:ascii="Times New Roman" w:hAnsi="Times New Roman" w:eastAsia="宋体" w:cs="Times New Roman"/>
-                <w:b/>
-                <w:sz w:val="24"/>
-                <w:szCs w:val="24"/>
-                <w:lang w:val="en-US" w:eastAsia="zh-CN"/>
-              </w:rPr>
-            </w:pPr>
-            <w:r>
-              <w:rPr>
-                <w:rFonts w:hint="eastAsia" w:ascii="Times New Roman" w:hAnsi="Times New Roman" w:cs="Times New Roman"/>
-                <w:b/>
-                <w:sz w:val="24"/>
-                <w:szCs w:val="24"/>
-                <w:lang w:val="en-US" w:eastAsia="zh-CN"/>
-              </w:rPr>
-              <w:t>审核医生：</w:t>
-            </w:r>
-          </w:p>
-        </w:tc>
-      </w:tr>
-      <w:tr>
-        <w:tblPrEx>
-          <w:tblCellMar>
-            <w:top w:w="0" w:type="dxa"/>
-            <w:left w:w="0" w:type="dxa"/>
-            <w:bottom w:w="0" w:type="dxa"/>
-            <w:right w:w="0" w:type="dxa"/>
-          </w:tblCellMar>
-        </w:tblPrEx>
-        <w:trPr>
-          <w:trHeight w:val="457" w:hRule="exact"/>
-          <w:jc w:val="right"/>
-        </w:trPr>
-        <w:tc>
-          <w:tcPr>
-            <w:tcW w:w="1272" w:type="dxa"/>
-            <w:vAlign w:val="center"/>
-          </w:tcPr>
-          <w:p>
-            <w:pPr>
-              <w:pStyle w:val="21"/>
-              <w:spacing w:line="341" w:lineRule="exact"/>
-              <w:ind w:left="13" w:right="165"/>
-              <w:jc w:val="both"/>
-              <w:rPr>
-                <w:rFonts w:ascii="Times New Roman" w:hAnsi="Times New Roman" w:cs="Times New Roman"/>
-                <w:b/>
-                <w:sz w:val="24"/>
-                <w:szCs w:val="24"/>
-              </w:rPr>
-            </w:pPr>
-            <w:r>
-              <w:rPr>
-                <w:rFonts w:ascii="Times New Roman" w:hAnsi="Times New Roman" w:cs="Times New Roman"/>
-                <w:b/>
-                <w:sz w:val="24"/>
-                <w:szCs w:val="24"/>
-              </w:rPr>
-              <w:t>日</w:t>
-            </w:r>
-            <w:r>
-              <w:rPr>
-                <w:rFonts w:ascii="Times New Roman" w:hAnsi="Times New Roman" w:cs="Times New Roman"/>
-                <w:b/>
-                <w:sz w:val="24"/>
-                <w:szCs w:val="24"/>
-                <w:lang w:eastAsia="zh-CN"/>
-              </w:rPr>
-              <w:t xml:space="preserve">  </w:t>
-            </w:r>
-            <w:r>
-              <w:rPr>
-                <w:rFonts w:ascii="Times New Roman" w:hAnsi="Times New Roman" w:cs="Times New Roman"/>
-                <w:b/>
-                <w:sz w:val="24"/>
-                <w:szCs w:val="24"/>
-              </w:rPr>
-              <w:t>期：</w:t>
-            </w:r>
-          </w:p>
-        </w:tc>
-        <w:tc>
-          <w:tcPr>
-            <w:tcW w:w="2306" w:type="dxa"/>
-            <w:vAlign w:val="center"/>
-          </w:tcPr>
-          <w:p>
-            <w:pPr>
-              <w:pStyle w:val="21"/>
-              <w:spacing w:line="363" w:lineRule="exact"/>
-              <w:jc w:val="both"/>
-              <w:rPr>
-                <w:rFonts w:ascii="Times New Roman" w:hAnsi="Times New Roman" w:cs="Times New Roman"/>
-                <w:sz w:val="24"/>
-                <w:szCs w:val="24"/>
-              </w:rPr>
-            </w:pPr>
-            <w:r>
-              <w:rPr>
-                <w:rFonts w:ascii="Times New Roman" w:hAnsi="Times New Roman" w:cs="Times New Roman"/>
-                <w:kern w:val="2"/>
-                <w:sz w:val="24"/>
-                <w:szCs w:val="24"/>
-                <w:lang w:eastAsia="zh-CN"/>
-              </w:rPr>
-              <w:t>{{ reportdate }}</w:t>
-            </w:r>
-          </w:p>
-        </w:tc>
-        <w:tc>
-          <w:tcPr>
-            <w:tcW w:w="1373" w:type="dxa"/>
-            <w:vAlign w:val="center"/>
-          </w:tcPr>
-          <w:p>
-            <w:pPr>
-              <w:pStyle w:val="21"/>
-              <w:spacing w:line="341" w:lineRule="exact"/>
-              <w:jc w:val="both"/>
-              <w:rPr>
-                <w:rFonts w:ascii="Times New Roman" w:hAnsi="Times New Roman" w:cs="Times New Roman"/>
-                <w:b/>
-                <w:sz w:val="24"/>
-                <w:szCs w:val="24"/>
-              </w:rPr>
-            </w:pPr>
-          </w:p>
-        </w:tc>
-        <w:tc>
-          <w:tcPr>
-            <w:tcW w:w="1640" w:type="dxa"/>
-            <w:vAlign w:val="center"/>
-          </w:tcPr>
-          <w:p>
-            <w:pPr>
-              <w:pStyle w:val="21"/>
-              <w:spacing w:line="363" w:lineRule="exact"/>
-              <w:ind w:right="15"/>
-              <w:jc w:val="both"/>
-              <w:rPr>
-                <w:rFonts w:ascii="Times New Roman" w:hAnsi="Times New Roman" w:cs="Times New Roman"/>
-                <w:sz w:val="24"/>
-                <w:szCs w:val="24"/>
-              </w:rPr>
-            </w:pPr>
-          </w:p>
-        </w:tc>
-        <w:tc>
-          <w:tcPr>
-            <w:tcW w:w="2475" w:type="dxa"/>
-            <w:vAlign w:val="center"/>
-          </w:tcPr>
-          <w:p>
-            <w:pPr>
-              <w:pStyle w:val="21"/>
-              <w:spacing w:line="363" w:lineRule="exact"/>
-              <w:ind w:right="15"/>
-              <w:jc w:val="both"/>
-              <w:rPr>
-                <w:rFonts w:ascii="Times New Roman" w:hAnsi="Times New Roman" w:cs="Times New Roman"/>
-                <w:kern w:val="2"/>
-                <w:sz w:val="24"/>
-                <w:szCs w:val="24"/>
-                <w:lang w:eastAsia="zh-CN"/>
-              </w:rPr>
-            </w:pPr>
-          </w:p>
-        </w:tc>
-      </w:tr>
-    </w:tbl>
-    <w:p>
-      <w:pPr>
-        <w:rPr>
-          <w:rFonts w:hint="eastAsia" w:ascii="Times New Roman" w:hAnsi="Times New Roman" w:eastAsia="微软雅黑" w:cs="Times New Roman"/>
-          <w:sz w:val="24"/>
-          <w:szCs w:val="24"/>
-          <w:lang w:eastAsia="zh-CN"/>
-        </w:rPr>
-      </w:pPr>
-      <w:r>
-        <w:rPr>
-          <w:rFonts w:hint="eastAsia" w:ascii="Times New Roman" w:hAnsi="Times New Roman" w:eastAsia="微软雅黑" w:cs="Times New Roman"/>
-          <w:sz w:val="24"/>
-          <w:szCs w:val="24"/>
-          <w:lang w:eastAsia="zh-CN"/>
-        </w:rPr>
         <w:t>{% endif %}</w:t>
       </w:r>
-    </w:p>
-    <w:p>
-      <w:pPr>
-        <w:rPr>
-          <w:rFonts w:hint="eastAsia" w:ascii="Times New Roman" w:hAnsi="Times New Roman" w:eastAsia="微软雅黑" w:cs="Times New Roman"/>
-          <w:sz w:val="24"/>
-          <w:szCs w:val="24"/>
-          <w:lang w:eastAsia="zh-CN"/>
-        </w:rPr>
-      </w:pPr>
-      <w:bookmarkStart w:id="107" w:name="_GoBack"/>
-      <w:bookmarkEnd w:id="107"/>
     </w:p>
     <w:p>
       <w:pPr>
@@ -7983,6 +7991,8 @@
           <w:lang w:eastAsia="zh-CN"/>
         </w:rPr>
       </w:pPr>
+      <w:bookmarkStart w:id="107" w:name="_GoBack"/>
+      <w:bookmarkEnd w:id="107"/>
       <w:r>
         <w:rPr>
           <w:rFonts w:hint="eastAsia" w:eastAsia="宋体"/>
@@ -8035,12 +8045,12 @@
           </w14:shadow>
         </w:rPr>
       </w:pPr>
-      <w:bookmarkStart w:id="29" w:name="_Toc24235"/>
-      <w:bookmarkStart w:id="30" w:name="_Toc2781"/>
-      <w:bookmarkStart w:id="31" w:name="_Toc19898_WPSOffice_Level1"/>
-      <w:bookmarkStart w:id="32" w:name="_Toc5980"/>
-      <w:bookmarkStart w:id="33" w:name="_Toc20136_WPSOffice_Level1"/>
-      <w:bookmarkStart w:id="34" w:name="_Toc11794"/>
+      <w:bookmarkStart w:id="29" w:name="_Toc20136_WPSOffice_Level1"/>
+      <w:bookmarkStart w:id="30" w:name="_Toc5980"/>
+      <w:bookmarkStart w:id="31" w:name="_Toc2781"/>
+      <w:bookmarkStart w:id="32" w:name="_Toc11794"/>
+      <w:bookmarkStart w:id="33" w:name="_Toc24235"/>
+      <w:bookmarkStart w:id="34" w:name="_Toc19898_WPSOffice_Level1"/>
       <w:bookmarkStart w:id="35" w:name="_Toc22132"/>
       <w:r>
         <w:rPr>
@@ -8082,9 +8092,9 @@
         </w:rPr>
       </w:pPr>
       <w:bookmarkStart w:id="36" w:name="_Toc26774"/>
-      <w:bookmarkStart w:id="37" w:name="_Toc149832732"/>
-      <w:bookmarkStart w:id="38" w:name="_Toc29970"/>
-      <w:bookmarkStart w:id="39" w:name="_Toc149826007"/>
+      <w:bookmarkStart w:id="37" w:name="_Toc29970"/>
+      <w:bookmarkStart w:id="38" w:name="_Toc149826007"/>
+      <w:bookmarkStart w:id="39" w:name="_Toc149832732"/>
       <w:bookmarkStart w:id="40" w:name="_Toc19748"/>
       <w:r>
         <w:rPr>
@@ -8303,12 +8313,6 @@
             <w:insideH w:val="single" w:color="A4A4A4" w:sz="4" w:space="0"/>
             <w:insideV w:val="single" w:color="A4A4A4" w:sz="4" w:space="0"/>
           </w:tblBorders>
-          <w:tblCellMar>
-            <w:top w:w="0" w:type="dxa"/>
-            <w:left w:w="0" w:type="dxa"/>
-            <w:bottom w:w="0" w:type="dxa"/>
-            <w:right w:w="0" w:type="dxa"/>
-          </w:tblCellMar>
         </w:tblPrEx>
         <w:trPr>
           <w:trHeight w:val="510" w:hRule="atLeast"/>
@@ -8814,12 +8818,6 @@
             <w:insideH w:val="single" w:color="A4A4A4" w:sz="4" w:space="0"/>
             <w:insideV w:val="single" w:color="A4A4A4" w:sz="4" w:space="0"/>
           </w:tblBorders>
-          <w:tblCellMar>
-            <w:top w:w="0" w:type="dxa"/>
-            <w:left w:w="0" w:type="dxa"/>
-            <w:bottom w:w="0" w:type="dxa"/>
-            <w:right w:w="0" w:type="dxa"/>
-          </w:tblCellMar>
         </w:tblPrEx>
         <w:trPr>
           <w:trHeight w:val="797" w:hRule="atLeast"/>
@@ -15572,13 +15570,13 @@
           <w:lang w:eastAsia="zh-CN"/>
         </w:rPr>
       </w:pPr>
-      <w:bookmarkStart w:id="44" w:name="_Toc32443_WPSOffice_Level1"/>
-      <w:bookmarkStart w:id="45" w:name="_Toc23903"/>
-      <w:bookmarkStart w:id="46" w:name="_Toc11395"/>
-      <w:bookmarkStart w:id="47" w:name="_Toc4331_WPSOffice_Level1"/>
-      <w:bookmarkStart w:id="48" w:name="_Toc23846_WPSOffice_Level1"/>
-      <w:bookmarkStart w:id="49" w:name="_Toc25727"/>
-      <w:bookmarkStart w:id="50" w:name="_Toc180"/>
+      <w:bookmarkStart w:id="44" w:name="_Toc23903"/>
+      <w:bookmarkStart w:id="45" w:name="_Toc11395"/>
+      <w:bookmarkStart w:id="46" w:name="_Toc32443_WPSOffice_Level1"/>
+      <w:bookmarkStart w:id="47" w:name="_Toc25727"/>
+      <w:bookmarkStart w:id="48" w:name="_Toc180"/>
+      <w:bookmarkStart w:id="49" w:name="_Toc23846_WPSOffice_Level1"/>
+      <w:bookmarkStart w:id="50" w:name="_Toc4331_WPSOffice_Level1"/>
       <w:r>
         <w:rPr>
           <w:rFonts w:hint="eastAsia" w:ascii="Times New Roman" w:hAnsi="Times New Roman" w:eastAsia="微软雅黑" w:cs="Times New Roman"/>
@@ -15718,6 +15716,12 @@
             <w:insideH w:val="dotted" w:color="033F86" w:sz="4" w:space="0"/>
             <w:insideV w:val="dotted" w:color="033F86" w:sz="4" w:space="0"/>
           </w:tblBorders>
+          <w:tblCellMar>
+            <w:top w:w="0" w:type="dxa"/>
+            <w:left w:w="108" w:type="dxa"/>
+            <w:bottom w:w="0" w:type="dxa"/>
+            <w:right w:w="108" w:type="dxa"/>
+          </w:tblCellMar>
         </w:tblPrEx>
         <w:trPr>
           <w:jc w:val="center"/>
@@ -16817,12 +16821,6 @@
             <w:insideH w:val="none" w:color="auto" w:sz="0" w:space="0"/>
             <w:insideV w:val="none" w:color="auto" w:sz="0" w:space="0"/>
           </w:tblBorders>
-          <w:tblCellMar>
-            <w:top w:w="0" w:type="dxa"/>
-            <w:left w:w="113" w:type="dxa"/>
-            <w:bottom w:w="0" w:type="dxa"/>
-            <w:right w:w="113" w:type="dxa"/>
-          </w:tblCellMar>
         </w:tblPrEx>
         <w:trPr>
           <w:trHeight w:val="1984" w:hRule="atLeast"/>
@@ -18788,9 +18786,9 @@
         </w:rPr>
       </w:pPr>
       <w:bookmarkStart w:id="56" w:name="_Toc17813"/>
-      <w:bookmarkStart w:id="57" w:name="_Toc149826013"/>
-      <w:bookmarkStart w:id="58" w:name="_Toc149832737"/>
-      <w:bookmarkStart w:id="59" w:name="_Toc8516"/>
+      <w:bookmarkStart w:id="57" w:name="_Toc149832737"/>
+      <w:bookmarkStart w:id="58" w:name="_Toc8516"/>
+      <w:bookmarkStart w:id="59" w:name="_Toc149826013"/>
       <w:r>
         <w:rPr>
           <w:rFonts w:hint="eastAsia"/>
@@ -23557,12 +23555,6 @@
             <w:insideH w:val="dotted" w:color="45A3A7" w:sz="4" w:space="0"/>
             <w:insideV w:val="dotted" w:color="45A3A7" w:sz="4" w:space="0"/>
           </w:tblBorders>
-          <w:tblCellMar>
-            <w:top w:w="0" w:type="dxa"/>
-            <w:left w:w="108" w:type="dxa"/>
-            <w:bottom w:w="0" w:type="dxa"/>
-            <w:right w:w="108" w:type="dxa"/>
-          </w:tblCellMar>
         </w:tblPrEx>
         <w:trPr>
           <w:trHeight w:val="329" w:hRule="atLeast"/>
@@ -28453,13 +28445,13 @@
           </w14:shadow>
         </w:rPr>
       </w:pPr>
-      <w:bookmarkStart w:id="61" w:name="_Toc28240"/>
-      <w:bookmarkStart w:id="62" w:name="_Toc11588"/>
+      <w:bookmarkStart w:id="61" w:name="_Toc27302"/>
+      <w:bookmarkStart w:id="62" w:name="_Toc13698"/>
       <w:bookmarkStart w:id="63" w:name="_Toc21764_WPSOffice_Level1"/>
-      <w:bookmarkStart w:id="64" w:name="_Toc13196_WPSOffice_Level1"/>
+      <w:bookmarkStart w:id="64" w:name="_Toc28240"/>
       <w:bookmarkStart w:id="65" w:name="_Toc1707_WPSOffice_Level1"/>
-      <w:bookmarkStart w:id="66" w:name="_Toc27302"/>
-      <w:bookmarkStart w:id="67" w:name="_Toc13698"/>
+      <w:bookmarkStart w:id="66" w:name="_Toc13196_WPSOffice_Level1"/>
+      <w:bookmarkStart w:id="67" w:name="_Toc11588"/>
       <w:bookmarkStart w:id="68" w:name="_Toc2004"/>
       <w:r>
         <w:rPr>
@@ -28500,11 +28492,11 @@
           <w:lang w:eastAsia="zh-CN"/>
         </w:rPr>
       </w:pPr>
-      <w:bookmarkStart w:id="69" w:name="_Toc27853"/>
-      <w:bookmarkStart w:id="70" w:name="_Toc3674"/>
-      <w:bookmarkStart w:id="71" w:name="_Toc25190"/>
-      <w:bookmarkStart w:id="72" w:name="_Toc14255_WPSOffice_Level1"/>
-      <w:bookmarkStart w:id="73" w:name="_Toc24085_WPSOffice_Level1"/>
+      <w:bookmarkStart w:id="69" w:name="_Toc25190"/>
+      <w:bookmarkStart w:id="70" w:name="_Toc24085_WPSOffice_Level1"/>
+      <w:bookmarkStart w:id="71" w:name="_Toc3674"/>
+      <w:bookmarkStart w:id="72" w:name="_Toc27853"/>
+      <w:bookmarkStart w:id="73" w:name="_Toc14255_WPSOffice_Level1"/>
       <w:bookmarkStart w:id="74" w:name="_Toc15840_WPSOffice_Level1"/>
       <w:r>
         <w:rPr>
@@ -31082,14 +31074,14 @@
           <w:lang w:eastAsia="zh-CN"/>
         </w:rPr>
       </w:pPr>
-      <w:bookmarkStart w:id="75" w:name="_Toc28910_WPSOffice_Level1"/>
-      <w:bookmarkStart w:id="76" w:name="_Toc11722"/>
+      <w:bookmarkStart w:id="75" w:name="_Toc22484_WPSOffice_Level1"/>
+      <w:bookmarkStart w:id="76" w:name="_Toc7549"/>
       <w:bookmarkStart w:id="77" w:name="_Toc4222"/>
-      <w:bookmarkStart w:id="78" w:name="_Toc16368_WPSOffice_Level1"/>
-      <w:bookmarkStart w:id="79" w:name="_Toc7549"/>
-      <w:bookmarkStart w:id="80" w:name="_Toc19099"/>
-      <w:bookmarkStart w:id="81" w:name="_Toc22484_WPSOffice_Level1"/>
-      <w:bookmarkStart w:id="82" w:name="_Toc26865"/>
+      <w:bookmarkStart w:id="78" w:name="_Toc19099"/>
+      <w:bookmarkStart w:id="79" w:name="_Toc16368_WPSOffice_Level1"/>
+      <w:bookmarkStart w:id="80" w:name="_Toc26865"/>
+      <w:bookmarkStart w:id="81" w:name="_Toc28910_WPSOffice_Level1"/>
+      <w:bookmarkStart w:id="82" w:name="_Toc11722"/>
       <w:r>
         <w:rPr>
           <w:rFonts w:hint="eastAsia"/>
@@ -31108,12 +31100,12 @@
       <w:bookmarkEnd w:id="81"/>
       <w:bookmarkEnd w:id="82"/>
       <w:bookmarkStart w:id="83" w:name="_Toc19280_WPSOffice_Level2"/>
-      <w:bookmarkStart w:id="84" w:name="_Toc17111_WPSOffice_Level2"/>
-      <w:bookmarkStart w:id="85" w:name="_Toc11193_WPSOffice_Level2"/>
+      <w:bookmarkStart w:id="84" w:name="_Toc31515_WPSOffice_Level2"/>
+      <w:bookmarkStart w:id="85" w:name="_Toc6931_WPSOffice_Level2"/>
       <w:bookmarkStart w:id="86" w:name="_Toc6304_WPSOffice_Level2"/>
-      <w:bookmarkStart w:id="87" w:name="_Toc6931_WPSOffice_Level2"/>
-      <w:bookmarkStart w:id="88" w:name="_Toc3488_WPSOffice_Level2"/>
-      <w:bookmarkStart w:id="89" w:name="_Toc31515_WPSOffice_Level2"/>
+      <w:bookmarkStart w:id="87" w:name="_Toc3488_WPSOffice_Level2"/>
+      <w:bookmarkStart w:id="88" w:name="_Toc11193_WPSOffice_Level2"/>
+      <w:bookmarkStart w:id="89" w:name="_Toc17111_WPSOffice_Level2"/>
       <w:bookmarkStart w:id="90" w:name="_Toc28454_WPSOffice_Level1"/>
     </w:p>
     <w:bookmarkEnd w:id="83"/>
@@ -31201,8 +31193,8 @@
               </w:rPr>
             </w:pPr>
             <w:bookmarkStart w:id="91" w:name="_Toc26985_WPSOffice_Level1"/>
-            <w:bookmarkStart w:id="92" w:name="_Toc20170_WPSOffice_Level1"/>
-            <w:bookmarkStart w:id="93" w:name="_Toc5476"/>
+            <w:bookmarkStart w:id="92" w:name="_Toc5476"/>
+            <w:bookmarkStart w:id="93" w:name="_Toc20170_WPSOffice_Level1"/>
             <w:r>
               <w:rPr>
                 <w:rFonts w:ascii="Times New Roman" w:hAnsi="Times New Roman" w:eastAsia="微软雅黑" w:cs="Times New Roman"/>
@@ -31637,9 +31629,9 @@
           <w:lang w:eastAsia="zh-CN"/>
         </w:rPr>
       </w:pPr>
-      <w:bookmarkStart w:id="94" w:name="_Toc15114"/>
-      <w:bookmarkStart w:id="95" w:name="_Toc10441"/>
-      <w:bookmarkStart w:id="96" w:name="_Toc3409"/>
+      <w:bookmarkStart w:id="94" w:name="_Toc3409"/>
+      <w:bookmarkStart w:id="95" w:name="_Toc15114"/>
+      <w:bookmarkStart w:id="96" w:name="_Toc10441"/>
       <w:bookmarkStart w:id="97" w:name="_Toc9322"/>
       <w:r>
         <w:rPr>
@@ -31859,15 +31851,15 @@
           <w:lang w:eastAsia="zh-CN"/>
         </w:rPr>
       </w:pPr>
-      <w:bookmarkStart w:id="98" w:name="_Toc21649"/>
-      <w:bookmarkStart w:id="99" w:name="_Toc31320"/>
+      <w:bookmarkStart w:id="98" w:name="_Toc31320"/>
+      <w:bookmarkStart w:id="99" w:name="_Toc21649"/>
       <w:bookmarkStart w:id="100" w:name="_Toc21361"/>
-      <w:bookmarkStart w:id="101" w:name="_Toc19584_WPSOffice_Level1"/>
+      <w:bookmarkStart w:id="101" w:name="_Toc22623"/>
       <w:bookmarkStart w:id="102" w:name="_Toc17792_WPSOffice_Level2"/>
-      <w:bookmarkStart w:id="103" w:name="_Toc22162_WPSOffice_Level1"/>
-      <w:bookmarkStart w:id="104" w:name="_Toc22623"/>
-      <w:bookmarkStart w:id="105" w:name="_Toc14611_WPSOffice_Level1"/>
-      <w:bookmarkStart w:id="106" w:name="_Toc13275"/>
+      <w:bookmarkStart w:id="103" w:name="_Toc14611_WPSOffice_Level1"/>
+      <w:bookmarkStart w:id="104" w:name="_Toc13275"/>
+      <w:bookmarkStart w:id="105" w:name="_Toc22162_WPSOffice_Level1"/>
+      <w:bookmarkStart w:id="106" w:name="_Toc19584_WPSOffice_Level1"/>
       <w:r>
         <w:rPr>
           <w:rFonts w:hint="eastAsia"/>
@@ -33263,7 +33255,7 @@
         <w:lang w:eastAsia="zh-CN"/>
       </w:rPr>
       <w:drawing>
-        <wp:anchor distT="0" distB="0" distL="0" distR="0" simplePos="0" relativeHeight="251663360" behindDoc="0" locked="0" layoutInCell="1" allowOverlap="1">
+        <wp:anchor distT="0" distB="0" distL="0" distR="0" simplePos="0" relativeHeight="251664384" behindDoc="0" locked="0" layoutInCell="1" allowOverlap="1">
           <wp:simplePos x="0" y="0"/>
           <wp:positionH relativeFrom="column">
             <wp:posOffset>4538980</wp:posOffset>
@@ -33423,7 +33415,7 @@
         <w:lang w:eastAsia="zh-CN"/>
       </w:rPr>
       <w:drawing>
-        <wp:anchor distT="0" distB="0" distL="0" distR="0" simplePos="0" relativeHeight="251664384" behindDoc="0" locked="0" layoutInCell="1" allowOverlap="1">
+        <wp:anchor distT="0" distB="0" distL="0" distR="0" simplePos="0" relativeHeight="251665408" behindDoc="0" locked="0" layoutInCell="1" allowOverlap="1">
           <wp:simplePos x="0" y="0"/>
           <wp:positionH relativeFrom="column">
             <wp:posOffset>4582795</wp:posOffset>
@@ -35657,6 +35649,7 @@
     <customSectPr/>
     <customSectPr/>
     <customSectPr/>
+    <customSectPr/>
   </customSectProps>
   <customShpExts>
     <customShpInfo spid="_x0000_s1026" textRotate="1"/>

--- a/WebContent/docx/淋巴瘤129基因报告-单样本-苏州市立医院.docx
+++ b/WebContent/docx/淋巴瘤129基因报告-单样本-苏州市立医院.docx
@@ -2469,13 +2469,13 @@
           <w:cols w:space="0" w:num="1"/>
         </w:sectPr>
       </w:pPr>
-      <w:bookmarkStart w:id="0" w:name="_Toc21669"/>
-      <w:bookmarkStart w:id="1" w:name="_Toc24178_WPSOffice_Level1"/>
+      <w:bookmarkStart w:id="0" w:name="_Toc3619"/>
+      <w:bookmarkStart w:id="1" w:name="_Toc21009_WPSOffice_Level1"/>
       <w:bookmarkStart w:id="2" w:name="_Toc30143_WPSOffice_Level1"/>
-      <w:bookmarkStart w:id="3" w:name="_Toc21009_WPSOffice_Level1"/>
-      <w:bookmarkStart w:id="4" w:name="_Toc3619"/>
-      <w:bookmarkStart w:id="5" w:name="_Toc10906"/>
-      <w:bookmarkStart w:id="6" w:name="_Toc13806"/>
+      <w:bookmarkStart w:id="3" w:name="_Toc21669"/>
+      <w:bookmarkStart w:id="4" w:name="_Toc24178_WPSOffice_Level1"/>
+      <w:bookmarkStart w:id="5" w:name="_Toc13806"/>
+      <w:bookmarkStart w:id="6" w:name="_Toc10906"/>
     </w:p>
     <w:p>
       <w:pPr>
@@ -3381,10 +3381,10 @@
       <w:bookmarkStart w:id="8" w:name="_Toc7021_WPSOffice_Level1"/>
       <w:bookmarkStart w:id="9" w:name="_Toc29943"/>
       <w:bookmarkStart w:id="10" w:name="_Toc26731"/>
-      <w:bookmarkStart w:id="11" w:name="_Toc17451"/>
-      <w:bookmarkStart w:id="12" w:name="_Toc11015_WPSOffice_Level1"/>
+      <w:bookmarkStart w:id="11" w:name="_Toc18062_WPSOffice_Level1"/>
+      <w:bookmarkStart w:id="12" w:name="_Toc17451"/>
       <w:bookmarkStart w:id="13" w:name="_Toc31917"/>
-      <w:bookmarkStart w:id="14" w:name="_Toc18062_WPSOffice_Level1"/>
+      <w:bookmarkStart w:id="14" w:name="_Toc11015_WPSOffice_Level1"/>
       <w:bookmarkStart w:id="15" w:name="_Toc3823"/>
       <w:r>
         <w:rPr>
@@ -3657,14 +3657,14 @@
         </w:rPr>
       </w:pPr>
       <w:bookmarkStart w:id="17" w:name="_Toc149837253"/>
-      <w:bookmarkStart w:id="18" w:name="_Toc94"/>
-      <w:bookmarkStart w:id="19" w:name="_Toc2887"/>
-      <w:bookmarkStart w:id="20" w:name="_Toc25920"/>
-      <w:bookmarkStart w:id="21" w:name="_Toc16576"/>
-      <w:bookmarkStart w:id="22" w:name="_Toc23369_WPSOffice_Level1"/>
-      <w:bookmarkStart w:id="23" w:name="_Toc23052"/>
-      <w:bookmarkStart w:id="24" w:name="_Toc18058"/>
-      <w:bookmarkStart w:id="25" w:name="_Toc6221_WPSOffice_Level1"/>
+      <w:bookmarkStart w:id="18" w:name="_Toc2887"/>
+      <w:bookmarkStart w:id="19" w:name="_Toc94"/>
+      <w:bookmarkStart w:id="20" w:name="_Toc16576"/>
+      <w:bookmarkStart w:id="21" w:name="_Toc23052"/>
+      <w:bookmarkStart w:id="22" w:name="_Toc25920"/>
+      <w:bookmarkStart w:id="23" w:name="_Toc18058"/>
+      <w:bookmarkStart w:id="24" w:name="_Toc6221_WPSOffice_Level1"/>
+      <w:bookmarkStart w:id="25" w:name="_Toc23369_WPSOffice_Level1"/>
       <w:r>
         <w:rPr>
           <w:rStyle w:val="38"/>
@@ -5149,6 +5149,13 @@
         </w:rPr>
       </w:pPr>
     </w:p>
+    <w:p>
+      <w:pPr>
+        <w:rPr>
+          <w:lang w:eastAsia="zh-CN"/>
+        </w:rPr>
+      </w:pPr>
+    </w:p>
     <w:tbl>
       <w:tblPr>
         <w:tblStyle w:val="33"/>
@@ -5170,14 +5177,6 @@
         <w:gridCol w:w="2475"/>
       </w:tblGrid>
       <w:tr>
-        <w:tblPrEx>
-          <w:tblCellMar>
-            <w:top w:w="0" w:type="dxa"/>
-            <w:left w:w="0" w:type="dxa"/>
-            <w:bottom w:w="0" w:type="dxa"/>
-            <w:right w:w="0" w:type="dxa"/>
-          </w:tblCellMar>
-        </w:tblPrEx>
         <w:trPr>
           <w:trHeight w:val="441" w:hRule="exact"/>
           <w:jc w:val="right"/>
@@ -5235,49 +5234,63 @@
               <mc:AlternateContent>
                 <mc:Choice Requires="wpg">
                   <w:drawing>
-                    <wp:anchor distT="0" distB="0" distL="114300" distR="114300" simplePos="0" relativeHeight="251664384" behindDoc="0" locked="0" layoutInCell="1" allowOverlap="1">
+                    <wp:anchor distT="0" distB="0" distL="114300" distR="114300" simplePos="0" relativeHeight="251663360" behindDoc="0" locked="0" layoutInCell="1" allowOverlap="1">
                       <wp:simplePos x="0" y="0"/>
                       <wp:positionH relativeFrom="column">
-                        <wp:posOffset>-149860</wp:posOffset>
+                        <wp:posOffset>-319405</wp:posOffset>
                       </wp:positionH>
                       <wp:positionV relativeFrom="paragraph">
-                        <wp:posOffset>-505460</wp:posOffset>
+                        <wp:posOffset>-553085</wp:posOffset>
                       </wp:positionV>
-                      <wp:extent cx="1442720" cy="1442720"/>
-                      <wp:effectExtent l="0" t="0" r="5080" b="5080"/>
+                      <wp:extent cx="1443355" cy="1443355"/>
+                      <wp:effectExtent l="0" t="0" r="0" b="0"/>
                       <wp:wrapNone/>
-                      <wp:docPr id="6" name="组合 6"/>
+                      <wp:docPr id="41" name="组合 6"/>
                       <wp:cNvGraphicFramePr/>
                       <a:graphic xmlns:a="http://schemas.openxmlformats.org/drawingml/2006/main">
                         <a:graphicData uri="http://schemas.microsoft.com/office/word/2010/wordprocessingGroup">
                           <wpg:wgp>
                             <wpg:cNvGrpSpPr/>
                             <wpg:grpSpPr>
-                              <a:xfrm>
+                              <a:xfrm rot="0">
                                 <a:off x="0" y="0"/>
-                                <a:ext cx="1442720" cy="1442720"/>
-                                <a:chOff x="20702" y="14472"/>
-                                <a:chExt cx="2272" cy="2272"/>
+                                <a:ext cx="1443355" cy="1443355"/>
+                                <a:chOff x="18706" y="18782"/>
+                                <a:chExt cx="2273" cy="2273"/>
                               </a:xfrm>
                             </wpg:grpSpPr>
                             <pic:pic xmlns:pic="http://schemas.openxmlformats.org/drawingml/2006/picture">
                               <pic:nvPicPr>
-                                <pic:cNvPr id="7" name="图片 15" descr="c9514d16fd70679bf0495aeebb03c72d_compress"/>
+                                <pic:cNvPr id="35" name="图片 6" descr="蔡冬雪"/>
                                 <pic:cNvPicPr>
                                   <a:picLocks noChangeAspect="1"/>
                                 </pic:cNvPicPr>
                               </pic:nvPicPr>
                               <pic:blipFill>
-                                <a:blip r:embed="rId9"/>
-                                <a:srcRect l="21003" t="56913" r="27176" b="26386"/>
+                                <a:blip r:embed="rId9">
+                                  <a:clrChange>
+                                    <a:clrFrom>
+                                      <a:srgbClr val="FFFFFF">
+                                        <a:alpha val="100000"/>
+                                      </a:srgbClr>
+                                    </a:clrFrom>
+                                    <a:clrTo>
+                                      <a:srgbClr val="FFFFFF">
+                                        <a:alpha val="100000"/>
+                                        <a:alpha val="0"/>
+                                      </a:srgbClr>
+                                    </a:clrTo>
+                                  </a:clrChange>
+                                </a:blip>
+                                <a:srcRect l="18656" t="33322" r="18897" b="26699"/>
                                 <a:stretch>
                                   <a:fillRect/>
                                 </a:stretch>
                               </pic:blipFill>
                               <pic:spPr>
                                 <a:xfrm>
-                                  <a:off x="21019" y="15216"/>
-                                  <a:ext cx="1550" cy="475"/>
+                                  <a:off x="19199" y="19551"/>
+                                  <a:ext cx="1261" cy="566"/>
                                 </a:xfrm>
                                 <a:prstGeom prst="rect">
                                   <a:avLst/>
@@ -5286,7 +5299,7 @@
                             </pic:pic>
                             <pic:pic xmlns:pic="http://schemas.openxmlformats.org/drawingml/2006/picture">
                               <pic:nvPicPr>
-                                <pic:cNvPr id="18" name="图片 25"/>
+                                <pic:cNvPr id="36" name="图片 25"/>
                                 <pic:cNvPicPr>
                                   <a:picLocks noChangeAspect="1" noChangeArrowheads="1"/>
                                 </pic:cNvPicPr>
@@ -5306,7 +5319,7 @@
                               </pic:blipFill>
                               <pic:spPr>
                                 <a:xfrm>
-                                  <a:off x="20702" y="14472"/>
+                                  <a:off x="18706" y="18782"/>
                                   <a:ext cx="2273" cy="2273"/>
                                 </a:xfrm>
                                 <a:prstGeom prst="rect">
@@ -5326,15 +5339,15 @@
                 </mc:Choice>
                 <mc:Fallback>
                   <w:pict>
-                    <v:group id="_x0000_s1026" o:spid="_x0000_s1026" o:spt="203" style="position:absolute;left:0pt;margin-left:-11.8pt;margin-top:-39.8pt;height:113.6pt;width:113.6pt;z-index:251664384;mso-width-relative:page;mso-height-relative:page;" coordorigin="20702,14472" coordsize="2272,2272" o:gfxdata="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">
+                    <v:group id="组合 6" o:spid="_x0000_s1026" o:spt="203" style="position:absolute;left:0pt;margin-left:-25.15pt;margin-top:-43.55pt;height:113.65pt;width:113.65pt;z-index:251663360;mso-width-relative:page;mso-height-relative:page;" coordorigin="18706,18782" coordsize="2273,2273" o:gfxdata="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">
                       <o:lock v:ext="edit" aspectratio="f"/>
-                      <v:shape id="图片 15" o:spid="_x0000_s1026" o:spt="75" alt="c9514d16fd70679bf0495aeebb03c72d_compress" type="#_x0000_t75" style="position:absolute;left:21019;top:15216;height:475;width:1550;" filled="f" o:preferrelative="t" stroked="f" coordsize="21600,21600" o:gfxdata="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">
+                      <v:shape id="图片 6" o:spid="_x0000_s1026" o:spt="75" alt="蔡冬雪" type="#_x0000_t75" style="position:absolute;left:19199;top:19551;height:566;width:1261;" filled="f" o:preferrelative="t" stroked="f" coordsize="21600,21600" o:gfxdata="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">
                         <v:fill on="f" focussize="0,0"/>
                         <v:stroke on="f"/>
-                        <v:imagedata r:id="rId9" cropleft="13765f" croptop="37299f" cropright="17810f" cropbottom="17292f" o:title=""/>
+                        <v:imagedata r:id="rId9" cropleft="12226f" croptop="21838f" cropright="12384f" cropbottom="17497f" chromakey="#FFFFFF" o:title=""/>
                         <o:lock v:ext="edit" aspectratio="t"/>
                       </v:shape>
-                      <v:shape id="图片 25" o:spid="_x0000_s1026" o:spt="75" type="#_x0000_t75" style="position:absolute;left:20702;top:14472;height:2273;width:2273;" filled="f" o:preferrelative="t" stroked="f" coordsize="21600,21600" o:gfxdata="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">
+                      <v:shape id="图片 25" o:spid="_x0000_s1026" o:spt="75" type="#_x0000_t75" style="position:absolute;left:18706;top:18782;height:2273;width:2273;" filled="f" o:preferrelative="t" stroked="f" coordsize="21600,21600" o:gfxdata="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">
                         <v:fill on="f" focussize="0,0"/>
                         <v:stroke on="f"/>
                         <v:imagedata r:id="rId10" o:title=""/>
@@ -5749,58 +5762,76 @@
               <mc:AlternateContent>
                 <mc:Choice Requires="wpg">
                   <w:drawing>
-                    <wp:anchor distT="0" distB="0" distL="114300" distR="114300" simplePos="0" relativeHeight="251665408" behindDoc="0" locked="0" layoutInCell="1" allowOverlap="1">
+                    <wp:anchor distT="0" distB="0" distL="114300" distR="114300" simplePos="0" relativeHeight="251664384" behindDoc="0" locked="0" layoutInCell="1" allowOverlap="1">
                       <wp:simplePos x="0" y="0"/>
                       <wp:positionH relativeFrom="column">
-                        <wp:posOffset>-181610</wp:posOffset>
+                        <wp:posOffset>-98425</wp:posOffset>
                       </wp:positionH>
                       <wp:positionV relativeFrom="paragraph">
-                        <wp:posOffset>-455295</wp:posOffset>
+                        <wp:posOffset>-492760</wp:posOffset>
                       </wp:positionV>
-                      <wp:extent cx="1442720" cy="1442720"/>
-                      <wp:effectExtent l="0" t="0" r="5080" b="5080"/>
+                      <wp:extent cx="1443355" cy="1443355"/>
+                      <wp:effectExtent l="0" t="0" r="0" b="0"/>
                       <wp:wrapNone/>
-                      <wp:docPr id="9" name="组合 9"/>
+                      <wp:docPr id="47" name="组合 23"/>
                       <wp:cNvGraphicFramePr/>
                       <a:graphic xmlns:a="http://schemas.openxmlformats.org/drawingml/2006/main">
                         <a:graphicData uri="http://schemas.microsoft.com/office/word/2010/wordprocessingGroup">
                           <wpg:wgp>
                             <wpg:cNvGrpSpPr/>
                             <wpg:grpSpPr>
-                              <a:xfrm>
+                              <a:xfrm rot="0">
                                 <a:off x="0" y="0"/>
-                                <a:ext cx="1442720" cy="1442720"/>
-                                <a:chOff x="14555" y="19046"/>
-                                <a:chExt cx="2272" cy="2272"/>
+                                <a:ext cx="1443355" cy="1443355"/>
+                                <a:chOff x="18874" y="20594"/>
+                                <a:chExt cx="2273" cy="2273"/>
                               </a:xfrm>
                             </wpg:grpSpPr>
                             <pic:pic xmlns:pic="http://schemas.openxmlformats.org/drawingml/2006/picture">
                               <pic:nvPicPr>
-                                <pic:cNvPr id="19" name="图片 1" descr="24f613a0-66be-430b-9e80-270d3393fac5"/>
+                                <pic:cNvPr id="44" name="图片 1"/>
                                 <pic:cNvPicPr>
                                   <a:picLocks noChangeAspect="1"/>
                                 </pic:cNvPicPr>
                               </pic:nvPicPr>
                               <pic:blipFill>
-                                <a:blip r:embed="rId11"/>
-                                <a:srcRect l="43292" t="26660" r="21693" b="24394"/>
+                                <a:blip r:embed="rId11">
+                                  <a:clrChange>
+                                    <a:clrFrom>
+                                      <a:srgbClr val="FFFFFF">
+                                        <a:alpha val="100000"/>
+                                      </a:srgbClr>
+                                    </a:clrFrom>
+                                    <a:clrTo>
+                                      <a:srgbClr val="FFFFFF">
+                                        <a:alpha val="100000"/>
+                                        <a:alpha val="0"/>
+                                      </a:srgbClr>
+                                    </a:clrTo>
+                                  </a:clrChange>
+                                </a:blip>
+                                <a:srcRect l="10922" t="11667"/>
                                 <a:stretch>
                                   <a:fillRect/>
                                 </a:stretch>
                               </pic:blipFill>
                               <pic:spPr>
-                                <a:xfrm rot="16200000">
-                                  <a:off x="15453" y="19290"/>
-                                  <a:ext cx="506" cy="1327"/>
+                                <a:xfrm>
+                                  <a:off x="19199" y="21203"/>
+                                  <a:ext cx="1672" cy="901"/>
                                 </a:xfrm>
                                 <a:prstGeom prst="rect">
                                   <a:avLst/>
                                 </a:prstGeom>
+                                <a:noFill/>
+                                <a:ln>
+                                  <a:noFill/>
+                                </a:ln>
                               </pic:spPr>
                             </pic:pic>
                             <pic:pic xmlns:pic="http://schemas.openxmlformats.org/drawingml/2006/picture">
                               <pic:nvPicPr>
-                                <pic:cNvPr id="31" name="图片 25"/>
+                                <pic:cNvPr id="45" name="图片 25"/>
                                 <pic:cNvPicPr>
                                   <a:picLocks noChangeAspect="1" noChangeArrowheads="1"/>
                                 </pic:cNvPicPr>
@@ -5820,7 +5851,7 @@
                               </pic:blipFill>
                               <pic:spPr>
                                 <a:xfrm>
-                                  <a:off x="14555" y="19046"/>
+                                  <a:off x="18874" y="20594"/>
                                   <a:ext cx="2273" cy="2273"/>
                                 </a:xfrm>
                                 <a:prstGeom prst="rect">
@@ -5840,15 +5871,15 @@
                 </mc:Choice>
                 <mc:Fallback>
                   <w:pict>
-                    <v:group id="_x0000_s1026" o:spid="_x0000_s1026" o:spt="203" style="position:absolute;left:0pt;margin-left:-14.3pt;margin-top:-35.85pt;height:113.6pt;width:113.6pt;z-index:251665408;mso-width-relative:page;mso-height-relative:page;" coordorigin="14555,19046" coordsize="2272,2272" o:gfxdata="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">
+                    <v:group id="组合 23" o:spid="_x0000_s1026" o:spt="203" style="position:absolute;left:0pt;margin-left:-7.75pt;margin-top:-38.8pt;height:113.65pt;width:113.65pt;z-index:251664384;mso-width-relative:page;mso-height-relative:page;" coordorigin="18874,20594" coordsize="2273,2273" o:gfxdata="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">
                       <o:lock v:ext="edit" aspectratio="f"/>
-                      <v:shape id="图片 1" o:spid="_x0000_s1026" o:spt="75" alt="24f613a0-66be-430b-9e80-270d3393fac5" type="#_x0000_t75" style="position:absolute;left:15453;top:19290;height:1327;width:506;rotation:-5898240f;" filled="f" o:preferrelative="t" stroked="f" coordsize="21600,21600" o:gfxdata="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">
+                      <v:shape id="图片 1" o:spid="_x0000_s1026" o:spt="75" type="#_x0000_t75" style="position:absolute;left:19199;top:21203;height:901;width:1672;" filled="f" o:preferrelative="t" stroked="f" coordsize="21600,21600" o:gfxdata="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">
                         <v:fill on="f" focussize="0,0"/>
                         <v:stroke on="f"/>
-                        <v:imagedata r:id="rId11" cropleft="28372f" croptop="17472f" cropright="14217f" cropbottom="15987f" o:title=""/>
+                        <v:imagedata r:id="rId11" cropleft="7158f" croptop="7646f" chromakey="#FFFFFF" o:title=""/>
                         <o:lock v:ext="edit" aspectratio="t"/>
                       </v:shape>
-                      <v:shape id="图片 25" o:spid="_x0000_s1026" o:spt="75" type="#_x0000_t75" style="position:absolute;left:14555;top:19046;height:2273;width:2273;" filled="f" o:preferrelative="t" stroked="f" coordsize="21600,21600" o:gfxdata="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">
+                      <v:shape id="图片 25" o:spid="_x0000_s1026" o:spt="75" type="#_x0000_t75" style="position:absolute;left:18874;top:20594;height:2273;width:2273;" filled="f" o:preferrelative="t" stroked="f" coordsize="21600,21600" o:gfxdata="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">
                         <v:fill on="f" focussize="0,0"/>
                         <v:stroke on="f"/>
                         <v:imagedata r:id="rId10" o:title=""/>
@@ -6105,1840 +6136,6 @@
     <w:p>
       <w:pPr>
         <w:rPr>
-          <w:rFonts w:ascii="Times New Roman" w:hAnsi="Times New Roman" w:eastAsia="微软雅黑" w:cs="Times New Roman"/>
-          <w:sz w:val="24"/>
-          <w:szCs w:val="24"/>
-          <w:lang w:eastAsia="zh-CN"/>
-        </w:rPr>
-      </w:pPr>
-      <w:r>
-        <w:rPr>
-          <w:rFonts w:hint="eastAsia" w:ascii="Times New Roman" w:hAnsi="Times New Roman" w:eastAsia="微软雅黑" w:cs="Times New Roman"/>
-          <w:sz w:val="24"/>
-          <w:szCs w:val="24"/>
-          <w:lang w:eastAsia="zh-CN"/>
-        </w:rPr>
-        <w:t xml:space="preserve">{% endif %}{% if testedby == </w:t>
-      </w:r>
-      <w:r>
-        <w:rPr>
-          <w:rFonts w:ascii="Times New Roman" w:hAnsi="Times New Roman" w:eastAsia="微软雅黑" w:cs="Times New Roman"/>
-          <w:sz w:val="24"/>
-          <w:szCs w:val="24"/>
-          <w:lang w:eastAsia="zh-CN"/>
-        </w:rPr>
-        <w:t>“</w:t>
-      </w:r>
-      <w:r>
-        <w:rPr>
-          <w:rFonts w:hint="eastAsia" w:ascii="Times New Roman" w:hAnsi="Times New Roman" w:eastAsia="微软雅黑" w:cs="Times New Roman"/>
-          <w:sz w:val="24"/>
-          <w:szCs w:val="24"/>
-          <w:lang w:eastAsia="zh-CN"/>
-        </w:rPr>
-        <w:t>3</w:t>
-      </w:r>
-      <w:r>
-        <w:rPr>
-          <w:rFonts w:ascii="Times New Roman" w:hAnsi="Times New Roman" w:eastAsia="微软雅黑" w:cs="Times New Roman"/>
-          <w:sz w:val="24"/>
-          <w:szCs w:val="24"/>
-          <w:lang w:eastAsia="zh-CN"/>
-        </w:rPr>
-        <w:t>”</w:t>
-      </w:r>
-      <w:r>
-        <w:rPr>
-          <w:rFonts w:hint="eastAsia" w:ascii="Times New Roman" w:hAnsi="Times New Roman" w:eastAsia="微软雅黑" w:cs="Times New Roman"/>
-          <w:sz w:val="24"/>
-          <w:szCs w:val="24"/>
-          <w:lang w:eastAsia="zh-CN"/>
-        </w:rPr>
-        <w:t xml:space="preserve"> %}</w:t>
-      </w:r>
-    </w:p>
-    <w:p>
-      <w:pPr>
-        <w:rPr>
-          <w:rFonts w:ascii="Times New Roman" w:hAnsi="Times New Roman" w:eastAsia="微软雅黑" w:cs="Times New Roman"/>
-          <w:sz w:val="24"/>
-          <w:szCs w:val="24"/>
-          <w:lang w:eastAsia="zh-CN"/>
-        </w:rPr>
-      </w:pPr>
-    </w:p>
-    <w:p>
-      <w:pPr>
-        <w:rPr>
-          <w:sz w:val="24"/>
-          <w:lang w:eastAsia="zh-CN"/>
-        </w:rPr>
-      </w:pPr>
-    </w:p>
-    <w:tbl>
-      <w:tblPr>
-        <w:tblStyle w:val="33"/>
-        <w:tblW w:w="9066" w:type="dxa"/>
-        <w:jc w:val="right"/>
-        <w:tblLayout w:type="fixed"/>
-        <w:tblCellMar>
-          <w:top w:w="0" w:type="dxa"/>
-          <w:left w:w="0" w:type="dxa"/>
-          <w:bottom w:w="0" w:type="dxa"/>
-          <w:right w:w="0" w:type="dxa"/>
-        </w:tblCellMar>
-      </w:tblPr>
-      <w:tblGrid>
-        <w:gridCol w:w="1272"/>
-        <w:gridCol w:w="2306"/>
-        <w:gridCol w:w="1373"/>
-        <w:gridCol w:w="1640"/>
-        <w:gridCol w:w="2475"/>
-      </w:tblGrid>
-      <w:tr>
-        <w:tblPrEx>
-          <w:tblCellMar>
-            <w:top w:w="0" w:type="dxa"/>
-            <w:left w:w="0" w:type="dxa"/>
-            <w:bottom w:w="0" w:type="dxa"/>
-            <w:right w:w="0" w:type="dxa"/>
-          </w:tblCellMar>
-        </w:tblPrEx>
-        <w:trPr>
-          <w:trHeight w:val="441" w:hRule="exact"/>
-          <w:jc w:val="right"/>
-        </w:trPr>
-        <w:tc>
-          <w:tcPr>
-            <w:tcW w:w="1272" w:type="dxa"/>
-            <w:vAlign w:val="center"/>
-          </w:tcPr>
-          <w:p>
-            <w:pPr>
-              <w:pStyle w:val="21"/>
-              <w:spacing w:before="13"/>
-              <w:ind w:left="13" w:right="95"/>
-              <w:jc w:val="both"/>
-              <w:rPr>
-                <w:rFonts w:ascii="Times New Roman" w:hAnsi="Times New Roman" w:cs="Times New Roman"/>
-                <w:b/>
-                <w:sz w:val="24"/>
-                <w:szCs w:val="24"/>
-              </w:rPr>
-            </w:pPr>
-            <w:r>
-              <w:rPr>
-                <w:rFonts w:ascii="Times New Roman" w:hAnsi="Times New Roman" w:cs="Times New Roman"/>
-                <w:b/>
-                <w:sz w:val="24"/>
-                <w:szCs w:val="24"/>
-              </w:rPr>
-              <w:t>检测人：</w:t>
-            </w:r>
-          </w:p>
-        </w:tc>
-        <w:tc>
-          <w:tcPr>
-            <w:tcW w:w="2306" w:type="dxa"/>
-            <w:vAlign w:val="center"/>
-          </w:tcPr>
-          <w:p>
-            <w:pPr>
-              <w:pStyle w:val="21"/>
-              <w:spacing w:before="13"/>
-              <w:jc w:val="both"/>
-              <w:rPr>
-                <w:rFonts w:ascii="Times New Roman" w:hAnsi="Times New Roman" w:cs="Times New Roman"/>
-                <w:b/>
-                <w:sz w:val="24"/>
-                <w:szCs w:val="24"/>
-              </w:rPr>
-            </w:pPr>
-            <w:r>
-              <w:rPr>
-                <w:sz w:val="24"/>
-              </w:rPr>
-              <mc:AlternateContent>
-                <mc:Choice Requires="wpg">
-                  <w:drawing>
-                    <wp:anchor distT="0" distB="0" distL="114300" distR="114300" simplePos="0" relativeHeight="251662336" behindDoc="0" locked="0" layoutInCell="1" allowOverlap="1">
-                      <wp:simplePos x="0" y="0"/>
-                      <wp:positionH relativeFrom="column">
-                        <wp:posOffset>-388620</wp:posOffset>
-                      </wp:positionH>
-                      <wp:positionV relativeFrom="paragraph">
-                        <wp:posOffset>-462915</wp:posOffset>
-                      </wp:positionV>
-                      <wp:extent cx="1443355" cy="1475740"/>
-                      <wp:effectExtent l="0" t="0" r="4445" b="2540"/>
-                      <wp:wrapNone/>
-                      <wp:docPr id="10" name="组合 10"/>
-                      <wp:cNvGraphicFramePr/>
-                      <a:graphic xmlns:a="http://schemas.openxmlformats.org/drawingml/2006/main">
-                        <a:graphicData uri="http://schemas.microsoft.com/office/word/2010/wordprocessingGroup">
-                          <wpg:wgp>
-                            <wpg:cNvGrpSpPr/>
-                            <wpg:grpSpPr>
-                              <a:xfrm>
-                                <a:off x="0" y="0"/>
-                                <a:ext cx="1443355" cy="1475740"/>
-                                <a:chOff x="3722" y="92738"/>
-                                <a:chExt cx="2273" cy="2273"/>
-                              </a:xfrm>
-                            </wpg:grpSpPr>
-                            <pic:pic xmlns:pic="http://schemas.openxmlformats.org/drawingml/2006/picture">
-                              <pic:nvPicPr>
-                                <pic:cNvPr id="22" name="图片 59" descr="图片1"/>
-                                <pic:cNvPicPr>
-                                  <a:picLocks noChangeAspect="1"/>
-                                </pic:cNvPicPr>
-                              </pic:nvPicPr>
-                              <pic:blipFill>
-                                <a:blip r:embed="rId12">
-                                  <a:biLevel thresh="50000"/>
-                                </a:blip>
-                                <a:srcRect l="7865" t="11797" r="5322" b="19074"/>
-                                <a:stretch>
-                                  <a:fillRect/>
-                                </a:stretch>
-                              </pic:blipFill>
-                              <pic:spPr>
-                                <a:xfrm>
-                                  <a:off x="4057" y="93343"/>
-                                  <a:ext cx="1468" cy="627"/>
-                                </a:xfrm>
-                                <a:prstGeom prst="rect">
-                                  <a:avLst/>
-                                </a:prstGeom>
-                                <a:noFill/>
-                              </pic:spPr>
-                            </pic:pic>
-                            <pic:pic xmlns:pic="http://schemas.openxmlformats.org/drawingml/2006/picture">
-                              <pic:nvPicPr>
-                                <pic:cNvPr id="107" name="图片 23"/>
-                                <pic:cNvPicPr>
-                                  <a:picLocks noChangeAspect="1" noChangeArrowheads="1"/>
-                                </pic:cNvPicPr>
-                              </pic:nvPicPr>
-                              <pic:blipFill>
-                                <a:blip r:embed="rId10">
-                                  <a:extLst>
-                                    <a:ext uri="{28A0092B-C50C-407E-A947-70E740481C1C}">
-                                      <a14:useLocalDpi xmlns:a14="http://schemas.microsoft.com/office/drawing/2010/main" val="0"/>
-                                    </a:ext>
-                                  </a:extLst>
-                                </a:blip>
-                                <a:srcRect/>
-                                <a:stretch>
-                                  <a:fillRect/>
-                                </a:stretch>
-                              </pic:blipFill>
-                              <pic:spPr>
-                                <a:xfrm>
-                                  <a:off x="3722" y="92738"/>
-                                  <a:ext cx="2273" cy="2273"/>
-                                </a:xfrm>
-                                <a:prstGeom prst="rect">
-                                  <a:avLst/>
-                                </a:prstGeom>
-                                <a:noFill/>
-                                <a:ln>
-                                  <a:noFill/>
-                                </a:ln>
-                              </pic:spPr>
-                            </pic:pic>
-                          </wpg:wgp>
-                        </a:graphicData>
-                      </a:graphic>
-                    </wp:anchor>
-                  </w:drawing>
-                </mc:Choice>
-                <mc:Fallback>
-                  <w:pict>
-                    <v:group id="_x0000_s1026" o:spid="_x0000_s1026" o:spt="203" style="position:absolute;left:0pt;margin-left:-30.6pt;margin-top:-36.45pt;height:116.2pt;width:113.65pt;z-index:251662336;mso-width-relative:page;mso-height-relative:page;" coordorigin="3722,92738" coordsize="2273,2273" o:gfxdata="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">
-                      <o:lock v:ext="edit" aspectratio="f"/>
-                      <v:shape id="图片 59" o:spid="_x0000_s1026" o:spt="75" alt="图片1" type="#_x0000_t75" style="position:absolute;left:4057;top:93343;height:627;width:1468;" filled="f" o:preferrelative="t" stroked="f" coordsize="21600,21600" o:gfxdata="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">
-                        <v:fill on="f" focussize="0,0"/>
-                        <v:stroke on="f"/>
-                        <v:imagedata r:id="rId12" cropleft="5154f" croptop="7731f" cropright="3488f" cropbottom="12500f" grayscale="t" bilevel="t" o:title=""/>
-                        <o:lock v:ext="edit" aspectratio="t"/>
-                      </v:shape>
-                      <v:shape id="图片 23" o:spid="_x0000_s1026" o:spt="75" type="#_x0000_t75" style="position:absolute;left:3722;top:92738;height:2273;width:2273;" filled="f" o:preferrelative="t" stroked="f" coordsize="21600,21600" o:gfxdata="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">
-                        <v:fill on="f" focussize="0,0"/>
-                        <v:stroke on="f"/>
-                        <v:imagedata r:id="rId10" o:title=""/>
-                        <o:lock v:ext="edit" aspectratio="t"/>
-                      </v:shape>
-                    </v:group>
-                  </w:pict>
-                </mc:Fallback>
-              </mc:AlternateContent>
-            </w:r>
-          </w:p>
-        </w:tc>
-        <w:tc>
-          <w:tcPr>
-            <w:tcW w:w="1373" w:type="dxa"/>
-            <w:vAlign w:val="center"/>
-          </w:tcPr>
-          <w:p>
-            <w:pPr>
-              <w:pStyle w:val="21"/>
-              <w:spacing w:before="13"/>
-              <w:jc w:val="both"/>
-              <w:rPr>
-                <w:rFonts w:ascii="Times New Roman" w:hAnsi="Times New Roman" w:cs="Times New Roman"/>
-                <w:b/>
-                <w:sz w:val="24"/>
-                <w:szCs w:val="24"/>
-              </w:rPr>
-            </w:pPr>
-            <w:r>
-              <w:rPr>
-                <w:rFonts w:hint="eastAsia" w:ascii="Times New Roman" w:hAnsi="Times New Roman" w:cs="Times New Roman"/>
-                <w:b/>
-                <w:sz w:val="24"/>
-                <w:szCs w:val="24"/>
-                <w:lang w:val="en-US" w:eastAsia="zh-CN"/>
-              </w:rPr>
-              <w:t>报告医生</w:t>
-            </w:r>
-            <w:r>
-              <w:rPr>
-                <w:rFonts w:ascii="Times New Roman" w:hAnsi="Times New Roman" w:cs="Times New Roman"/>
-                <w:b/>
-                <w:sz w:val="24"/>
-                <w:szCs w:val="24"/>
-                <w:lang w:eastAsia="zh-CN"/>
-              </w:rPr>
-              <w:t>：</w:t>
-            </w:r>
-          </w:p>
-        </w:tc>
-        <w:tc>
-          <w:tcPr>
-            <w:tcW w:w="1640" w:type="dxa"/>
-            <w:vAlign w:val="center"/>
-          </w:tcPr>
-          <w:p>
-            <w:pPr>
-              <w:pStyle w:val="21"/>
-              <w:spacing w:before="13"/>
-              <w:ind w:right="15"/>
-              <w:jc w:val="both"/>
-              <w:rPr>
-                <w:rFonts w:ascii="Times New Roman" w:hAnsi="Times New Roman" w:cs="Times New Roman"/>
-                <w:b/>
-                <w:sz w:val="24"/>
-                <w:szCs w:val="24"/>
-              </w:rPr>
-            </w:pPr>
-          </w:p>
-        </w:tc>
-        <w:tc>
-          <w:tcPr>
-            <w:tcW w:w="2475" w:type="dxa"/>
-            <w:vAlign w:val="center"/>
-          </w:tcPr>
-          <w:p>
-            <w:pPr>
-              <w:pStyle w:val="21"/>
-              <w:spacing w:before="13"/>
-              <w:ind w:right="15"/>
-              <w:jc w:val="both"/>
-              <w:rPr>
-                <w:rFonts w:hint="eastAsia" w:ascii="Times New Roman" w:hAnsi="Times New Roman" w:eastAsia="宋体" w:cs="Times New Roman"/>
-                <w:b/>
-                <w:sz w:val="24"/>
-                <w:szCs w:val="24"/>
-                <w:lang w:val="en-US" w:eastAsia="zh-CN"/>
-              </w:rPr>
-            </w:pPr>
-            <w:r>
-              <w:rPr>
-                <w:rFonts w:hint="eastAsia" w:ascii="Times New Roman" w:hAnsi="Times New Roman" w:cs="Times New Roman"/>
-                <w:b/>
-                <w:sz w:val="24"/>
-                <w:szCs w:val="24"/>
-                <w:lang w:val="en-US" w:eastAsia="zh-CN"/>
-              </w:rPr>
-              <w:t>审核医生：</w:t>
-            </w:r>
-          </w:p>
-        </w:tc>
-      </w:tr>
-      <w:tr>
-        <w:tblPrEx>
-          <w:tblCellMar>
-            <w:top w:w="0" w:type="dxa"/>
-            <w:left w:w="0" w:type="dxa"/>
-            <w:bottom w:w="0" w:type="dxa"/>
-            <w:right w:w="0" w:type="dxa"/>
-          </w:tblCellMar>
-        </w:tblPrEx>
-        <w:trPr>
-          <w:trHeight w:val="457" w:hRule="exact"/>
-          <w:jc w:val="right"/>
-        </w:trPr>
-        <w:tc>
-          <w:tcPr>
-            <w:tcW w:w="1272" w:type="dxa"/>
-            <w:vAlign w:val="center"/>
-          </w:tcPr>
-          <w:p>
-            <w:pPr>
-              <w:pStyle w:val="21"/>
-              <w:spacing w:line="341" w:lineRule="exact"/>
-              <w:ind w:left="13" w:right="165"/>
-              <w:jc w:val="both"/>
-              <w:rPr>
-                <w:rFonts w:ascii="Times New Roman" w:hAnsi="Times New Roman" w:cs="Times New Roman"/>
-                <w:b/>
-                <w:sz w:val="24"/>
-                <w:szCs w:val="24"/>
-              </w:rPr>
-            </w:pPr>
-            <w:r>
-              <w:rPr>
-                <w:rFonts w:ascii="Times New Roman" w:hAnsi="Times New Roman" w:cs="Times New Roman"/>
-                <w:b/>
-                <w:sz w:val="24"/>
-                <w:szCs w:val="24"/>
-              </w:rPr>
-              <w:t>日</w:t>
-            </w:r>
-            <w:r>
-              <w:rPr>
-                <w:rFonts w:ascii="Times New Roman" w:hAnsi="Times New Roman" w:cs="Times New Roman"/>
-                <w:b/>
-                <w:sz w:val="24"/>
-                <w:szCs w:val="24"/>
-                <w:lang w:eastAsia="zh-CN"/>
-              </w:rPr>
-              <w:t xml:space="preserve">  </w:t>
-            </w:r>
-            <w:r>
-              <w:rPr>
-                <w:rFonts w:ascii="Times New Roman" w:hAnsi="Times New Roman" w:cs="Times New Roman"/>
-                <w:b/>
-                <w:sz w:val="24"/>
-                <w:szCs w:val="24"/>
-              </w:rPr>
-              <w:t>期：</w:t>
-            </w:r>
-          </w:p>
-        </w:tc>
-        <w:tc>
-          <w:tcPr>
-            <w:tcW w:w="2306" w:type="dxa"/>
-            <w:vAlign w:val="center"/>
-          </w:tcPr>
-          <w:p>
-            <w:pPr>
-              <w:pStyle w:val="21"/>
-              <w:spacing w:line="363" w:lineRule="exact"/>
-              <w:jc w:val="both"/>
-              <w:rPr>
-                <w:rFonts w:ascii="Times New Roman" w:hAnsi="Times New Roman" w:cs="Times New Roman"/>
-                <w:sz w:val="24"/>
-                <w:szCs w:val="24"/>
-              </w:rPr>
-            </w:pPr>
-            <w:r>
-              <w:rPr>
-                <w:rFonts w:ascii="Times New Roman" w:hAnsi="Times New Roman" w:cs="Times New Roman"/>
-                <w:kern w:val="2"/>
-                <w:sz w:val="24"/>
-                <w:szCs w:val="24"/>
-                <w:lang w:eastAsia="zh-CN"/>
-              </w:rPr>
-              <w:t>{{ reportdate }}</w:t>
-            </w:r>
-          </w:p>
-        </w:tc>
-        <w:tc>
-          <w:tcPr>
-            <w:tcW w:w="1373" w:type="dxa"/>
-            <w:vAlign w:val="center"/>
-          </w:tcPr>
-          <w:p>
-            <w:pPr>
-              <w:pStyle w:val="21"/>
-              <w:spacing w:line="341" w:lineRule="exact"/>
-              <w:jc w:val="both"/>
-              <w:rPr>
-                <w:rFonts w:ascii="Times New Roman" w:hAnsi="Times New Roman" w:cs="Times New Roman"/>
-                <w:b/>
-                <w:sz w:val="24"/>
-                <w:szCs w:val="24"/>
-              </w:rPr>
-            </w:pPr>
-          </w:p>
-        </w:tc>
-        <w:tc>
-          <w:tcPr>
-            <w:tcW w:w="1640" w:type="dxa"/>
-            <w:vAlign w:val="center"/>
-          </w:tcPr>
-          <w:p>
-            <w:pPr>
-              <w:pStyle w:val="21"/>
-              <w:spacing w:line="363" w:lineRule="exact"/>
-              <w:ind w:right="15"/>
-              <w:jc w:val="both"/>
-              <w:rPr>
-                <w:rFonts w:ascii="Times New Roman" w:hAnsi="Times New Roman" w:cs="Times New Roman"/>
-                <w:sz w:val="24"/>
-                <w:szCs w:val="24"/>
-              </w:rPr>
-            </w:pPr>
-          </w:p>
-        </w:tc>
-        <w:tc>
-          <w:tcPr>
-            <w:tcW w:w="2475" w:type="dxa"/>
-            <w:vAlign w:val="center"/>
-          </w:tcPr>
-          <w:p>
-            <w:pPr>
-              <w:pStyle w:val="21"/>
-              <w:spacing w:line="363" w:lineRule="exact"/>
-              <w:ind w:right="15"/>
-              <w:jc w:val="both"/>
-              <w:rPr>
-                <w:rFonts w:ascii="Times New Roman" w:hAnsi="Times New Roman" w:cs="Times New Roman"/>
-                <w:kern w:val="2"/>
-                <w:sz w:val="24"/>
-                <w:szCs w:val="24"/>
-                <w:lang w:eastAsia="zh-CN"/>
-              </w:rPr>
-            </w:pPr>
-          </w:p>
-        </w:tc>
-      </w:tr>
-    </w:tbl>
-    <w:p>
-      <w:pPr>
-        <w:rPr>
-          <w:rFonts w:ascii="Times New Roman" w:hAnsi="Times New Roman" w:eastAsia="微软雅黑" w:cs="Times New Roman"/>
-          <w:sz w:val="24"/>
-          <w:szCs w:val="24"/>
-          <w:lang w:eastAsia="zh-CN"/>
-        </w:rPr>
-      </w:pPr>
-      <w:r>
-        <w:rPr>
-          <w:rFonts w:hint="eastAsia" w:ascii="Times New Roman" w:hAnsi="Times New Roman" w:eastAsia="微软雅黑" w:cs="Times New Roman"/>
-          <w:sz w:val="24"/>
-          <w:szCs w:val="24"/>
-          <w:lang w:eastAsia="zh-CN"/>
-        </w:rPr>
-        <w:t xml:space="preserve">{% endif %}{% if testedby == </w:t>
-      </w:r>
-      <w:r>
-        <w:rPr>
-          <w:rFonts w:ascii="Times New Roman" w:hAnsi="Times New Roman" w:eastAsia="微软雅黑" w:cs="Times New Roman"/>
-          <w:sz w:val="24"/>
-          <w:szCs w:val="24"/>
-          <w:lang w:eastAsia="zh-CN"/>
-        </w:rPr>
-        <w:t>“</w:t>
-      </w:r>
-      <w:r>
-        <w:rPr>
-          <w:rFonts w:hint="eastAsia" w:ascii="Times New Roman" w:hAnsi="Times New Roman" w:eastAsia="微软雅黑" w:cs="Times New Roman"/>
-          <w:sz w:val="24"/>
-          <w:szCs w:val="24"/>
-          <w:lang w:eastAsia="zh-CN"/>
-        </w:rPr>
-        <w:t>4</w:t>
-      </w:r>
-      <w:r>
-        <w:rPr>
-          <w:rFonts w:ascii="Times New Roman" w:hAnsi="Times New Roman" w:eastAsia="微软雅黑" w:cs="Times New Roman"/>
-          <w:sz w:val="24"/>
-          <w:szCs w:val="24"/>
-          <w:lang w:eastAsia="zh-CN"/>
-        </w:rPr>
-        <w:t>”</w:t>
-      </w:r>
-      <w:r>
-        <w:rPr>
-          <w:rFonts w:hint="eastAsia" w:ascii="Times New Roman" w:hAnsi="Times New Roman" w:eastAsia="微软雅黑" w:cs="Times New Roman"/>
-          <w:sz w:val="24"/>
-          <w:szCs w:val="24"/>
-          <w:lang w:eastAsia="zh-CN"/>
-        </w:rPr>
-        <w:t xml:space="preserve"> %}</w:t>
-      </w:r>
-    </w:p>
-    <w:p>
-      <w:pPr>
-        <w:rPr>
-          <w:rFonts w:ascii="Times New Roman" w:hAnsi="Times New Roman" w:eastAsia="微软雅黑" w:cs="Times New Roman"/>
-          <w:sz w:val="24"/>
-          <w:szCs w:val="24"/>
-          <w:lang w:eastAsia="zh-CN"/>
-        </w:rPr>
-      </w:pPr>
-    </w:p>
-    <w:p>
-      <w:pPr>
-        <w:rPr>
-          <w:rFonts w:ascii="Times New Roman" w:hAnsi="Times New Roman" w:eastAsia="微软雅黑" w:cs="Times New Roman"/>
-          <w:sz w:val="24"/>
-          <w:szCs w:val="24"/>
-          <w:lang w:eastAsia="zh-CN"/>
-        </w:rPr>
-      </w:pPr>
-    </w:p>
-    <w:tbl>
-      <w:tblPr>
-        <w:tblStyle w:val="33"/>
-        <w:tblW w:w="9066" w:type="dxa"/>
-        <w:jc w:val="right"/>
-        <w:tblLayout w:type="fixed"/>
-        <w:tblCellMar>
-          <w:top w:w="0" w:type="dxa"/>
-          <w:left w:w="0" w:type="dxa"/>
-          <w:bottom w:w="0" w:type="dxa"/>
-          <w:right w:w="0" w:type="dxa"/>
-        </w:tblCellMar>
-      </w:tblPr>
-      <w:tblGrid>
-        <w:gridCol w:w="1272"/>
-        <w:gridCol w:w="2306"/>
-        <w:gridCol w:w="1373"/>
-        <w:gridCol w:w="1640"/>
-        <w:gridCol w:w="2475"/>
-      </w:tblGrid>
-      <w:tr>
-        <w:tblPrEx>
-          <w:tblCellMar>
-            <w:top w:w="0" w:type="dxa"/>
-            <w:left w:w="0" w:type="dxa"/>
-            <w:bottom w:w="0" w:type="dxa"/>
-            <w:right w:w="0" w:type="dxa"/>
-          </w:tblCellMar>
-        </w:tblPrEx>
-        <w:trPr>
-          <w:trHeight w:val="441" w:hRule="exact"/>
-          <w:jc w:val="right"/>
-        </w:trPr>
-        <w:tc>
-          <w:tcPr>
-            <w:tcW w:w="1272" w:type="dxa"/>
-            <w:vAlign w:val="center"/>
-          </w:tcPr>
-          <w:p>
-            <w:pPr>
-              <w:pStyle w:val="21"/>
-              <w:spacing w:before="13"/>
-              <w:ind w:left="13" w:right="95"/>
-              <w:jc w:val="both"/>
-              <w:rPr>
-                <w:rFonts w:ascii="Times New Roman" w:hAnsi="Times New Roman" w:cs="Times New Roman"/>
-                <w:b/>
-                <w:sz w:val="24"/>
-                <w:szCs w:val="24"/>
-              </w:rPr>
-            </w:pPr>
-            <w:r>
-              <w:rPr>
-                <w:rFonts w:ascii="Times New Roman" w:hAnsi="Times New Roman" w:cs="Times New Roman"/>
-                <w:b/>
-                <w:sz w:val="24"/>
-                <w:szCs w:val="24"/>
-              </w:rPr>
-              <w:t>检测人：</w:t>
-            </w:r>
-          </w:p>
-        </w:tc>
-        <w:tc>
-          <w:tcPr>
-            <w:tcW w:w="2306" w:type="dxa"/>
-            <w:vAlign w:val="center"/>
-          </w:tcPr>
-          <w:p>
-            <w:pPr>
-              <w:pStyle w:val="21"/>
-              <w:spacing w:before="13"/>
-              <w:jc w:val="both"/>
-              <w:rPr>
-                <w:rFonts w:ascii="Times New Roman" w:hAnsi="Times New Roman" w:cs="Times New Roman"/>
-                <w:b/>
-                <w:sz w:val="24"/>
-                <w:szCs w:val="24"/>
-              </w:rPr>
-            </w:pPr>
-            <w:r>
-              <w:rPr>
-                <w:sz w:val="24"/>
-              </w:rPr>
-              <mc:AlternateContent>
-                <mc:Choice Requires="wpg">
-                  <w:drawing>
-                    <wp:anchor distT="0" distB="0" distL="114300" distR="114300" simplePos="0" relativeHeight="251661312" behindDoc="0" locked="0" layoutInCell="1" allowOverlap="1">
-                      <wp:simplePos x="0" y="0"/>
-                      <wp:positionH relativeFrom="column">
-                        <wp:posOffset>-521335</wp:posOffset>
-                      </wp:positionH>
-                      <wp:positionV relativeFrom="paragraph">
-                        <wp:posOffset>-472440</wp:posOffset>
-                      </wp:positionV>
-                      <wp:extent cx="1443355" cy="1443355"/>
-                      <wp:effectExtent l="0" t="0" r="4445" b="4445"/>
-                      <wp:wrapNone/>
-                      <wp:docPr id="11" name="组合 11"/>
-                      <wp:cNvGraphicFramePr/>
-                      <a:graphic xmlns:a="http://schemas.openxmlformats.org/drawingml/2006/main">
-                        <a:graphicData uri="http://schemas.microsoft.com/office/word/2010/wordprocessingGroup">
-                          <wpg:wgp>
-                            <wpg:cNvGrpSpPr/>
-                            <wpg:grpSpPr>
-                              <a:xfrm>
-                                <a:off x="0" y="0"/>
-                                <a:ext cx="1443355" cy="1443355"/>
-                                <a:chOff x="3513" y="94449"/>
-                                <a:chExt cx="2273" cy="2273"/>
-                              </a:xfrm>
-                            </wpg:grpSpPr>
-                            <pic:pic xmlns:pic="http://schemas.openxmlformats.org/drawingml/2006/picture">
-                              <pic:nvPicPr>
-                                <pic:cNvPr id="110" name="图片 29" descr="IMG_256"/>
-                                <pic:cNvPicPr>
-                                  <a:picLocks noChangeAspect="1"/>
-                                </pic:cNvPicPr>
-                              </pic:nvPicPr>
-                              <pic:blipFill>
-                                <a:blip r:embed="rId13">
-                                  <a:clrChange>
-                                    <a:clrFrom>
-                                      <a:srgbClr val="FFFFFF">
-                                        <a:alpha val="100000"/>
-                                      </a:srgbClr>
-                                    </a:clrFrom>
-                                    <a:clrTo>
-                                      <a:srgbClr val="FFFFFF">
-                                        <a:alpha val="100000"/>
-                                        <a:alpha val="0"/>
-                                      </a:srgbClr>
-                                    </a:clrTo>
-                                  </a:clrChange>
-                                </a:blip>
-                                <a:stretch>
-                                  <a:fillRect/>
-                                </a:stretch>
-                              </pic:blipFill>
-                              <pic:spPr>
-                                <a:xfrm>
-                                  <a:off x="4208" y="95052"/>
-                                  <a:ext cx="975" cy="570"/>
-                                </a:xfrm>
-                                <a:prstGeom prst="rect">
-                                  <a:avLst/>
-                                </a:prstGeom>
-                                <a:noFill/>
-                                <a:ln w="9525">
-                                  <a:noFill/>
-                                </a:ln>
-                              </pic:spPr>
-                            </pic:pic>
-                            <pic:pic xmlns:pic="http://schemas.openxmlformats.org/drawingml/2006/picture">
-                              <pic:nvPicPr>
-                                <pic:cNvPr id="12" name="图片 25"/>
-                                <pic:cNvPicPr>
-                                  <a:picLocks noChangeAspect="1" noChangeArrowheads="1"/>
-                                </pic:cNvPicPr>
-                              </pic:nvPicPr>
-                              <pic:blipFill>
-                                <a:blip r:embed="rId10">
-                                  <a:extLst>
-                                    <a:ext uri="{28A0092B-C50C-407E-A947-70E740481C1C}">
-                                      <a14:useLocalDpi xmlns:a14="http://schemas.microsoft.com/office/drawing/2010/main" val="0"/>
-                                    </a:ext>
-                                  </a:extLst>
-                                </a:blip>
-                                <a:srcRect/>
-                                <a:stretch>
-                                  <a:fillRect/>
-                                </a:stretch>
-                              </pic:blipFill>
-                              <pic:spPr>
-                                <a:xfrm>
-                                  <a:off x="3513" y="94449"/>
-                                  <a:ext cx="2273" cy="2273"/>
-                                </a:xfrm>
-                                <a:prstGeom prst="rect">
-                                  <a:avLst/>
-                                </a:prstGeom>
-                                <a:noFill/>
-                                <a:ln>
-                                  <a:noFill/>
-                                </a:ln>
-                              </pic:spPr>
-                            </pic:pic>
-                          </wpg:wgp>
-                        </a:graphicData>
-                      </a:graphic>
-                    </wp:anchor>
-                  </w:drawing>
-                </mc:Choice>
-                <mc:Fallback>
-                  <w:pict>
-                    <v:group id="_x0000_s1026" o:spid="_x0000_s1026" o:spt="203" style="position:absolute;left:0pt;margin-left:-41.05pt;margin-top:-37.2pt;height:113.65pt;width:113.65pt;z-index:251661312;mso-width-relative:page;mso-height-relative:page;" coordorigin="3513,94449" coordsize="2273,2273" o:gfxdata="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">
-                      <o:lock v:ext="edit" aspectratio="f"/>
-                      <v:shape id="图片 29" o:spid="_x0000_s1026" o:spt="75" alt="IMG_256" type="#_x0000_t75" style="position:absolute;left:4208;top:95052;height:570;width:975;" filled="f" o:preferrelative="t" stroked="f" coordsize="21600,21600" o:gfxdata="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">
-                        <v:fill on="f" focussize="0,0"/>
-                        <v:stroke on="f"/>
-                        <v:imagedata r:id="rId13" chromakey="#FFFFFF" o:title=""/>
-                        <o:lock v:ext="edit" aspectratio="t"/>
-                      </v:shape>
-                      <v:shape id="图片 25" o:spid="_x0000_s1026" o:spt="75" type="#_x0000_t75" style="position:absolute;left:3513;top:94449;height:2273;width:2273;" filled="f" o:preferrelative="t" stroked="f" coordsize="21600,21600" o:gfxdata="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">
-                        <v:fill on="f" focussize="0,0"/>
-                        <v:stroke on="f"/>
-                        <v:imagedata r:id="rId10" o:title=""/>
-                        <o:lock v:ext="edit" aspectratio="t"/>
-                      </v:shape>
-                    </v:group>
-                  </w:pict>
-                </mc:Fallback>
-              </mc:AlternateContent>
-            </w:r>
-          </w:p>
-        </w:tc>
-        <w:tc>
-          <w:tcPr>
-            <w:tcW w:w="1373" w:type="dxa"/>
-            <w:vAlign w:val="center"/>
-          </w:tcPr>
-          <w:p>
-            <w:pPr>
-              <w:pStyle w:val="21"/>
-              <w:spacing w:before="13"/>
-              <w:jc w:val="both"/>
-              <w:rPr>
-                <w:rFonts w:ascii="Times New Roman" w:hAnsi="Times New Roman" w:cs="Times New Roman"/>
-                <w:b/>
-                <w:sz w:val="24"/>
-                <w:szCs w:val="24"/>
-              </w:rPr>
-            </w:pPr>
-            <w:r>
-              <w:rPr>
-                <w:rFonts w:hint="eastAsia" w:ascii="Times New Roman" w:hAnsi="Times New Roman" w:cs="Times New Roman"/>
-                <w:b/>
-                <w:sz w:val="24"/>
-                <w:szCs w:val="24"/>
-                <w:lang w:val="en-US" w:eastAsia="zh-CN"/>
-              </w:rPr>
-              <w:t>报告医生</w:t>
-            </w:r>
-            <w:r>
-              <w:rPr>
-                <w:rFonts w:ascii="Times New Roman" w:hAnsi="Times New Roman" w:cs="Times New Roman"/>
-                <w:b/>
-                <w:sz w:val="24"/>
-                <w:szCs w:val="24"/>
-                <w:lang w:eastAsia="zh-CN"/>
-              </w:rPr>
-              <w:t>：</w:t>
-            </w:r>
-          </w:p>
-        </w:tc>
-        <w:tc>
-          <w:tcPr>
-            <w:tcW w:w="1640" w:type="dxa"/>
-            <w:vAlign w:val="center"/>
-          </w:tcPr>
-          <w:p>
-            <w:pPr>
-              <w:pStyle w:val="21"/>
-              <w:spacing w:before="13"/>
-              <w:ind w:right="15"/>
-              <w:jc w:val="both"/>
-              <w:rPr>
-                <w:rFonts w:ascii="Times New Roman" w:hAnsi="Times New Roman" w:cs="Times New Roman"/>
-                <w:b/>
-                <w:sz w:val="24"/>
-                <w:szCs w:val="24"/>
-              </w:rPr>
-            </w:pPr>
-          </w:p>
-        </w:tc>
-        <w:tc>
-          <w:tcPr>
-            <w:tcW w:w="2475" w:type="dxa"/>
-            <w:vAlign w:val="center"/>
-          </w:tcPr>
-          <w:p>
-            <w:pPr>
-              <w:pStyle w:val="21"/>
-              <w:spacing w:before="13"/>
-              <w:ind w:right="15"/>
-              <w:jc w:val="both"/>
-              <w:rPr>
-                <w:rFonts w:hint="eastAsia" w:ascii="Times New Roman" w:hAnsi="Times New Roman" w:eastAsia="宋体" w:cs="Times New Roman"/>
-                <w:b/>
-                <w:sz w:val="24"/>
-                <w:szCs w:val="24"/>
-                <w:lang w:val="en-US" w:eastAsia="zh-CN"/>
-              </w:rPr>
-            </w:pPr>
-            <w:r>
-              <w:rPr>
-                <w:rFonts w:hint="eastAsia" w:ascii="Times New Roman" w:hAnsi="Times New Roman" w:cs="Times New Roman"/>
-                <w:b/>
-                <w:sz w:val="24"/>
-                <w:szCs w:val="24"/>
-                <w:lang w:val="en-US" w:eastAsia="zh-CN"/>
-              </w:rPr>
-              <w:t>审核医生：</w:t>
-            </w:r>
-          </w:p>
-        </w:tc>
-      </w:tr>
-      <w:tr>
-        <w:tblPrEx>
-          <w:tblCellMar>
-            <w:top w:w="0" w:type="dxa"/>
-            <w:left w:w="0" w:type="dxa"/>
-            <w:bottom w:w="0" w:type="dxa"/>
-            <w:right w:w="0" w:type="dxa"/>
-          </w:tblCellMar>
-        </w:tblPrEx>
-        <w:trPr>
-          <w:trHeight w:val="457" w:hRule="exact"/>
-          <w:jc w:val="right"/>
-        </w:trPr>
-        <w:tc>
-          <w:tcPr>
-            <w:tcW w:w="1272" w:type="dxa"/>
-            <w:vAlign w:val="center"/>
-          </w:tcPr>
-          <w:p>
-            <w:pPr>
-              <w:pStyle w:val="21"/>
-              <w:spacing w:line="341" w:lineRule="exact"/>
-              <w:ind w:left="13" w:right="165"/>
-              <w:jc w:val="both"/>
-              <w:rPr>
-                <w:rFonts w:ascii="Times New Roman" w:hAnsi="Times New Roman" w:cs="Times New Roman"/>
-                <w:b/>
-                <w:sz w:val="24"/>
-                <w:szCs w:val="24"/>
-              </w:rPr>
-            </w:pPr>
-            <w:r>
-              <w:rPr>
-                <w:rFonts w:ascii="Times New Roman" w:hAnsi="Times New Roman" w:cs="Times New Roman"/>
-                <w:b/>
-                <w:sz w:val="24"/>
-                <w:szCs w:val="24"/>
-              </w:rPr>
-              <w:t>日</w:t>
-            </w:r>
-            <w:r>
-              <w:rPr>
-                <w:rFonts w:ascii="Times New Roman" w:hAnsi="Times New Roman" w:cs="Times New Roman"/>
-                <w:b/>
-                <w:sz w:val="24"/>
-                <w:szCs w:val="24"/>
-                <w:lang w:eastAsia="zh-CN"/>
-              </w:rPr>
-              <w:t xml:space="preserve">  </w:t>
-            </w:r>
-            <w:r>
-              <w:rPr>
-                <w:rFonts w:ascii="Times New Roman" w:hAnsi="Times New Roman" w:cs="Times New Roman"/>
-                <w:b/>
-                <w:sz w:val="24"/>
-                <w:szCs w:val="24"/>
-              </w:rPr>
-              <w:t>期：</w:t>
-            </w:r>
-          </w:p>
-        </w:tc>
-        <w:tc>
-          <w:tcPr>
-            <w:tcW w:w="2306" w:type="dxa"/>
-            <w:vAlign w:val="center"/>
-          </w:tcPr>
-          <w:p>
-            <w:pPr>
-              <w:pStyle w:val="21"/>
-              <w:spacing w:line="363" w:lineRule="exact"/>
-              <w:jc w:val="both"/>
-              <w:rPr>
-                <w:rFonts w:ascii="Times New Roman" w:hAnsi="Times New Roman" w:cs="Times New Roman"/>
-                <w:sz w:val="24"/>
-                <w:szCs w:val="24"/>
-              </w:rPr>
-            </w:pPr>
-            <w:r>
-              <w:rPr>
-                <w:rFonts w:ascii="Times New Roman" w:hAnsi="Times New Roman" w:cs="Times New Roman"/>
-                <w:kern w:val="2"/>
-                <w:sz w:val="24"/>
-                <w:szCs w:val="24"/>
-                <w:lang w:eastAsia="zh-CN"/>
-              </w:rPr>
-              <w:t>{{ reportdate }}</w:t>
-            </w:r>
-          </w:p>
-        </w:tc>
-        <w:tc>
-          <w:tcPr>
-            <w:tcW w:w="1373" w:type="dxa"/>
-            <w:vAlign w:val="center"/>
-          </w:tcPr>
-          <w:p>
-            <w:pPr>
-              <w:pStyle w:val="21"/>
-              <w:spacing w:line="341" w:lineRule="exact"/>
-              <w:jc w:val="both"/>
-              <w:rPr>
-                <w:rFonts w:ascii="Times New Roman" w:hAnsi="Times New Roman" w:cs="Times New Roman"/>
-                <w:b/>
-                <w:sz w:val="24"/>
-                <w:szCs w:val="24"/>
-              </w:rPr>
-            </w:pPr>
-          </w:p>
-        </w:tc>
-        <w:tc>
-          <w:tcPr>
-            <w:tcW w:w="1640" w:type="dxa"/>
-            <w:vAlign w:val="center"/>
-          </w:tcPr>
-          <w:p>
-            <w:pPr>
-              <w:pStyle w:val="21"/>
-              <w:spacing w:line="363" w:lineRule="exact"/>
-              <w:ind w:right="15"/>
-              <w:jc w:val="both"/>
-              <w:rPr>
-                <w:rFonts w:ascii="Times New Roman" w:hAnsi="Times New Roman" w:cs="Times New Roman"/>
-                <w:sz w:val="24"/>
-                <w:szCs w:val="24"/>
-              </w:rPr>
-            </w:pPr>
-          </w:p>
-        </w:tc>
-        <w:tc>
-          <w:tcPr>
-            <w:tcW w:w="2475" w:type="dxa"/>
-            <w:vAlign w:val="center"/>
-          </w:tcPr>
-          <w:p>
-            <w:pPr>
-              <w:pStyle w:val="21"/>
-              <w:spacing w:line="363" w:lineRule="exact"/>
-              <w:ind w:right="15"/>
-              <w:jc w:val="both"/>
-              <w:rPr>
-                <w:rFonts w:ascii="Times New Roman" w:hAnsi="Times New Roman" w:cs="Times New Roman"/>
-                <w:kern w:val="2"/>
-                <w:sz w:val="24"/>
-                <w:szCs w:val="24"/>
-                <w:lang w:eastAsia="zh-CN"/>
-              </w:rPr>
-            </w:pPr>
-          </w:p>
-        </w:tc>
-      </w:tr>
-    </w:tbl>
-    <w:p>
-      <w:pPr>
-        <w:rPr>
-          <w:rFonts w:ascii="Times New Roman" w:hAnsi="Times New Roman" w:eastAsia="微软雅黑" w:cs="Times New Roman"/>
-          <w:sz w:val="24"/>
-          <w:szCs w:val="24"/>
-          <w:lang w:eastAsia="zh-CN"/>
-        </w:rPr>
-      </w:pPr>
-      <w:r>
-        <w:rPr>
-          <w:rFonts w:hint="eastAsia" w:ascii="Times New Roman" w:hAnsi="Times New Roman" w:eastAsia="微软雅黑" w:cs="Times New Roman"/>
-          <w:sz w:val="24"/>
-          <w:szCs w:val="24"/>
-          <w:lang w:eastAsia="zh-CN"/>
-        </w:rPr>
-        <w:t xml:space="preserve">{% endif %}{% if testedby == </w:t>
-      </w:r>
-      <w:r>
-        <w:rPr>
-          <w:rFonts w:ascii="Times New Roman" w:hAnsi="Times New Roman" w:eastAsia="微软雅黑" w:cs="Times New Roman"/>
-          <w:sz w:val="24"/>
-          <w:szCs w:val="24"/>
-          <w:lang w:eastAsia="zh-CN"/>
-        </w:rPr>
-        <w:t>“</w:t>
-      </w:r>
-      <w:r>
-        <w:rPr>
-          <w:rFonts w:hint="eastAsia" w:ascii="Times New Roman" w:hAnsi="Times New Roman" w:eastAsia="微软雅黑" w:cs="Times New Roman"/>
-          <w:sz w:val="24"/>
-          <w:szCs w:val="24"/>
-          <w:lang w:eastAsia="zh-CN"/>
-        </w:rPr>
-        <w:t>5</w:t>
-      </w:r>
-      <w:r>
-        <w:rPr>
-          <w:rFonts w:ascii="Times New Roman" w:hAnsi="Times New Roman" w:eastAsia="微软雅黑" w:cs="Times New Roman"/>
-          <w:sz w:val="24"/>
-          <w:szCs w:val="24"/>
-          <w:lang w:eastAsia="zh-CN"/>
-        </w:rPr>
-        <w:t>”</w:t>
-      </w:r>
-      <w:r>
-        <w:rPr>
-          <w:rFonts w:hint="eastAsia" w:ascii="Times New Roman" w:hAnsi="Times New Roman" w:eastAsia="微软雅黑" w:cs="Times New Roman"/>
-          <w:sz w:val="24"/>
-          <w:szCs w:val="24"/>
-          <w:lang w:eastAsia="zh-CN"/>
-        </w:rPr>
-        <w:t xml:space="preserve"> %}</w:t>
-      </w:r>
-    </w:p>
-    <w:p>
-      <w:pPr>
-        <w:rPr>
-          <w:lang w:eastAsia="zh-CN"/>
-        </w:rPr>
-      </w:pPr>
-    </w:p>
-    <w:p>
-      <w:pPr>
-        <w:rPr>
-          <w:lang w:eastAsia="zh-CN"/>
-        </w:rPr>
-      </w:pPr>
-    </w:p>
-    <w:tbl>
-      <w:tblPr>
-        <w:tblStyle w:val="33"/>
-        <w:tblW w:w="9066" w:type="dxa"/>
-        <w:jc w:val="right"/>
-        <w:tblLayout w:type="fixed"/>
-        <w:tblCellMar>
-          <w:top w:w="0" w:type="dxa"/>
-          <w:left w:w="0" w:type="dxa"/>
-          <w:bottom w:w="0" w:type="dxa"/>
-          <w:right w:w="0" w:type="dxa"/>
-        </w:tblCellMar>
-      </w:tblPr>
-      <w:tblGrid>
-        <w:gridCol w:w="1272"/>
-        <w:gridCol w:w="2306"/>
-        <w:gridCol w:w="1373"/>
-        <w:gridCol w:w="1640"/>
-        <w:gridCol w:w="2475"/>
-      </w:tblGrid>
-      <w:tr>
-        <w:tblPrEx>
-          <w:tblCellMar>
-            <w:top w:w="0" w:type="dxa"/>
-            <w:left w:w="0" w:type="dxa"/>
-            <w:bottom w:w="0" w:type="dxa"/>
-            <w:right w:w="0" w:type="dxa"/>
-          </w:tblCellMar>
-        </w:tblPrEx>
-        <w:trPr>
-          <w:trHeight w:val="441" w:hRule="exact"/>
-          <w:jc w:val="right"/>
-        </w:trPr>
-        <w:tc>
-          <w:tcPr>
-            <w:tcW w:w="1272" w:type="dxa"/>
-            <w:vAlign w:val="center"/>
-          </w:tcPr>
-          <w:p>
-            <w:pPr>
-              <w:pStyle w:val="21"/>
-              <w:spacing w:before="13"/>
-              <w:ind w:left="13" w:right="95"/>
-              <w:jc w:val="both"/>
-              <w:rPr>
-                <w:rFonts w:ascii="Times New Roman" w:hAnsi="Times New Roman" w:cs="Times New Roman"/>
-                <w:b/>
-                <w:sz w:val="24"/>
-                <w:szCs w:val="24"/>
-              </w:rPr>
-            </w:pPr>
-            <w:r>
-              <w:rPr>
-                <w:rFonts w:ascii="Times New Roman" w:hAnsi="Times New Roman" w:cs="Times New Roman"/>
-                <w:b/>
-                <w:sz w:val="24"/>
-                <w:szCs w:val="24"/>
-              </w:rPr>
-              <w:t>检测人：</w:t>
-            </w:r>
-          </w:p>
-        </w:tc>
-        <w:tc>
-          <w:tcPr>
-            <w:tcW w:w="2306" w:type="dxa"/>
-            <w:vAlign w:val="center"/>
-          </w:tcPr>
-          <w:p>
-            <w:pPr>
-              <w:pStyle w:val="21"/>
-              <w:spacing w:before="13"/>
-              <w:jc w:val="both"/>
-              <w:rPr>
-                <w:rFonts w:ascii="Times New Roman" w:hAnsi="Times New Roman" w:cs="Times New Roman"/>
-                <w:b/>
-                <w:sz w:val="24"/>
-                <w:szCs w:val="24"/>
-              </w:rPr>
-            </w:pPr>
-          </w:p>
-        </w:tc>
-        <w:tc>
-          <w:tcPr>
-            <w:tcW w:w="1373" w:type="dxa"/>
-            <w:vAlign w:val="center"/>
-          </w:tcPr>
-          <w:p>
-            <w:pPr>
-              <w:pStyle w:val="21"/>
-              <w:spacing w:before="13"/>
-              <w:jc w:val="both"/>
-              <w:rPr>
-                <w:rFonts w:ascii="Times New Roman" w:hAnsi="Times New Roman" w:cs="Times New Roman"/>
-                <w:b/>
-                <w:sz w:val="24"/>
-                <w:szCs w:val="24"/>
-              </w:rPr>
-            </w:pPr>
-            <w:r>
-              <w:rPr>
-                <w:rFonts w:hint="eastAsia" w:ascii="Times New Roman" w:hAnsi="Times New Roman" w:cs="Times New Roman"/>
-                <w:b/>
-                <w:sz w:val="24"/>
-                <w:szCs w:val="24"/>
-                <w:lang w:val="en-US" w:eastAsia="zh-CN"/>
-              </w:rPr>
-              <w:t>报告医生</w:t>
-            </w:r>
-            <w:r>
-              <w:rPr>
-                <w:rFonts w:ascii="Times New Roman" w:hAnsi="Times New Roman" w:cs="Times New Roman"/>
-                <w:b/>
-                <w:sz w:val="24"/>
-                <w:szCs w:val="24"/>
-                <w:lang w:eastAsia="zh-CN"/>
-              </w:rPr>
-              <w:t>：</w:t>
-            </w:r>
-          </w:p>
-        </w:tc>
-        <w:tc>
-          <w:tcPr>
-            <w:tcW w:w="1640" w:type="dxa"/>
-            <w:vAlign w:val="center"/>
-          </w:tcPr>
-          <w:p>
-            <w:pPr>
-              <w:pStyle w:val="21"/>
-              <w:spacing w:before="13"/>
-              <w:ind w:right="15"/>
-              <w:jc w:val="both"/>
-              <w:rPr>
-                <w:rFonts w:ascii="Times New Roman" w:hAnsi="Times New Roman" w:cs="Times New Roman"/>
-                <w:b/>
-                <w:sz w:val="24"/>
-                <w:szCs w:val="24"/>
-              </w:rPr>
-            </w:pPr>
-          </w:p>
-        </w:tc>
-        <w:tc>
-          <w:tcPr>
-            <w:tcW w:w="2475" w:type="dxa"/>
-            <w:vAlign w:val="center"/>
-          </w:tcPr>
-          <w:p>
-            <w:pPr>
-              <w:pStyle w:val="21"/>
-              <w:spacing w:before="13"/>
-              <w:ind w:right="15"/>
-              <w:jc w:val="both"/>
-              <w:rPr>
-                <w:rFonts w:hint="eastAsia" w:ascii="Times New Roman" w:hAnsi="Times New Roman" w:eastAsia="宋体" w:cs="Times New Roman"/>
-                <w:b/>
-                <w:sz w:val="24"/>
-                <w:szCs w:val="24"/>
-                <w:lang w:val="en-US" w:eastAsia="zh-CN"/>
-              </w:rPr>
-            </w:pPr>
-            <w:r>
-              <w:rPr>
-                <w:rFonts w:hint="eastAsia" w:ascii="Times New Roman" w:hAnsi="Times New Roman" w:cs="Times New Roman"/>
-                <w:b/>
-                <w:sz w:val="24"/>
-                <w:szCs w:val="24"/>
-                <w:lang w:val="en-US" w:eastAsia="zh-CN"/>
-              </w:rPr>
-              <w:t>审核医生：</w:t>
-            </w:r>
-          </w:p>
-        </w:tc>
-      </w:tr>
-      <w:tr>
-        <w:tblPrEx>
-          <w:tblCellMar>
-            <w:top w:w="0" w:type="dxa"/>
-            <w:left w:w="0" w:type="dxa"/>
-            <w:bottom w:w="0" w:type="dxa"/>
-            <w:right w:w="0" w:type="dxa"/>
-          </w:tblCellMar>
-        </w:tblPrEx>
-        <w:trPr>
-          <w:trHeight w:val="457" w:hRule="exact"/>
-          <w:jc w:val="right"/>
-        </w:trPr>
-        <w:tc>
-          <w:tcPr>
-            <w:tcW w:w="1272" w:type="dxa"/>
-            <w:vAlign w:val="center"/>
-          </w:tcPr>
-          <w:p>
-            <w:pPr>
-              <w:pStyle w:val="21"/>
-              <w:spacing w:line="341" w:lineRule="exact"/>
-              <w:ind w:left="13" w:right="165"/>
-              <w:jc w:val="both"/>
-              <w:rPr>
-                <w:rFonts w:ascii="Times New Roman" w:hAnsi="Times New Roman" w:cs="Times New Roman"/>
-                <w:b/>
-                <w:sz w:val="24"/>
-                <w:szCs w:val="24"/>
-              </w:rPr>
-            </w:pPr>
-            <w:r>
-              <w:rPr>
-                <w:rFonts w:ascii="Times New Roman" w:hAnsi="Times New Roman" w:cs="Times New Roman"/>
-                <w:b/>
-                <w:sz w:val="24"/>
-                <w:szCs w:val="24"/>
-              </w:rPr>
-              <w:t>日</w:t>
-            </w:r>
-            <w:r>
-              <w:rPr>
-                <w:rFonts w:ascii="Times New Roman" w:hAnsi="Times New Roman" w:cs="Times New Roman"/>
-                <w:b/>
-                <w:sz w:val="24"/>
-                <w:szCs w:val="24"/>
-                <w:lang w:eastAsia="zh-CN"/>
-              </w:rPr>
-              <w:t xml:space="preserve">  </w:t>
-            </w:r>
-            <w:r>
-              <w:rPr>
-                <w:rFonts w:ascii="Times New Roman" w:hAnsi="Times New Roman" w:cs="Times New Roman"/>
-                <w:b/>
-                <w:sz w:val="24"/>
-                <w:szCs w:val="24"/>
-              </w:rPr>
-              <w:t>期：</w:t>
-            </w:r>
-          </w:p>
-        </w:tc>
-        <w:tc>
-          <w:tcPr>
-            <w:tcW w:w="2306" w:type="dxa"/>
-            <w:vAlign w:val="center"/>
-          </w:tcPr>
-          <w:p>
-            <w:pPr>
-              <w:pStyle w:val="21"/>
-              <w:spacing w:line="363" w:lineRule="exact"/>
-              <w:jc w:val="both"/>
-              <w:rPr>
-                <w:rFonts w:ascii="Times New Roman" w:hAnsi="Times New Roman" w:cs="Times New Roman"/>
-                <w:sz w:val="24"/>
-                <w:szCs w:val="24"/>
-              </w:rPr>
-            </w:pPr>
-            <w:r>
-              <w:rPr>
-                <w:rFonts w:ascii="Times New Roman" w:hAnsi="Times New Roman" w:cs="Times New Roman"/>
-                <w:kern w:val="2"/>
-                <w:sz w:val="24"/>
-                <w:szCs w:val="24"/>
-                <w:lang w:eastAsia="zh-CN"/>
-              </w:rPr>
-              <w:t>{{ reportdate }}</w:t>
-            </w:r>
-          </w:p>
-        </w:tc>
-        <w:tc>
-          <w:tcPr>
-            <w:tcW w:w="1373" w:type="dxa"/>
-            <w:vAlign w:val="center"/>
-          </w:tcPr>
-          <w:p>
-            <w:pPr>
-              <w:pStyle w:val="21"/>
-              <w:spacing w:line="341" w:lineRule="exact"/>
-              <w:jc w:val="both"/>
-              <w:rPr>
-                <w:rFonts w:ascii="Times New Roman" w:hAnsi="Times New Roman" w:cs="Times New Roman"/>
-                <w:b/>
-                <w:sz w:val="24"/>
-                <w:szCs w:val="24"/>
-              </w:rPr>
-            </w:pPr>
-          </w:p>
-        </w:tc>
-        <w:tc>
-          <w:tcPr>
-            <w:tcW w:w="1640" w:type="dxa"/>
-            <w:vAlign w:val="center"/>
-          </w:tcPr>
-          <w:p>
-            <w:pPr>
-              <w:pStyle w:val="21"/>
-              <w:spacing w:line="363" w:lineRule="exact"/>
-              <w:ind w:right="15"/>
-              <w:jc w:val="both"/>
-              <w:rPr>
-                <w:rFonts w:ascii="Times New Roman" w:hAnsi="Times New Roman" w:cs="Times New Roman"/>
-                <w:sz w:val="24"/>
-                <w:szCs w:val="24"/>
-              </w:rPr>
-            </w:pPr>
-          </w:p>
-        </w:tc>
-        <w:tc>
-          <w:tcPr>
-            <w:tcW w:w="2475" w:type="dxa"/>
-            <w:vAlign w:val="center"/>
-          </w:tcPr>
-          <w:p>
-            <w:pPr>
-              <w:pStyle w:val="21"/>
-              <w:spacing w:line="363" w:lineRule="exact"/>
-              <w:ind w:right="15"/>
-              <w:jc w:val="both"/>
-              <w:rPr>
-                <w:rFonts w:ascii="Times New Roman" w:hAnsi="Times New Roman" w:cs="Times New Roman"/>
-                <w:kern w:val="2"/>
-                <w:sz w:val="24"/>
-                <w:szCs w:val="24"/>
-                <w:lang w:eastAsia="zh-CN"/>
-              </w:rPr>
-            </w:pPr>
-          </w:p>
-        </w:tc>
-      </w:tr>
-    </w:tbl>
-    <w:p>
-      <w:pPr>
-        <w:rPr>
-          <w:rFonts w:ascii="Times New Roman" w:hAnsi="Times New Roman" w:eastAsia="微软雅黑" w:cs="Times New Roman"/>
-          <w:sz w:val="24"/>
-          <w:szCs w:val="24"/>
-          <w:lang w:eastAsia="zh-CN"/>
-        </w:rPr>
-      </w:pPr>
-      <w:r>
-        <w:rPr>
-          <w:rFonts w:hint="eastAsia" w:ascii="Times New Roman" w:hAnsi="Times New Roman" w:eastAsia="微软雅黑" w:cs="Times New Roman"/>
-          <w:sz w:val="24"/>
-          <w:szCs w:val="24"/>
-          <w:lang w:eastAsia="zh-CN"/>
-        </w:rPr>
-        <w:t xml:space="preserve">{% endif %}{% if testedby == </w:t>
-      </w:r>
-      <w:r>
-        <w:rPr>
-          <w:rFonts w:ascii="Times New Roman" w:hAnsi="Times New Roman" w:eastAsia="微软雅黑" w:cs="Times New Roman"/>
-          <w:sz w:val="24"/>
-          <w:szCs w:val="24"/>
-          <w:lang w:eastAsia="zh-CN"/>
-        </w:rPr>
-        <w:t>“</w:t>
-      </w:r>
-      <w:r>
-        <w:rPr>
-          <w:rFonts w:hint="eastAsia" w:ascii="Times New Roman" w:hAnsi="Times New Roman" w:eastAsia="微软雅黑" w:cs="Times New Roman"/>
-          <w:sz w:val="24"/>
-          <w:szCs w:val="24"/>
-          <w:lang w:eastAsia="zh-CN"/>
-        </w:rPr>
-        <w:t>6</w:t>
-      </w:r>
-      <w:r>
-        <w:rPr>
-          <w:rFonts w:ascii="Times New Roman" w:hAnsi="Times New Roman" w:eastAsia="微软雅黑" w:cs="Times New Roman"/>
-          <w:sz w:val="24"/>
-          <w:szCs w:val="24"/>
-          <w:lang w:eastAsia="zh-CN"/>
-        </w:rPr>
-        <w:t>”</w:t>
-      </w:r>
-      <w:r>
-        <w:rPr>
-          <w:rFonts w:hint="eastAsia" w:ascii="Times New Roman" w:hAnsi="Times New Roman" w:eastAsia="微软雅黑" w:cs="Times New Roman"/>
-          <w:sz w:val="24"/>
-          <w:szCs w:val="24"/>
-          <w:lang w:eastAsia="zh-CN"/>
-        </w:rPr>
-        <w:t xml:space="preserve"> %}</w:t>
-      </w:r>
-    </w:p>
-    <w:p>
-      <w:pPr>
-        <w:rPr>
-          <w:rFonts w:ascii="Times New Roman" w:hAnsi="Times New Roman" w:eastAsia="微软雅黑" w:cs="Times New Roman"/>
-          <w:sz w:val="24"/>
-          <w:szCs w:val="24"/>
-          <w:lang w:eastAsia="zh-CN"/>
-        </w:rPr>
-      </w:pPr>
-    </w:p>
-    <w:p>
-      <w:pPr>
-        <w:rPr>
-          <w:rFonts w:ascii="Times New Roman" w:hAnsi="Times New Roman" w:eastAsia="微软雅黑" w:cs="Times New Roman"/>
-          <w:sz w:val="24"/>
-          <w:szCs w:val="24"/>
-          <w:lang w:eastAsia="zh-CN"/>
-        </w:rPr>
-      </w:pPr>
-    </w:p>
-    <w:tbl>
-      <w:tblPr>
-        <w:tblStyle w:val="33"/>
-        <w:tblW w:w="9066" w:type="dxa"/>
-        <w:jc w:val="right"/>
-        <w:tblLayout w:type="fixed"/>
-        <w:tblCellMar>
-          <w:top w:w="0" w:type="dxa"/>
-          <w:left w:w="0" w:type="dxa"/>
-          <w:bottom w:w="0" w:type="dxa"/>
-          <w:right w:w="0" w:type="dxa"/>
-        </w:tblCellMar>
-      </w:tblPr>
-      <w:tblGrid>
-        <w:gridCol w:w="1272"/>
-        <w:gridCol w:w="2306"/>
-        <w:gridCol w:w="1373"/>
-        <w:gridCol w:w="1640"/>
-        <w:gridCol w:w="2475"/>
-      </w:tblGrid>
-      <w:tr>
-        <w:tblPrEx>
-          <w:tblCellMar>
-            <w:top w:w="0" w:type="dxa"/>
-            <w:left w:w="0" w:type="dxa"/>
-            <w:bottom w:w="0" w:type="dxa"/>
-            <w:right w:w="0" w:type="dxa"/>
-          </w:tblCellMar>
-        </w:tblPrEx>
-        <w:trPr>
-          <w:trHeight w:val="441" w:hRule="exact"/>
-          <w:jc w:val="right"/>
-        </w:trPr>
-        <w:tc>
-          <w:tcPr>
-            <w:tcW w:w="1272" w:type="dxa"/>
-            <w:vAlign w:val="center"/>
-          </w:tcPr>
-          <w:p>
-            <w:pPr>
-              <w:pStyle w:val="21"/>
-              <w:spacing w:before="13"/>
-              <w:ind w:left="13" w:right="95"/>
-              <w:jc w:val="both"/>
-              <w:rPr>
-                <w:rFonts w:ascii="Times New Roman" w:hAnsi="Times New Roman" w:cs="Times New Roman"/>
-                <w:b/>
-                <w:sz w:val="24"/>
-                <w:szCs w:val="24"/>
-              </w:rPr>
-            </w:pPr>
-            <w:r>
-              <w:rPr>
-                <w:rFonts w:ascii="Times New Roman" w:hAnsi="Times New Roman" w:cs="Times New Roman"/>
-                <w:b/>
-                <w:sz w:val="24"/>
-                <w:szCs w:val="24"/>
-              </w:rPr>
-              <w:t>检测人：</w:t>
-            </w:r>
-          </w:p>
-        </w:tc>
-        <w:tc>
-          <w:tcPr>
-            <w:tcW w:w="2306" w:type="dxa"/>
-            <w:vAlign w:val="center"/>
-          </w:tcPr>
-          <w:p>
-            <w:pPr>
-              <w:pStyle w:val="21"/>
-              <w:spacing w:before="13"/>
-              <w:jc w:val="both"/>
-              <w:rPr>
-                <w:rFonts w:ascii="Times New Roman" w:hAnsi="Times New Roman" w:cs="Times New Roman"/>
-                <w:b/>
-                <w:sz w:val="24"/>
-                <w:szCs w:val="24"/>
-              </w:rPr>
-            </w:pPr>
-          </w:p>
-        </w:tc>
-        <w:tc>
-          <w:tcPr>
-            <w:tcW w:w="1373" w:type="dxa"/>
-            <w:vAlign w:val="center"/>
-          </w:tcPr>
-          <w:p>
-            <w:pPr>
-              <w:pStyle w:val="21"/>
-              <w:spacing w:before="13"/>
-              <w:jc w:val="both"/>
-              <w:rPr>
-                <w:rFonts w:ascii="Times New Roman" w:hAnsi="Times New Roman" w:cs="Times New Roman"/>
-                <w:b/>
-                <w:sz w:val="24"/>
-                <w:szCs w:val="24"/>
-              </w:rPr>
-            </w:pPr>
-            <w:r>
-              <w:rPr>
-                <w:rFonts w:hint="eastAsia" w:ascii="Times New Roman" w:hAnsi="Times New Roman" w:cs="Times New Roman"/>
-                <w:b/>
-                <w:sz w:val="24"/>
-                <w:szCs w:val="24"/>
-                <w:lang w:val="en-US" w:eastAsia="zh-CN"/>
-              </w:rPr>
-              <w:t>报告医生</w:t>
-            </w:r>
-            <w:r>
-              <w:rPr>
-                <w:rFonts w:ascii="Times New Roman" w:hAnsi="Times New Roman" w:cs="Times New Roman"/>
-                <w:b/>
-                <w:sz w:val="24"/>
-                <w:szCs w:val="24"/>
-                <w:lang w:eastAsia="zh-CN"/>
-              </w:rPr>
-              <w:t>：</w:t>
-            </w:r>
-          </w:p>
-        </w:tc>
-        <w:tc>
-          <w:tcPr>
-            <w:tcW w:w="1640" w:type="dxa"/>
-            <w:vAlign w:val="center"/>
-          </w:tcPr>
-          <w:p>
-            <w:pPr>
-              <w:pStyle w:val="21"/>
-              <w:spacing w:before="13"/>
-              <w:ind w:right="15"/>
-              <w:jc w:val="both"/>
-              <w:rPr>
-                <w:rFonts w:ascii="Times New Roman" w:hAnsi="Times New Roman" w:cs="Times New Roman"/>
-                <w:b/>
-                <w:sz w:val="24"/>
-                <w:szCs w:val="24"/>
-              </w:rPr>
-            </w:pPr>
-          </w:p>
-        </w:tc>
-        <w:tc>
-          <w:tcPr>
-            <w:tcW w:w="2475" w:type="dxa"/>
-            <w:vAlign w:val="center"/>
-          </w:tcPr>
-          <w:p>
-            <w:pPr>
-              <w:pStyle w:val="21"/>
-              <w:spacing w:before="13"/>
-              <w:ind w:right="15"/>
-              <w:jc w:val="both"/>
-              <w:rPr>
-                <w:rFonts w:hint="eastAsia" w:ascii="Times New Roman" w:hAnsi="Times New Roman" w:eastAsia="宋体" w:cs="Times New Roman"/>
-                <w:b/>
-                <w:sz w:val="24"/>
-                <w:szCs w:val="24"/>
-                <w:lang w:val="en-US" w:eastAsia="zh-CN"/>
-              </w:rPr>
-            </w:pPr>
-            <w:r>
-              <w:rPr>
-                <w:rFonts w:hint="eastAsia" w:ascii="Times New Roman" w:hAnsi="Times New Roman" w:cs="Times New Roman"/>
-                <w:b/>
-                <w:sz w:val="24"/>
-                <w:szCs w:val="24"/>
-                <w:lang w:val="en-US" w:eastAsia="zh-CN"/>
-              </w:rPr>
-              <w:t>审核医生：</w:t>
-            </w:r>
-          </w:p>
-        </w:tc>
-      </w:tr>
-      <w:tr>
-        <w:tblPrEx>
-          <w:tblCellMar>
-            <w:top w:w="0" w:type="dxa"/>
-            <w:left w:w="0" w:type="dxa"/>
-            <w:bottom w:w="0" w:type="dxa"/>
-            <w:right w:w="0" w:type="dxa"/>
-          </w:tblCellMar>
-        </w:tblPrEx>
-        <w:trPr>
-          <w:trHeight w:val="457" w:hRule="exact"/>
-          <w:jc w:val="right"/>
-        </w:trPr>
-        <w:tc>
-          <w:tcPr>
-            <w:tcW w:w="1272" w:type="dxa"/>
-            <w:vAlign w:val="center"/>
-          </w:tcPr>
-          <w:p>
-            <w:pPr>
-              <w:pStyle w:val="21"/>
-              <w:spacing w:line="341" w:lineRule="exact"/>
-              <w:ind w:left="13" w:right="165"/>
-              <w:jc w:val="both"/>
-              <w:rPr>
-                <w:rFonts w:ascii="Times New Roman" w:hAnsi="Times New Roman" w:cs="Times New Roman"/>
-                <w:b/>
-                <w:sz w:val="24"/>
-                <w:szCs w:val="24"/>
-              </w:rPr>
-            </w:pPr>
-            <w:r>
-              <w:rPr>
-                <w:rFonts w:ascii="Times New Roman" w:hAnsi="Times New Roman" w:cs="Times New Roman"/>
-                <w:b/>
-                <w:sz w:val="24"/>
-                <w:szCs w:val="24"/>
-              </w:rPr>
-              <w:t>日</w:t>
-            </w:r>
-            <w:r>
-              <w:rPr>
-                <w:rFonts w:ascii="Times New Roman" w:hAnsi="Times New Roman" w:cs="Times New Roman"/>
-                <w:b/>
-                <w:sz w:val="24"/>
-                <w:szCs w:val="24"/>
-                <w:lang w:eastAsia="zh-CN"/>
-              </w:rPr>
-              <w:t xml:space="preserve">  </w:t>
-            </w:r>
-            <w:r>
-              <w:rPr>
-                <w:rFonts w:ascii="Times New Roman" w:hAnsi="Times New Roman" w:cs="Times New Roman"/>
-                <w:b/>
-                <w:sz w:val="24"/>
-                <w:szCs w:val="24"/>
-              </w:rPr>
-              <w:t>期：</w:t>
-            </w:r>
-          </w:p>
-        </w:tc>
-        <w:tc>
-          <w:tcPr>
-            <w:tcW w:w="2306" w:type="dxa"/>
-            <w:vAlign w:val="center"/>
-          </w:tcPr>
-          <w:p>
-            <w:pPr>
-              <w:pStyle w:val="21"/>
-              <w:spacing w:line="363" w:lineRule="exact"/>
-              <w:jc w:val="both"/>
-              <w:rPr>
-                <w:rFonts w:ascii="Times New Roman" w:hAnsi="Times New Roman" w:cs="Times New Roman"/>
-                <w:sz w:val="24"/>
-                <w:szCs w:val="24"/>
-              </w:rPr>
-            </w:pPr>
-            <w:r>
-              <w:rPr>
-                <w:rFonts w:ascii="Times New Roman" w:hAnsi="Times New Roman" w:cs="Times New Roman"/>
-                <w:kern w:val="2"/>
-                <w:sz w:val="24"/>
-                <w:szCs w:val="24"/>
-                <w:lang w:eastAsia="zh-CN"/>
-              </w:rPr>
-              <w:t>{{ reportdate }}</w:t>
-            </w:r>
-          </w:p>
-        </w:tc>
-        <w:tc>
-          <w:tcPr>
-            <w:tcW w:w="1373" w:type="dxa"/>
-            <w:vAlign w:val="center"/>
-          </w:tcPr>
-          <w:p>
-            <w:pPr>
-              <w:pStyle w:val="21"/>
-              <w:spacing w:line="341" w:lineRule="exact"/>
-              <w:jc w:val="both"/>
-              <w:rPr>
-                <w:rFonts w:ascii="Times New Roman" w:hAnsi="Times New Roman" w:cs="Times New Roman"/>
-                <w:b/>
-                <w:sz w:val="24"/>
-                <w:szCs w:val="24"/>
-              </w:rPr>
-            </w:pPr>
-          </w:p>
-        </w:tc>
-        <w:tc>
-          <w:tcPr>
-            <w:tcW w:w="1640" w:type="dxa"/>
-            <w:vAlign w:val="center"/>
-          </w:tcPr>
-          <w:p>
-            <w:pPr>
-              <w:pStyle w:val="21"/>
-              <w:spacing w:line="363" w:lineRule="exact"/>
-              <w:ind w:right="15"/>
-              <w:jc w:val="both"/>
-              <w:rPr>
-                <w:rFonts w:ascii="Times New Roman" w:hAnsi="Times New Roman" w:cs="Times New Roman"/>
-                <w:sz w:val="24"/>
-                <w:szCs w:val="24"/>
-              </w:rPr>
-            </w:pPr>
-          </w:p>
-        </w:tc>
-        <w:tc>
-          <w:tcPr>
-            <w:tcW w:w="2475" w:type="dxa"/>
-            <w:vAlign w:val="center"/>
-          </w:tcPr>
-          <w:p>
-            <w:pPr>
-              <w:pStyle w:val="21"/>
-              <w:spacing w:line="363" w:lineRule="exact"/>
-              <w:ind w:right="15"/>
-              <w:jc w:val="both"/>
-              <w:rPr>
-                <w:rFonts w:ascii="Times New Roman" w:hAnsi="Times New Roman" w:cs="Times New Roman"/>
-                <w:kern w:val="2"/>
-                <w:sz w:val="24"/>
-                <w:szCs w:val="24"/>
-                <w:lang w:eastAsia="zh-CN"/>
-              </w:rPr>
-            </w:pPr>
-          </w:p>
-        </w:tc>
-      </w:tr>
-    </w:tbl>
-    <w:p>
-      <w:pPr>
-        <w:rPr>
           <w:rFonts w:hint="eastAsia" w:ascii="Times New Roman" w:hAnsi="Times New Roman" w:eastAsia="微软雅黑" w:cs="Times New Roman"/>
           <w:sz w:val="24"/>
           <w:szCs w:val="24"/>
@@ -7964,8 +6161,6 @@
           <w:lang w:eastAsia="zh-CN"/>
         </w:rPr>
       </w:pPr>
-      <w:bookmarkStart w:id="107" w:name="_GoBack"/>
-      <w:bookmarkEnd w:id="107"/>
     </w:p>
     <w:p>
       <w:pPr>
@@ -8004,6 +6199,8 @@
         </w:rPr>
         <w:br w:type="page"/>
       </w:r>
+      <w:bookmarkStart w:id="107" w:name="_GoBack"/>
+      <w:bookmarkEnd w:id="107"/>
     </w:p>
     <w:p>
       <w:pPr>
@@ -8037,11 +6234,11 @@
       </w:pPr>
       <w:bookmarkStart w:id="29" w:name="_Toc24235"/>
       <w:bookmarkStart w:id="30" w:name="_Toc2781"/>
-      <w:bookmarkStart w:id="31" w:name="_Toc19898_WPSOffice_Level1"/>
-      <w:bookmarkStart w:id="32" w:name="_Toc5980"/>
-      <w:bookmarkStart w:id="33" w:name="_Toc20136_WPSOffice_Level1"/>
-      <w:bookmarkStart w:id="34" w:name="_Toc11794"/>
-      <w:bookmarkStart w:id="35" w:name="_Toc22132"/>
+      <w:bookmarkStart w:id="31" w:name="_Toc11794"/>
+      <w:bookmarkStart w:id="32" w:name="_Toc20136_WPSOffice_Level1"/>
+      <w:bookmarkStart w:id="33" w:name="_Toc19898_WPSOffice_Level1"/>
+      <w:bookmarkStart w:id="34" w:name="_Toc22132"/>
+      <w:bookmarkStart w:id="35" w:name="_Toc5980"/>
       <w:r>
         <w:rPr>
           <w:rStyle w:val="38"/>
@@ -8082,9 +6279,9 @@
         </w:rPr>
       </w:pPr>
       <w:bookmarkStart w:id="36" w:name="_Toc26774"/>
-      <w:bookmarkStart w:id="37" w:name="_Toc149832732"/>
-      <w:bookmarkStart w:id="38" w:name="_Toc29970"/>
-      <w:bookmarkStart w:id="39" w:name="_Toc149826007"/>
+      <w:bookmarkStart w:id="37" w:name="_Toc149826007"/>
+      <w:bookmarkStart w:id="38" w:name="_Toc149832732"/>
+      <w:bookmarkStart w:id="39" w:name="_Toc29970"/>
       <w:bookmarkStart w:id="40" w:name="_Toc19748"/>
       <w:r>
         <w:rPr>
@@ -15573,12 +13770,12 @@
         </w:rPr>
       </w:pPr>
       <w:bookmarkStart w:id="44" w:name="_Toc32443_WPSOffice_Level1"/>
-      <w:bookmarkStart w:id="45" w:name="_Toc23903"/>
-      <w:bookmarkStart w:id="46" w:name="_Toc11395"/>
+      <w:bookmarkStart w:id="45" w:name="_Toc11395"/>
+      <w:bookmarkStart w:id="46" w:name="_Toc23903"/>
       <w:bookmarkStart w:id="47" w:name="_Toc4331_WPSOffice_Level1"/>
-      <w:bookmarkStart w:id="48" w:name="_Toc23846_WPSOffice_Level1"/>
-      <w:bookmarkStart w:id="49" w:name="_Toc25727"/>
-      <w:bookmarkStart w:id="50" w:name="_Toc180"/>
+      <w:bookmarkStart w:id="48" w:name="_Toc180"/>
+      <w:bookmarkStart w:id="49" w:name="_Toc23846_WPSOffice_Level1"/>
+      <w:bookmarkStart w:id="50" w:name="_Toc25727"/>
       <w:r>
         <w:rPr>
           <w:rFonts w:hint="eastAsia" w:ascii="Times New Roman" w:hAnsi="Times New Roman" w:eastAsia="微软雅黑" w:cs="Times New Roman"/>
@@ -15639,10 +13836,10 @@
           <w:lang w:eastAsia="zh-CN"/>
         </w:rPr>
       </w:pPr>
-      <w:bookmarkStart w:id="51" w:name="_Toc10223"/>
-      <w:bookmarkStart w:id="52" w:name="_Toc106719764"/>
-      <w:bookmarkStart w:id="53" w:name="_Toc11681"/>
-      <w:bookmarkStart w:id="54" w:name="_Toc20034"/>
+      <w:bookmarkStart w:id="51" w:name="_Toc11681"/>
+      <w:bookmarkStart w:id="52" w:name="_Toc20034"/>
+      <w:bookmarkStart w:id="53" w:name="_Toc10223"/>
+      <w:bookmarkStart w:id="54" w:name="_Toc106719764"/>
       <w:r>
         <w:rPr>
           <w:rFonts w:hint="eastAsia"/>
@@ -15718,6 +13915,12 @@
             <w:insideH w:val="dotted" w:color="033F86" w:sz="4" w:space="0"/>
             <w:insideV w:val="dotted" w:color="033F86" w:sz="4" w:space="0"/>
           </w:tblBorders>
+          <w:tblCellMar>
+            <w:top w:w="0" w:type="dxa"/>
+            <w:left w:w="108" w:type="dxa"/>
+            <w:bottom w:w="0" w:type="dxa"/>
+            <w:right w:w="108" w:type="dxa"/>
+          </w:tblCellMar>
         </w:tblPrEx>
         <w:trPr>
           <w:jc w:val="center"/>
@@ -18788,9 +16991,9 @@
         </w:rPr>
       </w:pPr>
       <w:bookmarkStart w:id="56" w:name="_Toc17813"/>
-      <w:bookmarkStart w:id="57" w:name="_Toc149826013"/>
-      <w:bookmarkStart w:id="58" w:name="_Toc149832737"/>
-      <w:bookmarkStart w:id="59" w:name="_Toc8516"/>
+      <w:bookmarkStart w:id="57" w:name="_Toc8516"/>
+      <w:bookmarkStart w:id="58" w:name="_Toc149826013"/>
+      <w:bookmarkStart w:id="59" w:name="_Toc149832737"/>
       <w:r>
         <w:rPr>
           <w:rFonts w:hint="eastAsia"/>
@@ -23926,12 +22129,6 @@
             <w:insideH w:val="dotted" w:color="45A3A7" w:sz="4" w:space="0"/>
             <w:insideV w:val="dotted" w:color="45A3A7" w:sz="4" w:space="0"/>
           </w:tblBorders>
-          <w:tblCellMar>
-            <w:top w:w="0" w:type="dxa"/>
-            <w:left w:w="108" w:type="dxa"/>
-            <w:bottom w:w="0" w:type="dxa"/>
-            <w:right w:w="108" w:type="dxa"/>
-          </w:tblCellMar>
         </w:tblPrEx>
         <w:trPr>
           <w:trHeight w:val="417" w:hRule="atLeast"/>
@@ -25565,14 +23762,6 @@
       </w:tr>
       <w:tr>
         <w:tblPrEx>
-          <w:tblBorders>
-            <w:top w:val="single" w:color="45A3A7" w:sz="18" w:space="0"/>
-            <w:left w:val="none" w:color="auto" w:sz="0" w:space="0"/>
-            <w:bottom w:val="dotted" w:color="45A3A7" w:sz="4" w:space="0"/>
-            <w:right w:val="none" w:color="auto" w:sz="0" w:space="0"/>
-            <w:insideH w:val="dotted" w:color="45A3A7" w:sz="4" w:space="0"/>
-            <w:insideV w:val="dotted" w:color="45A3A7" w:sz="4" w:space="0"/>
-          </w:tblBorders>
           <w:tblCellMar>
             <w:top w:w="0" w:type="dxa"/>
             <w:left w:w="108" w:type="dxa"/>
@@ -28454,11 +26643,11 @@
         </w:rPr>
       </w:pPr>
       <w:bookmarkStart w:id="61" w:name="_Toc28240"/>
-      <w:bookmarkStart w:id="62" w:name="_Toc11588"/>
-      <w:bookmarkStart w:id="63" w:name="_Toc21764_WPSOffice_Level1"/>
-      <w:bookmarkStart w:id="64" w:name="_Toc13196_WPSOffice_Level1"/>
-      <w:bookmarkStart w:id="65" w:name="_Toc1707_WPSOffice_Level1"/>
-      <w:bookmarkStart w:id="66" w:name="_Toc27302"/>
+      <w:bookmarkStart w:id="62" w:name="_Toc27302"/>
+      <w:bookmarkStart w:id="63" w:name="_Toc13196_WPSOffice_Level1"/>
+      <w:bookmarkStart w:id="64" w:name="_Toc1707_WPSOffice_Level1"/>
+      <w:bookmarkStart w:id="65" w:name="_Toc11588"/>
+      <w:bookmarkStart w:id="66" w:name="_Toc21764_WPSOffice_Level1"/>
       <w:bookmarkStart w:id="67" w:name="_Toc13698"/>
       <w:bookmarkStart w:id="68" w:name="_Toc2004"/>
       <w:r>
@@ -28500,8 +26689,8 @@
           <w:lang w:eastAsia="zh-CN"/>
         </w:rPr>
       </w:pPr>
-      <w:bookmarkStart w:id="69" w:name="_Toc27853"/>
-      <w:bookmarkStart w:id="70" w:name="_Toc3674"/>
+      <w:bookmarkStart w:id="69" w:name="_Toc3674"/>
+      <w:bookmarkStart w:id="70" w:name="_Toc27853"/>
       <w:bookmarkStart w:id="71" w:name="_Toc25190"/>
       <w:bookmarkStart w:id="72" w:name="_Toc14255_WPSOffice_Level1"/>
       <w:bookmarkStart w:id="73" w:name="_Toc24085_WPSOffice_Level1"/>
@@ -31082,14 +29271,14 @@
           <w:lang w:eastAsia="zh-CN"/>
         </w:rPr>
       </w:pPr>
-      <w:bookmarkStart w:id="75" w:name="_Toc28910_WPSOffice_Level1"/>
-      <w:bookmarkStart w:id="76" w:name="_Toc11722"/>
+      <w:bookmarkStart w:id="75" w:name="_Toc11722"/>
+      <w:bookmarkStart w:id="76" w:name="_Toc7549"/>
       <w:bookmarkStart w:id="77" w:name="_Toc4222"/>
-      <w:bookmarkStart w:id="78" w:name="_Toc16368_WPSOffice_Level1"/>
-      <w:bookmarkStart w:id="79" w:name="_Toc7549"/>
-      <w:bookmarkStart w:id="80" w:name="_Toc19099"/>
-      <w:bookmarkStart w:id="81" w:name="_Toc22484_WPSOffice_Level1"/>
-      <w:bookmarkStart w:id="82" w:name="_Toc26865"/>
+      <w:bookmarkStart w:id="78" w:name="_Toc19099"/>
+      <w:bookmarkStart w:id="79" w:name="_Toc22484_WPSOffice_Level1"/>
+      <w:bookmarkStart w:id="80" w:name="_Toc26865"/>
+      <w:bookmarkStart w:id="81" w:name="_Toc16368_WPSOffice_Level1"/>
+      <w:bookmarkStart w:id="82" w:name="_Toc28910_WPSOffice_Level1"/>
       <w:r>
         <w:rPr>
           <w:rFonts w:hint="eastAsia"/>
@@ -31109,11 +29298,11 @@
       <w:bookmarkEnd w:id="82"/>
       <w:bookmarkStart w:id="83" w:name="_Toc19280_WPSOffice_Level2"/>
       <w:bookmarkStart w:id="84" w:name="_Toc17111_WPSOffice_Level2"/>
-      <w:bookmarkStart w:id="85" w:name="_Toc11193_WPSOffice_Level2"/>
-      <w:bookmarkStart w:id="86" w:name="_Toc6304_WPSOffice_Level2"/>
-      <w:bookmarkStart w:id="87" w:name="_Toc6931_WPSOffice_Level2"/>
+      <w:bookmarkStart w:id="85" w:name="_Toc6931_WPSOffice_Level2"/>
+      <w:bookmarkStart w:id="86" w:name="_Toc31515_WPSOffice_Level2"/>
+      <w:bookmarkStart w:id="87" w:name="_Toc6304_WPSOffice_Level2"/>
       <w:bookmarkStart w:id="88" w:name="_Toc3488_WPSOffice_Level2"/>
-      <w:bookmarkStart w:id="89" w:name="_Toc31515_WPSOffice_Level2"/>
+      <w:bookmarkStart w:id="89" w:name="_Toc11193_WPSOffice_Level2"/>
       <w:bookmarkStart w:id="90" w:name="_Toc28454_WPSOffice_Level1"/>
     </w:p>
     <w:bookmarkEnd w:id="83"/>
@@ -31167,7 +29356,6 @@
             <w:insideH w:val="single" w:color="000000" w:themeColor="text1" w:sz="4" w:space="0"/>
             <w:insideV w:val="single" w:color="000000" w:themeColor="text1" w:sz="4" w:space="0"/>
           </w:tblBorders>
-          <w:shd w:val="clear" w:color="auto" w:fill="F1F1F1" w:themeFill="background1" w:themeFillShade="F2"/>
           <w:tblCellMar>
             <w:top w:w="0" w:type="dxa"/>
             <w:left w:w="108" w:type="dxa"/>
@@ -31200,9 +29388,9 @@
                 <w:lang w:eastAsia="zh-CN" w:bidi="ar"/>
               </w:rPr>
             </w:pPr>
-            <w:bookmarkStart w:id="91" w:name="_Toc26985_WPSOffice_Level1"/>
+            <w:bookmarkStart w:id="91" w:name="_Toc5476"/>
             <w:bookmarkStart w:id="92" w:name="_Toc20170_WPSOffice_Level1"/>
-            <w:bookmarkStart w:id="93" w:name="_Toc5476"/>
+            <w:bookmarkStart w:id="93" w:name="_Toc26985_WPSOffice_Level1"/>
             <w:r>
               <w:rPr>
                 <w:rFonts w:ascii="Times New Roman" w:hAnsi="Times New Roman" w:eastAsia="微软雅黑" w:cs="Times New Roman"/>
@@ -31225,7 +29413,6 @@
             <w:insideH w:val="single" w:color="000000" w:themeColor="text1" w:sz="4" w:space="0"/>
             <w:insideV w:val="single" w:color="000000" w:themeColor="text1" w:sz="4" w:space="0"/>
           </w:tblBorders>
-          <w:shd w:val="clear" w:color="auto" w:fill="F1F1F1" w:themeFill="background1" w:themeFillShade="F2"/>
           <w:tblCellMar>
             <w:top w:w="0" w:type="dxa"/>
             <w:left w:w="108" w:type="dxa"/>
@@ -31519,7 +29706,6 @@
             <w:insideH w:val="single" w:color="000000" w:themeColor="text1" w:sz="4" w:space="0"/>
             <w:insideV w:val="single" w:color="000000" w:themeColor="text1" w:sz="4" w:space="0"/>
           </w:tblBorders>
-          <w:shd w:val="clear" w:color="auto" w:fill="F1F1F1" w:themeFill="background1" w:themeFillShade="F2"/>
           <w:tblCellMar>
             <w:top w:w="0" w:type="dxa"/>
             <w:left w:w="108" w:type="dxa"/>
@@ -31637,9 +29823,9 @@
           <w:lang w:eastAsia="zh-CN"/>
         </w:rPr>
       </w:pPr>
-      <w:bookmarkStart w:id="94" w:name="_Toc15114"/>
-      <w:bookmarkStart w:id="95" w:name="_Toc10441"/>
-      <w:bookmarkStart w:id="96" w:name="_Toc3409"/>
+      <w:bookmarkStart w:id="94" w:name="_Toc10441"/>
+      <w:bookmarkStart w:id="95" w:name="_Toc3409"/>
+      <w:bookmarkStart w:id="96" w:name="_Toc15114"/>
       <w:bookmarkStart w:id="97" w:name="_Toc9322"/>
       <w:r>
         <w:rPr>
@@ -31860,14 +30046,14 @@
         </w:rPr>
       </w:pPr>
       <w:bookmarkStart w:id="98" w:name="_Toc21649"/>
-      <w:bookmarkStart w:id="99" w:name="_Toc31320"/>
-      <w:bookmarkStart w:id="100" w:name="_Toc21361"/>
-      <w:bookmarkStart w:id="101" w:name="_Toc19584_WPSOffice_Level1"/>
-      <w:bookmarkStart w:id="102" w:name="_Toc17792_WPSOffice_Level2"/>
-      <w:bookmarkStart w:id="103" w:name="_Toc22162_WPSOffice_Level1"/>
-      <w:bookmarkStart w:id="104" w:name="_Toc22623"/>
-      <w:bookmarkStart w:id="105" w:name="_Toc14611_WPSOffice_Level1"/>
-      <w:bookmarkStart w:id="106" w:name="_Toc13275"/>
+      <w:bookmarkStart w:id="99" w:name="_Toc21361"/>
+      <w:bookmarkStart w:id="100" w:name="_Toc31320"/>
+      <w:bookmarkStart w:id="101" w:name="_Toc14611_WPSOffice_Level1"/>
+      <w:bookmarkStart w:id="102" w:name="_Toc22623"/>
+      <w:bookmarkStart w:id="103" w:name="_Toc13275"/>
+      <w:bookmarkStart w:id="104" w:name="_Toc22162_WPSOffice_Level1"/>
+      <w:bookmarkStart w:id="105" w:name="_Toc17792_WPSOffice_Level2"/>
+      <w:bookmarkStart w:id="106" w:name="_Toc19584_WPSOffice_Level1"/>
       <w:r>
         <w:rPr>
           <w:rFonts w:hint="eastAsia"/>
@@ -33263,7 +31449,7 @@
         <w:lang w:eastAsia="zh-CN"/>
       </w:rPr>
       <w:drawing>
-        <wp:anchor distT="0" distB="0" distL="0" distR="0" simplePos="0" relativeHeight="251663360" behindDoc="0" locked="0" layoutInCell="1" allowOverlap="1">
+        <wp:anchor distT="0" distB="0" distL="0" distR="0" simplePos="0" relativeHeight="251661312" behindDoc="0" locked="0" layoutInCell="1" allowOverlap="1">
           <wp:simplePos x="0" y="0"/>
           <wp:positionH relativeFrom="column">
             <wp:posOffset>4538980</wp:posOffset>
@@ -33423,7 +31609,7 @@
         <w:lang w:eastAsia="zh-CN"/>
       </w:rPr>
       <w:drawing>
-        <wp:anchor distT="0" distB="0" distL="0" distR="0" simplePos="0" relativeHeight="251664384" behindDoc="0" locked="0" layoutInCell="1" allowOverlap="1">
+        <wp:anchor distT="0" distB="0" distL="0" distR="0" simplePos="0" relativeHeight="251662336" behindDoc="0" locked="0" layoutInCell="1" allowOverlap="1">
           <wp:simplePos x="0" y="0"/>
           <wp:positionH relativeFrom="column">
             <wp:posOffset>4582795</wp:posOffset>

--- a/WebContent/docx/淋巴瘤129基因报告-单样本-苏州市立医院.docx
+++ b/WebContent/docx/淋巴瘤129基因报告-单样本-苏州市立医院.docx
@@ -2470,12 +2470,12 @@
         </w:sectPr>
       </w:pPr>
       <w:bookmarkStart w:id="0" w:name="_Toc24178_WPSOffice_Level1"/>
-      <w:bookmarkStart w:id="1" w:name="_Toc13806"/>
-      <w:bookmarkStart w:id="2" w:name="_Toc21669"/>
-      <w:bookmarkStart w:id="3" w:name="_Toc10906"/>
-      <w:bookmarkStart w:id="4" w:name="_Toc21009_WPSOffice_Level1"/>
-      <w:bookmarkStart w:id="5" w:name="_Toc3619"/>
-      <w:bookmarkStart w:id="6" w:name="_Toc30143_WPSOffice_Level1"/>
+      <w:bookmarkStart w:id="1" w:name="_Toc10906"/>
+      <w:bookmarkStart w:id="2" w:name="_Toc13806"/>
+      <w:bookmarkStart w:id="3" w:name="_Toc21009_WPSOffice_Level1"/>
+      <w:bookmarkStart w:id="4" w:name="_Toc21669"/>
+      <w:bookmarkStart w:id="5" w:name="_Toc30143_WPSOffice_Level1"/>
+      <w:bookmarkStart w:id="6" w:name="_Toc3619"/>
     </w:p>
     <w:p>
       <w:pPr>
@@ -2565,6 +2565,12 @@
             <w:insideH w:val="single" w:color="A4A4A4" w:sz="4" w:space="0"/>
             <w:insideV w:val="single" w:color="A4A4A4" w:sz="4" w:space="0"/>
           </w:tblBorders>
+          <w:tblCellMar>
+            <w:top w:w="0" w:type="dxa"/>
+            <w:left w:w="108" w:type="dxa"/>
+            <w:bottom w:w="0" w:type="dxa"/>
+            <w:right w:w="108" w:type="dxa"/>
+          </w:tblCellMar>
         </w:tblPrEx>
         <w:trPr>
           <w:trHeight w:val="397" w:hRule="atLeast"/>
@@ -3372,13 +3378,13 @@
           </w14:shadow>
         </w:rPr>
       </w:pPr>
-      <w:bookmarkStart w:id="8" w:name="_Toc31917"/>
-      <w:bookmarkStart w:id="9" w:name="_Toc7021_WPSOffice_Level1"/>
-      <w:bookmarkStart w:id="10" w:name="_Toc17451"/>
-      <w:bookmarkStart w:id="11" w:name="_Toc26731"/>
-      <w:bookmarkStart w:id="12" w:name="_Toc18062_WPSOffice_Level1"/>
+      <w:bookmarkStart w:id="8" w:name="_Toc18062_WPSOffice_Level1"/>
+      <w:bookmarkStart w:id="9" w:name="_Toc31917"/>
+      <w:bookmarkStart w:id="10" w:name="_Toc26731"/>
+      <w:bookmarkStart w:id="11" w:name="_Toc17451"/>
+      <w:bookmarkStart w:id="12" w:name="_Toc11015_WPSOffice_Level1"/>
       <w:bookmarkStart w:id="13" w:name="_Toc29943"/>
-      <w:bookmarkStart w:id="14" w:name="_Toc11015_WPSOffice_Level1"/>
+      <w:bookmarkStart w:id="14" w:name="_Toc7021_WPSOffice_Level1"/>
       <w:bookmarkStart w:id="15" w:name="_Toc3823"/>
       <w:r>
         <w:rPr>
@@ -3651,14 +3657,14 @@
         </w:rPr>
       </w:pPr>
       <w:bookmarkStart w:id="17" w:name="_Toc149837253"/>
-      <w:bookmarkStart w:id="18" w:name="_Toc94"/>
-      <w:bookmarkStart w:id="19" w:name="_Toc2887"/>
-      <w:bookmarkStart w:id="20" w:name="_Toc16576"/>
-      <w:bookmarkStart w:id="21" w:name="_Toc23052"/>
-      <w:bookmarkStart w:id="22" w:name="_Toc25920"/>
-      <w:bookmarkStart w:id="23" w:name="_Toc6221_WPSOffice_Level1"/>
-      <w:bookmarkStart w:id="24" w:name="_Toc18058"/>
-      <w:bookmarkStart w:id="25" w:name="_Toc23369_WPSOffice_Level1"/>
+      <w:bookmarkStart w:id="18" w:name="_Toc2887"/>
+      <w:bookmarkStart w:id="19" w:name="_Toc94"/>
+      <w:bookmarkStart w:id="20" w:name="_Toc18058"/>
+      <w:bookmarkStart w:id="21" w:name="_Toc6221_WPSOffice_Level1"/>
+      <w:bookmarkStart w:id="22" w:name="_Toc23369_WPSOffice_Level1"/>
+      <w:bookmarkStart w:id="23" w:name="_Toc23052"/>
+      <w:bookmarkStart w:id="24" w:name="_Toc25920"/>
+      <w:bookmarkStart w:id="25" w:name="_Toc16576"/>
       <w:r>
         <w:rPr>
           <w:rStyle w:val="38"/>
@@ -5143,9 +5149,469 @@
         </w:rPr>
       </w:pPr>
     </w:p>
+    <w:tbl>
+      <w:tblPr>
+        <w:tblStyle w:val="33"/>
+        <w:tblW w:w="9066" w:type="dxa"/>
+        <w:jc w:val="right"/>
+        <w:tblLayout w:type="fixed"/>
+        <w:tblCellMar>
+          <w:top w:w="0" w:type="dxa"/>
+          <w:left w:w="0" w:type="dxa"/>
+          <w:bottom w:w="0" w:type="dxa"/>
+          <w:right w:w="0" w:type="dxa"/>
+        </w:tblCellMar>
+      </w:tblPr>
+      <w:tblGrid>
+        <w:gridCol w:w="1272"/>
+        <w:gridCol w:w="2306"/>
+        <w:gridCol w:w="1373"/>
+        <w:gridCol w:w="1640"/>
+        <w:gridCol w:w="2475"/>
+      </w:tblGrid>
+      <w:tr>
+        <w:tblPrEx>
+          <w:tblCellMar>
+            <w:top w:w="0" w:type="dxa"/>
+            <w:left w:w="0" w:type="dxa"/>
+            <w:bottom w:w="0" w:type="dxa"/>
+            <w:right w:w="0" w:type="dxa"/>
+          </w:tblCellMar>
+        </w:tblPrEx>
+        <w:trPr>
+          <w:trHeight w:val="680" w:hRule="exact"/>
+          <w:jc w:val="right"/>
+        </w:trPr>
+        <w:tc>
+          <w:tcPr>
+            <w:tcW w:w="1272" w:type="dxa"/>
+            <w:vAlign w:val="center"/>
+          </w:tcPr>
+          <w:p>
+            <w:pPr>
+              <w:pStyle w:val="21"/>
+              <w:spacing w:before="13"/>
+              <w:ind w:left="13" w:right="95"/>
+              <w:jc w:val="both"/>
+              <w:rPr>
+                <w:rFonts w:ascii="Times New Roman" w:hAnsi="Times New Roman" w:cs="Times New Roman"/>
+                <w:b/>
+                <w:sz w:val="24"/>
+                <w:szCs w:val="24"/>
+              </w:rPr>
+            </w:pPr>
+            <w:r>
+              <w:rPr>
+                <w:rFonts w:ascii="Times New Roman" w:hAnsi="Times New Roman" w:cs="Times New Roman"/>
+                <w:b/>
+                <w:sz w:val="24"/>
+                <w:szCs w:val="24"/>
+              </w:rPr>
+              <w:t>检测人：</w:t>
+            </w:r>
+          </w:p>
+        </w:tc>
+        <w:tc>
+          <w:tcPr>
+            <w:tcW w:w="2306" w:type="dxa"/>
+            <w:vAlign w:val="center"/>
+          </w:tcPr>
+          <w:p>
+            <w:pPr>
+              <w:pStyle w:val="21"/>
+              <w:spacing w:before="13"/>
+              <w:jc w:val="both"/>
+              <w:rPr>
+                <w:rFonts w:ascii="Times New Roman" w:hAnsi="Times New Roman" w:cs="Times New Roman"/>
+                <w:b/>
+                <w:sz w:val="24"/>
+                <w:szCs w:val="24"/>
+              </w:rPr>
+            </w:pPr>
+            <w:r>
+              <w:rPr>
+                <w:rFonts w:hint="eastAsia" w:ascii="Times New Roman" w:hAnsi="Times New Roman" w:cs="Times New Roman"/>
+                <w:b/>
+                <w:sz w:val="24"/>
+                <w:szCs w:val="24"/>
+              </w:rPr>
+              <w:t>{{"ty_tianjin1"|sign(64,28)}}</w:t>
+            </w:r>
+            <w:r>
+              <w:rPr>
+                <w:sz w:val="22"/>
+              </w:rPr>
+              <w:drawing>
+                <wp:anchor distT="0" distB="0" distL="114300" distR="114300" simplePos="0" relativeHeight="251661312" behindDoc="0" locked="0" layoutInCell="1" allowOverlap="1">
+                  <wp:simplePos x="0" y="0"/>
+                  <wp:positionH relativeFrom="column">
+                    <wp:posOffset>-167005</wp:posOffset>
+                  </wp:positionH>
+                  <wp:positionV relativeFrom="paragraph">
+                    <wp:posOffset>-417830</wp:posOffset>
+                  </wp:positionV>
+                  <wp:extent cx="1443355" cy="1443355"/>
+                  <wp:effectExtent l="0" t="0" r="4445" b="4445"/>
+                  <wp:wrapNone/>
+                  <wp:docPr id="36" name="图片 25"/>
+                  <wp:cNvGraphicFramePr>
+                    <a:graphicFrameLocks xmlns:a="http://schemas.openxmlformats.org/drawingml/2006/main" noChangeAspect="1"/>
+                  </wp:cNvGraphicFramePr>
+                  <a:graphic xmlns:a="http://schemas.openxmlformats.org/drawingml/2006/main">
+                    <a:graphicData uri="http://schemas.openxmlformats.org/drawingml/2006/picture">
+                      <pic:pic xmlns:pic="http://schemas.openxmlformats.org/drawingml/2006/picture">
+                        <pic:nvPicPr>
+                          <pic:cNvPr id="36" name="图片 25"/>
+                          <pic:cNvPicPr>
+                            <a:picLocks noChangeAspect="1" noChangeArrowheads="1"/>
+                          </pic:cNvPicPr>
+                        </pic:nvPicPr>
+                        <pic:blipFill>
+                          <a:blip r:embed="rId9">
+                            <a:extLst>
+                              <a:ext uri="{28A0092B-C50C-407E-A947-70E740481C1C}">
+                                <a14:useLocalDpi xmlns:a14="http://schemas.microsoft.com/office/drawing/2010/main" val="0"/>
+                              </a:ext>
+                            </a:extLst>
+                          </a:blip>
+                          <a:srcRect/>
+                          <a:stretch>
+                            <a:fillRect/>
+                          </a:stretch>
+                        </pic:blipFill>
+                        <pic:spPr>
+                          <a:xfrm>
+                            <a:off x="0" y="0"/>
+                            <a:ext cx="1443355" cy="1443355"/>
+                          </a:xfrm>
+                          <a:prstGeom prst="rect">
+                            <a:avLst/>
+                          </a:prstGeom>
+                          <a:noFill/>
+                          <a:ln>
+                            <a:noFill/>
+                          </a:ln>
+                        </pic:spPr>
+                      </pic:pic>
+                    </a:graphicData>
+                  </a:graphic>
+                </wp:anchor>
+              </w:drawing>
+            </w:r>
+          </w:p>
+        </w:tc>
+        <w:tc>
+          <w:tcPr>
+            <w:tcW w:w="1373" w:type="dxa"/>
+            <w:vAlign w:val="center"/>
+          </w:tcPr>
+          <w:p>
+            <w:pPr>
+              <w:pStyle w:val="21"/>
+              <w:spacing w:before="13"/>
+              <w:jc w:val="both"/>
+              <w:rPr>
+                <w:rFonts w:ascii="Times New Roman" w:hAnsi="Times New Roman" w:cs="Times New Roman"/>
+                <w:b/>
+                <w:sz w:val="24"/>
+                <w:szCs w:val="24"/>
+              </w:rPr>
+            </w:pPr>
+            <w:r>
+              <w:rPr>
+                <w:rFonts w:hint="eastAsia" w:ascii="Times New Roman" w:hAnsi="Times New Roman" w:cs="Times New Roman"/>
+                <w:b/>
+                <w:sz w:val="24"/>
+                <w:szCs w:val="24"/>
+                <w:lang w:val="en-US" w:eastAsia="zh-CN"/>
+              </w:rPr>
+              <w:t>报告医生</w:t>
+            </w:r>
+            <w:r>
+              <w:rPr>
+                <w:rFonts w:ascii="Times New Roman" w:hAnsi="Times New Roman" w:cs="Times New Roman"/>
+                <w:b/>
+                <w:sz w:val="24"/>
+                <w:szCs w:val="24"/>
+                <w:lang w:eastAsia="zh-CN"/>
+              </w:rPr>
+              <w:t>：</w:t>
+            </w:r>
+          </w:p>
+        </w:tc>
+        <w:tc>
+          <w:tcPr>
+            <w:tcW w:w="1640" w:type="dxa"/>
+            <w:vAlign w:val="center"/>
+          </w:tcPr>
+          <w:p>
+            <w:pPr>
+              <w:pStyle w:val="21"/>
+              <w:spacing w:before="13"/>
+              <w:ind w:right="15"/>
+              <w:jc w:val="both"/>
+              <w:rPr>
+                <w:rFonts w:ascii="Times New Roman" w:hAnsi="Times New Roman" w:cs="Times New Roman"/>
+                <w:b/>
+                <w:sz w:val="24"/>
+                <w:szCs w:val="24"/>
+              </w:rPr>
+            </w:pPr>
+          </w:p>
+        </w:tc>
+        <w:tc>
+          <w:tcPr>
+            <w:tcW w:w="2475" w:type="dxa"/>
+            <w:vAlign w:val="center"/>
+          </w:tcPr>
+          <w:p>
+            <w:pPr>
+              <w:pStyle w:val="21"/>
+              <w:spacing w:before="13"/>
+              <w:ind w:right="15"/>
+              <w:jc w:val="both"/>
+              <w:rPr>
+                <w:rFonts w:hint="eastAsia" w:ascii="Times New Roman" w:hAnsi="Times New Roman" w:eastAsia="宋体" w:cs="Times New Roman"/>
+                <w:b/>
+                <w:sz w:val="24"/>
+                <w:szCs w:val="24"/>
+                <w:lang w:val="en-US" w:eastAsia="zh-CN"/>
+              </w:rPr>
+            </w:pPr>
+            <w:r>
+              <w:rPr>
+                <w:rFonts w:hint="eastAsia" w:ascii="Times New Roman" w:hAnsi="Times New Roman" w:cs="Times New Roman"/>
+                <w:b/>
+                <w:sz w:val="24"/>
+                <w:szCs w:val="24"/>
+                <w:lang w:val="en-US" w:eastAsia="zh-CN"/>
+              </w:rPr>
+              <w:t>审核医生：</w:t>
+            </w:r>
+          </w:p>
+        </w:tc>
+      </w:tr>
+      <w:tr>
+        <w:tblPrEx>
+          <w:tblCellMar>
+            <w:top w:w="0" w:type="dxa"/>
+            <w:left w:w="0" w:type="dxa"/>
+            <w:bottom w:w="0" w:type="dxa"/>
+            <w:right w:w="0" w:type="dxa"/>
+          </w:tblCellMar>
+        </w:tblPrEx>
+        <w:trPr>
+          <w:trHeight w:val="457" w:hRule="exact"/>
+          <w:jc w:val="right"/>
+        </w:trPr>
+        <w:tc>
+          <w:tcPr>
+            <w:tcW w:w="1272" w:type="dxa"/>
+            <w:vAlign w:val="center"/>
+          </w:tcPr>
+          <w:p>
+            <w:pPr>
+              <w:pStyle w:val="21"/>
+              <w:spacing w:line="341" w:lineRule="exact"/>
+              <w:ind w:left="13" w:right="165"/>
+              <w:jc w:val="both"/>
+              <w:rPr>
+                <w:rFonts w:ascii="Times New Roman" w:hAnsi="Times New Roman" w:cs="Times New Roman"/>
+                <w:b/>
+                <w:sz w:val="24"/>
+                <w:szCs w:val="24"/>
+              </w:rPr>
+            </w:pPr>
+            <w:r>
+              <w:rPr>
+                <w:rFonts w:ascii="Times New Roman" w:hAnsi="Times New Roman" w:cs="Times New Roman"/>
+                <w:b/>
+                <w:sz w:val="24"/>
+                <w:szCs w:val="24"/>
+              </w:rPr>
+              <w:t>日</w:t>
+            </w:r>
+            <w:r>
+              <w:rPr>
+                <w:rFonts w:ascii="Times New Roman" w:hAnsi="Times New Roman" w:cs="Times New Roman"/>
+                <w:b/>
+                <w:sz w:val="24"/>
+                <w:szCs w:val="24"/>
+                <w:lang w:eastAsia="zh-CN"/>
+              </w:rPr>
+              <w:t xml:space="preserve">  </w:t>
+            </w:r>
+            <w:r>
+              <w:rPr>
+                <w:rFonts w:ascii="Times New Roman" w:hAnsi="Times New Roman" w:cs="Times New Roman"/>
+                <w:b/>
+                <w:sz w:val="24"/>
+                <w:szCs w:val="24"/>
+              </w:rPr>
+              <w:t>期：</w:t>
+            </w:r>
+          </w:p>
+        </w:tc>
+        <w:tc>
+          <w:tcPr>
+            <w:tcW w:w="2306" w:type="dxa"/>
+            <w:vAlign w:val="center"/>
+          </w:tcPr>
+          <w:p>
+            <w:pPr>
+              <w:pStyle w:val="21"/>
+              <w:spacing w:line="363" w:lineRule="exact"/>
+              <w:jc w:val="both"/>
+              <w:rPr>
+                <w:rFonts w:ascii="Times New Roman" w:hAnsi="Times New Roman" w:cs="Times New Roman"/>
+                <w:sz w:val="24"/>
+                <w:szCs w:val="24"/>
+              </w:rPr>
+            </w:pPr>
+            <w:r>
+              <w:rPr>
+                <w:rFonts w:ascii="Times New Roman" w:hAnsi="Times New Roman" w:cs="Times New Roman"/>
+                <w:kern w:val="2"/>
+                <w:sz w:val="24"/>
+                <w:szCs w:val="24"/>
+                <w:lang w:eastAsia="zh-CN"/>
+              </w:rPr>
+              <w:t>{{ reportdate }}</w:t>
+            </w:r>
+          </w:p>
+        </w:tc>
+        <w:tc>
+          <w:tcPr>
+            <w:tcW w:w="1373" w:type="dxa"/>
+            <w:vAlign w:val="center"/>
+          </w:tcPr>
+          <w:p>
+            <w:pPr>
+              <w:pStyle w:val="21"/>
+              <w:spacing w:line="341" w:lineRule="exact"/>
+              <w:jc w:val="both"/>
+              <w:rPr>
+                <w:rFonts w:ascii="Times New Roman" w:hAnsi="Times New Roman" w:cs="Times New Roman"/>
+                <w:b/>
+                <w:sz w:val="24"/>
+                <w:szCs w:val="24"/>
+              </w:rPr>
+            </w:pPr>
+          </w:p>
+        </w:tc>
+        <w:tc>
+          <w:tcPr>
+            <w:tcW w:w="1640" w:type="dxa"/>
+            <w:vAlign w:val="center"/>
+          </w:tcPr>
+          <w:p>
+            <w:pPr>
+              <w:pStyle w:val="21"/>
+              <w:spacing w:line="363" w:lineRule="exact"/>
+              <w:ind w:right="15"/>
+              <w:jc w:val="both"/>
+              <w:rPr>
+                <w:rFonts w:ascii="Times New Roman" w:hAnsi="Times New Roman" w:cs="Times New Roman"/>
+                <w:sz w:val="24"/>
+                <w:szCs w:val="24"/>
+              </w:rPr>
+            </w:pPr>
+          </w:p>
+        </w:tc>
+        <w:tc>
+          <w:tcPr>
+            <w:tcW w:w="2475" w:type="dxa"/>
+            <w:vAlign w:val="center"/>
+          </w:tcPr>
+          <w:p>
+            <w:pPr>
+              <w:pStyle w:val="21"/>
+              <w:spacing w:line="363" w:lineRule="exact"/>
+              <w:ind w:right="15"/>
+              <w:jc w:val="both"/>
+              <w:rPr>
+                <w:rFonts w:ascii="Times New Roman" w:hAnsi="Times New Roman" w:cs="Times New Roman"/>
+                <w:kern w:val="2"/>
+                <w:sz w:val="24"/>
+                <w:szCs w:val="24"/>
+                <w:lang w:eastAsia="zh-CN"/>
+              </w:rPr>
+            </w:pPr>
+          </w:p>
+        </w:tc>
+      </w:tr>
+    </w:tbl>
     <w:p>
       <w:pPr>
         <w:rPr>
+          <w:rFonts w:hint="eastAsia" w:ascii="Times New Roman" w:hAnsi="Times New Roman" w:eastAsia="微软雅黑" w:cs="Times New Roman"/>
+          <w:sz w:val="24"/>
+          <w:szCs w:val="24"/>
+          <w:lang w:eastAsia="zh-CN"/>
+        </w:rPr>
+      </w:pPr>
+      <w:r>
+        <w:rPr>
+          <w:rFonts w:hint="eastAsia" w:ascii="Times New Roman" w:hAnsi="Times New Roman" w:eastAsia="微软雅黑" w:cs="Times New Roman"/>
+          <w:sz w:val="24"/>
+          <w:szCs w:val="24"/>
+          <w:lang w:eastAsia="zh-CN"/>
+        </w:rPr>
+        <w:t xml:space="preserve">{% endif %}{% if testedby == </w:t>
+      </w:r>
+      <w:r>
+        <w:rPr>
+          <w:rFonts w:ascii="Times New Roman" w:hAnsi="Times New Roman" w:eastAsia="微软雅黑" w:cs="Times New Roman"/>
+          <w:sz w:val="24"/>
+          <w:szCs w:val="24"/>
+          <w:lang w:eastAsia="zh-CN"/>
+        </w:rPr>
+        <w:t>“</w:t>
+      </w:r>
+      <w:r>
+        <w:rPr>
+          <w:rFonts w:hint="eastAsia" w:ascii="Times New Roman" w:hAnsi="Times New Roman" w:eastAsia="微软雅黑" w:cs="Times New Roman"/>
+          <w:sz w:val="24"/>
+          <w:szCs w:val="24"/>
+          <w:lang w:eastAsia="zh-CN"/>
+        </w:rPr>
+        <w:t>2</w:t>
+      </w:r>
+      <w:r>
+        <w:rPr>
+          <w:rFonts w:ascii="Times New Roman" w:hAnsi="Times New Roman" w:eastAsia="微软雅黑" w:cs="Times New Roman"/>
+          <w:sz w:val="24"/>
+          <w:szCs w:val="24"/>
+          <w:lang w:eastAsia="zh-CN"/>
+        </w:rPr>
+        <w:t>”</w:t>
+      </w:r>
+      <w:r>
+        <w:rPr>
+          <w:rFonts w:hint="eastAsia" w:ascii="Times New Roman" w:hAnsi="Times New Roman" w:eastAsia="微软雅黑" w:cs="Times New Roman"/>
+          <w:sz w:val="24"/>
+          <w:szCs w:val="24"/>
+          <w:lang w:eastAsia="zh-CN"/>
+        </w:rPr>
+        <w:t xml:space="preserve"> %}</w:t>
+      </w:r>
+    </w:p>
+    <w:p>
+      <w:pPr>
+        <w:rPr>
+          <w:rFonts w:hint="eastAsia" w:ascii="Times New Roman" w:hAnsi="Times New Roman" w:eastAsia="微软雅黑" w:cs="Times New Roman"/>
+          <w:sz w:val="24"/>
+          <w:szCs w:val="24"/>
+          <w:lang w:eastAsia="zh-CN"/>
+        </w:rPr>
+      </w:pPr>
+    </w:p>
+    <w:p>
+      <w:pPr>
+        <w:rPr>
+          <w:rFonts w:hint="eastAsia" w:ascii="Times New Roman" w:hAnsi="Times New Roman" w:eastAsia="微软雅黑" w:cs="Times New Roman"/>
+          <w:sz w:val="24"/>
+          <w:szCs w:val="24"/>
           <w:lang w:eastAsia="zh-CN"/>
         </w:rPr>
       </w:pPr>
@@ -5180,7 +5646,7 @@
           </w:tblCellMar>
         </w:tblPrEx>
         <w:trPr>
-          <w:trHeight w:val="441" w:hRule="exact"/>
+          <w:trHeight w:val="680" w:hRule="exact"/>
           <w:jc w:val="right"/>
         </w:trPr>
         <w:tc>
@@ -5231,134 +5697,73 @@
             </w:pPr>
             <w:r>
               <w:rPr>
-                <w:sz w:val="22"/>
-              </w:rPr>
-              <mc:AlternateContent>
-                <mc:Choice Requires="wpg">
-                  <w:drawing>
-                    <wp:anchor distT="0" distB="0" distL="114300" distR="114300" simplePos="0" relativeHeight="251663360" behindDoc="0" locked="0" layoutInCell="1" allowOverlap="1">
-                      <wp:simplePos x="0" y="0"/>
-                      <wp:positionH relativeFrom="column">
-                        <wp:posOffset>-319405</wp:posOffset>
-                      </wp:positionH>
-                      <wp:positionV relativeFrom="paragraph">
-                        <wp:posOffset>-553085</wp:posOffset>
-                      </wp:positionV>
-                      <wp:extent cx="1443355" cy="1443355"/>
-                      <wp:effectExtent l="0" t="0" r="0" b="0"/>
-                      <wp:wrapNone/>
-                      <wp:docPr id="41" name="组合 6"/>
-                      <wp:cNvGraphicFramePr/>
-                      <a:graphic xmlns:a="http://schemas.openxmlformats.org/drawingml/2006/main">
-                        <a:graphicData uri="http://schemas.microsoft.com/office/word/2010/wordprocessingGroup">
-                          <wpg:wgp>
-                            <wpg:cNvGrpSpPr/>
-                            <wpg:grpSpPr>
-                              <a:xfrm rot="0">
-                                <a:off x="0" y="0"/>
-                                <a:ext cx="1443355" cy="1443355"/>
-                                <a:chOff x="18706" y="18782"/>
-                                <a:chExt cx="2273" cy="2273"/>
-                              </a:xfrm>
-                            </wpg:grpSpPr>
-                            <pic:pic xmlns:pic="http://schemas.openxmlformats.org/drawingml/2006/picture">
-                              <pic:nvPicPr>
-                                <pic:cNvPr id="35" name="图片 6" descr="蔡冬雪"/>
-                                <pic:cNvPicPr>
-                                  <a:picLocks noChangeAspect="1"/>
-                                </pic:cNvPicPr>
-                              </pic:nvPicPr>
-                              <pic:blipFill>
-                                <a:blip r:embed="rId9">
-                                  <a:clrChange>
-                                    <a:clrFrom>
-                                      <a:srgbClr val="FFFFFF">
-                                        <a:alpha val="100000"/>
-                                      </a:srgbClr>
-                                    </a:clrFrom>
-                                    <a:clrTo>
-                                      <a:srgbClr val="FFFFFF">
-                                        <a:alpha val="100000"/>
-                                        <a:alpha val="0"/>
-                                      </a:srgbClr>
-                                    </a:clrTo>
-                                  </a:clrChange>
-                                </a:blip>
-                                <a:srcRect l="18656" t="33322" r="18897" b="26699"/>
-                                <a:stretch>
-                                  <a:fillRect/>
-                                </a:stretch>
-                              </pic:blipFill>
-                              <pic:spPr>
-                                <a:xfrm>
-                                  <a:off x="19199" y="19551"/>
-                                  <a:ext cx="1261" cy="566"/>
-                                </a:xfrm>
-                                <a:prstGeom prst="rect">
-                                  <a:avLst/>
-                                </a:prstGeom>
-                              </pic:spPr>
-                            </pic:pic>
-                            <pic:pic xmlns:pic="http://schemas.openxmlformats.org/drawingml/2006/picture">
-                              <pic:nvPicPr>
-                                <pic:cNvPr id="36" name="图片 25"/>
-                                <pic:cNvPicPr>
-                                  <a:picLocks noChangeAspect="1" noChangeArrowheads="1"/>
-                                </pic:cNvPicPr>
-                              </pic:nvPicPr>
-                              <pic:blipFill>
-                                <a:blip r:embed="rId10">
-                                  <a:extLst>
-                                    <a:ext uri="{28A0092B-C50C-407E-A947-70E740481C1C}">
-                                      <a14:useLocalDpi xmlns:a14="http://schemas.microsoft.com/office/drawing/2010/main" val="0"/>
-                                    </a:ext>
-                                  </a:extLst>
-                                </a:blip>
-                                <a:srcRect/>
-                                <a:stretch>
-                                  <a:fillRect/>
-                                </a:stretch>
-                              </pic:blipFill>
-                              <pic:spPr>
-                                <a:xfrm>
-                                  <a:off x="18706" y="18782"/>
-                                  <a:ext cx="2273" cy="2273"/>
-                                </a:xfrm>
-                                <a:prstGeom prst="rect">
-                                  <a:avLst/>
-                                </a:prstGeom>
-                                <a:noFill/>
-                                <a:ln>
-                                  <a:noFill/>
-                                </a:ln>
-                              </pic:spPr>
-                            </pic:pic>
-                          </wpg:wgp>
-                        </a:graphicData>
-                      </a:graphic>
-                    </wp:anchor>
-                  </w:drawing>
-                </mc:Choice>
-                <mc:Fallback>
-                  <w:pict>
-                    <v:group id="组合 6" o:spid="_x0000_s1026" o:spt="203" style="position:absolute;left:0pt;margin-left:-25.15pt;margin-top:-43.55pt;height:113.65pt;width:113.65pt;z-index:251663360;mso-width-relative:page;mso-height-relative:page;" coordorigin="18706,18782" coordsize="2273,2273" o:gfxdata="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">
-                      <o:lock v:ext="edit" aspectratio="f"/>
-                      <v:shape id="图片 6" o:spid="_x0000_s1026" o:spt="75" alt="蔡冬雪" type="#_x0000_t75" style="position:absolute;left:19199;top:19551;height:566;width:1261;" filled="f" o:preferrelative="t" stroked="f" coordsize="21600,21600" o:gfxdata="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">
-                        <v:fill on="f" focussize="0,0"/>
-                        <v:stroke on="f"/>
-                        <v:imagedata r:id="rId9" cropleft="12226f" croptop="21838f" cropright="12384f" cropbottom="17497f" chromakey="#FFFFFF" o:title=""/>
-                        <o:lock v:ext="edit" aspectratio="t"/>
-                      </v:shape>
-                      <v:shape id="图片 25" o:spid="_x0000_s1026" o:spt="75" type="#_x0000_t75" style="position:absolute;left:18706;top:18782;height:2273;width:2273;" filled="f" o:preferrelative="t" stroked="f" coordsize="21600,21600" o:gfxdata="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">
-                        <v:fill on="f" focussize="0,0"/>
-                        <v:stroke on="f"/>
-                        <v:imagedata r:id="rId10" o:title=""/>
-                        <o:lock v:ext="edit" aspectratio="t"/>
-                      </v:shape>
-                    </v:group>
-                  </w:pict>
-                </mc:Fallback>
-              </mc:AlternateContent>
+                <w:rFonts w:hint="eastAsia" w:ascii="Times New Roman" w:hAnsi="Times New Roman" w:cs="Times New Roman"/>
+                <w:b/>
+                <w:sz w:val="24"/>
+                <w:szCs w:val="24"/>
+              </w:rPr>
+              <w:t>{{"ty_guangzhou1"|sign(62,34)}}</w:t>
+            </w:r>
+            <w:r>
+              <w:rPr>
+                <w:sz w:val="24"/>
+              </w:rPr>
+              <w:drawing>
+                <wp:anchor distT="0" distB="0" distL="114300" distR="114300" simplePos="0" relativeHeight="251663360" behindDoc="0" locked="0" layoutInCell="1" allowOverlap="1">
+                  <wp:simplePos x="0" y="0"/>
+                  <wp:positionH relativeFrom="column">
+                    <wp:posOffset>-98425</wp:posOffset>
+                  </wp:positionH>
+                  <wp:positionV relativeFrom="paragraph">
+                    <wp:posOffset>-316865</wp:posOffset>
+                  </wp:positionV>
+                  <wp:extent cx="1443355" cy="1443355"/>
+                  <wp:effectExtent l="0" t="0" r="4445" b="4445"/>
+                  <wp:wrapNone/>
+                  <wp:docPr id="45" name="图片 25"/>
+                  <wp:cNvGraphicFramePr>
+                    <a:graphicFrameLocks xmlns:a="http://schemas.openxmlformats.org/drawingml/2006/main" noChangeAspect="1"/>
+                  </wp:cNvGraphicFramePr>
+                  <a:graphic xmlns:a="http://schemas.openxmlformats.org/drawingml/2006/main">
+                    <a:graphicData uri="http://schemas.openxmlformats.org/drawingml/2006/picture">
+                      <pic:pic xmlns:pic="http://schemas.openxmlformats.org/drawingml/2006/picture">
+                        <pic:nvPicPr>
+                          <pic:cNvPr id="45" name="图片 25"/>
+                          <pic:cNvPicPr>
+                            <a:picLocks noChangeAspect="1" noChangeArrowheads="1"/>
+                          </pic:cNvPicPr>
+                        </pic:nvPicPr>
+                        <pic:blipFill>
+                          <a:blip r:embed="rId9">
+                            <a:extLst>
+                              <a:ext uri="{28A0092B-C50C-407E-A947-70E740481C1C}">
+                                <a14:useLocalDpi xmlns:a14="http://schemas.microsoft.com/office/drawing/2010/main" val="0"/>
+                              </a:ext>
+                            </a:extLst>
+                          </a:blip>
+                          <a:srcRect/>
+                          <a:stretch>
+                            <a:fillRect/>
+                          </a:stretch>
+                        </pic:blipFill>
+                        <pic:spPr>
+                          <a:xfrm>
+                            <a:off x="0" y="0"/>
+                            <a:ext cx="1443355" cy="1443355"/>
+                          </a:xfrm>
+                          <a:prstGeom prst="rect">
+                            <a:avLst/>
+                          </a:prstGeom>
+                          <a:noFill/>
+                          <a:ln>
+                            <a:noFill/>
+                          </a:ln>
+                        </pic:spPr>
+                      </pic:pic>
+                    </a:graphicData>
+                  </a:graphic>
+                </wp:anchor>
+              </w:drawing>
             </w:r>
           </w:p>
         </w:tc>
@@ -5619,538 +6024,6 @@
           <w:szCs w:val="24"/>
           <w:lang w:eastAsia="zh-CN"/>
         </w:rPr>
-        <w:t xml:space="preserve">{% endif %}{% if testedby == </w:t>
-      </w:r>
-      <w:r>
-        <w:rPr>
-          <w:rFonts w:ascii="Times New Roman" w:hAnsi="Times New Roman" w:eastAsia="微软雅黑" w:cs="Times New Roman"/>
-          <w:sz w:val="24"/>
-          <w:szCs w:val="24"/>
-          <w:lang w:eastAsia="zh-CN"/>
-        </w:rPr>
-        <w:t>“</w:t>
-      </w:r>
-      <w:r>
-        <w:rPr>
-          <w:rFonts w:hint="eastAsia" w:ascii="Times New Roman" w:hAnsi="Times New Roman" w:eastAsia="微软雅黑" w:cs="Times New Roman"/>
-          <w:sz w:val="24"/>
-          <w:szCs w:val="24"/>
-          <w:lang w:eastAsia="zh-CN"/>
-        </w:rPr>
-        <w:t>2</w:t>
-      </w:r>
-      <w:r>
-        <w:rPr>
-          <w:rFonts w:ascii="Times New Roman" w:hAnsi="Times New Roman" w:eastAsia="微软雅黑" w:cs="Times New Roman"/>
-          <w:sz w:val="24"/>
-          <w:szCs w:val="24"/>
-          <w:lang w:eastAsia="zh-CN"/>
-        </w:rPr>
-        <w:t>”</w:t>
-      </w:r>
-      <w:r>
-        <w:rPr>
-          <w:rFonts w:hint="eastAsia" w:ascii="Times New Roman" w:hAnsi="Times New Roman" w:eastAsia="微软雅黑" w:cs="Times New Roman"/>
-          <w:sz w:val="24"/>
-          <w:szCs w:val="24"/>
-          <w:lang w:eastAsia="zh-CN"/>
-        </w:rPr>
-        <w:t xml:space="preserve"> %}</w:t>
-      </w:r>
-    </w:p>
-    <w:p>
-      <w:pPr>
-        <w:rPr>
-          <w:rFonts w:hint="eastAsia" w:ascii="Times New Roman" w:hAnsi="Times New Roman" w:eastAsia="微软雅黑" w:cs="Times New Roman"/>
-          <w:sz w:val="24"/>
-          <w:szCs w:val="24"/>
-          <w:lang w:eastAsia="zh-CN"/>
-        </w:rPr>
-      </w:pPr>
-    </w:p>
-    <w:p>
-      <w:pPr>
-        <w:rPr>
-          <w:rFonts w:hint="eastAsia" w:ascii="Times New Roman" w:hAnsi="Times New Roman" w:eastAsia="微软雅黑" w:cs="Times New Roman"/>
-          <w:sz w:val="24"/>
-          <w:szCs w:val="24"/>
-          <w:lang w:eastAsia="zh-CN"/>
-        </w:rPr>
-      </w:pPr>
-    </w:p>
-    <w:tbl>
-      <w:tblPr>
-        <w:tblStyle w:val="33"/>
-        <w:tblW w:w="9066" w:type="dxa"/>
-        <w:jc w:val="right"/>
-        <w:tblLayout w:type="fixed"/>
-        <w:tblCellMar>
-          <w:top w:w="0" w:type="dxa"/>
-          <w:left w:w="0" w:type="dxa"/>
-          <w:bottom w:w="0" w:type="dxa"/>
-          <w:right w:w="0" w:type="dxa"/>
-        </w:tblCellMar>
-      </w:tblPr>
-      <w:tblGrid>
-        <w:gridCol w:w="1272"/>
-        <w:gridCol w:w="2306"/>
-        <w:gridCol w:w="1373"/>
-        <w:gridCol w:w="1640"/>
-        <w:gridCol w:w="2475"/>
-      </w:tblGrid>
-      <w:tr>
-        <w:tblPrEx>
-          <w:tblCellMar>
-            <w:top w:w="0" w:type="dxa"/>
-            <w:left w:w="0" w:type="dxa"/>
-            <w:bottom w:w="0" w:type="dxa"/>
-            <w:right w:w="0" w:type="dxa"/>
-          </w:tblCellMar>
-        </w:tblPrEx>
-        <w:trPr>
-          <w:trHeight w:val="441" w:hRule="exact"/>
-          <w:jc w:val="right"/>
-        </w:trPr>
-        <w:tc>
-          <w:tcPr>
-            <w:tcW w:w="1272" w:type="dxa"/>
-            <w:vAlign w:val="center"/>
-          </w:tcPr>
-          <w:p>
-            <w:pPr>
-              <w:pStyle w:val="21"/>
-              <w:spacing w:before="13"/>
-              <w:ind w:left="13" w:right="95"/>
-              <w:jc w:val="both"/>
-              <w:rPr>
-                <w:rFonts w:ascii="Times New Roman" w:hAnsi="Times New Roman" w:cs="Times New Roman"/>
-                <w:b/>
-                <w:sz w:val="24"/>
-                <w:szCs w:val="24"/>
-              </w:rPr>
-            </w:pPr>
-            <w:r>
-              <w:rPr>
-                <w:rFonts w:ascii="Times New Roman" w:hAnsi="Times New Roman" w:cs="Times New Roman"/>
-                <w:b/>
-                <w:sz w:val="24"/>
-                <w:szCs w:val="24"/>
-              </w:rPr>
-              <w:t>检测人：</w:t>
-            </w:r>
-          </w:p>
-        </w:tc>
-        <w:tc>
-          <w:tcPr>
-            <w:tcW w:w="2306" w:type="dxa"/>
-            <w:vAlign w:val="center"/>
-          </w:tcPr>
-          <w:p>
-            <w:pPr>
-              <w:pStyle w:val="21"/>
-              <w:spacing w:before="13"/>
-              <w:jc w:val="both"/>
-              <w:rPr>
-                <w:rFonts w:ascii="Times New Roman" w:hAnsi="Times New Roman" w:cs="Times New Roman"/>
-                <w:b/>
-                <w:sz w:val="24"/>
-                <w:szCs w:val="24"/>
-              </w:rPr>
-            </w:pPr>
-            <w:r>
-              <w:rPr>
-                <w:sz w:val="22"/>
-              </w:rPr>
-              <mc:AlternateContent>
-                <mc:Choice Requires="wpg">
-                  <w:drawing>
-                    <wp:anchor distT="0" distB="0" distL="114300" distR="114300" simplePos="0" relativeHeight="251664384" behindDoc="0" locked="0" layoutInCell="1" allowOverlap="1">
-                      <wp:simplePos x="0" y="0"/>
-                      <wp:positionH relativeFrom="column">
-                        <wp:posOffset>-98425</wp:posOffset>
-                      </wp:positionH>
-                      <wp:positionV relativeFrom="paragraph">
-                        <wp:posOffset>-492760</wp:posOffset>
-                      </wp:positionV>
-                      <wp:extent cx="1443355" cy="1443355"/>
-                      <wp:effectExtent l="0" t="0" r="0" b="0"/>
-                      <wp:wrapNone/>
-                      <wp:docPr id="47" name="组合 23"/>
-                      <wp:cNvGraphicFramePr/>
-                      <a:graphic xmlns:a="http://schemas.openxmlformats.org/drawingml/2006/main">
-                        <a:graphicData uri="http://schemas.microsoft.com/office/word/2010/wordprocessingGroup">
-                          <wpg:wgp>
-                            <wpg:cNvGrpSpPr/>
-                            <wpg:grpSpPr>
-                              <a:xfrm rot="0">
-                                <a:off x="0" y="0"/>
-                                <a:ext cx="1443355" cy="1443355"/>
-                                <a:chOff x="18874" y="20594"/>
-                                <a:chExt cx="2273" cy="2273"/>
-                              </a:xfrm>
-                            </wpg:grpSpPr>
-                            <pic:pic xmlns:pic="http://schemas.openxmlformats.org/drawingml/2006/picture">
-                              <pic:nvPicPr>
-                                <pic:cNvPr id="44" name="图片 1"/>
-                                <pic:cNvPicPr>
-                                  <a:picLocks noChangeAspect="1"/>
-                                </pic:cNvPicPr>
-                              </pic:nvPicPr>
-                              <pic:blipFill>
-                                <a:blip r:embed="rId11">
-                                  <a:clrChange>
-                                    <a:clrFrom>
-                                      <a:srgbClr val="FFFFFF">
-                                        <a:alpha val="100000"/>
-                                      </a:srgbClr>
-                                    </a:clrFrom>
-                                    <a:clrTo>
-                                      <a:srgbClr val="FFFFFF">
-                                        <a:alpha val="100000"/>
-                                        <a:alpha val="0"/>
-                                      </a:srgbClr>
-                                    </a:clrTo>
-                                  </a:clrChange>
-                                </a:blip>
-                                <a:srcRect l="10922" t="11667"/>
-                                <a:stretch>
-                                  <a:fillRect/>
-                                </a:stretch>
-                              </pic:blipFill>
-                              <pic:spPr>
-                                <a:xfrm>
-                                  <a:off x="19199" y="21203"/>
-                                  <a:ext cx="1672" cy="901"/>
-                                </a:xfrm>
-                                <a:prstGeom prst="rect">
-                                  <a:avLst/>
-                                </a:prstGeom>
-                                <a:noFill/>
-                                <a:ln>
-                                  <a:noFill/>
-                                </a:ln>
-                              </pic:spPr>
-                            </pic:pic>
-                            <pic:pic xmlns:pic="http://schemas.openxmlformats.org/drawingml/2006/picture">
-                              <pic:nvPicPr>
-                                <pic:cNvPr id="45" name="图片 25"/>
-                                <pic:cNvPicPr>
-                                  <a:picLocks noChangeAspect="1" noChangeArrowheads="1"/>
-                                </pic:cNvPicPr>
-                              </pic:nvPicPr>
-                              <pic:blipFill>
-                                <a:blip r:embed="rId10">
-                                  <a:extLst>
-                                    <a:ext uri="{28A0092B-C50C-407E-A947-70E740481C1C}">
-                                      <a14:useLocalDpi xmlns:a14="http://schemas.microsoft.com/office/drawing/2010/main" val="0"/>
-                                    </a:ext>
-                                  </a:extLst>
-                                </a:blip>
-                                <a:srcRect/>
-                                <a:stretch>
-                                  <a:fillRect/>
-                                </a:stretch>
-                              </pic:blipFill>
-                              <pic:spPr>
-                                <a:xfrm>
-                                  <a:off x="18874" y="20594"/>
-                                  <a:ext cx="2273" cy="2273"/>
-                                </a:xfrm>
-                                <a:prstGeom prst="rect">
-                                  <a:avLst/>
-                                </a:prstGeom>
-                                <a:noFill/>
-                                <a:ln>
-                                  <a:noFill/>
-                                </a:ln>
-                              </pic:spPr>
-                            </pic:pic>
-                          </wpg:wgp>
-                        </a:graphicData>
-                      </a:graphic>
-                    </wp:anchor>
-                  </w:drawing>
-                </mc:Choice>
-                <mc:Fallback>
-                  <w:pict>
-                    <v:group id="组合 23" o:spid="_x0000_s1026" o:spt="203" style="position:absolute;left:0pt;margin-left:-7.75pt;margin-top:-38.8pt;height:113.65pt;width:113.65pt;z-index:251664384;mso-width-relative:page;mso-height-relative:page;" coordorigin="18874,20594" coordsize="2273,2273" o:gfxdata="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">
-                      <o:lock v:ext="edit" aspectratio="f"/>
-                      <v:shape id="图片 1" o:spid="_x0000_s1026" o:spt="75" type="#_x0000_t75" style="position:absolute;left:19199;top:21203;height:901;width:1672;" filled="f" o:preferrelative="t" stroked="f" coordsize="21600,21600" o:gfxdata="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">
-                        <v:fill on="f" focussize="0,0"/>
-                        <v:stroke on="f"/>
-                        <v:imagedata r:id="rId11" cropleft="7158f" croptop="7646f" chromakey="#FFFFFF" o:title=""/>
-                        <o:lock v:ext="edit" aspectratio="t"/>
-                      </v:shape>
-                      <v:shape id="图片 25" o:spid="_x0000_s1026" o:spt="75" type="#_x0000_t75" style="position:absolute;left:18874;top:20594;height:2273;width:2273;" filled="f" o:preferrelative="t" stroked="f" coordsize="21600,21600" o:gfxdata="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">
-                        <v:fill on="f" focussize="0,0"/>
-                        <v:stroke on="f"/>
-                        <v:imagedata r:id="rId10" o:title=""/>
-                        <o:lock v:ext="edit" aspectratio="t"/>
-                      </v:shape>
-                    </v:group>
-                  </w:pict>
-                </mc:Fallback>
-              </mc:AlternateContent>
-            </w:r>
-          </w:p>
-        </w:tc>
-        <w:tc>
-          <w:tcPr>
-            <w:tcW w:w="1373" w:type="dxa"/>
-            <w:vAlign w:val="center"/>
-          </w:tcPr>
-          <w:p>
-            <w:pPr>
-              <w:pStyle w:val="21"/>
-              <w:spacing w:before="13"/>
-              <w:jc w:val="both"/>
-              <w:rPr>
-                <w:rFonts w:ascii="Times New Roman" w:hAnsi="Times New Roman" w:cs="Times New Roman"/>
-                <w:b/>
-                <w:sz w:val="24"/>
-                <w:szCs w:val="24"/>
-              </w:rPr>
-            </w:pPr>
-            <w:r>
-              <w:rPr>
-                <w:rFonts w:hint="eastAsia" w:ascii="Times New Roman" w:hAnsi="Times New Roman" w:cs="Times New Roman"/>
-                <w:b/>
-                <w:sz w:val="24"/>
-                <w:szCs w:val="24"/>
-                <w:lang w:val="en-US" w:eastAsia="zh-CN"/>
-              </w:rPr>
-              <w:t>报告医生</w:t>
-            </w:r>
-            <w:r>
-              <w:rPr>
-                <w:rFonts w:ascii="Times New Roman" w:hAnsi="Times New Roman" w:cs="Times New Roman"/>
-                <w:b/>
-                <w:sz w:val="24"/>
-                <w:szCs w:val="24"/>
-                <w:lang w:eastAsia="zh-CN"/>
-              </w:rPr>
-              <w:t>：</w:t>
-            </w:r>
-          </w:p>
-        </w:tc>
-        <w:tc>
-          <w:tcPr>
-            <w:tcW w:w="1640" w:type="dxa"/>
-            <w:vAlign w:val="center"/>
-          </w:tcPr>
-          <w:p>
-            <w:pPr>
-              <w:pStyle w:val="21"/>
-              <w:spacing w:before="13"/>
-              <w:ind w:right="15"/>
-              <w:jc w:val="both"/>
-              <w:rPr>
-                <w:rFonts w:ascii="Times New Roman" w:hAnsi="Times New Roman" w:cs="Times New Roman"/>
-                <w:b/>
-                <w:sz w:val="24"/>
-                <w:szCs w:val="24"/>
-              </w:rPr>
-            </w:pPr>
-          </w:p>
-        </w:tc>
-        <w:tc>
-          <w:tcPr>
-            <w:tcW w:w="2475" w:type="dxa"/>
-            <w:vAlign w:val="center"/>
-          </w:tcPr>
-          <w:p>
-            <w:pPr>
-              <w:pStyle w:val="21"/>
-              <w:spacing w:before="13"/>
-              <w:ind w:right="15"/>
-              <w:jc w:val="both"/>
-              <w:rPr>
-                <w:rFonts w:hint="eastAsia" w:ascii="Times New Roman" w:hAnsi="Times New Roman" w:eastAsia="宋体" w:cs="Times New Roman"/>
-                <w:b/>
-                <w:sz w:val="24"/>
-                <w:szCs w:val="24"/>
-                <w:lang w:val="en-US" w:eastAsia="zh-CN"/>
-              </w:rPr>
-            </w:pPr>
-            <w:r>
-              <w:rPr>
-                <w:rFonts w:hint="eastAsia" w:ascii="Times New Roman" w:hAnsi="Times New Roman" w:cs="Times New Roman"/>
-                <w:b/>
-                <w:sz w:val="24"/>
-                <w:szCs w:val="24"/>
-                <w:lang w:val="en-US" w:eastAsia="zh-CN"/>
-              </w:rPr>
-              <w:t>审核医生：</w:t>
-            </w:r>
-          </w:p>
-        </w:tc>
-      </w:tr>
-      <w:tr>
-        <w:tblPrEx>
-          <w:tblCellMar>
-            <w:top w:w="0" w:type="dxa"/>
-            <w:left w:w="0" w:type="dxa"/>
-            <w:bottom w:w="0" w:type="dxa"/>
-            <w:right w:w="0" w:type="dxa"/>
-          </w:tblCellMar>
-        </w:tblPrEx>
-        <w:trPr>
-          <w:trHeight w:val="457" w:hRule="exact"/>
-          <w:jc w:val="right"/>
-        </w:trPr>
-        <w:tc>
-          <w:tcPr>
-            <w:tcW w:w="1272" w:type="dxa"/>
-            <w:vAlign w:val="center"/>
-          </w:tcPr>
-          <w:p>
-            <w:pPr>
-              <w:pStyle w:val="21"/>
-              <w:spacing w:line="341" w:lineRule="exact"/>
-              <w:ind w:left="13" w:right="165"/>
-              <w:jc w:val="both"/>
-              <w:rPr>
-                <w:rFonts w:ascii="Times New Roman" w:hAnsi="Times New Roman" w:cs="Times New Roman"/>
-                <w:b/>
-                <w:sz w:val="24"/>
-                <w:szCs w:val="24"/>
-              </w:rPr>
-            </w:pPr>
-            <w:r>
-              <w:rPr>
-                <w:rFonts w:ascii="Times New Roman" w:hAnsi="Times New Roman" w:cs="Times New Roman"/>
-                <w:b/>
-                <w:sz w:val="24"/>
-                <w:szCs w:val="24"/>
-              </w:rPr>
-              <w:t>日</w:t>
-            </w:r>
-            <w:r>
-              <w:rPr>
-                <w:rFonts w:ascii="Times New Roman" w:hAnsi="Times New Roman" w:cs="Times New Roman"/>
-                <w:b/>
-                <w:sz w:val="24"/>
-                <w:szCs w:val="24"/>
-                <w:lang w:eastAsia="zh-CN"/>
-              </w:rPr>
-              <w:t xml:space="preserve">  </w:t>
-            </w:r>
-            <w:r>
-              <w:rPr>
-                <w:rFonts w:ascii="Times New Roman" w:hAnsi="Times New Roman" w:cs="Times New Roman"/>
-                <w:b/>
-                <w:sz w:val="24"/>
-                <w:szCs w:val="24"/>
-              </w:rPr>
-              <w:t>期：</w:t>
-            </w:r>
-          </w:p>
-        </w:tc>
-        <w:tc>
-          <w:tcPr>
-            <w:tcW w:w="2306" w:type="dxa"/>
-            <w:vAlign w:val="center"/>
-          </w:tcPr>
-          <w:p>
-            <w:pPr>
-              <w:pStyle w:val="21"/>
-              <w:spacing w:line="363" w:lineRule="exact"/>
-              <w:jc w:val="both"/>
-              <w:rPr>
-                <w:rFonts w:ascii="Times New Roman" w:hAnsi="Times New Roman" w:cs="Times New Roman"/>
-                <w:sz w:val="24"/>
-                <w:szCs w:val="24"/>
-              </w:rPr>
-            </w:pPr>
-            <w:r>
-              <w:rPr>
-                <w:rFonts w:ascii="Times New Roman" w:hAnsi="Times New Roman" w:cs="Times New Roman"/>
-                <w:kern w:val="2"/>
-                <w:sz w:val="24"/>
-                <w:szCs w:val="24"/>
-                <w:lang w:eastAsia="zh-CN"/>
-              </w:rPr>
-              <w:t>{{ reportdate }}</w:t>
-            </w:r>
-          </w:p>
-        </w:tc>
-        <w:tc>
-          <w:tcPr>
-            <w:tcW w:w="1373" w:type="dxa"/>
-            <w:vAlign w:val="center"/>
-          </w:tcPr>
-          <w:p>
-            <w:pPr>
-              <w:pStyle w:val="21"/>
-              <w:spacing w:line="341" w:lineRule="exact"/>
-              <w:jc w:val="both"/>
-              <w:rPr>
-                <w:rFonts w:ascii="Times New Roman" w:hAnsi="Times New Roman" w:cs="Times New Roman"/>
-                <w:b/>
-                <w:sz w:val="24"/>
-                <w:szCs w:val="24"/>
-              </w:rPr>
-            </w:pPr>
-          </w:p>
-        </w:tc>
-        <w:tc>
-          <w:tcPr>
-            <w:tcW w:w="1640" w:type="dxa"/>
-            <w:vAlign w:val="center"/>
-          </w:tcPr>
-          <w:p>
-            <w:pPr>
-              <w:pStyle w:val="21"/>
-              <w:spacing w:line="363" w:lineRule="exact"/>
-              <w:ind w:right="15"/>
-              <w:jc w:val="both"/>
-              <w:rPr>
-                <w:rFonts w:ascii="Times New Roman" w:hAnsi="Times New Roman" w:cs="Times New Roman"/>
-                <w:sz w:val="24"/>
-                <w:szCs w:val="24"/>
-              </w:rPr>
-            </w:pPr>
-          </w:p>
-        </w:tc>
-        <w:tc>
-          <w:tcPr>
-            <w:tcW w:w="2475" w:type="dxa"/>
-            <w:vAlign w:val="center"/>
-          </w:tcPr>
-          <w:p>
-            <w:pPr>
-              <w:pStyle w:val="21"/>
-              <w:spacing w:line="363" w:lineRule="exact"/>
-              <w:ind w:right="15"/>
-              <w:jc w:val="both"/>
-              <w:rPr>
-                <w:rFonts w:ascii="Times New Roman" w:hAnsi="Times New Roman" w:cs="Times New Roman"/>
-                <w:kern w:val="2"/>
-                <w:sz w:val="24"/>
-                <w:szCs w:val="24"/>
-                <w:lang w:eastAsia="zh-CN"/>
-              </w:rPr>
-            </w:pPr>
-          </w:p>
-        </w:tc>
-      </w:tr>
-    </w:tbl>
-    <w:p>
-      <w:pPr>
-        <w:rPr>
-          <w:rFonts w:hint="eastAsia" w:ascii="Times New Roman" w:hAnsi="Times New Roman" w:eastAsia="微软雅黑" w:cs="Times New Roman"/>
-          <w:sz w:val="24"/>
-          <w:szCs w:val="24"/>
-          <w:lang w:eastAsia="zh-CN"/>
-        </w:rPr>
-      </w:pPr>
-      <w:r>
-        <w:rPr>
-          <w:rFonts w:hint="eastAsia" w:ascii="Times New Roman" w:hAnsi="Times New Roman" w:eastAsia="微软雅黑" w:cs="Times New Roman"/>
-          <w:sz w:val="24"/>
-          <w:szCs w:val="24"/>
-          <w:lang w:eastAsia="zh-CN"/>
-        </w:rPr>
         <w:t>{% endif %}</w:t>
       </w:r>
     </w:p>
@@ -6233,12 +6106,12 @@
         </w:rPr>
       </w:pPr>
       <w:bookmarkStart w:id="29" w:name="_Toc22132"/>
-      <w:bookmarkStart w:id="30" w:name="_Toc24235"/>
-      <w:bookmarkStart w:id="31" w:name="_Toc11794"/>
-      <w:bookmarkStart w:id="32" w:name="_Toc20136_WPSOffice_Level1"/>
-      <w:bookmarkStart w:id="33" w:name="_Toc5980"/>
-      <w:bookmarkStart w:id="34" w:name="_Toc19898_WPSOffice_Level1"/>
-      <w:bookmarkStart w:id="35" w:name="_Toc2781"/>
+      <w:bookmarkStart w:id="30" w:name="_Toc20136_WPSOffice_Level1"/>
+      <w:bookmarkStart w:id="31" w:name="_Toc2781"/>
+      <w:bookmarkStart w:id="32" w:name="_Toc5980"/>
+      <w:bookmarkStart w:id="33" w:name="_Toc19898_WPSOffice_Level1"/>
+      <w:bookmarkStart w:id="34" w:name="_Toc24235"/>
+      <w:bookmarkStart w:id="35" w:name="_Toc11794"/>
       <w:r>
         <w:rPr>
           <w:rStyle w:val="38"/>
@@ -6278,10 +6151,10 @@
           <w:lang w:eastAsia="zh-CN"/>
         </w:rPr>
       </w:pPr>
-      <w:bookmarkStart w:id="36" w:name="_Toc149832732"/>
-      <w:bookmarkStart w:id="37" w:name="_Toc26774"/>
-      <w:bookmarkStart w:id="38" w:name="_Toc149826007"/>
-      <w:bookmarkStart w:id="39" w:name="_Toc29970"/>
+      <w:bookmarkStart w:id="36" w:name="_Toc149826007"/>
+      <w:bookmarkStart w:id="37" w:name="_Toc29970"/>
+      <w:bookmarkStart w:id="38" w:name="_Toc149832732"/>
+      <w:bookmarkStart w:id="39" w:name="_Toc26774"/>
       <w:bookmarkStart w:id="40" w:name="_Toc19748"/>
       <w:r>
         <w:rPr>
@@ -8863,7 +8736,6 @@
                 <w:lang w:eastAsia="zh-CN"/>
               </w:rPr>
             </w:pPr>
-            <w:bookmarkStart w:id="107" w:name="_GoBack" w:colFirst="1" w:colLast="2"/>
             <w:r>
               <w:rPr>
                 <w:rFonts w:hint="eastAsia" w:ascii="Times New Roman" w:hAnsi="Times New Roman" w:eastAsia="微软雅黑" w:cs="Times New Roman"/>
@@ -10169,7 +10041,6 @@
           </w:p>
         </w:tc>
       </w:tr>
-      <w:bookmarkEnd w:id="107"/>
       <w:tr>
         <w:tblPrEx>
           <w:tblBorders>
@@ -13696,13 +13567,13 @@
           <w:lang w:eastAsia="zh-CN"/>
         </w:rPr>
       </w:pPr>
-      <w:bookmarkStart w:id="44" w:name="_Toc23903"/>
-      <w:bookmarkStart w:id="45" w:name="_Toc180"/>
-      <w:bookmarkStart w:id="46" w:name="_Toc25727"/>
-      <w:bookmarkStart w:id="47" w:name="_Toc32443_WPSOffice_Level1"/>
-      <w:bookmarkStart w:id="48" w:name="_Toc11395"/>
+      <w:bookmarkStart w:id="44" w:name="_Toc23846_WPSOffice_Level1"/>
+      <w:bookmarkStart w:id="45" w:name="_Toc11395"/>
+      <w:bookmarkStart w:id="46" w:name="_Toc180"/>
+      <w:bookmarkStart w:id="47" w:name="_Toc23903"/>
+      <w:bookmarkStart w:id="48" w:name="_Toc32443_WPSOffice_Level1"/>
       <w:bookmarkStart w:id="49" w:name="_Toc4331_WPSOffice_Level1"/>
-      <w:bookmarkStart w:id="50" w:name="_Toc23846_WPSOffice_Level1"/>
+      <w:bookmarkStart w:id="50" w:name="_Toc25727"/>
       <w:r>
         <w:rPr>
           <w:rFonts w:hint="eastAsia" w:ascii="Times New Roman" w:hAnsi="Times New Roman" w:eastAsia="微软雅黑" w:cs="Times New Roman"/>
@@ -13763,10 +13634,10 @@
           <w:lang w:eastAsia="zh-CN"/>
         </w:rPr>
       </w:pPr>
-      <w:bookmarkStart w:id="51" w:name="_Toc11681"/>
-      <w:bookmarkStart w:id="52" w:name="_Toc10223"/>
-      <w:bookmarkStart w:id="53" w:name="_Toc20034"/>
-      <w:bookmarkStart w:id="54" w:name="_Toc106719764"/>
+      <w:bookmarkStart w:id="51" w:name="_Toc20034"/>
+      <w:bookmarkStart w:id="52" w:name="_Toc106719764"/>
+      <w:bookmarkStart w:id="53" w:name="_Toc11681"/>
+      <w:bookmarkStart w:id="54" w:name="_Toc10223"/>
       <w:r>
         <w:rPr>
           <w:rFonts w:hint="eastAsia"/>
@@ -16918,8 +16789,8 @@
         </w:rPr>
       </w:pPr>
       <w:bookmarkStart w:id="56" w:name="_Toc17813"/>
-      <w:bookmarkStart w:id="57" w:name="_Toc149826013"/>
-      <w:bookmarkStart w:id="58" w:name="_Toc149832737"/>
+      <w:bookmarkStart w:id="57" w:name="_Toc149832737"/>
+      <w:bookmarkStart w:id="58" w:name="_Toc149826013"/>
       <w:bookmarkStart w:id="59" w:name="_Toc8516"/>
       <w:r>
         <w:rPr>
@@ -26604,11 +26475,11 @@
         </w:rPr>
       </w:pPr>
       <w:bookmarkStart w:id="61" w:name="_Toc13196_WPSOffice_Level1"/>
-      <w:bookmarkStart w:id="62" w:name="_Toc13698"/>
+      <w:bookmarkStart w:id="62" w:name="_Toc1707_WPSOffice_Level1"/>
       <w:bookmarkStart w:id="63" w:name="_Toc27302"/>
       <w:bookmarkStart w:id="64" w:name="_Toc11588"/>
-      <w:bookmarkStart w:id="65" w:name="_Toc28240"/>
-      <w:bookmarkStart w:id="66" w:name="_Toc1707_WPSOffice_Level1"/>
+      <w:bookmarkStart w:id="65" w:name="_Toc13698"/>
+      <w:bookmarkStart w:id="66" w:name="_Toc28240"/>
       <w:bookmarkStart w:id="67" w:name="_Toc21764_WPSOffice_Level1"/>
       <w:bookmarkStart w:id="68" w:name="_Toc2004"/>
       <w:r>
@@ -26650,12 +26521,12 @@
           <w:lang w:eastAsia="zh-CN"/>
         </w:rPr>
       </w:pPr>
-      <w:bookmarkStart w:id="69" w:name="_Toc14255_WPSOffice_Level1"/>
-      <w:bookmarkStart w:id="70" w:name="_Toc15840_WPSOffice_Level1"/>
-      <w:bookmarkStart w:id="71" w:name="_Toc25190"/>
-      <w:bookmarkStart w:id="72" w:name="_Toc24085_WPSOffice_Level1"/>
-      <w:bookmarkStart w:id="73" w:name="_Toc3674"/>
-      <w:bookmarkStart w:id="74" w:name="_Toc27853"/>
+      <w:bookmarkStart w:id="69" w:name="_Toc25190"/>
+      <w:bookmarkStart w:id="70" w:name="_Toc27853"/>
+      <w:bookmarkStart w:id="71" w:name="_Toc15840_WPSOffice_Level1"/>
+      <w:bookmarkStart w:id="72" w:name="_Toc3674"/>
+      <w:bookmarkStart w:id="73" w:name="_Toc24085_WPSOffice_Level1"/>
+      <w:bookmarkStart w:id="74" w:name="_Toc14255_WPSOffice_Level1"/>
       <w:r>
         <w:rPr>
           <w:rFonts w:hint="eastAsia"/>
@@ -27336,12 +27207,21 @@
             </w:r>
             <w:r>
               <w:rPr>
+                <w:rFonts w:hint="eastAsia" w:ascii="Times New Roman" w:hAnsi="Times New Roman" w:eastAsia="微软雅黑" w:cs="Times New Roman"/>
+                <w:sz w:val="21"/>
+                <w:szCs w:val="21"/>
+                <w:lang w:val="en-US" w:eastAsia="zh-CN" w:bidi="ar"/>
+              </w:rPr>
+              <w:t>5</w:t>
+            </w:r>
+            <w:r>
+              <w:rPr>
                 <w:rFonts w:ascii="Times New Roman" w:hAnsi="Times New Roman" w:eastAsia="微软雅黑" w:cs="Times New Roman"/>
                 <w:sz w:val="21"/>
                 <w:szCs w:val="21"/>
                 <w:lang w:eastAsia="zh-CN" w:bidi="ar"/>
               </w:rPr>
-              <w:t>100</w:t>
+              <w:t>0</w:t>
             </w:r>
             <w:r>
               <w:rPr>
@@ -27365,9 +27245,9 @@
                 <w:rFonts w:hint="eastAsia" w:ascii="Times New Roman" w:hAnsi="Times New Roman" w:eastAsia="微软雅黑" w:cs="Times New Roman"/>
                 <w:sz w:val="21"/>
                 <w:szCs w:val="21"/>
-                <w:lang w:eastAsia="zh-CN" w:bidi="ar"/>
-              </w:rPr>
-              <w:t>2</w:t>
+                <w:lang w:val="en-US" w:eastAsia="zh-CN" w:bidi="ar"/>
+              </w:rPr>
+              <w:t>1</w:t>
             </w:r>
             <w:r>
               <w:rPr>
@@ -27552,12 +27432,12 @@
             </w:pPr>
             <w:r>
               <w:rPr>
-                <w:rFonts w:ascii="Times New Roman" w:hAnsi="Times New Roman" w:eastAsia="微软雅黑" w:cs="Times New Roman"/>
-                <w:sz w:val="21"/>
-                <w:szCs w:val="21"/>
-                <w:lang w:eastAsia="zh-CN" w:bidi="ar"/>
-              </w:rPr>
-              <w:t>A/B/C</w:t>
+                <w:rFonts w:hint="eastAsia" w:ascii="Times New Roman" w:hAnsi="Times New Roman" w:eastAsia="微软雅黑" w:cs="Times New Roman"/>
+                <w:sz w:val="21"/>
+                <w:szCs w:val="21"/>
+                <w:lang w:val="en-US" w:eastAsia="zh-CN" w:bidi="ar"/>
+              </w:rPr>
+              <w:t>1-2</w:t>
             </w:r>
             <w:r>
               <w:rPr>
@@ -27752,12 +27632,21 @@
             </w:r>
             <w:r>
               <w:rPr>
+                <w:rFonts w:hint="eastAsia" w:ascii="Times New Roman" w:hAnsi="Times New Roman" w:eastAsia="微软雅黑" w:cs="Times New Roman"/>
+                <w:sz w:val="21"/>
+                <w:szCs w:val="21"/>
+                <w:lang w:val="en-US" w:eastAsia="zh-CN" w:bidi="ar"/>
+              </w:rPr>
+              <w:t>32</w:t>
+            </w:r>
+            <w:r>
+              <w:rPr>
                 <w:rFonts w:ascii="Times New Roman" w:hAnsi="Times New Roman" w:eastAsia="微软雅黑" w:cs="Times New Roman"/>
                 <w:sz w:val="21"/>
                 <w:szCs w:val="21"/>
                 <w:lang w:eastAsia="zh-CN" w:bidi="ar"/>
               </w:rPr>
-              <w:t>500</w:t>
+              <w:t>0</w:t>
             </w:r>
           </w:p>
         </w:tc>
@@ -28669,25 +28558,19 @@
           <w:ilvl w:val="0"/>
           <w:numId w:val="11"/>
         </w:numPr>
-        <w:spacing w:before="53" w:line="301" w:lineRule="exact"/>
-        <w:ind w:left="133"/>
         <w:rPr>
           <w:rFonts w:ascii="Times New Roman" w:hAnsi="Times New Roman" w:eastAsia="微软雅黑" w:cs="Times New Roman"/>
-          <w:bCs/>
           <w:sz w:val="18"/>
-          <w:szCs w:val="18"/>
           <w:lang w:eastAsia="zh-CN"/>
         </w:rPr>
       </w:pPr>
       <w:r>
         <w:rPr>
           <w:rFonts w:hint="eastAsia" w:ascii="Times New Roman" w:hAnsi="Times New Roman" w:eastAsia="微软雅黑" w:cs="Times New Roman"/>
-          <w:bCs/>
           <w:sz w:val="18"/>
-          <w:szCs w:val="18"/>
           <w:lang w:eastAsia="zh-CN"/>
         </w:rPr>
-        <w:t>肿瘤细胞含量：送检样本经HE染色评估的肿瘤细胞含量。如送检样本不满足病理评估所需条件，则不进行此项评估。血浆cfDNA样本不做此项评估。</w:t>
+        <w:t>肿瘤细胞含量：送检样本经HE染色评估的肿瘤细胞含量。如送检样本不满足病理评估所需条件，则不进行此项评估。{% if summaryOfRresults.type == “blood” %}血浆cfDNA样本不做此项评估。{% endif %}</w:t>
       </w:r>
     </w:p>
     <w:p>
@@ -28696,22 +28579,16 @@
           <w:ilvl w:val="0"/>
           <w:numId w:val="11"/>
         </w:numPr>
-        <w:spacing w:before="53" w:line="301" w:lineRule="exact"/>
-        <w:ind w:left="133"/>
         <w:rPr>
           <w:rFonts w:ascii="Times New Roman" w:hAnsi="Times New Roman" w:eastAsia="微软雅黑" w:cs="Times New Roman"/>
-          <w:bCs/>
           <w:sz w:val="18"/>
-          <w:szCs w:val="18"/>
           <w:lang w:eastAsia="zh-CN"/>
         </w:rPr>
       </w:pPr>
       <w:r>
         <w:rPr>
           <w:rFonts w:hint="eastAsia" w:ascii="Times New Roman" w:hAnsi="Times New Roman" w:eastAsia="微软雅黑" w:cs="Times New Roman"/>
-          <w:bCs/>
           <w:sz w:val="18"/>
-          <w:szCs w:val="18"/>
           <w:lang w:eastAsia="zh-CN"/>
         </w:rPr>
         <w:t>DNA总量：送检样本的DNA提取总量。</w:t>
@@ -28723,290 +28600,19 @@
           <w:ilvl w:val="0"/>
           <w:numId w:val="11"/>
         </w:numPr>
-        <w:spacing w:before="53" w:line="301" w:lineRule="exact"/>
-        <w:ind w:left="133"/>
         <w:rPr>
           <w:rFonts w:ascii="Times New Roman" w:hAnsi="Times New Roman" w:eastAsia="微软雅黑" w:cs="Times New Roman"/>
-          <w:bCs/>
           <w:sz w:val="18"/>
-          <w:szCs w:val="18"/>
           <w:lang w:eastAsia="zh-CN"/>
         </w:rPr>
       </w:pPr>
       <w:r>
         <w:rPr>
           <w:rFonts w:hint="eastAsia" w:ascii="Times New Roman" w:hAnsi="Times New Roman" w:eastAsia="微软雅黑" w:cs="Times New Roman"/>
-          <w:bCs/>
           <w:sz w:val="18"/>
-          <w:szCs w:val="18"/>
           <w:lang w:eastAsia="zh-CN"/>
         </w:rPr>
-        <w:t>DNA降解程度：cfDNA样本不适用于此项评估。</w:t>
-      </w:r>
-    </w:p>
-    <w:p>
-      <w:pPr>
-        <w:numPr>
-          <w:ilvl w:val="0"/>
-          <w:numId w:val="12"/>
-        </w:numPr>
-        <w:spacing w:line="270" w:lineRule="exact"/>
-        <w:ind w:left="613" w:leftChars="150" w:hanging="283"/>
-        <w:rPr>
-          <w:rFonts w:ascii="Times New Roman" w:hAnsi="Times New Roman" w:eastAsia="微软雅黑" w:cs="Times New Roman"/>
-          <w:bCs/>
-          <w:sz w:val="18"/>
-          <w:szCs w:val="18"/>
-          <w:lang w:eastAsia="zh-CN"/>
-        </w:rPr>
-      </w:pPr>
-      <w:r>
-        <w:rPr>
-          <w:rFonts w:ascii="Times New Roman" w:hAnsi="Times New Roman" w:eastAsia="微软雅黑" w:cs="Times New Roman"/>
-          <w:bCs/>
-          <w:sz w:val="18"/>
-          <w:szCs w:val="18"/>
-          <w:lang w:eastAsia="zh-CN"/>
-        </w:rPr>
-        <w:t>A级：有主带，或降解均匀且降解区域主要集中在5000bp以上</w:t>
-      </w:r>
-      <w:r>
-        <w:rPr>
-          <w:rFonts w:hint="eastAsia" w:ascii="Times New Roman" w:hAnsi="Times New Roman" w:eastAsia="微软雅黑" w:cs="Times New Roman"/>
-          <w:bCs/>
-          <w:sz w:val="18"/>
-          <w:szCs w:val="18"/>
-          <w:lang w:eastAsia="zh-CN"/>
-        </w:rPr>
-        <w:t>；</w:t>
-      </w:r>
-    </w:p>
-    <w:p>
-      <w:pPr>
-        <w:numPr>
-          <w:ilvl w:val="0"/>
-          <w:numId w:val="12"/>
-        </w:numPr>
-        <w:spacing w:line="270" w:lineRule="exact"/>
-        <w:ind w:left="613" w:leftChars="150" w:hanging="283"/>
-        <w:rPr>
-          <w:rFonts w:ascii="Times New Roman" w:hAnsi="Times New Roman" w:eastAsia="微软雅黑" w:cs="Times New Roman"/>
-          <w:bCs/>
-          <w:sz w:val="18"/>
-          <w:szCs w:val="18"/>
-          <w:lang w:eastAsia="zh-CN"/>
-        </w:rPr>
-      </w:pPr>
-      <w:r>
-        <w:rPr>
-          <w:rFonts w:ascii="Times New Roman" w:hAnsi="Times New Roman" w:eastAsia="微软雅黑" w:cs="Times New Roman"/>
-          <w:bCs/>
-          <w:sz w:val="18"/>
-          <w:szCs w:val="18"/>
-          <w:lang w:eastAsia="zh-CN"/>
-        </w:rPr>
-        <w:t>B级：无主带，降解均匀且降解区域主要集中在1500-5000bp之间</w:t>
-      </w:r>
-      <w:r>
-        <w:rPr>
-          <w:rFonts w:hint="eastAsia" w:ascii="Times New Roman" w:hAnsi="Times New Roman" w:eastAsia="微软雅黑" w:cs="Times New Roman"/>
-          <w:bCs/>
-          <w:sz w:val="18"/>
-          <w:szCs w:val="18"/>
-          <w:lang w:eastAsia="zh-CN"/>
-        </w:rPr>
-        <w:t>；</w:t>
-      </w:r>
-    </w:p>
-    <w:p>
-      <w:pPr>
-        <w:numPr>
-          <w:ilvl w:val="0"/>
-          <w:numId w:val="12"/>
-        </w:numPr>
-        <w:spacing w:line="270" w:lineRule="exact"/>
-        <w:ind w:left="613" w:leftChars="150" w:hanging="283"/>
-        <w:rPr>
-          <w:rFonts w:ascii="Times New Roman" w:hAnsi="Times New Roman" w:eastAsia="微软雅黑" w:cs="Times New Roman"/>
-          <w:bCs/>
-          <w:sz w:val="18"/>
-          <w:szCs w:val="18"/>
-          <w:lang w:eastAsia="zh-CN"/>
-        </w:rPr>
-      </w:pPr>
-      <w:r>
-        <w:rPr>
-          <w:rFonts w:ascii="Times New Roman" w:hAnsi="Times New Roman" w:eastAsia="微软雅黑" w:cs="Times New Roman"/>
-          <w:bCs/>
-          <w:sz w:val="18"/>
-          <w:szCs w:val="18"/>
-          <w:lang w:eastAsia="zh-CN"/>
-        </w:rPr>
-        <w:t>C级：无主带，降解均匀且降解区域主要集中在500-1500bp之间</w:t>
-      </w:r>
-      <w:r>
-        <w:rPr>
-          <w:rFonts w:hint="eastAsia" w:ascii="Times New Roman" w:hAnsi="Times New Roman" w:eastAsia="微软雅黑" w:cs="Times New Roman"/>
-          <w:bCs/>
-          <w:sz w:val="18"/>
-          <w:szCs w:val="18"/>
-          <w:lang w:eastAsia="zh-CN"/>
-        </w:rPr>
-        <w:t>；</w:t>
-      </w:r>
-    </w:p>
-    <w:p>
-      <w:pPr>
-        <w:numPr>
-          <w:ilvl w:val="0"/>
-          <w:numId w:val="12"/>
-        </w:numPr>
-        <w:spacing w:line="270" w:lineRule="exact"/>
-        <w:ind w:left="613" w:leftChars="150" w:hanging="283"/>
-        <w:rPr>
-          <w:rFonts w:ascii="Times New Roman" w:hAnsi="Times New Roman" w:eastAsia="微软雅黑" w:cs="Times New Roman"/>
-          <w:bCs/>
-          <w:sz w:val="18"/>
-          <w:szCs w:val="18"/>
-          <w:lang w:eastAsia="zh-CN"/>
-        </w:rPr>
-      </w:pPr>
-      <w:r>
-        <w:rPr>
-          <w:rFonts w:ascii="Times New Roman" w:hAnsi="Times New Roman" w:eastAsia="微软雅黑" w:cs="Times New Roman"/>
-          <w:bCs/>
-          <w:spacing w:val="3"/>
-          <w:sz w:val="18"/>
-          <w:szCs w:val="18"/>
-          <w:lang w:eastAsia="zh-CN"/>
-        </w:rPr>
-        <w:t>D级</w:t>
-      </w:r>
-      <w:r>
-        <w:rPr>
-          <w:rFonts w:ascii="Times New Roman" w:hAnsi="Times New Roman" w:eastAsia="微软雅黑" w:cs="Times New Roman"/>
-          <w:bCs/>
-          <w:sz w:val="18"/>
-          <w:szCs w:val="18"/>
-          <w:lang w:eastAsia="zh-CN"/>
-        </w:rPr>
-        <w:t>（</w:t>
-      </w:r>
-      <w:r>
-        <w:rPr>
-          <w:rFonts w:ascii="Times New Roman" w:hAnsi="Times New Roman" w:eastAsia="微软雅黑" w:cs="Times New Roman"/>
-          <w:bCs/>
-          <w:spacing w:val="1"/>
-          <w:sz w:val="18"/>
-          <w:szCs w:val="18"/>
-          <w:lang w:eastAsia="zh-CN"/>
-        </w:rPr>
-        <w:t>不合格</w:t>
-      </w:r>
-      <w:r>
-        <w:rPr>
-          <w:rFonts w:ascii="Times New Roman" w:hAnsi="Times New Roman" w:eastAsia="微软雅黑" w:cs="Times New Roman"/>
-          <w:bCs/>
-          <w:spacing w:val="-90"/>
-          <w:sz w:val="18"/>
-          <w:szCs w:val="18"/>
-          <w:lang w:eastAsia="zh-CN"/>
-        </w:rPr>
-        <w:t>）</w:t>
-      </w:r>
-      <w:r>
-        <w:rPr>
-          <w:rFonts w:ascii="Times New Roman" w:hAnsi="Times New Roman" w:eastAsia="微软雅黑" w:cs="Times New Roman"/>
-          <w:bCs/>
-          <w:sz w:val="18"/>
-          <w:szCs w:val="18"/>
-          <w:lang w:eastAsia="zh-CN"/>
-        </w:rPr>
-        <w:t>）：无主带，降解均匀且降解区域主要集中在500-1500bp</w:t>
-      </w:r>
-      <w:r>
-        <w:rPr>
-          <w:rFonts w:ascii="Times New Roman" w:hAnsi="Times New Roman" w:eastAsia="微软雅黑" w:cs="Times New Roman"/>
-          <w:bCs/>
-          <w:spacing w:val="-1"/>
-          <w:sz w:val="18"/>
-          <w:szCs w:val="18"/>
-          <w:lang w:eastAsia="zh-CN"/>
-        </w:rPr>
-        <w:t>之间，但总量介于</w:t>
-      </w:r>
-      <w:r>
-        <w:rPr>
-          <w:rFonts w:ascii="Times New Roman" w:hAnsi="Times New Roman" w:eastAsia="微软雅黑" w:cs="Times New Roman"/>
-          <w:bCs/>
-          <w:sz w:val="18"/>
-          <w:szCs w:val="18"/>
-          <w:lang w:eastAsia="zh-CN"/>
-        </w:rPr>
-        <w:t>100ng</w:t>
-      </w:r>
-      <w:r>
-        <w:rPr>
-          <w:rFonts w:ascii="Times New Roman" w:hAnsi="Times New Roman" w:eastAsia="微软雅黑" w:cs="Times New Roman"/>
-          <w:bCs/>
-          <w:spacing w:val="-3"/>
-          <w:sz w:val="18"/>
-          <w:szCs w:val="18"/>
-          <w:lang w:eastAsia="zh-CN"/>
-        </w:rPr>
-        <w:t>到</w:t>
-      </w:r>
-      <w:r>
-        <w:rPr>
-          <w:rFonts w:ascii="Times New Roman" w:hAnsi="Times New Roman" w:eastAsia="微软雅黑" w:cs="Times New Roman"/>
-          <w:bCs/>
-          <w:sz w:val="18"/>
-          <w:szCs w:val="18"/>
-          <w:lang w:eastAsia="zh-CN"/>
-        </w:rPr>
-        <w:t>300ng之间；或降解区</w:t>
-      </w:r>
-      <w:r>
-        <w:rPr>
-          <w:rFonts w:ascii="Times New Roman" w:hAnsi="Times New Roman" w:eastAsia="微软雅黑" w:cs="Times New Roman"/>
-          <w:bCs/>
-          <w:spacing w:val="-2"/>
-          <w:sz w:val="18"/>
-          <w:szCs w:val="18"/>
-          <w:lang w:eastAsia="zh-CN"/>
-        </w:rPr>
-        <w:t>域弥散在</w:t>
-      </w:r>
-      <w:r>
-        <w:rPr>
-          <w:rFonts w:ascii="Times New Roman" w:hAnsi="Times New Roman" w:eastAsia="微软雅黑" w:cs="Times New Roman"/>
-          <w:bCs/>
-          <w:sz w:val="18"/>
-          <w:szCs w:val="18"/>
-          <w:lang w:eastAsia="zh-CN"/>
-        </w:rPr>
-        <w:t>150-1000bp</w:t>
-      </w:r>
-      <w:r>
-        <w:rPr>
-          <w:rFonts w:ascii="Times New Roman" w:hAnsi="Times New Roman" w:eastAsia="微软雅黑" w:cs="Times New Roman"/>
-          <w:bCs/>
-          <w:spacing w:val="-2"/>
-          <w:sz w:val="18"/>
-          <w:szCs w:val="18"/>
-          <w:lang w:eastAsia="zh-CN"/>
-        </w:rPr>
-        <w:t>，或集中在</w:t>
-      </w:r>
-      <w:r>
-        <w:rPr>
-          <w:rFonts w:ascii="Times New Roman" w:hAnsi="Times New Roman" w:eastAsia="微软雅黑" w:cs="Times New Roman"/>
-          <w:bCs/>
-          <w:sz w:val="18"/>
-          <w:szCs w:val="18"/>
-          <w:lang w:eastAsia="zh-CN"/>
-        </w:rPr>
-        <w:t>500bp以下。</w:t>
+        <w:t>DNA降解程度：1-2级别样本质量较好，3级不能满足检测要求{% if summaryOfRresults.type == “blood” %}；cfDNA样本不适用于此项评估{% endif %}。</w:t>
       </w:r>
     </w:p>
     <w:p>
@@ -29015,22 +28621,16 @@
           <w:ilvl w:val="0"/>
           <w:numId w:val="11"/>
         </w:numPr>
-        <w:spacing w:before="53" w:line="301" w:lineRule="exact"/>
-        <w:ind w:left="133"/>
-        <w:rPr>
-          <w:rFonts w:ascii="Times New Roman" w:hAnsi="Times New Roman" w:eastAsia="微软雅黑" w:cs="Times New Roman"/>
-          <w:bCs/>
+        <w:rPr>
+          <w:rFonts w:hint="eastAsia" w:ascii="Times New Roman" w:hAnsi="Times New Roman" w:eastAsia="微软雅黑" w:cs="Times New Roman"/>
           <w:sz w:val="18"/>
-          <w:szCs w:val="18"/>
           <w:lang w:eastAsia="zh-CN"/>
         </w:rPr>
       </w:pPr>
       <w:r>
         <w:rPr>
           <w:rFonts w:hint="eastAsia" w:ascii="Times New Roman" w:hAnsi="Times New Roman" w:eastAsia="微软雅黑" w:cs="Times New Roman"/>
-          <w:bCs/>
           <w:sz w:val="18"/>
-          <w:szCs w:val="18"/>
           <w:lang w:eastAsia="zh-CN"/>
         </w:rPr>
         <w:t>预文库总量：核酸片段经过接头连接和扩增纯化后中间产物的总量。</w:t>
@@ -29042,22 +28642,16 @@
           <w:ilvl w:val="0"/>
           <w:numId w:val="11"/>
         </w:numPr>
-        <w:spacing w:before="53" w:line="301" w:lineRule="exact"/>
-        <w:ind w:left="133"/>
-        <w:rPr>
-          <w:rFonts w:ascii="Times New Roman" w:hAnsi="Times New Roman" w:eastAsia="微软雅黑" w:cs="Times New Roman"/>
-          <w:bCs/>
+        <w:rPr>
+          <w:rFonts w:hint="eastAsia" w:ascii="Times New Roman" w:hAnsi="Times New Roman" w:eastAsia="微软雅黑" w:cs="Times New Roman"/>
           <w:sz w:val="18"/>
-          <w:szCs w:val="18"/>
           <w:lang w:eastAsia="zh-CN"/>
         </w:rPr>
       </w:pPr>
       <w:r>
         <w:rPr>
           <w:rFonts w:hint="eastAsia" w:ascii="Times New Roman" w:hAnsi="Times New Roman" w:eastAsia="微软雅黑" w:cs="Times New Roman"/>
-          <w:bCs/>
           <w:sz w:val="18"/>
-          <w:szCs w:val="18"/>
           <w:lang w:eastAsia="zh-CN"/>
         </w:rPr>
         <w:t>平均测序深度：目标区域每个碱基被测到的平均次数。</w:t>
@@ -29069,22 +28663,16 @@
           <w:ilvl w:val="0"/>
           <w:numId w:val="11"/>
         </w:numPr>
-        <w:spacing w:before="53" w:line="301" w:lineRule="exact"/>
-        <w:ind w:left="133"/>
-        <w:rPr>
-          <w:rFonts w:ascii="Times New Roman" w:hAnsi="Times New Roman" w:eastAsia="微软雅黑" w:cs="Times New Roman"/>
-          <w:bCs/>
+        <w:rPr>
+          <w:rFonts w:hint="eastAsia" w:ascii="Times New Roman" w:hAnsi="Times New Roman" w:eastAsia="微软雅黑" w:cs="Times New Roman"/>
           <w:sz w:val="18"/>
-          <w:szCs w:val="18"/>
           <w:lang w:eastAsia="zh-CN"/>
         </w:rPr>
       </w:pPr>
       <w:r>
         <w:rPr>
           <w:rFonts w:hint="eastAsia" w:ascii="Times New Roman" w:hAnsi="Times New Roman" w:eastAsia="微软雅黑" w:cs="Times New Roman"/>
-          <w:bCs/>
           <w:sz w:val="18"/>
-          <w:szCs w:val="18"/>
           <w:lang w:eastAsia="zh-CN"/>
         </w:rPr>
         <w:t>覆盖均一性：测序深度达到平均测序深度20%的碱基占比。</w:t>
@@ -29096,22 +28684,16 @@
           <w:ilvl w:val="0"/>
           <w:numId w:val="11"/>
         </w:numPr>
-        <w:spacing w:before="53" w:line="301" w:lineRule="exact"/>
-        <w:ind w:left="133"/>
-        <w:rPr>
-          <w:rFonts w:ascii="Times New Roman" w:hAnsi="Times New Roman" w:eastAsia="微软雅黑" w:cs="Times New Roman"/>
-          <w:bCs/>
+        <w:rPr>
+          <w:rFonts w:hint="eastAsia" w:ascii="Times New Roman" w:hAnsi="Times New Roman" w:eastAsia="微软雅黑" w:cs="Times New Roman"/>
           <w:sz w:val="18"/>
-          <w:szCs w:val="18"/>
           <w:lang w:eastAsia="zh-CN"/>
         </w:rPr>
       </w:pPr>
       <w:r>
         <w:rPr>
           <w:rFonts w:hint="eastAsia" w:ascii="Times New Roman" w:hAnsi="Times New Roman" w:eastAsia="微软雅黑" w:cs="Times New Roman"/>
-          <w:bCs/>
           <w:sz w:val="18"/>
-          <w:szCs w:val="18"/>
           <w:lang w:eastAsia="zh-CN"/>
         </w:rPr>
         <w:t>基因组比对率：比对到参考基因组上的reads数目占比。</w:t>
@@ -29123,22 +28705,16 @@
           <w:ilvl w:val="0"/>
           <w:numId w:val="11"/>
         </w:numPr>
-        <w:spacing w:before="53" w:line="301" w:lineRule="exact"/>
-        <w:ind w:left="133"/>
-        <w:rPr>
-          <w:rFonts w:ascii="Times New Roman" w:hAnsi="Times New Roman" w:eastAsia="微软雅黑" w:cs="Times New Roman"/>
-          <w:bCs/>
+        <w:rPr>
+          <w:rFonts w:hint="eastAsia" w:ascii="Times New Roman" w:hAnsi="Times New Roman" w:eastAsia="微软雅黑" w:cs="Times New Roman"/>
           <w:sz w:val="18"/>
-          <w:szCs w:val="18"/>
           <w:lang w:eastAsia="zh-CN"/>
         </w:rPr>
       </w:pPr>
       <w:r>
         <w:rPr>
           <w:rFonts w:hint="eastAsia" w:ascii="Times New Roman" w:hAnsi="Times New Roman" w:eastAsia="微软雅黑" w:cs="Times New Roman"/>
-          <w:bCs/>
           <w:sz w:val="18"/>
-          <w:szCs w:val="18"/>
           <w:lang w:eastAsia="zh-CN"/>
         </w:rPr>
         <w:t>碱基质量Q30占比：测序数据中碱基质量在Q30以上（即碱基识别错误率在千分之一以下）的占比。</w:t>
@@ -29150,45 +28726,19 @@
           <w:ilvl w:val="0"/>
           <w:numId w:val="11"/>
         </w:numPr>
-        <w:spacing w:before="53" w:line="301" w:lineRule="exact"/>
-        <w:ind w:left="133"/>
-        <w:rPr>
-          <w:rFonts w:ascii="Times New Roman" w:hAnsi="Times New Roman" w:eastAsia="微软雅黑" w:cs="Times New Roman"/>
-          <w:bCs/>
+        <w:rPr>
+          <w:rFonts w:hint="eastAsia" w:ascii="Times New Roman" w:hAnsi="Times New Roman" w:eastAsia="微软雅黑" w:cs="Times New Roman"/>
           <w:sz w:val="18"/>
-          <w:szCs w:val="18"/>
           <w:lang w:eastAsia="zh-CN"/>
         </w:rPr>
       </w:pPr>
       <w:r>
         <w:rPr>
           <w:rFonts w:hint="eastAsia" w:ascii="Times New Roman" w:hAnsi="Times New Roman" w:eastAsia="微软雅黑" w:cs="Times New Roman"/>
-          <w:bCs/>
           <w:sz w:val="18"/>
-          <w:szCs w:val="18"/>
           <w:lang w:eastAsia="zh-CN"/>
         </w:rPr>
-        <w:t xml:space="preserve">总体质量评估：根据 </w:t>
-      </w:r>
-      <w:r>
-        <w:rPr>
-          <w:rFonts w:ascii="Times New Roman" w:hAnsi="Times New Roman" w:eastAsia="微软雅黑" w:cs="Times New Roman"/>
-          <w:bCs/>
-          <w:sz w:val="18"/>
-          <w:szCs w:val="18"/>
-          <w:lang w:eastAsia="zh-CN"/>
-        </w:rPr>
-        <w:t xml:space="preserve">DNA </w:t>
-      </w:r>
-      <w:r>
-        <w:rPr>
-          <w:rFonts w:hint="eastAsia" w:ascii="Times New Roman" w:hAnsi="Times New Roman" w:eastAsia="微软雅黑" w:cs="Times New Roman"/>
-          <w:bCs/>
-          <w:sz w:val="18"/>
-          <w:szCs w:val="18"/>
-          <w:lang w:eastAsia="zh-CN"/>
-        </w:rPr>
-        <w:t>平均测序深度进行评估，分为“合格”、“警戒“、”不合格”三个等级。总体质量评估为“警戒“或者“不合格”时，均会影响检测的准确性和敏感性。</w:t>
+        <w:t>总体质量评估：根据 DNA 平均测序深度进行评估，分为“合格”、“警戒“、”不合格”三个等级。总体质量评估为“警戒“或者“不合格”时，均会影响检测的准确性和敏感性。</w:t>
       </w:r>
     </w:p>
     <w:p>
@@ -29201,6 +28751,8 @@
           <w:lang w:eastAsia="zh-CN"/>
         </w:rPr>
       </w:pPr>
+      <w:bookmarkStart w:id="107" w:name="_GoBack"/>
+      <w:bookmarkEnd w:id="107"/>
     </w:p>
     <w:p>
       <w:pPr>
@@ -29232,12 +28784,12 @@
           <w:lang w:eastAsia="zh-CN"/>
         </w:rPr>
       </w:pPr>
-      <w:bookmarkStart w:id="75" w:name="_Toc4222"/>
-      <w:bookmarkStart w:id="76" w:name="_Toc22484_WPSOffice_Level1"/>
-      <w:bookmarkStart w:id="77" w:name="_Toc16368_WPSOffice_Level1"/>
-      <w:bookmarkStart w:id="78" w:name="_Toc7549"/>
-      <w:bookmarkStart w:id="79" w:name="_Toc26865"/>
-      <w:bookmarkStart w:id="80" w:name="_Toc28910_WPSOffice_Level1"/>
+      <w:bookmarkStart w:id="75" w:name="_Toc7549"/>
+      <w:bookmarkStart w:id="76" w:name="_Toc4222"/>
+      <w:bookmarkStart w:id="77" w:name="_Toc28910_WPSOffice_Level1"/>
+      <w:bookmarkStart w:id="78" w:name="_Toc22484_WPSOffice_Level1"/>
+      <w:bookmarkStart w:id="79" w:name="_Toc16368_WPSOffice_Level1"/>
+      <w:bookmarkStart w:id="80" w:name="_Toc26865"/>
       <w:bookmarkStart w:id="81" w:name="_Toc19099"/>
       <w:bookmarkStart w:id="82" w:name="_Toc11722"/>
       <w:r>
@@ -29259,9 +28811,9 @@
       <w:bookmarkEnd w:id="82"/>
       <w:bookmarkStart w:id="83" w:name="_Toc6931_WPSOffice_Level2"/>
       <w:bookmarkStart w:id="84" w:name="_Toc11193_WPSOffice_Level2"/>
-      <w:bookmarkStart w:id="85" w:name="_Toc6304_WPSOffice_Level2"/>
+      <w:bookmarkStart w:id="85" w:name="_Toc17111_WPSOffice_Level2"/>
       <w:bookmarkStart w:id="86" w:name="_Toc3488_WPSOffice_Level2"/>
-      <w:bookmarkStart w:id="87" w:name="_Toc17111_WPSOffice_Level2"/>
+      <w:bookmarkStart w:id="87" w:name="_Toc6304_WPSOffice_Level2"/>
       <w:bookmarkStart w:id="88" w:name="_Toc19280_WPSOffice_Level2"/>
       <w:bookmarkStart w:id="89" w:name="_Toc31515_WPSOffice_Level2"/>
       <w:bookmarkStart w:id="90" w:name="_Toc28454_WPSOffice_Level1"/>
@@ -29350,9 +28902,9 @@
                 <w:lang w:eastAsia="zh-CN" w:bidi="ar"/>
               </w:rPr>
             </w:pPr>
-            <w:bookmarkStart w:id="91" w:name="_Toc26985_WPSOffice_Level1"/>
+            <w:bookmarkStart w:id="91" w:name="_Toc20170_WPSOffice_Level1"/>
             <w:bookmarkStart w:id="92" w:name="_Toc5476"/>
-            <w:bookmarkStart w:id="93" w:name="_Toc20170_WPSOffice_Level1"/>
+            <w:bookmarkStart w:id="93" w:name="_Toc26985_WPSOffice_Level1"/>
             <w:r>
               <w:rPr>
                 <w:rFonts w:ascii="Times New Roman" w:hAnsi="Times New Roman" w:eastAsia="微软雅黑" w:cs="Times New Roman"/>
@@ -29375,7 +28927,6 @@
             <w:insideH w:val="single" w:color="000000" w:themeColor="text1" w:sz="4" w:space="0"/>
             <w:insideV w:val="single" w:color="000000" w:themeColor="text1" w:sz="4" w:space="0"/>
           </w:tblBorders>
-          <w:shd w:val="clear" w:color="auto" w:fill="F1F1F1" w:themeFill="background1" w:themeFillShade="F2"/>
           <w:tblCellMar>
             <w:top w:w="0" w:type="dxa"/>
             <w:left w:w="108" w:type="dxa"/>
@@ -29669,7 +29220,6 @@
             <w:insideH w:val="single" w:color="000000" w:themeColor="text1" w:sz="4" w:space="0"/>
             <w:insideV w:val="single" w:color="000000" w:themeColor="text1" w:sz="4" w:space="0"/>
           </w:tblBorders>
-          <w:shd w:val="clear" w:color="auto" w:fill="F1F1F1" w:themeFill="background1" w:themeFillShade="F2"/>
           <w:tblCellMar>
             <w:top w:w="0" w:type="dxa"/>
             <w:left w:w="108" w:type="dxa"/>
@@ -30009,15 +29559,15 @@
           <w:lang w:eastAsia="zh-CN"/>
         </w:rPr>
       </w:pPr>
-      <w:bookmarkStart w:id="98" w:name="_Toc21361"/>
+      <w:bookmarkStart w:id="98" w:name="_Toc31320"/>
       <w:bookmarkStart w:id="99" w:name="_Toc21649"/>
-      <w:bookmarkStart w:id="100" w:name="_Toc31320"/>
-      <w:bookmarkStart w:id="101" w:name="_Toc13275"/>
-      <w:bookmarkStart w:id="102" w:name="_Toc17792_WPSOffice_Level2"/>
-      <w:bookmarkStart w:id="103" w:name="_Toc19584_WPSOffice_Level1"/>
-      <w:bookmarkStart w:id="104" w:name="_Toc14611_WPSOffice_Level1"/>
-      <w:bookmarkStart w:id="105" w:name="_Toc22623"/>
-      <w:bookmarkStart w:id="106" w:name="_Toc22162_WPSOffice_Level1"/>
+      <w:bookmarkStart w:id="100" w:name="_Toc21361"/>
+      <w:bookmarkStart w:id="101" w:name="_Toc19584_WPSOffice_Level1"/>
+      <w:bookmarkStart w:id="102" w:name="_Toc22162_WPSOffice_Level1"/>
+      <w:bookmarkStart w:id="103" w:name="_Toc17792_WPSOffice_Level2"/>
+      <w:bookmarkStart w:id="104" w:name="_Toc22623"/>
+      <w:bookmarkStart w:id="105" w:name="_Toc14611_WPSOffice_Level1"/>
+      <w:bookmarkStart w:id="106" w:name="_Toc13275"/>
       <w:r>
         <w:rPr>
           <w:rFonts w:hint="eastAsia"/>
@@ -31932,18 +31482,6 @@
     </w:lvl>
   </w:abstractNum>
   <w:abstractNum w:abstractNumId="4">
-    <w:nsid w:val="219D0AF6"/>
-    <w:multiLevelType w:val="singleLevel"/>
-    <w:tmpl w:val="219D0AF6"/>
-    <w:lvl w:ilvl="0" w:tentative="0">
-      <w:start w:val="1"/>
-      <w:numFmt w:val="decimal"/>
-      <w:suff w:val="space"/>
-      <w:lvlText w:val="%1."/>
-      <w:lvlJc w:val="left"/>
-    </w:lvl>
-  </w:abstractNum>
-  <w:abstractNum w:abstractNumId="5">
     <w:nsid w:val="2CEC1C1C"/>
     <w:multiLevelType w:val="multilevel"/>
     <w:tmpl w:val="2CEC1C1C"/>
@@ -32057,7 +31595,7 @@
       </w:rPr>
     </w:lvl>
   </w:abstractNum>
-  <w:abstractNum w:abstractNumId="6">
+  <w:abstractNum w:abstractNumId="5">
     <w:nsid w:val="34613CBC"/>
     <w:multiLevelType w:val="multilevel"/>
     <w:tmpl w:val="34613CBC"/>
@@ -32175,7 +31713,7 @@
       </w:rPr>
     </w:lvl>
   </w:abstractNum>
-  <w:abstractNum w:abstractNumId="7">
+  <w:abstractNum w:abstractNumId="6">
     <w:nsid w:val="361A96C8"/>
     <w:multiLevelType w:val="singleLevel"/>
     <w:tmpl w:val="361A96C8"/>
@@ -32195,7 +31733,7 @@
       </w:rPr>
     </w:lvl>
   </w:abstractNum>
-  <w:abstractNum w:abstractNumId="8">
+  <w:abstractNum w:abstractNumId="7">
     <w:nsid w:val="537D38B0"/>
     <w:multiLevelType w:val="multilevel"/>
     <w:tmpl w:val="537D38B0"/>
@@ -32313,24 +31851,7 @@
       </w:rPr>
     </w:lvl>
   </w:abstractNum>
-  <w:abstractNum w:abstractNumId="9">
-    <w:nsid w:val="58AABCAB"/>
-    <w:multiLevelType w:val="singleLevel"/>
-    <w:tmpl w:val="58AABCAB"/>
-    <w:lvl w:ilvl="0" w:tentative="0">
-      <w:start w:val="1"/>
-      <w:numFmt w:val="bullet"/>
-      <w:lvlText w:val=""/>
-      <w:lvlJc w:val="left"/>
-      <w:pPr>
-        <w:ind w:left="420" w:hanging="420"/>
-      </w:pPr>
-      <w:rPr>
-        <w:rFonts w:hint="default" w:ascii="Wingdings" w:hAnsi="Wingdings"/>
-      </w:rPr>
-    </w:lvl>
-  </w:abstractNum>
-  <w:abstractNum w:abstractNumId="10">
+  <w:abstractNum w:abstractNumId="8">
     <w:nsid w:val="5B812BEF"/>
     <w:multiLevelType w:val="multilevel"/>
     <w:tmpl w:val="5B812BEF"/>
@@ -32448,7 +31969,7 @@
       </w:rPr>
     </w:lvl>
   </w:abstractNum>
-  <w:abstractNum w:abstractNumId="11">
+  <w:abstractNum w:abstractNumId="9">
     <w:nsid w:val="64416983"/>
     <w:multiLevelType w:val="multilevel"/>
     <w:tmpl w:val="64416983"/>
@@ -32562,26 +32083,165 @@
       </w:rPr>
     </w:lvl>
   </w:abstractNum>
+  <w:abstractNum w:abstractNumId="10">
+    <w:nsid w:val="70C53F05"/>
+    <w:multiLevelType w:val="multilevel"/>
+    <w:tmpl w:val="70C53F05"/>
+    <w:lvl w:ilvl="0" w:tentative="0">
+      <w:start w:val="1"/>
+      <w:numFmt w:val="decimal"/>
+      <w:lvlText w:val="%1."/>
+      <w:lvlJc w:val="left"/>
+      <w:pPr>
+        <w:ind w:left="425" w:hanging="425"/>
+      </w:pPr>
+      <w:rPr>
+        <w:rFonts w:hint="default"/>
+        <w:sz w:val="18"/>
+        <w:szCs w:val="18"/>
+      </w:rPr>
+    </w:lvl>
+    <w:lvl w:ilvl="1" w:tentative="0">
+      <w:start w:val="1"/>
+      <w:numFmt w:val="decimal"/>
+      <w:lvlText w:val="(%2)"/>
+      <w:lvlJc w:val="left"/>
+      <w:pPr>
+        <w:tabs>
+          <w:tab w:val="left" w:pos="840"/>
+        </w:tabs>
+        <w:ind w:left="840" w:hanging="420"/>
+      </w:pPr>
+      <w:rPr>
+        <w:rFonts w:hint="default"/>
+      </w:rPr>
+    </w:lvl>
+    <w:lvl w:ilvl="2" w:tentative="0">
+      <w:start w:val="1"/>
+      <w:numFmt w:val="decimalEnclosedCircleChinese"/>
+      <w:lvlText w:val="%3"/>
+      <w:lvlJc w:val="left"/>
+      <w:pPr>
+        <w:tabs>
+          <w:tab w:val="left" w:pos="1260"/>
+        </w:tabs>
+        <w:ind w:left="1260" w:hanging="420"/>
+      </w:pPr>
+      <w:rPr>
+        <w:rFonts w:hint="default"/>
+      </w:rPr>
+    </w:lvl>
+    <w:lvl w:ilvl="3" w:tentative="0">
+      <w:start w:val="1"/>
+      <w:numFmt w:val="decimal"/>
+      <w:lvlText w:val="%4)"/>
+      <w:lvlJc w:val="left"/>
+      <w:pPr>
+        <w:tabs>
+          <w:tab w:val="left" w:pos="1680"/>
+        </w:tabs>
+        <w:ind w:left="1680" w:hanging="420"/>
+      </w:pPr>
+      <w:rPr>
+        <w:rFonts w:hint="default"/>
+      </w:rPr>
+    </w:lvl>
+    <w:lvl w:ilvl="4" w:tentative="0">
+      <w:start w:val="1"/>
+      <w:numFmt w:val="lowerLetter"/>
+      <w:lvlText w:val="%5."/>
+      <w:lvlJc w:val="left"/>
+      <w:pPr>
+        <w:tabs>
+          <w:tab w:val="left" w:pos="2100"/>
+        </w:tabs>
+        <w:ind w:left="2100" w:hanging="420"/>
+      </w:pPr>
+      <w:rPr>
+        <w:rFonts w:hint="default"/>
+      </w:rPr>
+    </w:lvl>
+    <w:lvl w:ilvl="5" w:tentative="0">
+      <w:start w:val="1"/>
+      <w:numFmt w:val="lowerLetter"/>
+      <w:lvlText w:val="%6)"/>
+      <w:lvlJc w:val="left"/>
+      <w:pPr>
+        <w:tabs>
+          <w:tab w:val="left" w:pos="2520"/>
+        </w:tabs>
+        <w:ind w:left="2520" w:hanging="420"/>
+      </w:pPr>
+      <w:rPr>
+        <w:rFonts w:hint="default"/>
+      </w:rPr>
+    </w:lvl>
+    <w:lvl w:ilvl="6" w:tentative="0">
+      <w:start w:val="1"/>
+      <w:numFmt w:val="lowerRoman"/>
+      <w:lvlText w:val="%7."/>
+      <w:lvlJc w:val="left"/>
+      <w:pPr>
+        <w:tabs>
+          <w:tab w:val="left" w:pos="2940"/>
+        </w:tabs>
+        <w:ind w:left="2940" w:hanging="420"/>
+      </w:pPr>
+      <w:rPr>
+        <w:rFonts w:hint="default"/>
+      </w:rPr>
+    </w:lvl>
+    <w:lvl w:ilvl="7" w:tentative="0">
+      <w:start w:val="1"/>
+      <w:numFmt w:val="lowerRoman"/>
+      <w:lvlText w:val="%8)"/>
+      <w:lvlJc w:val="left"/>
+      <w:pPr>
+        <w:tabs>
+          <w:tab w:val="left" w:pos="3360"/>
+        </w:tabs>
+        <w:ind w:left="3360" w:hanging="420"/>
+      </w:pPr>
+      <w:rPr>
+        <w:rFonts w:hint="default"/>
+      </w:rPr>
+    </w:lvl>
+    <w:lvl w:ilvl="8" w:tentative="0">
+      <w:start w:val="1"/>
+      <w:numFmt w:val="lowerLetter"/>
+      <w:lvlText w:val="%9."/>
+      <w:lvlJc w:val="left"/>
+      <w:pPr>
+        <w:tabs>
+          <w:tab w:val="left" w:pos="3780"/>
+        </w:tabs>
+        <w:ind w:left="3780" w:hanging="420"/>
+      </w:pPr>
+      <w:rPr>
+        <w:rFonts w:hint="default"/>
+      </w:rPr>
+    </w:lvl>
+  </w:abstractNum>
   <w:num w:numId="1">
+    <w:abstractNumId w:val="7"/>
+  </w:num>
+  <w:num w:numId="2">
+    <w:abstractNumId w:val="9"/>
+  </w:num>
+  <w:num w:numId="3">
     <w:abstractNumId w:val="8"/>
   </w:num>
-  <w:num w:numId="2">
-    <w:abstractNumId w:val="11"/>
-  </w:num>
-  <w:num w:numId="3">
-    <w:abstractNumId w:val="10"/>
-  </w:num>
   <w:num w:numId="4">
-    <w:abstractNumId w:val="5"/>
+    <w:abstractNumId w:val="4"/>
   </w:num>
   <w:num w:numId="5">
-    <w:abstractNumId w:val="6"/>
+    <w:abstractNumId w:val="5"/>
   </w:num>
   <w:num w:numId="6">
     <w:abstractNumId w:val="2"/>
   </w:num>
   <w:num w:numId="7">
-    <w:abstractNumId w:val="7"/>
+    <w:abstractNumId w:val="6"/>
   </w:num>
   <w:num w:numId="8">
     <w:abstractNumId w:val="3"/>
@@ -32593,10 +32253,7 @@
     <w:abstractNumId w:val="1"/>
   </w:num>
   <w:num w:numId="11">
-    <w:abstractNumId w:val="4"/>
-  </w:num>
-  <w:num w:numId="12">
-    <w:abstractNumId w:val="9"/>
+    <w:abstractNumId w:val="10"/>
   </w:num>
 </w:numbering>
 </file>
